--- a/files/cv.docx
+++ b/files/cv.docx
@@ -11976,15 +11976,7 @@
                 <w:sz w:val="24"/>
                 <w:szCs w:val="24"/>
               </w:rPr>
-              <w:t xml:space="preserve">, </w:t>
-            </w:r>
-            <w:r>
-              <w:rPr>
-                <w:rFonts w:ascii="Times New Roman" w:eastAsia="仿宋" w:hAnsi="Times New Roman"/>
-                <w:sz w:val="24"/>
-                <w:szCs w:val="24"/>
-              </w:rPr>
-              <w:t>01/</w:t>
+              <w:t>, 01/</w:t>
             </w:r>
             <w:r>
               <w:rPr>

--- a/files/cv.docx
+++ b/files/cv.docx
@@ -1998,7 +1998,64 @@
                 <w:sz w:val="24"/>
                 <w:szCs w:val="24"/>
               </w:rPr>
-              <w:t>TUST Best Paper Awards 2024</w:t>
+              <w:t xml:space="preserve">Tunnel Engineering Branch of the China Highway &amp; Transportation Society </w:t>
+            </w:r>
+            <w:r>
+              <w:rPr>
+                <w:rFonts w:ascii="Times New Roman" w:eastAsia="仿宋" w:hAnsi="Times New Roman"/>
+                <w:sz w:val="24"/>
+                <w:szCs w:val="24"/>
+              </w:rPr>
+              <w:t>Recommended Academic Paper</w:t>
+            </w:r>
+            <w:r>
+              <w:rPr>
+                <w:rFonts w:ascii="Times New Roman" w:eastAsia="仿宋" w:hAnsi="Times New Roman"/>
+                <w:sz w:val="24"/>
+                <w:szCs w:val="24"/>
+              </w:rPr>
+              <w:t xml:space="preserve"> 2026</w:t>
+            </w:r>
+            <w:r>
+              <w:rPr>
+                <w:rFonts w:ascii="Times New Roman" w:eastAsia="仿宋" w:hAnsi="Times New Roman" w:hint="eastAsia"/>
+                <w:sz w:val="24"/>
+                <w:szCs w:val="24"/>
+              </w:rPr>
+              <w:t>,</w:t>
+            </w:r>
+            <w:r>
+              <w:rPr>
+                <w:rFonts w:ascii="Times New Roman" w:eastAsia="仿宋" w:hAnsi="Times New Roman"/>
+                <w:sz w:val="24"/>
+                <w:szCs w:val="24"/>
+              </w:rPr>
+              <w:t xml:space="preserve"> 07/2026</w:t>
+            </w:r>
+          </w:p>
+          <w:p>
+            <w:pPr>
+              <w:pStyle w:val="a3"/>
+              <w:numPr>
+                <w:ilvl w:val="0"/>
+                <w:numId w:val="18"/>
+              </w:numPr>
+              <w:adjustRightInd w:val="0"/>
+              <w:snapToGrid w:val="0"/>
+              <w:ind w:firstLineChars="0"/>
+              <w:rPr>
+                <w:rFonts w:ascii="Times New Roman" w:eastAsia="仿宋" w:hAnsi="Times New Roman"/>
+                <w:sz w:val="24"/>
+                <w:szCs w:val="24"/>
+              </w:rPr>
+            </w:pPr>
+            <w:r>
+              <w:rPr>
+                <w:rFonts w:ascii="Times New Roman" w:eastAsia="仿宋" w:hAnsi="Times New Roman"/>
+                <w:sz w:val="24"/>
+                <w:szCs w:val="24"/>
+              </w:rPr>
+              <w:t>Tunnelling and Underground Space Technology incorporating Trenchless Technology Research Best Paper Award 2024</w:t>
             </w:r>
             <w:r>
               <w:rPr>
@@ -2615,6 +2672,7 @@
                 <w:sz w:val="24"/>
                 <w:szCs w:val="24"/>
               </w:rPr>
+              <w:lastRenderedPageBreak/>
               <w:t>Lin, W.</w:t>
             </w:r>
             <w:r>
@@ -2761,7 +2819,6 @@
                 <w:sz w:val="24"/>
                 <w:szCs w:val="24"/>
               </w:rPr>
-              <w:lastRenderedPageBreak/>
               <w:t>https://doi.org/10.1016/j.tust.2025.106859</w:t>
             </w:r>
             <w:r>
@@ -4513,6 +4570,38 @@
             <w:r>
               <w:rPr>
                 <w:rFonts w:ascii="Times New Roman" w:eastAsia="仿宋" w:hAnsi="Times New Roman" w:hint="eastAsia"/>
+                <w:sz w:val="24"/>
+                <w:szCs w:val="24"/>
+              </w:rPr>
+              <w:t>关振长</w:t>
+            </w:r>
+            <w:r>
+              <w:rPr>
+                <w:rFonts w:ascii="Times New Roman" w:eastAsia="仿宋" w:hAnsi="Times New Roman"/>
+                <w:sz w:val="24"/>
+                <w:szCs w:val="24"/>
+              </w:rPr>
+              <w:t xml:space="preserve">, </w:t>
+            </w:r>
+            <w:r>
+              <w:rPr>
+                <w:rFonts w:ascii="Times New Roman" w:eastAsia="仿宋" w:hAnsi="Times New Roman"/>
+                <w:sz w:val="24"/>
+                <w:szCs w:val="24"/>
+              </w:rPr>
+              <w:t>黄一韩</w:t>
+            </w:r>
+            <w:r>
+              <w:rPr>
+                <w:rFonts w:ascii="Times New Roman" w:eastAsia="仿宋" w:hAnsi="Times New Roman"/>
+                <w:sz w:val="24"/>
+                <w:szCs w:val="24"/>
+              </w:rPr>
+              <w:t xml:space="preserve">, </w:t>
+            </w:r>
+            <w:r>
+              <w:rPr>
+                <w:rFonts w:ascii="Times New Roman" w:eastAsia="仿宋" w:hAnsi="Times New Roman"/>
                 <w:b/>
                 <w:bCs/>
                 <w:sz w:val="24"/>
@@ -4522,168 +4611,63 @@
             </w:r>
             <w:r>
               <w:rPr>
-                <w:rFonts w:ascii="Times New Roman" w:eastAsia="仿宋" w:hAnsi="Times New Roman" w:hint="eastAsia"/>
-                <w:sz w:val="24"/>
-                <w:szCs w:val="24"/>
-              </w:rPr>
-              <w:t>,</w:t>
-            </w:r>
-            <w:r>
-              <w:rPr>
-                <w:rFonts w:ascii="Times New Roman" w:eastAsia="仿宋" w:hAnsi="Times New Roman"/>
-                <w:sz w:val="24"/>
-                <w:szCs w:val="24"/>
-              </w:rPr>
-              <w:t xml:space="preserve"> </w:t>
-            </w:r>
-            <w:r>
-              <w:rPr>
-                <w:rFonts w:ascii="Times New Roman" w:eastAsia="仿宋" w:hAnsi="Times New Roman" w:hint="eastAsia"/>
-                <w:sz w:val="24"/>
-                <w:szCs w:val="24"/>
-                <w:u w:val="single"/>
-              </w:rPr>
-              <w:t>谢雄耀</w:t>
-            </w:r>
-            <w:r>
-              <w:rPr>
-                <w:rFonts w:ascii="Times New Roman" w:eastAsia="仿宋" w:hAnsi="Times New Roman"/>
-                <w:sz w:val="24"/>
-                <w:szCs w:val="24"/>
-              </w:rPr>
-              <w:t>*</w:t>
-            </w:r>
-            <w:r>
-              <w:rPr>
-                <w:rFonts w:ascii="Times New Roman" w:eastAsia="仿宋" w:hAnsi="Times New Roman" w:hint="eastAsia"/>
-                <w:sz w:val="24"/>
-                <w:szCs w:val="24"/>
-              </w:rPr>
-              <w:t>,</w:t>
-            </w:r>
-            <w:r>
-              <w:rPr>
-                <w:rFonts w:ascii="Times New Roman" w:eastAsia="仿宋" w:hAnsi="Times New Roman"/>
-                <w:sz w:val="24"/>
-                <w:szCs w:val="24"/>
-              </w:rPr>
-              <w:t xml:space="preserve"> </w:t>
-            </w:r>
-            <w:r>
-              <w:rPr>
-                <w:rFonts w:ascii="Times New Roman" w:eastAsia="仿宋" w:hAnsi="Times New Roman" w:hint="eastAsia"/>
-                <w:sz w:val="24"/>
-                <w:szCs w:val="24"/>
-              </w:rPr>
-              <w:t>关振长</w:t>
-            </w:r>
-            <w:r>
-              <w:rPr>
-                <w:rFonts w:ascii="Times New Roman" w:eastAsia="仿宋" w:hAnsi="Times New Roman" w:hint="eastAsia"/>
-                <w:sz w:val="24"/>
-                <w:szCs w:val="24"/>
-              </w:rPr>
-              <w:t>,</w:t>
-            </w:r>
-            <w:r>
-              <w:rPr>
-                <w:rFonts w:ascii="Times New Roman" w:eastAsia="仿宋" w:hAnsi="Times New Roman"/>
-                <w:sz w:val="24"/>
-                <w:szCs w:val="24"/>
-              </w:rPr>
-              <w:t xml:space="preserve"> &amp; </w:t>
-            </w:r>
-            <w:r>
-              <w:rPr>
-                <w:rFonts w:ascii="Times New Roman" w:eastAsia="仿宋" w:hAnsi="Times New Roman" w:hint="eastAsia"/>
-                <w:sz w:val="24"/>
-                <w:szCs w:val="24"/>
-              </w:rPr>
-              <w:t>常佳奇</w:t>
-            </w:r>
-            <w:r>
-              <w:rPr>
-                <w:rFonts w:ascii="Times New Roman" w:eastAsia="仿宋" w:hAnsi="Times New Roman" w:hint="eastAsia"/>
-                <w:sz w:val="24"/>
-                <w:szCs w:val="24"/>
-              </w:rPr>
-              <w:t>.</w:t>
-            </w:r>
-            <w:r>
-              <w:rPr>
-                <w:rFonts w:ascii="Times New Roman" w:eastAsia="仿宋" w:hAnsi="Times New Roman"/>
-                <w:sz w:val="24"/>
-                <w:szCs w:val="24"/>
-              </w:rPr>
-              <w:t xml:space="preserve"> (</w:t>
-            </w:r>
-            <w:r>
-              <w:rPr>
-                <w:rFonts w:ascii="Times New Roman" w:eastAsia="仿宋" w:hAnsi="Times New Roman"/>
-                <w:sz w:val="24"/>
-                <w:szCs w:val="24"/>
-              </w:rPr>
-              <w:t>2026</w:t>
-            </w:r>
-            <w:r>
-              <w:rPr>
-                <w:rFonts w:ascii="Times New Roman" w:eastAsia="仿宋" w:hAnsi="Times New Roman"/>
-                <w:sz w:val="24"/>
-                <w:szCs w:val="24"/>
-              </w:rPr>
-              <w:t xml:space="preserve">). </w:t>
-            </w:r>
-            <w:r>
-              <w:rPr>
-                <w:rFonts w:ascii="Times New Roman" w:eastAsia="仿宋" w:hAnsi="Times New Roman" w:hint="eastAsia"/>
-                <w:sz w:val="24"/>
-                <w:szCs w:val="24"/>
-              </w:rPr>
-              <w:t>基于</w:t>
-            </w:r>
-            <w:r>
-              <w:rPr>
-                <w:rFonts w:ascii="Times New Roman" w:eastAsia="仿宋" w:hAnsi="Times New Roman"/>
-                <w:sz w:val="24"/>
-                <w:szCs w:val="24"/>
-              </w:rPr>
-              <w:t>改进标签编码和</w:t>
-            </w:r>
-            <w:r>
-              <w:rPr>
-                <w:rFonts w:ascii="Times New Roman" w:eastAsia="仿宋" w:hAnsi="Times New Roman"/>
-                <w:sz w:val="24"/>
-                <w:szCs w:val="24"/>
-              </w:rPr>
-              <w:t>RandLA-Net</w:t>
-            </w:r>
-            <w:r>
-              <w:rPr>
-                <w:rFonts w:ascii="Times New Roman" w:eastAsia="仿宋" w:hAnsi="Times New Roman"/>
-                <w:sz w:val="24"/>
-                <w:szCs w:val="24"/>
-              </w:rPr>
-              <w:t>的盾构隧道点云逐管片自动分割和变形提取算法</w:t>
-            </w:r>
-            <w:r>
-              <w:rPr>
-                <w:rFonts w:ascii="Times New Roman" w:eastAsia="仿宋" w:hAnsi="Times New Roman" w:hint="eastAsia"/>
-                <w:sz w:val="24"/>
-                <w:szCs w:val="24"/>
-              </w:rPr>
-              <w:t>.</w:t>
-            </w:r>
-            <w:r>
-              <w:rPr>
-                <w:rFonts w:ascii="Times New Roman" w:eastAsia="仿宋" w:hAnsi="Times New Roman"/>
-                <w:sz w:val="24"/>
-                <w:szCs w:val="24"/>
-              </w:rPr>
-              <w:t xml:space="preserve"> </w:t>
-            </w:r>
-            <w:r>
-              <w:rPr>
-                <w:rFonts w:ascii="Times New Roman" w:eastAsia="仿宋" w:hAnsi="Times New Roman" w:hint="eastAsia"/>
+                <w:rFonts w:ascii="Times New Roman" w:eastAsia="仿宋" w:hAnsi="Times New Roman"/>
+                <w:sz w:val="24"/>
+                <w:szCs w:val="24"/>
+              </w:rPr>
+              <w:t xml:space="preserve">*, </w:t>
+            </w:r>
+            <w:r>
+              <w:rPr>
+                <w:rFonts w:ascii="Times New Roman" w:eastAsia="仿宋" w:hAnsi="Times New Roman"/>
+                <w:sz w:val="24"/>
+                <w:szCs w:val="24"/>
+              </w:rPr>
+              <w:t>施静康</w:t>
+            </w:r>
+            <w:r>
+              <w:rPr>
+                <w:rFonts w:ascii="Times New Roman" w:eastAsia="仿宋" w:hAnsi="Times New Roman"/>
+                <w:sz w:val="24"/>
+                <w:szCs w:val="24"/>
+              </w:rPr>
+              <w:t xml:space="preserve">, &amp; </w:t>
+            </w:r>
+            <w:r>
+              <w:rPr>
+                <w:rFonts w:ascii="Times New Roman" w:eastAsia="仿宋" w:hAnsi="Times New Roman"/>
+                <w:sz w:val="24"/>
+                <w:szCs w:val="24"/>
+              </w:rPr>
+              <w:t>李攀</w:t>
+            </w:r>
+            <w:r>
+              <w:rPr>
+                <w:rFonts w:ascii="Times New Roman" w:eastAsia="仿宋" w:hAnsi="Times New Roman"/>
+                <w:sz w:val="24"/>
+                <w:szCs w:val="24"/>
+              </w:rPr>
+              <w:t xml:space="preserve">. (2026). </w:t>
+            </w:r>
+            <w:r>
+              <w:rPr>
+                <w:rFonts w:ascii="Times New Roman" w:eastAsia="仿宋" w:hAnsi="Times New Roman"/>
+                <w:sz w:val="24"/>
+                <w:szCs w:val="24"/>
+              </w:rPr>
+              <w:t>基于管片全局变形的盾构隧道荷载不确定性识别方法</w:t>
+            </w:r>
+            <w:r>
+              <w:rPr>
+                <w:rFonts w:ascii="Times New Roman" w:eastAsia="仿宋" w:hAnsi="Times New Roman"/>
+                <w:sz w:val="24"/>
+                <w:szCs w:val="24"/>
+              </w:rPr>
+              <w:t xml:space="preserve">. </w:t>
+            </w:r>
+            <w:r>
+              <w:rPr>
+                <w:rFonts w:ascii="Times New Roman" w:eastAsia="仿宋" w:hAnsi="Times New Roman"/>
                 <w:sz w:val="24"/>
                 <w:szCs w:val="24"/>
               </w:rPr>
@@ -4695,31 +4679,7 @@
                 <w:sz w:val="24"/>
                 <w:szCs w:val="24"/>
               </w:rPr>
-              <w:t>, 39(3), 424–437</w:t>
-            </w:r>
-            <w:r>
-              <w:rPr>
-                <w:rFonts w:ascii="Times New Roman" w:eastAsia="仿宋" w:hAnsi="Times New Roman" w:hint="eastAsia"/>
-                <w:sz w:val="24"/>
-                <w:szCs w:val="24"/>
-              </w:rPr>
-              <w:t>.</w:t>
-            </w:r>
-            <w:r>
-              <w:rPr>
-                <w:rFonts w:ascii="Times New Roman" w:eastAsia="仿宋" w:hAnsi="Times New Roman"/>
-                <w:sz w:val="24"/>
-                <w:szCs w:val="24"/>
-              </w:rPr>
-              <w:t xml:space="preserve"> </w:t>
-            </w:r>
-            <w:r>
-              <w:rPr>
-                <w:rFonts w:ascii="Times New Roman" w:eastAsia="仿宋" w:hAnsi="Times New Roman"/>
-                <w:sz w:val="24"/>
-                <w:szCs w:val="24"/>
-              </w:rPr>
-              <w:t>https://link.cnki.net/urlid/61.1313.U.20250414.1536.008</w:t>
+              <w:t>. https://link.cnki.net/urlid/61.1313.U.20260918.1551.002.</w:t>
             </w:r>
           </w:p>
           <w:p>
@@ -4741,78 +4701,6 @@
             <w:r>
               <w:rPr>
                 <w:rFonts w:ascii="Times New Roman" w:eastAsia="仿宋" w:hAnsi="Times New Roman" w:hint="eastAsia"/>
-                <w:sz w:val="24"/>
-                <w:szCs w:val="24"/>
-              </w:rPr>
-              <w:t>吴庆杰</w:t>
-            </w:r>
-            <w:r>
-              <w:rPr>
-                <w:rFonts w:ascii="Times New Roman" w:eastAsia="仿宋" w:hAnsi="Times New Roman" w:hint="eastAsia"/>
-                <w:sz w:val="24"/>
-                <w:szCs w:val="24"/>
-              </w:rPr>
-              <w:t>,</w:t>
-            </w:r>
-            <w:r>
-              <w:rPr>
-                <w:rFonts w:ascii="Times New Roman" w:eastAsia="仿宋" w:hAnsi="Times New Roman"/>
-                <w:sz w:val="24"/>
-                <w:szCs w:val="24"/>
-              </w:rPr>
-              <w:t xml:space="preserve"> </w:t>
-            </w:r>
-            <w:r>
-              <w:rPr>
-                <w:rFonts w:ascii="Times New Roman" w:eastAsia="仿宋" w:hAnsi="Times New Roman" w:hint="eastAsia"/>
-                <w:sz w:val="24"/>
-                <w:szCs w:val="24"/>
-              </w:rPr>
-              <w:t>张红伟</w:t>
-            </w:r>
-            <w:r>
-              <w:rPr>
-                <w:rFonts w:ascii="Times New Roman" w:eastAsia="仿宋" w:hAnsi="Times New Roman" w:hint="eastAsia"/>
-                <w:sz w:val="24"/>
-                <w:szCs w:val="24"/>
-              </w:rPr>
-              <w:t>,</w:t>
-            </w:r>
-            <w:r>
-              <w:rPr>
-                <w:rFonts w:ascii="Times New Roman" w:eastAsia="仿宋" w:hAnsi="Times New Roman"/>
-                <w:sz w:val="24"/>
-                <w:szCs w:val="24"/>
-              </w:rPr>
-              <w:t xml:space="preserve"> </w:t>
-            </w:r>
-            <w:r>
-              <w:rPr>
-                <w:rFonts w:ascii="Times New Roman" w:eastAsia="仿宋" w:hAnsi="Times New Roman" w:hint="eastAsia"/>
-                <w:sz w:val="24"/>
-                <w:szCs w:val="24"/>
-              </w:rPr>
-              <w:t>陈少林</w:t>
-            </w:r>
-            <w:r>
-              <w:rPr>
-                <w:rFonts w:ascii="Times New Roman" w:eastAsia="仿宋" w:hAnsi="Times New Roman" w:hint="eastAsia"/>
-                <w:sz w:val="24"/>
-                <w:szCs w:val="24"/>
-              </w:rPr>
-              <w:t>,</w:t>
-            </w:r>
-            <w:r>
-              <w:rPr>
-                <w:rFonts w:ascii="Times New Roman" w:eastAsia="仿宋" w:hAnsi="Times New Roman"/>
-                <w:sz w:val="24"/>
-                <w:szCs w:val="24"/>
-              </w:rPr>
-              <w:t xml:space="preserve"> &amp; </w:t>
-            </w:r>
-            <w:r>
-              <w:rPr>
-                <w:rFonts w:ascii="Times New Roman" w:eastAsia="仿宋" w:hAnsi="Times New Roman" w:hint="eastAsia"/>
                 <w:b/>
                 <w:bCs/>
                 <w:sz w:val="24"/>
@@ -4826,23 +4714,80 @@
                 <w:sz w:val="24"/>
                 <w:szCs w:val="24"/>
               </w:rPr>
+              <w:t>,</w:t>
+            </w:r>
+            <w:r>
+              <w:rPr>
+                <w:rFonts w:ascii="Times New Roman" w:eastAsia="仿宋" w:hAnsi="Times New Roman"/>
+                <w:sz w:val="24"/>
+                <w:szCs w:val="24"/>
+              </w:rPr>
+              <w:t xml:space="preserve"> </w:t>
+            </w:r>
+            <w:r>
+              <w:rPr>
+                <w:rFonts w:ascii="Times New Roman" w:eastAsia="仿宋" w:hAnsi="Times New Roman" w:hint="eastAsia"/>
+                <w:sz w:val="24"/>
+                <w:szCs w:val="24"/>
+                <w:u w:val="single"/>
+              </w:rPr>
+              <w:t>谢雄耀</w:t>
+            </w:r>
+            <w:r>
+              <w:rPr>
+                <w:rFonts w:ascii="Times New Roman" w:eastAsia="仿宋" w:hAnsi="Times New Roman"/>
+                <w:sz w:val="24"/>
+                <w:szCs w:val="24"/>
+              </w:rPr>
               <w:t>*</w:t>
             </w:r>
             <w:r>
               <w:rPr>
-                <w:rFonts w:ascii="Times New Roman" w:eastAsia="仿宋" w:hAnsi="Times New Roman"/>
-                <w:sz w:val="24"/>
-                <w:szCs w:val="24"/>
-              </w:rPr>
-              <w:t xml:space="preserve">. (2025). </w:t>
-            </w:r>
-            <w:r>
-              <w:rPr>
-                <w:rFonts w:ascii="Times New Roman" w:eastAsia="仿宋" w:hAnsi="Times New Roman" w:hint="eastAsia"/>
-                <w:sz w:val="24"/>
-                <w:szCs w:val="24"/>
-              </w:rPr>
-              <w:t>基于计算机视觉的盾构隧道管片错台自动测量方法</w:t>
+                <w:rFonts w:ascii="Times New Roman" w:eastAsia="仿宋" w:hAnsi="Times New Roman" w:hint="eastAsia"/>
+                <w:sz w:val="24"/>
+                <w:szCs w:val="24"/>
+              </w:rPr>
+              <w:t>,</w:t>
+            </w:r>
+            <w:r>
+              <w:rPr>
+                <w:rFonts w:ascii="Times New Roman" w:eastAsia="仿宋" w:hAnsi="Times New Roman"/>
+                <w:sz w:val="24"/>
+                <w:szCs w:val="24"/>
+              </w:rPr>
+              <w:t xml:space="preserve"> </w:t>
+            </w:r>
+            <w:r>
+              <w:rPr>
+                <w:rFonts w:ascii="Times New Roman" w:eastAsia="仿宋" w:hAnsi="Times New Roman" w:hint="eastAsia"/>
+                <w:sz w:val="24"/>
+                <w:szCs w:val="24"/>
+              </w:rPr>
+              <w:t>关振长</w:t>
+            </w:r>
+            <w:r>
+              <w:rPr>
+                <w:rFonts w:ascii="Times New Roman" w:eastAsia="仿宋" w:hAnsi="Times New Roman" w:hint="eastAsia"/>
+                <w:sz w:val="24"/>
+                <w:szCs w:val="24"/>
+              </w:rPr>
+              <w:t>,</w:t>
+            </w:r>
+            <w:r>
+              <w:rPr>
+                <w:rFonts w:ascii="Times New Roman" w:eastAsia="仿宋" w:hAnsi="Times New Roman"/>
+                <w:sz w:val="24"/>
+                <w:szCs w:val="24"/>
+              </w:rPr>
+              <w:t xml:space="preserve"> &amp; </w:t>
+            </w:r>
+            <w:r>
+              <w:rPr>
+                <w:rFonts w:ascii="Times New Roman" w:eastAsia="仿宋" w:hAnsi="Times New Roman" w:hint="eastAsia"/>
+                <w:sz w:val="24"/>
+                <w:szCs w:val="24"/>
+              </w:rPr>
+              <w:t>常佳奇</w:t>
             </w:r>
             <w:r>
               <w:rPr>
@@ -4858,6 +4803,70 @@
                 <w:sz w:val="24"/>
                 <w:szCs w:val="24"/>
               </w:rPr>
+              <w:t xml:space="preserve"> (</w:t>
+            </w:r>
+            <w:r>
+              <w:rPr>
+                <w:rFonts w:ascii="Times New Roman" w:eastAsia="仿宋" w:hAnsi="Times New Roman"/>
+                <w:sz w:val="24"/>
+                <w:szCs w:val="24"/>
+              </w:rPr>
+              <w:t>2026</w:t>
+            </w:r>
+            <w:r>
+              <w:rPr>
+                <w:rFonts w:ascii="Times New Roman" w:eastAsia="仿宋" w:hAnsi="Times New Roman"/>
+                <w:sz w:val="24"/>
+                <w:szCs w:val="24"/>
+              </w:rPr>
+              <w:t xml:space="preserve">). </w:t>
+            </w:r>
+            <w:r>
+              <w:rPr>
+                <w:rFonts w:ascii="Times New Roman" w:eastAsia="仿宋" w:hAnsi="Times New Roman" w:hint="eastAsia"/>
+                <w:sz w:val="24"/>
+                <w:szCs w:val="24"/>
+              </w:rPr>
+              <w:t>基于</w:t>
+            </w:r>
+            <w:r>
+              <w:rPr>
+                <w:rFonts w:ascii="Times New Roman" w:eastAsia="仿宋" w:hAnsi="Times New Roman"/>
+                <w:sz w:val="24"/>
+                <w:szCs w:val="24"/>
+              </w:rPr>
+              <w:t>改进标签编码和</w:t>
+            </w:r>
+            <w:r>
+              <w:rPr>
+                <w:rFonts w:ascii="Times New Roman" w:eastAsia="仿宋" w:hAnsi="Times New Roman"/>
+                <w:sz w:val="24"/>
+                <w:szCs w:val="24"/>
+              </w:rPr>
+              <w:t>RandLA-Net</w:t>
+            </w:r>
+            <w:r>
+              <w:rPr>
+                <w:rFonts w:ascii="Times New Roman" w:eastAsia="仿宋" w:hAnsi="Times New Roman"/>
+                <w:sz w:val="24"/>
+                <w:szCs w:val="24"/>
+              </w:rPr>
+              <w:t>的盾构隧道点云逐管片自动分割和变形提取算法</w:t>
+            </w:r>
+            <w:r>
+              <w:rPr>
+                <w:rFonts w:ascii="Times New Roman" w:eastAsia="仿宋" w:hAnsi="Times New Roman" w:hint="eastAsia"/>
+                <w:sz w:val="24"/>
+                <w:szCs w:val="24"/>
+              </w:rPr>
+              <w:t>.</w:t>
+            </w:r>
+            <w:r>
+              <w:rPr>
+                <w:rFonts w:ascii="Times New Roman" w:eastAsia="仿宋" w:hAnsi="Times New Roman"/>
+                <w:sz w:val="24"/>
+                <w:szCs w:val="24"/>
+              </w:rPr>
               <w:t xml:space="preserve"> </w:t>
             </w:r>
             <w:r>
@@ -4866,39 +4875,39 @@
                 <w:sz w:val="24"/>
                 <w:szCs w:val="24"/>
               </w:rPr>
-              <w:t>施工技术（中英文）</w:t>
-            </w:r>
-            <w:r>
-              <w:rPr>
-                <w:rFonts w:ascii="Times New Roman" w:eastAsia="仿宋" w:hAnsi="Times New Roman" w:hint="eastAsia"/>
-                <w:sz w:val="24"/>
-                <w:szCs w:val="24"/>
-              </w:rPr>
-              <w:t>,</w:t>
-            </w:r>
-            <w:r>
-              <w:rPr>
-                <w:rFonts w:ascii="Times New Roman" w:eastAsia="仿宋" w:hAnsi="Times New Roman"/>
-                <w:sz w:val="24"/>
-                <w:szCs w:val="24"/>
-              </w:rPr>
-              <w:t xml:space="preserve"> 54(17), </w:t>
-            </w:r>
-            <w:r>
-              <w:rPr>
-                <w:rFonts w:ascii="Times New Roman" w:eastAsia="仿宋" w:hAnsi="Times New Roman"/>
-                <w:sz w:val="24"/>
-                <w:szCs w:val="24"/>
-              </w:rPr>
-              <w:t>40–44. https://doi.org/10.7672/sgjs2025170040</w:t>
-            </w:r>
-            <w:r>
-              <w:rPr>
-                <w:rFonts w:ascii="Times New Roman" w:eastAsia="仿宋" w:hAnsi="Times New Roman"/>
+              <w:t>中国公路学报</w:t>
+            </w:r>
+            <w:r>
+              <w:rPr>
+                <w:rFonts w:ascii="Times New Roman" w:eastAsia="仿宋" w:hAnsi="Times New Roman"/>
+                <w:sz w:val="24"/>
+                <w:szCs w:val="24"/>
+              </w:rPr>
+              <w:t>, 39(3), 424–437</w:t>
+            </w:r>
+            <w:r>
+              <w:rPr>
+                <w:rFonts w:ascii="Times New Roman" w:eastAsia="仿宋" w:hAnsi="Times New Roman" w:hint="eastAsia"/>
                 <w:sz w:val="24"/>
                 <w:szCs w:val="24"/>
               </w:rPr>
               <w:t>.</w:t>
+            </w:r>
+            <w:r>
+              <w:rPr>
+                <w:rFonts w:ascii="Times New Roman" w:eastAsia="仿宋" w:hAnsi="Times New Roman"/>
+                <w:sz w:val="24"/>
+                <w:szCs w:val="24"/>
+              </w:rPr>
+              <w:t xml:space="preserve"> </w:t>
+            </w:r>
+            <w:r>
+              <w:rPr>
+                <w:rFonts w:ascii="Times New Roman" w:eastAsia="仿宋" w:hAnsi="Times New Roman"/>
+                <w:sz w:val="24"/>
+                <w:szCs w:val="24"/>
+              </w:rPr>
+              <w:t>https://link.cnki.net/urlid/61.1313.U.20250414.1536.008</w:t>
             </w:r>
           </w:p>
           <w:p>
@@ -4923,7 +4932,7 @@
                 <w:sz w:val="24"/>
                 <w:szCs w:val="24"/>
               </w:rPr>
-              <w:t>张洋宾</w:t>
+              <w:t>吴庆杰</w:t>
             </w:r>
             <w:r>
               <w:rPr>
@@ -4946,17 +4955,8 @@
                 <w:rFonts w:ascii="Times New Roman" w:eastAsia="仿宋" w:hAnsi="Times New Roman" w:hint="eastAsia"/>
                 <w:sz w:val="24"/>
                 <w:szCs w:val="24"/>
-                <w:u w:val="single"/>
-              </w:rPr>
-              <w:t>谢雄耀</w:t>
-            </w:r>
-            <w:r>
-              <w:rPr>
-                <w:rFonts w:ascii="Times New Roman" w:eastAsia="仿宋" w:hAnsi="Times New Roman"/>
-                <w:sz w:val="24"/>
-                <w:szCs w:val="24"/>
-              </w:rPr>
-              <w:t>*</w:t>
+              </w:rPr>
+              <w:t>张红伟</w:t>
             </w:r>
             <w:r>
               <w:rPr>
@@ -4980,7 +4980,7 @@
                 <w:sz w:val="24"/>
                 <w:szCs w:val="24"/>
               </w:rPr>
-              <w:t>周彪</w:t>
+              <w:t>陈少林</w:t>
             </w:r>
             <w:r>
               <w:rPr>
@@ -4996,7 +4996,7 @@
                 <w:sz w:val="24"/>
                 <w:szCs w:val="24"/>
               </w:rPr>
-              <w:t xml:space="preserve"> </w:t>
+              <w:t xml:space="preserve"> &amp; </w:t>
             </w:r>
             <w:r>
               <w:rPr>
@@ -5014,6 +5014,54 @@
                 <w:sz w:val="24"/>
                 <w:szCs w:val="24"/>
               </w:rPr>
+              <w:t>*</w:t>
+            </w:r>
+            <w:r>
+              <w:rPr>
+                <w:rFonts w:ascii="Times New Roman" w:eastAsia="仿宋" w:hAnsi="Times New Roman"/>
+                <w:sz w:val="24"/>
+                <w:szCs w:val="24"/>
+              </w:rPr>
+              <w:t xml:space="preserve">. (2025). </w:t>
+            </w:r>
+            <w:r>
+              <w:rPr>
+                <w:rFonts w:ascii="Times New Roman" w:eastAsia="仿宋" w:hAnsi="Times New Roman" w:hint="eastAsia"/>
+                <w:sz w:val="24"/>
+                <w:szCs w:val="24"/>
+              </w:rPr>
+              <w:t>基于计算机视觉的盾构隧道管片错台自动测量方法</w:t>
+            </w:r>
+            <w:r>
+              <w:rPr>
+                <w:rFonts w:ascii="Times New Roman" w:eastAsia="仿宋" w:hAnsi="Times New Roman" w:hint="eastAsia"/>
+                <w:sz w:val="24"/>
+                <w:szCs w:val="24"/>
+              </w:rPr>
+              <w:t>.</w:t>
+            </w:r>
+            <w:r>
+              <w:rPr>
+                <w:rFonts w:ascii="Times New Roman" w:eastAsia="仿宋" w:hAnsi="Times New Roman"/>
+                <w:sz w:val="24"/>
+                <w:szCs w:val="24"/>
+              </w:rPr>
+              <w:t xml:space="preserve"> </w:t>
+            </w:r>
+            <w:r>
+              <w:rPr>
+                <w:rFonts w:ascii="Times New Roman" w:eastAsia="仿宋" w:hAnsi="Times New Roman" w:hint="eastAsia"/>
+                <w:sz w:val="24"/>
+                <w:szCs w:val="24"/>
+              </w:rPr>
+              <w:t>施工技术（中英文）</w:t>
+            </w:r>
+            <w:r>
+              <w:rPr>
+                <w:rFonts w:ascii="Times New Roman" w:eastAsia="仿宋" w:hAnsi="Times New Roman" w:hint="eastAsia"/>
+                <w:sz w:val="24"/>
+                <w:szCs w:val="24"/>
+              </w:rPr>
               <w:t>,</w:t>
             </w:r>
             <w:r>
@@ -5022,175 +5070,15 @@
                 <w:sz w:val="24"/>
                 <w:szCs w:val="24"/>
               </w:rPr>
-              <w:t xml:space="preserve"> </w:t>
-            </w:r>
-            <w:r>
-              <w:rPr>
-                <w:rFonts w:ascii="Times New Roman" w:eastAsia="仿宋" w:hAnsi="Times New Roman" w:hint="eastAsia"/>
-                <w:sz w:val="24"/>
-                <w:szCs w:val="24"/>
-              </w:rPr>
-              <w:t>曹宇阳</w:t>
-            </w:r>
-            <w:r>
-              <w:rPr>
-                <w:rFonts w:ascii="Times New Roman" w:eastAsia="仿宋" w:hAnsi="Times New Roman" w:hint="eastAsia"/>
-                <w:sz w:val="24"/>
-                <w:szCs w:val="24"/>
-              </w:rPr>
-              <w:t>,</w:t>
-            </w:r>
-            <w:r>
-              <w:rPr>
-                <w:rFonts w:ascii="Times New Roman" w:eastAsia="仿宋" w:hAnsi="Times New Roman"/>
-                <w:sz w:val="24"/>
-                <w:szCs w:val="24"/>
-              </w:rPr>
-              <w:t xml:space="preserve"> </w:t>
-            </w:r>
-            <w:r>
-              <w:rPr>
-                <w:rFonts w:ascii="Times New Roman" w:eastAsia="仿宋" w:hAnsi="Times New Roman" w:hint="eastAsia"/>
-                <w:sz w:val="24"/>
-                <w:szCs w:val="24"/>
-              </w:rPr>
-              <w:t>张列学</w:t>
-            </w:r>
-            <w:r>
-              <w:rPr>
-                <w:rFonts w:ascii="Times New Roman" w:eastAsia="仿宋" w:hAnsi="Times New Roman" w:hint="eastAsia"/>
-                <w:sz w:val="24"/>
-                <w:szCs w:val="24"/>
-              </w:rPr>
-              <w:t>,</w:t>
-            </w:r>
-            <w:r>
-              <w:rPr>
-                <w:rFonts w:ascii="Times New Roman" w:eastAsia="仿宋" w:hAnsi="Times New Roman"/>
-                <w:sz w:val="24"/>
-                <w:szCs w:val="24"/>
-              </w:rPr>
-              <w:t xml:space="preserve"> &amp; </w:t>
-            </w:r>
-            <w:r>
-              <w:rPr>
-                <w:rFonts w:ascii="Times New Roman" w:eastAsia="仿宋" w:hAnsi="Times New Roman" w:hint="eastAsia"/>
-                <w:sz w:val="24"/>
-                <w:szCs w:val="24"/>
-              </w:rPr>
-              <w:t>王承</w:t>
-            </w:r>
-            <w:r>
-              <w:rPr>
-                <w:rFonts w:ascii="Times New Roman" w:eastAsia="仿宋" w:hAnsi="Times New Roman" w:hint="eastAsia"/>
-                <w:sz w:val="24"/>
-                <w:szCs w:val="24"/>
-              </w:rPr>
-              <w:t>.</w:t>
-            </w:r>
-            <w:r>
-              <w:rPr>
-                <w:rFonts w:ascii="Times New Roman" w:eastAsia="仿宋" w:hAnsi="Times New Roman"/>
-                <w:sz w:val="24"/>
-                <w:szCs w:val="24"/>
-              </w:rPr>
-              <w:t xml:space="preserve"> (2025). </w:t>
-            </w:r>
-            <w:r>
-              <w:rPr>
-                <w:rFonts w:ascii="Times New Roman" w:eastAsia="仿宋" w:hAnsi="Times New Roman" w:hint="eastAsia"/>
-                <w:sz w:val="24"/>
-                <w:szCs w:val="24"/>
-              </w:rPr>
-              <w:t>基于关联规则的盾构隧道结构性能评价方法</w:t>
-            </w:r>
-            <w:r>
-              <w:rPr>
-                <w:rFonts w:ascii="Times New Roman" w:eastAsia="仿宋" w:hAnsi="Times New Roman" w:hint="eastAsia"/>
-                <w:sz w:val="24"/>
-                <w:szCs w:val="24"/>
-              </w:rPr>
-              <w:t>.</w:t>
-            </w:r>
-            <w:r>
-              <w:rPr>
-                <w:rFonts w:ascii="Times New Roman" w:eastAsia="仿宋" w:hAnsi="Times New Roman"/>
-                <w:sz w:val="24"/>
-                <w:szCs w:val="24"/>
-              </w:rPr>
-              <w:t xml:space="preserve"> </w:t>
-            </w:r>
-            <w:r>
-              <w:rPr>
-                <w:rFonts w:ascii="Times New Roman" w:eastAsia="仿宋" w:hAnsi="Times New Roman" w:hint="eastAsia"/>
-                <w:sz w:val="24"/>
-                <w:szCs w:val="24"/>
-              </w:rPr>
-              <w:t>同济大学学报（自然科学版）</w:t>
-            </w:r>
-            <w:r>
-              <w:rPr>
-                <w:rFonts w:ascii="Times New Roman" w:eastAsia="仿宋" w:hAnsi="Times New Roman" w:hint="eastAsia"/>
-                <w:sz w:val="24"/>
-                <w:szCs w:val="24"/>
-              </w:rPr>
-              <w:t>,</w:t>
-            </w:r>
-            <w:r>
-              <w:rPr>
-                <w:rFonts w:ascii="Times New Roman" w:eastAsia="仿宋" w:hAnsi="Times New Roman"/>
-                <w:sz w:val="24"/>
-                <w:szCs w:val="24"/>
-              </w:rPr>
-              <w:t xml:space="preserve"> 53(6), 888</w:t>
-            </w:r>
-            <w:r>
-              <w:rPr>
-                <w:rFonts w:ascii="Times New Roman" w:eastAsia="仿宋" w:hAnsi="Times New Roman"/>
-                <w:sz w:val="24"/>
-                <w:szCs w:val="24"/>
-              </w:rPr>
-              <w:t>–</w:t>
-            </w:r>
-            <w:r>
-              <w:rPr>
-                <w:rFonts w:ascii="Times New Roman" w:eastAsia="仿宋" w:hAnsi="Times New Roman"/>
-                <w:sz w:val="24"/>
-                <w:szCs w:val="24"/>
-              </w:rPr>
-              <w:t>897</w:t>
-            </w:r>
-            <w:r>
-              <w:rPr>
-                <w:rFonts w:ascii="Times New Roman" w:eastAsia="仿宋" w:hAnsi="Times New Roman" w:hint="eastAsia"/>
-                <w:sz w:val="24"/>
-                <w:szCs w:val="24"/>
-              </w:rPr>
-              <w:t>.</w:t>
-            </w:r>
-            <w:r>
-              <w:rPr>
-                <w:rFonts w:ascii="Times New Roman" w:eastAsia="仿宋" w:hAnsi="Times New Roman"/>
-                <w:sz w:val="24"/>
-                <w:szCs w:val="24"/>
-              </w:rPr>
-              <w:t xml:space="preserve"> </w:t>
-            </w:r>
-            <w:r>
-              <w:rPr>
-                <w:rFonts w:ascii="Times New Roman" w:eastAsia="仿宋" w:hAnsi="Times New Roman"/>
-                <w:sz w:val="24"/>
-                <w:szCs w:val="24"/>
-              </w:rPr>
-              <w:t>https://doi.org/</w:t>
-            </w:r>
-            <w:r>
-              <w:rPr>
-                <w:rFonts w:ascii="Times New Roman" w:eastAsia="仿宋" w:hAnsi="Times New Roman"/>
-                <w:sz w:val="24"/>
-                <w:szCs w:val="24"/>
-              </w:rPr>
-              <w:t>10.11908/j.issn.0253-374x.23372</w:t>
+              <w:t xml:space="preserve"> 54(17), </w:t>
+            </w:r>
+            <w:r>
+              <w:rPr>
+                <w:rFonts w:ascii="Times New Roman" w:eastAsia="仿宋" w:hAnsi="Times New Roman"/>
+                <w:sz w:val="24"/>
+                <w:szCs w:val="24"/>
+              </w:rPr>
+              <w:t>40–44. https://doi.org/10.7672/sgjs2025170040</w:t>
             </w:r>
             <w:r>
               <w:rPr>
@@ -5223,11 +5111,11 @@
                 <w:sz w:val="24"/>
                 <w:szCs w:val="24"/>
               </w:rPr>
-              <w:t>石州</w:t>
-            </w:r>
-            <w:r>
-              <w:rPr>
-                <w:rFonts w:ascii="Times New Roman" w:eastAsia="仿宋" w:hAnsi="Times New Roman"/>
+              <w:t>张洋宾</w:t>
+            </w:r>
+            <w:r>
+              <w:rPr>
+                <w:rFonts w:ascii="Times New Roman" w:eastAsia="仿宋" w:hAnsi="Times New Roman" w:hint="eastAsia"/>
                 <w:sz w:val="24"/>
                 <w:szCs w:val="24"/>
               </w:rPr>
@@ -5243,7 +5131,7 @@
             </w:r>
             <w:r>
               <w:rPr>
-                <w:rFonts w:ascii="Times New Roman" w:eastAsia="仿宋" w:hAnsi="Times New Roman"/>
+                <w:rFonts w:ascii="Times New Roman" w:eastAsia="仿宋" w:hAnsi="Times New Roman" w:hint="eastAsia"/>
                 <w:sz w:val="24"/>
                 <w:szCs w:val="24"/>
                 <w:u w:val="single"/>
@@ -5252,7 +5140,7 @@
             </w:r>
             <w:r>
               <w:rPr>
-                <w:rFonts w:ascii="Times New Roman" w:eastAsia="仿宋" w:hAnsi="Times New Roman" w:hint="eastAsia"/>
+                <w:rFonts w:ascii="Times New Roman" w:eastAsia="仿宋" w:hAnsi="Times New Roman"/>
                 <w:sz w:val="24"/>
                 <w:szCs w:val="24"/>
               </w:rPr>
@@ -5260,7 +5148,7 @@
             </w:r>
             <w:r>
               <w:rPr>
-                <w:rFonts w:ascii="Times New Roman" w:eastAsia="仿宋" w:hAnsi="Times New Roman"/>
+                <w:rFonts w:ascii="Times New Roman" w:eastAsia="仿宋" w:hAnsi="Times New Roman" w:hint="eastAsia"/>
                 <w:sz w:val="24"/>
                 <w:szCs w:val="24"/>
               </w:rPr>
@@ -5276,15 +5164,15 @@
             </w:r>
             <w:r>
               <w:rPr>
-                <w:rFonts w:ascii="Times New Roman" w:eastAsia="仿宋" w:hAnsi="Times New Roman"/>
-                <w:sz w:val="24"/>
-                <w:szCs w:val="24"/>
-              </w:rPr>
-              <w:t>曾昆</w:t>
-            </w:r>
-            <w:r>
-              <w:rPr>
-                <w:rFonts w:ascii="Times New Roman" w:eastAsia="仿宋" w:hAnsi="Times New Roman"/>
+                <w:rFonts w:ascii="Times New Roman" w:eastAsia="仿宋" w:hAnsi="Times New Roman" w:hint="eastAsia"/>
+                <w:sz w:val="24"/>
+                <w:szCs w:val="24"/>
+              </w:rPr>
+              <w:t>周彪</w:t>
+            </w:r>
+            <w:r>
+              <w:rPr>
+                <w:rFonts w:ascii="Times New Roman" w:eastAsia="仿宋" w:hAnsi="Times New Roman" w:hint="eastAsia"/>
                 <w:sz w:val="24"/>
                 <w:szCs w:val="24"/>
               </w:rPr>
@@ -5300,31 +5188,7 @@
             </w:r>
             <w:r>
               <w:rPr>
-                <w:rFonts w:ascii="Times New Roman" w:eastAsia="仿宋" w:hAnsi="Times New Roman"/>
-                <w:sz w:val="24"/>
-                <w:szCs w:val="24"/>
-              </w:rPr>
-              <w:t>卜祥波</w:t>
-            </w:r>
-            <w:r>
-              <w:rPr>
-                <w:rFonts w:ascii="Times New Roman" w:eastAsia="仿宋" w:hAnsi="Times New Roman"/>
-                <w:sz w:val="24"/>
-                <w:szCs w:val="24"/>
-              </w:rPr>
-              <w:t>,</w:t>
-            </w:r>
-            <w:r>
-              <w:rPr>
-                <w:rFonts w:ascii="Times New Roman" w:eastAsia="仿宋" w:hAnsi="Times New Roman"/>
-                <w:sz w:val="24"/>
-                <w:szCs w:val="24"/>
-              </w:rPr>
-              <w:t xml:space="preserve"> </w:t>
-            </w:r>
-            <w:r>
-              <w:rPr>
-                <w:rFonts w:ascii="Times New Roman" w:eastAsia="仿宋" w:hAnsi="Times New Roman"/>
+                <w:rFonts w:ascii="Times New Roman" w:eastAsia="仿宋" w:hAnsi="Times New Roman" w:hint="eastAsia"/>
                 <w:b/>
                 <w:bCs/>
                 <w:sz w:val="24"/>
@@ -5334,7 +5198,7 @@
             </w:r>
             <w:r>
               <w:rPr>
-                <w:rFonts w:ascii="Times New Roman" w:eastAsia="仿宋" w:hAnsi="Times New Roman"/>
+                <w:rFonts w:ascii="Times New Roman" w:eastAsia="仿宋" w:hAnsi="Times New Roman" w:hint="eastAsia"/>
                 <w:sz w:val="24"/>
                 <w:szCs w:val="24"/>
               </w:rPr>
@@ -5346,15 +5210,63 @@
                 <w:sz w:val="24"/>
                 <w:szCs w:val="24"/>
               </w:rPr>
+              <w:t xml:space="preserve"> </w:t>
+            </w:r>
+            <w:r>
+              <w:rPr>
+                <w:rFonts w:ascii="Times New Roman" w:eastAsia="仿宋" w:hAnsi="Times New Roman" w:hint="eastAsia"/>
+                <w:sz w:val="24"/>
+                <w:szCs w:val="24"/>
+              </w:rPr>
+              <w:t>曹宇阳</w:t>
+            </w:r>
+            <w:r>
+              <w:rPr>
+                <w:rFonts w:ascii="Times New Roman" w:eastAsia="仿宋" w:hAnsi="Times New Roman" w:hint="eastAsia"/>
+                <w:sz w:val="24"/>
+                <w:szCs w:val="24"/>
+              </w:rPr>
+              <w:t>,</w:t>
+            </w:r>
+            <w:r>
+              <w:rPr>
+                <w:rFonts w:ascii="Times New Roman" w:eastAsia="仿宋" w:hAnsi="Times New Roman"/>
+                <w:sz w:val="24"/>
+                <w:szCs w:val="24"/>
+              </w:rPr>
+              <w:t xml:space="preserve"> </w:t>
+            </w:r>
+            <w:r>
+              <w:rPr>
+                <w:rFonts w:ascii="Times New Roman" w:eastAsia="仿宋" w:hAnsi="Times New Roman" w:hint="eastAsia"/>
+                <w:sz w:val="24"/>
+                <w:szCs w:val="24"/>
+              </w:rPr>
+              <w:t>张列学</w:t>
+            </w:r>
+            <w:r>
+              <w:rPr>
+                <w:rFonts w:ascii="Times New Roman" w:eastAsia="仿宋" w:hAnsi="Times New Roman" w:hint="eastAsia"/>
+                <w:sz w:val="24"/>
+                <w:szCs w:val="24"/>
+              </w:rPr>
+              <w:t>,</w:t>
+            </w:r>
+            <w:r>
+              <w:rPr>
+                <w:rFonts w:ascii="Times New Roman" w:eastAsia="仿宋" w:hAnsi="Times New Roman"/>
+                <w:sz w:val="24"/>
+                <w:szCs w:val="24"/>
+              </w:rPr>
               <w:t xml:space="preserve"> &amp; </w:t>
             </w:r>
             <w:r>
               <w:rPr>
-                <w:rFonts w:ascii="Times New Roman" w:eastAsia="仿宋" w:hAnsi="Times New Roman"/>
-                <w:sz w:val="24"/>
-                <w:szCs w:val="24"/>
-              </w:rPr>
-              <w:t>徐子龙</w:t>
+                <w:rFonts w:ascii="Times New Roman" w:eastAsia="仿宋" w:hAnsi="Times New Roman" w:hint="eastAsia"/>
+                <w:sz w:val="24"/>
+                <w:szCs w:val="24"/>
+              </w:rPr>
+              <w:t>王承</w:t>
             </w:r>
             <w:r>
               <w:rPr>
@@ -5378,7 +5290,7 @@
                 <w:sz w:val="24"/>
                 <w:szCs w:val="24"/>
               </w:rPr>
-              <w:t>考虑过程响应的盾构隧道施工管片变形研究</w:t>
+              <w:t>基于关联规则的盾构隧道结构性能评价方法</w:t>
             </w:r>
             <w:r>
               <w:rPr>
@@ -5402,31 +5314,7 @@
                 <w:sz w:val="24"/>
                 <w:szCs w:val="24"/>
               </w:rPr>
-              <w:t>土木与环境工程学报</w:t>
-            </w:r>
-            <w:r>
-              <w:rPr>
-                <w:rFonts w:ascii="Times New Roman" w:eastAsia="仿宋" w:hAnsi="Times New Roman" w:hint="eastAsia"/>
-                <w:sz w:val="24"/>
-                <w:szCs w:val="24"/>
-              </w:rPr>
-              <w:t>（</w:t>
-            </w:r>
-            <w:r>
-              <w:rPr>
-                <w:rFonts w:ascii="Times New Roman" w:eastAsia="仿宋" w:hAnsi="Times New Roman"/>
-                <w:sz w:val="24"/>
-                <w:szCs w:val="24"/>
-              </w:rPr>
-              <w:t>中英文</w:t>
-            </w:r>
-            <w:r>
-              <w:rPr>
-                <w:rFonts w:ascii="Times New Roman" w:eastAsia="仿宋" w:hAnsi="Times New Roman" w:hint="eastAsia"/>
-                <w:sz w:val="24"/>
-                <w:szCs w:val="24"/>
-              </w:rPr>
-              <w:t>）</w:t>
+              <w:t>同济大学学报（自然科学版）</w:t>
             </w:r>
             <w:r>
               <w:rPr>
@@ -5442,7 +5330,7 @@
                 <w:sz w:val="24"/>
                 <w:szCs w:val="24"/>
               </w:rPr>
-              <w:t xml:space="preserve"> 47(5), 155</w:t>
+              <w:t xml:space="preserve"> 53(6), 888</w:t>
             </w:r>
             <w:r>
               <w:rPr>
@@ -5458,7 +5346,7 @@
                 <w:sz w:val="24"/>
                 <w:szCs w:val="24"/>
               </w:rPr>
-              <w:t>166</w:t>
+              <w:t>897</w:t>
             </w:r>
             <w:r>
               <w:rPr>
@@ -5490,7 +5378,7 @@
                 <w:sz w:val="24"/>
                 <w:szCs w:val="24"/>
               </w:rPr>
-              <w:t>10.11835/j.issn.2096-6717.2025.006</w:t>
+              <w:t>10.11908/j.issn.0253-374x.23372</w:t>
             </w:r>
             <w:r>
               <w:rPr>
@@ -5523,15 +5411,104 @@
                 <w:sz w:val="24"/>
                 <w:szCs w:val="24"/>
               </w:rPr>
-              <w:t>邹成路</w:t>
-            </w:r>
-            <w:r>
-              <w:rPr>
-                <w:rFonts w:ascii="Times New Roman" w:eastAsia="仿宋" w:hAnsi="Times New Roman"/>
-                <w:sz w:val="24"/>
-                <w:szCs w:val="24"/>
-              </w:rPr>
-              <w:t xml:space="preserve">, </w:t>
+              <w:t>石州</w:t>
+            </w:r>
+            <w:r>
+              <w:rPr>
+                <w:rFonts w:ascii="Times New Roman" w:eastAsia="仿宋" w:hAnsi="Times New Roman"/>
+                <w:sz w:val="24"/>
+                <w:szCs w:val="24"/>
+              </w:rPr>
+              <w:t>,</w:t>
+            </w:r>
+            <w:r>
+              <w:rPr>
+                <w:rFonts w:ascii="Times New Roman" w:eastAsia="仿宋" w:hAnsi="Times New Roman"/>
+                <w:sz w:val="24"/>
+                <w:szCs w:val="24"/>
+              </w:rPr>
+              <w:t xml:space="preserve"> </w:t>
+            </w:r>
+            <w:r>
+              <w:rPr>
+                <w:rFonts w:ascii="Times New Roman" w:eastAsia="仿宋" w:hAnsi="Times New Roman"/>
+                <w:sz w:val="24"/>
+                <w:szCs w:val="24"/>
+                <w:u w:val="single"/>
+              </w:rPr>
+              <w:t>谢雄耀</w:t>
+            </w:r>
+            <w:r>
+              <w:rPr>
+                <w:rFonts w:ascii="Times New Roman" w:eastAsia="仿宋" w:hAnsi="Times New Roman" w:hint="eastAsia"/>
+                <w:sz w:val="24"/>
+                <w:szCs w:val="24"/>
+              </w:rPr>
+              <w:t>*</w:t>
+            </w:r>
+            <w:r>
+              <w:rPr>
+                <w:rFonts w:ascii="Times New Roman" w:eastAsia="仿宋" w:hAnsi="Times New Roman"/>
+                <w:sz w:val="24"/>
+                <w:szCs w:val="24"/>
+              </w:rPr>
+              <w:t>,</w:t>
+            </w:r>
+            <w:r>
+              <w:rPr>
+                <w:rFonts w:ascii="Times New Roman" w:eastAsia="仿宋" w:hAnsi="Times New Roman"/>
+                <w:sz w:val="24"/>
+                <w:szCs w:val="24"/>
+              </w:rPr>
+              <w:t xml:space="preserve"> </w:t>
+            </w:r>
+            <w:r>
+              <w:rPr>
+                <w:rFonts w:ascii="Times New Roman" w:eastAsia="仿宋" w:hAnsi="Times New Roman"/>
+                <w:sz w:val="24"/>
+                <w:szCs w:val="24"/>
+              </w:rPr>
+              <w:t>曾昆</w:t>
+            </w:r>
+            <w:r>
+              <w:rPr>
+                <w:rFonts w:ascii="Times New Roman" w:eastAsia="仿宋" w:hAnsi="Times New Roman"/>
+                <w:sz w:val="24"/>
+                <w:szCs w:val="24"/>
+              </w:rPr>
+              <w:t>,</w:t>
+            </w:r>
+            <w:r>
+              <w:rPr>
+                <w:rFonts w:ascii="Times New Roman" w:eastAsia="仿宋" w:hAnsi="Times New Roman"/>
+                <w:sz w:val="24"/>
+                <w:szCs w:val="24"/>
+              </w:rPr>
+              <w:t xml:space="preserve"> </w:t>
+            </w:r>
+            <w:r>
+              <w:rPr>
+                <w:rFonts w:ascii="Times New Roman" w:eastAsia="仿宋" w:hAnsi="Times New Roman"/>
+                <w:sz w:val="24"/>
+                <w:szCs w:val="24"/>
+              </w:rPr>
+              <w:t>卜祥波</w:t>
+            </w:r>
+            <w:r>
+              <w:rPr>
+                <w:rFonts w:ascii="Times New Roman" w:eastAsia="仿宋" w:hAnsi="Times New Roman"/>
+                <w:sz w:val="24"/>
+                <w:szCs w:val="24"/>
+              </w:rPr>
+              <w:t>,</w:t>
+            </w:r>
+            <w:r>
+              <w:rPr>
+                <w:rFonts w:ascii="Times New Roman" w:eastAsia="仿宋" w:hAnsi="Times New Roman"/>
+                <w:sz w:val="24"/>
+                <w:szCs w:val="24"/>
+              </w:rPr>
+              <w:t xml:space="preserve"> </w:t>
             </w:r>
             <w:r>
               <w:rPr>
@@ -5549,88 +5526,55 @@
                 <w:sz w:val="24"/>
                 <w:szCs w:val="24"/>
               </w:rPr>
-              <w:t xml:space="preserve">, </w:t>
-            </w:r>
-            <w:r>
-              <w:rPr>
-                <w:rFonts w:ascii="Times New Roman" w:eastAsia="仿宋" w:hAnsi="Times New Roman"/>
-                <w:sz w:val="24"/>
-                <w:szCs w:val="24"/>
-              </w:rPr>
-              <w:t>罗文静</w:t>
-            </w:r>
-            <w:r>
-              <w:rPr>
-                <w:rFonts w:ascii="Times New Roman" w:eastAsia="仿宋" w:hAnsi="Times New Roman"/>
-                <w:sz w:val="24"/>
-                <w:szCs w:val="24"/>
-              </w:rPr>
-              <w:t xml:space="preserve">, </w:t>
-            </w:r>
-            <w:r>
-              <w:rPr>
-                <w:rFonts w:ascii="Times New Roman" w:eastAsia="仿宋" w:hAnsi="Times New Roman"/>
-                <w:sz w:val="24"/>
-                <w:szCs w:val="24"/>
-              </w:rPr>
-              <w:t>周彪</w:t>
-            </w:r>
-            <w:r>
-              <w:rPr>
-                <w:rFonts w:ascii="Times New Roman" w:eastAsia="仿宋" w:hAnsi="Times New Roman"/>
-                <w:sz w:val="24"/>
-                <w:szCs w:val="24"/>
-              </w:rPr>
-              <w:t xml:space="preserve">*, &amp; </w:t>
-            </w:r>
-            <w:r>
-              <w:rPr>
-                <w:rFonts w:ascii="Times New Roman" w:eastAsia="仿宋" w:hAnsi="Times New Roman"/>
-                <w:sz w:val="24"/>
-                <w:szCs w:val="24"/>
-                <w:u w:val="single"/>
-              </w:rPr>
-              <w:t>谢雄耀</w:t>
-            </w:r>
-            <w:r>
-              <w:rPr>
-                <w:rFonts w:ascii="Times New Roman" w:eastAsia="仿宋" w:hAnsi="Times New Roman"/>
-                <w:sz w:val="24"/>
-                <w:szCs w:val="24"/>
-              </w:rPr>
-              <w:t xml:space="preserve">. (2022). </w:t>
-            </w:r>
-            <w:r>
-              <w:rPr>
-                <w:rFonts w:ascii="Times New Roman" w:eastAsia="仿宋" w:hAnsi="Times New Roman"/>
-                <w:sz w:val="24"/>
-                <w:szCs w:val="24"/>
-              </w:rPr>
-              <w:t>城市轨道交通车站半成岩深基坑围护结构变形特性研究</w:t>
-            </w:r>
-            <w:r>
-              <w:rPr>
-                <w:rFonts w:ascii="Times New Roman" w:eastAsia="仿宋" w:hAnsi="Times New Roman"/>
-                <w:sz w:val="24"/>
-                <w:szCs w:val="24"/>
-              </w:rPr>
-              <w:t xml:space="preserve">. </w:t>
-            </w:r>
-            <w:r>
-              <w:rPr>
-                <w:rFonts w:ascii="Times New Roman" w:eastAsia="仿宋" w:hAnsi="Times New Roman"/>
-                <w:sz w:val="24"/>
-                <w:szCs w:val="24"/>
-              </w:rPr>
-              <w:t>城市轨道交通研究</w:t>
-            </w:r>
-            <w:r>
-              <w:rPr>
-                <w:rFonts w:ascii="Times New Roman" w:eastAsia="仿宋" w:hAnsi="Times New Roman"/>
-                <w:sz w:val="24"/>
-                <w:szCs w:val="24"/>
-              </w:rPr>
-              <w:t>, 25(3), 150–155.</w:t>
+              <w:t>,</w:t>
+            </w:r>
+            <w:r>
+              <w:rPr>
+                <w:rFonts w:ascii="Times New Roman" w:eastAsia="仿宋" w:hAnsi="Times New Roman"/>
+                <w:sz w:val="24"/>
+                <w:szCs w:val="24"/>
+              </w:rPr>
+              <w:t xml:space="preserve"> &amp; </w:t>
+            </w:r>
+            <w:r>
+              <w:rPr>
+                <w:rFonts w:ascii="Times New Roman" w:eastAsia="仿宋" w:hAnsi="Times New Roman"/>
+                <w:sz w:val="24"/>
+                <w:szCs w:val="24"/>
+              </w:rPr>
+              <w:t>徐子龙</w:t>
+            </w:r>
+            <w:r>
+              <w:rPr>
+                <w:rFonts w:ascii="Times New Roman" w:eastAsia="仿宋" w:hAnsi="Times New Roman" w:hint="eastAsia"/>
+                <w:sz w:val="24"/>
+                <w:szCs w:val="24"/>
+              </w:rPr>
+              <w:t>.</w:t>
+            </w:r>
+            <w:r>
+              <w:rPr>
+                <w:rFonts w:ascii="Times New Roman" w:eastAsia="仿宋" w:hAnsi="Times New Roman"/>
+                <w:sz w:val="24"/>
+                <w:szCs w:val="24"/>
+              </w:rPr>
+              <w:t xml:space="preserve"> (2025). </w:t>
+            </w:r>
+            <w:r>
+              <w:rPr>
+                <w:rFonts w:ascii="Times New Roman" w:eastAsia="仿宋" w:hAnsi="Times New Roman" w:hint="eastAsia"/>
+                <w:sz w:val="24"/>
+                <w:szCs w:val="24"/>
+              </w:rPr>
+              <w:t>考虑过程响应的盾构隧道施工管片变形研究</w:t>
+            </w:r>
+            <w:r>
+              <w:rPr>
+                <w:rFonts w:ascii="Times New Roman" w:eastAsia="仿宋" w:hAnsi="Times New Roman" w:hint="eastAsia"/>
+                <w:sz w:val="24"/>
+                <w:szCs w:val="24"/>
+              </w:rPr>
+              <w:t>.</w:t>
             </w:r>
             <w:r>
               <w:rPr>
@@ -5642,11 +5586,107 @@
             </w:r>
             <w:r>
               <w:rPr>
-                <w:rFonts w:ascii="Times New Roman" w:eastAsia="仿宋" w:hAnsi="Times New Roman"/>
-                <w:sz w:val="24"/>
-                <w:szCs w:val="24"/>
-              </w:rPr>
-              <w:t>https://doi.org/10.16037/j.1007-869x.2022.03.032.</w:t>
+                <w:rFonts w:ascii="Times New Roman" w:eastAsia="仿宋" w:hAnsi="Times New Roman" w:hint="eastAsia"/>
+                <w:sz w:val="24"/>
+                <w:szCs w:val="24"/>
+              </w:rPr>
+              <w:t>土木与环境工程学报</w:t>
+            </w:r>
+            <w:r>
+              <w:rPr>
+                <w:rFonts w:ascii="Times New Roman" w:eastAsia="仿宋" w:hAnsi="Times New Roman" w:hint="eastAsia"/>
+                <w:sz w:val="24"/>
+                <w:szCs w:val="24"/>
+              </w:rPr>
+              <w:t>（</w:t>
+            </w:r>
+            <w:r>
+              <w:rPr>
+                <w:rFonts w:ascii="Times New Roman" w:eastAsia="仿宋" w:hAnsi="Times New Roman"/>
+                <w:sz w:val="24"/>
+                <w:szCs w:val="24"/>
+              </w:rPr>
+              <w:t>中英文</w:t>
+            </w:r>
+            <w:r>
+              <w:rPr>
+                <w:rFonts w:ascii="Times New Roman" w:eastAsia="仿宋" w:hAnsi="Times New Roman" w:hint="eastAsia"/>
+                <w:sz w:val="24"/>
+                <w:szCs w:val="24"/>
+              </w:rPr>
+              <w:t>）</w:t>
+            </w:r>
+            <w:r>
+              <w:rPr>
+                <w:rFonts w:ascii="Times New Roman" w:eastAsia="仿宋" w:hAnsi="Times New Roman" w:hint="eastAsia"/>
+                <w:sz w:val="24"/>
+                <w:szCs w:val="24"/>
+              </w:rPr>
+              <w:t>,</w:t>
+            </w:r>
+            <w:r>
+              <w:rPr>
+                <w:rFonts w:ascii="Times New Roman" w:eastAsia="仿宋" w:hAnsi="Times New Roman"/>
+                <w:sz w:val="24"/>
+                <w:szCs w:val="24"/>
+              </w:rPr>
+              <w:t xml:space="preserve"> 47(5), 155</w:t>
+            </w:r>
+            <w:r>
+              <w:rPr>
+                <w:rFonts w:ascii="Times New Roman" w:eastAsia="仿宋" w:hAnsi="Times New Roman"/>
+                <w:sz w:val="24"/>
+                <w:szCs w:val="24"/>
+              </w:rPr>
+              <w:t>–</w:t>
+            </w:r>
+            <w:r>
+              <w:rPr>
+                <w:rFonts w:ascii="Times New Roman" w:eastAsia="仿宋" w:hAnsi="Times New Roman"/>
+                <w:sz w:val="24"/>
+                <w:szCs w:val="24"/>
+              </w:rPr>
+              <w:t>166</w:t>
+            </w:r>
+            <w:r>
+              <w:rPr>
+                <w:rFonts w:ascii="Times New Roman" w:eastAsia="仿宋" w:hAnsi="Times New Roman" w:hint="eastAsia"/>
+                <w:sz w:val="24"/>
+                <w:szCs w:val="24"/>
+              </w:rPr>
+              <w:t>.</w:t>
+            </w:r>
+            <w:r>
+              <w:rPr>
+                <w:rFonts w:ascii="Times New Roman" w:eastAsia="仿宋" w:hAnsi="Times New Roman"/>
+                <w:sz w:val="24"/>
+                <w:szCs w:val="24"/>
+              </w:rPr>
+              <w:t xml:space="preserve"> </w:t>
+            </w:r>
+            <w:r>
+              <w:rPr>
+                <w:rFonts w:ascii="Times New Roman" w:eastAsia="仿宋" w:hAnsi="Times New Roman"/>
+                <w:sz w:val="24"/>
+                <w:szCs w:val="24"/>
+              </w:rPr>
+              <w:t>https://doi.org/</w:t>
+            </w:r>
+            <w:r>
+              <w:rPr>
+                <w:rFonts w:ascii="Times New Roman" w:eastAsia="仿宋" w:hAnsi="Times New Roman"/>
+                <w:sz w:val="24"/>
+                <w:szCs w:val="24"/>
+              </w:rPr>
+              <w:t>10.11835/j.issn.2096-6717.2025.006</w:t>
+            </w:r>
+            <w:r>
+              <w:rPr>
+                <w:rFonts w:ascii="Times New Roman" w:eastAsia="仿宋" w:hAnsi="Times New Roman"/>
+                <w:sz w:val="24"/>
+                <w:szCs w:val="24"/>
+              </w:rPr>
+              <w:t>.</w:t>
             </w:r>
           </w:p>
           <w:p>
@@ -5670,9 +5710,8 @@
                 <w:rFonts w:ascii="Times New Roman" w:eastAsia="仿宋" w:hAnsi="Times New Roman" w:hint="eastAsia"/>
                 <w:sz w:val="24"/>
                 <w:szCs w:val="24"/>
-                <w:u w:val="single"/>
-              </w:rPr>
-              <w:t>谢雄耀</w:t>
+              </w:rPr>
+              <w:t>邹成路</w:t>
             </w:r>
             <w:r>
               <w:rPr>
@@ -5706,6 +5745,22 @@
                 <w:sz w:val="24"/>
                 <w:szCs w:val="24"/>
               </w:rPr>
+              <w:t>罗文静</w:t>
+            </w:r>
+            <w:r>
+              <w:rPr>
+                <w:rFonts w:ascii="Times New Roman" w:eastAsia="仿宋" w:hAnsi="Times New Roman"/>
+                <w:sz w:val="24"/>
+                <w:szCs w:val="24"/>
+              </w:rPr>
+              <w:t xml:space="preserve">, </w:t>
+            </w:r>
+            <w:r>
+              <w:rPr>
+                <w:rFonts w:ascii="Times New Roman" w:eastAsia="仿宋" w:hAnsi="Times New Roman"/>
+                <w:sz w:val="24"/>
+                <w:szCs w:val="24"/>
+              </w:rPr>
               <w:t>周彪</w:t>
             </w:r>
             <w:r>
@@ -5721,8 +5776,9 @@
                 <w:rFonts w:ascii="Times New Roman" w:eastAsia="仿宋" w:hAnsi="Times New Roman"/>
                 <w:sz w:val="24"/>
                 <w:szCs w:val="24"/>
-              </w:rPr>
-              <w:t>邹成路</w:t>
+                <w:u w:val="single"/>
+              </w:rPr>
+              <w:t>谢雄耀</w:t>
             </w:r>
             <w:r>
               <w:rPr>
@@ -5738,7 +5794,16 @@
                 <w:sz w:val="24"/>
                 <w:szCs w:val="24"/>
               </w:rPr>
-              <w:t>半成岩超深基坑围护结构变形与受力特性研究</w:t>
+              <w:t>城市轨道交通车站半成岩深基坑围护结构变</w:t>
+            </w:r>
+            <w:r>
+              <w:rPr>
+                <w:rFonts w:ascii="Times New Roman" w:eastAsia="仿宋" w:hAnsi="Times New Roman"/>
+                <w:sz w:val="24"/>
+                <w:szCs w:val="24"/>
+              </w:rPr>
+              <w:lastRenderedPageBreak/>
+              <w:t>形特性研究</w:t>
             </w:r>
             <w:r>
               <w:rPr>
@@ -5754,15 +5819,15 @@
                 <w:sz w:val="24"/>
                 <w:szCs w:val="24"/>
               </w:rPr>
-              <w:t>结构工程师</w:t>
-            </w:r>
-            <w:r>
-              <w:rPr>
-                <w:rFonts w:ascii="Times New Roman" w:eastAsia="仿宋" w:hAnsi="Times New Roman"/>
-                <w:sz w:val="24"/>
-                <w:szCs w:val="24"/>
-              </w:rPr>
-              <w:t>, 38(1), 164–172.</w:t>
+              <w:t>城市轨道交通研究</w:t>
+            </w:r>
+            <w:r>
+              <w:rPr>
+                <w:rFonts w:ascii="Times New Roman" w:eastAsia="仿宋" w:hAnsi="Times New Roman"/>
+                <w:sz w:val="24"/>
+                <w:szCs w:val="24"/>
+              </w:rPr>
+              <w:t>, 25(3), 150–155.</w:t>
             </w:r>
             <w:r>
               <w:rPr>
@@ -5778,7 +5843,7 @@
                 <w:sz w:val="24"/>
                 <w:szCs w:val="24"/>
               </w:rPr>
-              <w:t>https://doi.org/10.15935/j.cnki.jggcs.2022.01.019.</w:t>
+              <w:t>https://doi.org/10.16037/j.1007-869x.2022.03.032.</w:t>
             </w:r>
           </w:p>
           <w:p>
@@ -5802,8 +5867,9 @@
                 <w:rFonts w:ascii="Times New Roman" w:eastAsia="仿宋" w:hAnsi="Times New Roman" w:hint="eastAsia"/>
                 <w:sz w:val="24"/>
                 <w:szCs w:val="24"/>
-              </w:rPr>
-              <w:t>梁小波</w:t>
+                <w:u w:val="single"/>
+              </w:rPr>
+              <w:t>谢雄耀</w:t>
             </w:r>
             <w:r>
               <w:rPr>
@@ -5837,6 +5903,137 @@
                 <w:sz w:val="24"/>
                 <w:szCs w:val="24"/>
               </w:rPr>
+              <w:t>周彪</w:t>
+            </w:r>
+            <w:r>
+              <w:rPr>
+                <w:rFonts w:ascii="Times New Roman" w:eastAsia="仿宋" w:hAnsi="Times New Roman"/>
+                <w:sz w:val="24"/>
+                <w:szCs w:val="24"/>
+              </w:rPr>
+              <w:t xml:space="preserve">*, &amp; </w:t>
+            </w:r>
+            <w:r>
+              <w:rPr>
+                <w:rFonts w:ascii="Times New Roman" w:eastAsia="仿宋" w:hAnsi="Times New Roman"/>
+                <w:sz w:val="24"/>
+                <w:szCs w:val="24"/>
+              </w:rPr>
+              <w:t>邹成路</w:t>
+            </w:r>
+            <w:r>
+              <w:rPr>
+                <w:rFonts w:ascii="Times New Roman" w:eastAsia="仿宋" w:hAnsi="Times New Roman"/>
+                <w:sz w:val="24"/>
+                <w:szCs w:val="24"/>
+              </w:rPr>
+              <w:t xml:space="preserve">. (2022). </w:t>
+            </w:r>
+            <w:r>
+              <w:rPr>
+                <w:rFonts w:ascii="Times New Roman" w:eastAsia="仿宋" w:hAnsi="Times New Roman"/>
+                <w:sz w:val="24"/>
+                <w:szCs w:val="24"/>
+              </w:rPr>
+              <w:t>半成岩超深基坑围护结构变形与受力特性研究</w:t>
+            </w:r>
+            <w:r>
+              <w:rPr>
+                <w:rFonts w:ascii="Times New Roman" w:eastAsia="仿宋" w:hAnsi="Times New Roman"/>
+                <w:sz w:val="24"/>
+                <w:szCs w:val="24"/>
+              </w:rPr>
+              <w:t xml:space="preserve">. </w:t>
+            </w:r>
+            <w:r>
+              <w:rPr>
+                <w:rFonts w:ascii="Times New Roman" w:eastAsia="仿宋" w:hAnsi="Times New Roman"/>
+                <w:sz w:val="24"/>
+                <w:szCs w:val="24"/>
+              </w:rPr>
+              <w:t>结构工程师</w:t>
+            </w:r>
+            <w:r>
+              <w:rPr>
+                <w:rFonts w:ascii="Times New Roman" w:eastAsia="仿宋" w:hAnsi="Times New Roman"/>
+                <w:sz w:val="24"/>
+                <w:szCs w:val="24"/>
+              </w:rPr>
+              <w:t>, 38(1), 164–172.</w:t>
+            </w:r>
+            <w:r>
+              <w:rPr>
+                <w:rFonts w:ascii="Times New Roman" w:eastAsia="仿宋" w:hAnsi="Times New Roman"/>
+                <w:sz w:val="24"/>
+                <w:szCs w:val="24"/>
+              </w:rPr>
+              <w:t xml:space="preserve"> </w:t>
+            </w:r>
+            <w:r>
+              <w:rPr>
+                <w:rFonts w:ascii="Times New Roman" w:eastAsia="仿宋" w:hAnsi="Times New Roman"/>
+                <w:sz w:val="24"/>
+                <w:szCs w:val="24"/>
+              </w:rPr>
+              <w:t>https://doi.org/10.15935/j.cnki.jggcs.2022.01.019.</w:t>
+            </w:r>
+          </w:p>
+          <w:p>
+            <w:pPr>
+              <w:pStyle w:val="a3"/>
+              <w:numPr>
+                <w:ilvl w:val="0"/>
+                <w:numId w:val="17"/>
+              </w:numPr>
+              <w:adjustRightInd w:val="0"/>
+              <w:snapToGrid w:val="0"/>
+              <w:ind w:firstLineChars="0"/>
+              <w:rPr>
+                <w:rFonts w:ascii="Times New Roman" w:eastAsia="仿宋" w:hAnsi="Times New Roman"/>
+                <w:sz w:val="24"/>
+                <w:szCs w:val="24"/>
+              </w:rPr>
+            </w:pPr>
+            <w:r>
+              <w:rPr>
+                <w:rFonts w:ascii="Times New Roman" w:eastAsia="仿宋" w:hAnsi="Times New Roman" w:hint="eastAsia"/>
+                <w:sz w:val="24"/>
+                <w:szCs w:val="24"/>
+              </w:rPr>
+              <w:t>梁小波</w:t>
+            </w:r>
+            <w:r>
+              <w:rPr>
+                <w:rFonts w:ascii="Times New Roman" w:eastAsia="仿宋" w:hAnsi="Times New Roman"/>
+                <w:sz w:val="24"/>
+                <w:szCs w:val="24"/>
+              </w:rPr>
+              <w:t xml:space="preserve">, </w:t>
+            </w:r>
+            <w:r>
+              <w:rPr>
+                <w:rFonts w:ascii="Times New Roman" w:eastAsia="仿宋" w:hAnsi="Times New Roman"/>
+                <w:b/>
+                <w:bCs/>
+                <w:sz w:val="24"/>
+                <w:szCs w:val="24"/>
+              </w:rPr>
+              <w:t>林威</w:t>
+            </w:r>
+            <w:r>
+              <w:rPr>
+                <w:rFonts w:ascii="Times New Roman" w:eastAsia="仿宋" w:hAnsi="Times New Roman"/>
+                <w:sz w:val="24"/>
+                <w:szCs w:val="24"/>
+              </w:rPr>
+              <w:t xml:space="preserve">, </w:t>
+            </w:r>
+            <w:r>
+              <w:rPr>
+                <w:rFonts w:ascii="Times New Roman" w:eastAsia="仿宋" w:hAnsi="Times New Roman"/>
+                <w:sz w:val="24"/>
+                <w:szCs w:val="24"/>
+              </w:rPr>
               <w:t>徐金峰</w:t>
             </w:r>
             <w:r>
@@ -5901,16 +6098,7 @@
                 <w:sz w:val="24"/>
                 <w:szCs w:val="24"/>
               </w:rPr>
-              <w:t>建筑施</w:t>
-            </w:r>
-            <w:r>
-              <w:rPr>
-                <w:rFonts w:ascii="Times New Roman" w:eastAsia="仿宋" w:hAnsi="Times New Roman"/>
-                <w:sz w:val="24"/>
-                <w:szCs w:val="24"/>
-              </w:rPr>
-              <w:lastRenderedPageBreak/>
-              <w:t>工</w:t>
+              <w:t>建筑施工</w:t>
             </w:r>
             <w:r>
               <w:rPr>
@@ -8214,6 +8402,7 @@
                 <w:sz w:val="24"/>
                 <w:szCs w:val="24"/>
               </w:rPr>
+              <w:lastRenderedPageBreak/>
               <w:t>施静康</w:t>
             </w:r>
             <w:r>
@@ -8634,16 +8823,7 @@
                 <w:sz w:val="24"/>
                 <w:szCs w:val="24"/>
               </w:rPr>
-              <w:t xml:space="preserve"> </w:t>
-            </w:r>
-            <w:r>
-              <w:rPr>
-                <w:rFonts w:ascii="Times New Roman" w:eastAsia="仿宋" w:hAnsi="Times New Roman"/>
-                <w:sz w:val="24"/>
-                <w:szCs w:val="24"/>
-              </w:rPr>
-              <w:lastRenderedPageBreak/>
-              <w:t>(Patent CN202510484006.9).</w:t>
+              <w:t xml:space="preserve"> (Patent CN202510484006.9).</w:t>
             </w:r>
             <w:r>
               <w:rPr>
@@ -10868,7 +11048,16 @@
                 <w:sz w:val="24"/>
                 <w:szCs w:val="24"/>
               </w:rPr>
-              <w:t>Revealing high-fidelity and present-day geometry of segmental linings by AI, 11th International Symposium of Geotechnical Aspects of Underground Construction in Soft Ground (IS-Macau 2024), Macau, 14–17/06/2024</w:t>
+              <w:t xml:space="preserve">Revealing high-fidelity and present-day geometry of segmental linings by AI, 11th International Symposium of Geotechnical Aspects of Underground Construction in Soft Ground (IS-Macau 2024), </w:t>
+            </w:r>
+            <w:r>
+              <w:rPr>
+                <w:rFonts w:ascii="Times New Roman" w:eastAsia="仿宋" w:hAnsi="Times New Roman"/>
+                <w:sz w:val="24"/>
+                <w:szCs w:val="24"/>
+              </w:rPr>
+              <w:lastRenderedPageBreak/>
+              <w:t>Macau, 14–17/06/2024</w:t>
             </w:r>
           </w:p>
           <w:p>
@@ -10972,7 +11161,6 @@
                 <w:sz w:val="24"/>
                 <w:szCs w:val="24"/>
               </w:rPr>
-              <w:lastRenderedPageBreak/>
               <w:t>Engineering Applications of Artificial Intelligence</w:t>
             </w:r>
           </w:p>

--- a/files/cv.docx
+++ b/files/cv.docx
@@ -2439,7 +2439,7 @@
               <w:adjustRightInd w:val="0"/>
               <w:snapToGrid w:val="0"/>
               <w:rPr>
-                <w:rFonts w:ascii="Times New Roman" w:eastAsia="仿宋" w:hAnsi="Times New Roman" w:hint="eastAsia"/>
+                <w:rFonts w:ascii="Times New Roman" w:eastAsia="仿宋" w:hAnsi="Times New Roman"/>
                 <w:b/>
                 <w:bCs/>
                 <w:color w:val="0070C0"/>
@@ -2624,7 +2624,23 @@
                 <w:sz w:val="24"/>
                 <w:szCs w:val="24"/>
               </w:rPr>
-              <w:t>, 11/2025</w:t>
+              <w:t>, 1</w:t>
+            </w:r>
+            <w:r>
+              <w:rPr>
+                <w:rFonts w:ascii="Times New Roman" w:eastAsia="仿宋" w:hAnsi="Times New Roman"/>
+                <w:sz w:val="24"/>
+                <w:szCs w:val="24"/>
+              </w:rPr>
+              <w:t>2</w:t>
+            </w:r>
+            <w:r>
+              <w:rPr>
+                <w:rFonts w:ascii="Times New Roman" w:eastAsia="仿宋" w:hAnsi="Times New Roman"/>
+                <w:sz w:val="24"/>
+                <w:szCs w:val="24"/>
+              </w:rPr>
+              <w:t>/2025</w:t>
             </w:r>
             <w:r>
               <w:rPr>
@@ -2640,7 +2656,23 @@
                 <w:sz w:val="24"/>
                 <w:szCs w:val="24"/>
               </w:rPr>
-              <w:t>10/2027</w:t>
+              <w:t>1</w:t>
+            </w:r>
+            <w:r>
+              <w:rPr>
+                <w:rFonts w:ascii="Times New Roman" w:eastAsia="仿宋" w:hAnsi="Times New Roman"/>
+                <w:sz w:val="24"/>
+                <w:szCs w:val="24"/>
+              </w:rPr>
+              <w:t>1</w:t>
+            </w:r>
+            <w:r>
+              <w:rPr>
+                <w:rFonts w:ascii="Times New Roman" w:eastAsia="仿宋" w:hAnsi="Times New Roman"/>
+                <w:sz w:val="24"/>
+                <w:szCs w:val="24"/>
+              </w:rPr>
+              <w:t>/2027</w:t>
             </w:r>
           </w:p>
           <w:p>
@@ -3207,7 +3239,7 @@
               <w:snapToGrid w:val="0"/>
               <w:ind w:firstLineChars="0"/>
               <w:rPr>
-                <w:rFonts w:ascii="Times New Roman" w:eastAsia="仿宋" w:hAnsi="Times New Roman" w:hint="eastAsia"/>
+                <w:rFonts w:ascii="Times New Roman" w:eastAsia="仿宋" w:hAnsi="Times New Roman"/>
                 <w:sz w:val="24"/>
                 <w:szCs w:val="24"/>
               </w:rPr>
@@ -12297,15 +12329,7 @@
                 <w:sz w:val="24"/>
                 <w:szCs w:val="24"/>
               </w:rPr>
-              <w:t>Dexing Wang</w:t>
-            </w:r>
-            <w:r>
-              <w:rPr>
-                <w:rFonts w:ascii="Times New Roman" w:eastAsia="仿宋" w:hAnsi="Times New Roman"/>
-                <w:sz w:val="24"/>
-                <w:szCs w:val="24"/>
-              </w:rPr>
-              <w:t xml:space="preserve">, Fuzhou University, Master's thesis, </w:t>
+              <w:t xml:space="preserve">Dexing Wang, Fuzhou University, Master's thesis, </w:t>
             </w:r>
             <w:r>
               <w:rPr>
@@ -12338,15 +12362,7 @@
                 <w:sz w:val="24"/>
                 <w:szCs w:val="24"/>
               </w:rPr>
-              <w:t>Qingyi Zhu</w:t>
-            </w:r>
-            <w:r>
-              <w:rPr>
-                <w:rFonts w:ascii="Times New Roman" w:eastAsia="仿宋" w:hAnsi="Times New Roman"/>
-                <w:sz w:val="24"/>
-                <w:szCs w:val="24"/>
-              </w:rPr>
-              <w:t xml:space="preserve">, Fuzhou University, Master's thesis, </w:t>
+              <w:t xml:space="preserve">Qingyi Zhu, Fuzhou University, Master's thesis, </w:t>
             </w:r>
             <w:r>
               <w:rPr>
@@ -12509,31 +12525,7 @@
                 <w:sz w:val="24"/>
                 <w:szCs w:val="24"/>
               </w:rPr>
-              <w:t xml:space="preserve">Yihan Huang, Fuzhou University, </w:t>
-            </w:r>
-            <w:r>
-              <w:rPr>
-                <w:rFonts w:ascii="Times New Roman" w:eastAsia="仿宋" w:hAnsi="Times New Roman"/>
-                <w:sz w:val="24"/>
-                <w:szCs w:val="24"/>
-              </w:rPr>
-              <w:t xml:space="preserve">Master's </w:t>
-            </w:r>
-            <w:r>
-              <w:rPr>
-                <w:rFonts w:ascii="Times New Roman" w:eastAsia="仿宋" w:hAnsi="Times New Roman"/>
-                <w:sz w:val="24"/>
-                <w:szCs w:val="24"/>
-              </w:rPr>
-              <w:t>t</w:t>
-            </w:r>
-            <w:r>
-              <w:rPr>
-                <w:rFonts w:ascii="Times New Roman" w:eastAsia="仿宋" w:hAnsi="Times New Roman"/>
-                <w:sz w:val="24"/>
-                <w:szCs w:val="24"/>
-              </w:rPr>
-              <w:t>hesis</w:t>
+              <w:t>Yihan Huang, Fuzhou University, Master's thesis</w:t>
             </w:r>
             <w:r>
               <w:rPr>

--- a/files/cv.docx
+++ b/files/cv.docx
@@ -8833,7 +8833,23 @@
                 <w:sz w:val="24"/>
                 <w:szCs w:val="24"/>
               </w:rPr>
-              <w:t xml:space="preserve">(Patent No. CN202511732842.0). </w:t>
+              <w:t xml:space="preserve">(Patent No. </w:t>
+            </w:r>
+            <w:r>
+              <w:rPr>
+                <w:rFonts w:ascii="Times New Roman" w:eastAsia="仿宋" w:hAnsi="Times New Roman"/>
+                <w:sz w:val="24"/>
+                <w:szCs w:val="24"/>
+              </w:rPr>
+              <w:t>CN202511832090.5</w:t>
+            </w:r>
+            <w:r>
+              <w:rPr>
+                <w:rFonts w:ascii="Times New Roman" w:eastAsia="仿宋" w:hAnsi="Times New Roman"/>
+                <w:sz w:val="24"/>
+                <w:szCs w:val="24"/>
+              </w:rPr>
+              <w:t xml:space="preserve">). </w:t>
             </w:r>
             <w:r>
               <w:rPr>
@@ -12460,15 +12476,15 @@
                 <w:sz w:val="24"/>
                 <w:szCs w:val="24"/>
               </w:rPr>
-              <w:t>Zhicheng Lin, Fuzhou University</w:t>
-            </w:r>
-            <w:r>
-              <w:rPr>
-                <w:rFonts w:ascii="Times New Roman" w:eastAsia="仿宋" w:hAnsi="Times New Roman"/>
-                <w:sz w:val="24"/>
-                <w:szCs w:val="24"/>
-              </w:rPr>
-              <w:t xml:space="preserve">, Master's thesis, </w:t>
+              <w:t>Yihan Huang, Fuzhou University, Master's thesis</w:t>
+            </w:r>
+            <w:r>
+              <w:rPr>
+                <w:rFonts w:ascii="Times New Roman" w:eastAsia="仿宋" w:hAnsi="Times New Roman"/>
+                <w:sz w:val="24"/>
+                <w:szCs w:val="24"/>
+              </w:rPr>
+              <w:t xml:space="preserve">, </w:t>
             </w:r>
             <w:r>
               <w:rPr>
@@ -12484,7 +12500,7 @@
                 <w:sz w:val="24"/>
                 <w:szCs w:val="24"/>
               </w:rPr>
-              <w:t>4</w:t>
+              <w:t>5</w:t>
             </w:r>
             <w:r>
               <w:rPr>
@@ -12525,15 +12541,7 @@
                 <w:sz w:val="24"/>
                 <w:szCs w:val="24"/>
               </w:rPr>
-              <w:t>Yihan Huang, Fuzhou University, Master's thesis</w:t>
-            </w:r>
-            <w:r>
-              <w:rPr>
-                <w:rFonts w:ascii="Times New Roman" w:eastAsia="仿宋" w:hAnsi="Times New Roman"/>
-                <w:sz w:val="24"/>
-                <w:szCs w:val="24"/>
-              </w:rPr>
-              <w:t xml:space="preserve">, </w:t>
+              <w:t xml:space="preserve">Zhicheng Lin, Fuzhou University, Master's thesis, </w:t>
             </w:r>
             <w:r>
               <w:rPr>
@@ -12549,7 +12557,7 @@
                 <w:sz w:val="24"/>
                 <w:szCs w:val="24"/>
               </w:rPr>
-              <w:t>5</w:t>
+              <w:t>4</w:t>
             </w:r>
             <w:r>
               <w:rPr>

--- a/files/cv.docx
+++ b/files/cv.docx
@@ -3313,39 +3313,7 @@
                 <w:sz w:val="32"/>
                 <w:szCs w:val="32"/>
               </w:rPr>
-              <w:t xml:space="preserve">ublications </w:t>
-            </w:r>
-            <w:r>
-              <w:rPr>
-                <w:rFonts w:ascii="Times New Roman" w:eastAsia="仿宋" w:hAnsi="Times New Roman" w:hint="eastAsia"/>
-                <w:sz w:val="24"/>
-                <w:szCs w:val="24"/>
-              </w:rPr>
-              <w:t>(</w:t>
-            </w:r>
-            <w:r>
-              <w:rPr>
-                <w:rFonts w:ascii="Times New Roman" w:eastAsia="仿宋" w:hAnsi="Times New Roman"/>
-                <w:sz w:val="24"/>
-                <w:szCs w:val="24"/>
-              </w:rPr>
-              <w:t xml:space="preserve">Underlined co-authors indicate </w:t>
-            </w:r>
-            <w:r>
-              <w:rPr>
-                <w:rFonts w:ascii="Times New Roman" w:eastAsia="仿宋" w:hAnsi="Times New Roman"/>
-                <w:sz w:val="24"/>
-                <w:szCs w:val="24"/>
-              </w:rPr>
-              <w:t>supervisors</w:t>
-            </w:r>
-            <w:r>
-              <w:rPr>
-                <w:rFonts w:ascii="Times New Roman" w:eastAsia="仿宋" w:hAnsi="Times New Roman" w:hint="eastAsia"/>
-                <w:sz w:val="24"/>
-                <w:szCs w:val="24"/>
-              </w:rPr>
-              <w:t>)</w:t>
+              <w:t>ublications</w:t>
             </w:r>
           </w:p>
         </w:tc>
@@ -3410,23 +3378,7 @@
                 <w:sz w:val="24"/>
                 <w:szCs w:val="24"/>
               </w:rPr>
-              <w:t>G</w:t>
-            </w:r>
-            <w:r>
-              <w:rPr>
-                <w:rFonts w:ascii="Times New Roman" w:eastAsia="仿宋" w:hAnsi="Times New Roman" w:hint="eastAsia"/>
-                <w:sz w:val="24"/>
-                <w:szCs w:val="24"/>
-              </w:rPr>
-              <w:t>uan</w:t>
-            </w:r>
-            <w:r>
-              <w:rPr>
-                <w:rFonts w:ascii="Times New Roman" w:eastAsia="仿宋" w:hAnsi="Times New Roman"/>
-                <w:sz w:val="24"/>
-                <w:szCs w:val="24"/>
-              </w:rPr>
-              <w:t xml:space="preserve">, Z., Liu, Y., Lin, Y., &amp; </w:t>
+              <w:t xml:space="preserve">Song, C., Ren, L., Li, X., Zhang, Y., Guan, Z., &amp; </w:t>
             </w:r>
             <w:r>
               <w:rPr>
@@ -3436,63 +3388,25 @@
                 <w:sz w:val="24"/>
                 <w:szCs w:val="24"/>
               </w:rPr>
-              <w:t>Lin, W.</w:t>
-            </w:r>
-            <w:r>
-              <w:rPr>
-                <w:rFonts w:ascii="Times New Roman" w:eastAsia="仿宋" w:hAnsi="Times New Roman"/>
-                <w:sz w:val="24"/>
-                <w:szCs w:val="24"/>
-              </w:rPr>
-              <w:t>* (2026). Accurate measurement of segment dislocation for shield tunnel based on binocular vision technology. Journal of Computing in Civil Engineering</w:t>
-            </w:r>
-            <w:r>
-              <w:rPr>
-                <w:rFonts w:ascii="Times New Roman" w:eastAsia="仿宋" w:hAnsi="Times New Roman" w:hint="eastAsia"/>
-                <w:sz w:val="24"/>
-                <w:szCs w:val="24"/>
-              </w:rPr>
-              <w:t>,</w:t>
-            </w:r>
-            <w:r>
-              <w:rPr>
-                <w:rFonts w:ascii="Times New Roman" w:eastAsia="仿宋" w:hAnsi="Times New Roman"/>
-                <w:sz w:val="24"/>
-                <w:szCs w:val="24"/>
-              </w:rPr>
-              <w:t xml:space="preserve"> 40(3), 04026004.</w:t>
-            </w:r>
-            <w:r>
-              <w:rPr>
-                <w:rFonts w:ascii="Times New Roman" w:eastAsia="仿宋" w:hAnsi="Times New Roman"/>
-                <w:sz w:val="24"/>
-                <w:szCs w:val="24"/>
-              </w:rPr>
-              <w:t xml:space="preserve"> </w:t>
-            </w:r>
-            <w:r>
-              <w:rPr>
-                <w:rFonts w:ascii="Times New Roman" w:eastAsia="仿宋" w:hAnsi="Times New Roman"/>
-                <w:sz w:val="24"/>
-                <w:szCs w:val="24"/>
-              </w:rPr>
-              <w:t>https://doi.org/</w:t>
-            </w:r>
-            <w:r>
-              <w:rPr>
-                <w:rFonts w:ascii="Times New Roman" w:eastAsia="仿宋" w:hAnsi="Times New Roman"/>
-                <w:sz w:val="24"/>
-                <w:szCs w:val="24"/>
-              </w:rPr>
-              <w:t>10.1061/JCCEE5.CPENG-7135</w:t>
-            </w:r>
-            <w:r>
-              <w:rPr>
-                <w:rFonts w:ascii="Times New Roman" w:eastAsia="仿宋" w:hAnsi="Times New Roman" w:hint="eastAsia"/>
+              <w:t>Lin, W</w:t>
+            </w:r>
+            <w:r>
+              <w:rPr>
+                <w:rFonts w:ascii="Times New Roman" w:eastAsia="仿宋" w:hAnsi="Times New Roman"/>
+                <w:b/>
+                <w:bCs/>
                 <w:sz w:val="24"/>
                 <w:szCs w:val="24"/>
               </w:rPr>
               <w:t>.</w:t>
+            </w:r>
+            <w:r>
+              <w:rPr>
+                <w:rFonts w:ascii="Times New Roman" w:eastAsia="仿宋" w:hAnsi="Times New Roman"/>
+                <w:sz w:val="24"/>
+                <w:szCs w:val="24"/>
+              </w:rPr>
+              <w:t>* (2026). Longitudinal equivalent shear stiffness of shield tunnel segmental joints under axial force: Experimental and numerical study. Structural Concrete. https://doi.org/10.1002/suco.70809.</w:t>
             </w:r>
           </w:p>
           <w:p>
@@ -3514,6 +3428,30 @@
             <w:r>
               <w:rPr>
                 <w:rFonts w:ascii="Times New Roman" w:eastAsia="仿宋" w:hAnsi="Times New Roman"/>
+                <w:sz w:val="24"/>
+                <w:szCs w:val="24"/>
+              </w:rPr>
+              <w:t>G</w:t>
+            </w:r>
+            <w:r>
+              <w:rPr>
+                <w:rFonts w:ascii="Times New Roman" w:eastAsia="仿宋" w:hAnsi="Times New Roman" w:hint="eastAsia"/>
+                <w:sz w:val="24"/>
+                <w:szCs w:val="24"/>
+              </w:rPr>
+              <w:t>uan</w:t>
+            </w:r>
+            <w:r>
+              <w:rPr>
+                <w:rFonts w:ascii="Times New Roman" w:eastAsia="仿宋" w:hAnsi="Times New Roman"/>
+                <w:sz w:val="24"/>
+                <w:szCs w:val="24"/>
+              </w:rPr>
+              <w:t xml:space="preserve">, Z., Liu, Y., Lin, Y., &amp; </w:t>
+            </w:r>
+            <w:r>
+              <w:rPr>
+                <w:rFonts w:ascii="Times New Roman" w:eastAsia="仿宋" w:hAnsi="Times New Roman"/>
                 <w:b/>
                 <w:bCs/>
                 <w:sz w:val="24"/>
@@ -3527,149 +3465,27 @@
                 <w:sz w:val="24"/>
                 <w:szCs w:val="24"/>
               </w:rPr>
-              <w:t xml:space="preserve">, </w:t>
-            </w:r>
-            <w:r>
-              <w:rPr>
-                <w:rFonts w:ascii="Times New Roman" w:eastAsia="仿宋" w:hAnsi="Times New Roman"/>
-                <w:sz w:val="24"/>
-                <w:szCs w:val="24"/>
-                <w:u w:val="single"/>
-              </w:rPr>
-              <w:t>Sheil, B.</w:t>
-            </w:r>
-            <w:r>
-              <w:rPr>
-                <w:rFonts w:ascii="Times New Roman" w:eastAsia="仿宋" w:hAnsi="Times New Roman"/>
-                <w:sz w:val="24"/>
-                <w:szCs w:val="24"/>
-              </w:rPr>
-              <w:t>, Zhang, P.,</w:t>
-            </w:r>
-            <w:r>
-              <w:rPr>
-                <w:rFonts w:ascii="Times New Roman" w:eastAsia="仿宋" w:hAnsi="Times New Roman"/>
-                <w:sz w:val="24"/>
-                <w:szCs w:val="24"/>
-              </w:rPr>
-              <w:t xml:space="preserve"> C</w:t>
-            </w:r>
-            <w:r>
-              <w:rPr>
-                <w:rFonts w:ascii="Times New Roman" w:eastAsia="仿宋" w:hAnsi="Times New Roman" w:hint="eastAsia"/>
-                <w:sz w:val="24"/>
-                <w:szCs w:val="24"/>
-              </w:rPr>
-              <w:t>hang</w:t>
-            </w:r>
-            <w:r>
-              <w:rPr>
-                <w:rFonts w:ascii="Times New Roman" w:eastAsia="仿宋" w:hAnsi="Times New Roman"/>
-                <w:sz w:val="24"/>
-                <w:szCs w:val="24"/>
-              </w:rPr>
-              <w:t>, J.</w:t>
-            </w:r>
-            <w:r>
-              <w:rPr>
-                <w:rFonts w:ascii="Times New Roman" w:eastAsia="仿宋" w:hAnsi="Times New Roman"/>
-                <w:sz w:val="24"/>
-                <w:szCs w:val="24"/>
-              </w:rPr>
-              <w:t xml:space="preserve">, &amp; </w:t>
-            </w:r>
-            <w:r>
-              <w:rPr>
-                <w:rFonts w:ascii="Times New Roman" w:eastAsia="仿宋" w:hAnsi="Times New Roman"/>
-                <w:sz w:val="24"/>
-                <w:szCs w:val="24"/>
-                <w:u w:val="single"/>
-              </w:rPr>
-              <w:t>Xie, X.</w:t>
-            </w:r>
-            <w:r>
-              <w:rPr>
-                <w:rFonts w:ascii="Times New Roman" w:eastAsia="仿宋" w:hAnsi="Times New Roman"/>
-                <w:sz w:val="24"/>
-                <w:szCs w:val="24"/>
-              </w:rPr>
-              <w:t>* (202</w:t>
-            </w:r>
-            <w:r>
-              <w:rPr>
-                <w:rFonts w:ascii="Times New Roman" w:eastAsia="仿宋" w:hAnsi="Times New Roman"/>
-                <w:sz w:val="24"/>
-                <w:szCs w:val="24"/>
-              </w:rPr>
-              <w:t>5</w:t>
-            </w:r>
-            <w:r>
-              <w:rPr>
-                <w:rFonts w:ascii="Times New Roman" w:eastAsia="仿宋" w:hAnsi="Times New Roman"/>
-                <w:sz w:val="24"/>
-                <w:szCs w:val="24"/>
-              </w:rPr>
-              <w:t>).</w:t>
-            </w:r>
-            <w:r>
-              <w:rPr>
-                <w:rFonts w:ascii="Times New Roman" w:eastAsia="仿宋" w:hAnsi="Times New Roman"/>
-                <w:sz w:val="24"/>
-                <w:szCs w:val="24"/>
-              </w:rPr>
-              <w:t xml:space="preserve"> </w:t>
-            </w:r>
-            <w:r>
-              <w:rPr>
-                <w:rFonts w:ascii="Times New Roman" w:eastAsia="仿宋" w:hAnsi="Times New Roman"/>
-                <w:sz w:val="24"/>
-                <w:szCs w:val="24"/>
-              </w:rPr>
-              <w:t>Automated digital reconstruction of high-fidelity present-day geometries for segmental tunnel linings based on segmented point clouds</w:t>
-            </w:r>
-            <w:r>
-              <w:rPr>
-                <w:rFonts w:ascii="Times New Roman" w:eastAsia="仿宋" w:hAnsi="Times New Roman"/>
-                <w:sz w:val="24"/>
-                <w:szCs w:val="24"/>
-              </w:rPr>
-              <w:t xml:space="preserve">. </w:t>
-            </w:r>
-            <w:r>
-              <w:rPr>
-                <w:rFonts w:ascii="Times New Roman" w:eastAsia="仿宋" w:hAnsi="Times New Roman"/>
-                <w:sz w:val="24"/>
-                <w:szCs w:val="24"/>
-              </w:rPr>
-              <w:t>Tunnelling and Underground Space Technology</w:t>
-            </w:r>
-            <w:r>
-              <w:rPr>
-                <w:rFonts w:ascii="Times New Roman" w:eastAsia="仿宋" w:hAnsi="Times New Roman"/>
-                <w:sz w:val="24"/>
-                <w:szCs w:val="24"/>
-              </w:rPr>
-              <w:t>, 164, 106859</w:t>
-            </w:r>
-            <w:r>
-              <w:rPr>
-                <w:rFonts w:ascii="Times New Roman" w:eastAsia="仿宋" w:hAnsi="Times New Roman"/>
-                <w:sz w:val="24"/>
-                <w:szCs w:val="24"/>
-              </w:rPr>
-              <w:t xml:space="preserve">. </w:t>
-            </w:r>
-            <w:r>
-              <w:rPr>
-                <w:rFonts w:ascii="Times New Roman" w:eastAsia="仿宋" w:hAnsi="Times New Roman"/>
-                <w:sz w:val="24"/>
-                <w:szCs w:val="24"/>
-              </w:rPr>
-              <w:t>https://doi.org/10.1016/j.tust.2025.106859</w:t>
-            </w:r>
-            <w:r>
-              <w:rPr>
-                <w:rFonts w:ascii="Times New Roman" w:eastAsia="仿宋" w:hAnsi="Times New Roman"/>
+              <w:t>* (2026). Accurate measurement of segment dislocation for shield tunnel based on binocular vision technology. Journal of Computing in Civil Engineering</w:t>
+            </w:r>
+            <w:r>
+              <w:rPr>
+                <w:rFonts w:ascii="Times New Roman" w:eastAsia="仿宋" w:hAnsi="Times New Roman" w:hint="eastAsia"/>
+                <w:sz w:val="24"/>
+                <w:szCs w:val="24"/>
+              </w:rPr>
+              <w:t>,</w:t>
+            </w:r>
+            <w:r>
+              <w:rPr>
+                <w:rFonts w:ascii="Times New Roman" w:eastAsia="仿宋" w:hAnsi="Times New Roman"/>
+                <w:sz w:val="24"/>
+                <w:szCs w:val="24"/>
+              </w:rPr>
+              <w:t xml:space="preserve"> 40(3), 04026004. https://doi.org/10.1061/JCCEE5.CPENG-7135</w:t>
+            </w:r>
+            <w:r>
+              <w:rPr>
+                <w:rFonts w:ascii="Times New Roman" w:eastAsia="仿宋" w:hAnsi="Times New Roman" w:hint="eastAsia"/>
                 <w:sz w:val="24"/>
                 <w:szCs w:val="24"/>
               </w:rPr>
@@ -3708,89 +3524,23 @@
                 <w:sz w:val="24"/>
                 <w:szCs w:val="24"/>
               </w:rPr>
-              <w:t xml:space="preserve">, </w:t>
-            </w:r>
-            <w:r>
-              <w:rPr>
-                <w:rFonts w:ascii="Times New Roman" w:eastAsia="仿宋" w:hAnsi="Times New Roman"/>
-                <w:sz w:val="24"/>
-                <w:szCs w:val="24"/>
-                <w:u w:val="single"/>
-              </w:rPr>
-              <w:t>Sheil, B.</w:t>
-            </w:r>
-            <w:r>
-              <w:rPr>
-                <w:rFonts w:ascii="Times New Roman" w:eastAsia="仿宋" w:hAnsi="Times New Roman"/>
-                <w:sz w:val="24"/>
-                <w:szCs w:val="24"/>
-              </w:rPr>
-              <w:t xml:space="preserve">, Zhang, P., Li, K., &amp; </w:t>
-            </w:r>
-            <w:r>
-              <w:rPr>
-                <w:rFonts w:ascii="Times New Roman" w:eastAsia="仿宋" w:hAnsi="Times New Roman"/>
-                <w:sz w:val="24"/>
-                <w:szCs w:val="24"/>
-                <w:u w:val="single"/>
-              </w:rPr>
-              <w:t>Xie, X.</w:t>
-            </w:r>
-            <w:r>
-              <w:rPr>
-                <w:rFonts w:ascii="Times New Roman" w:eastAsia="仿宋" w:hAnsi="Times New Roman"/>
-                <w:sz w:val="24"/>
-                <w:szCs w:val="24"/>
-              </w:rPr>
-              <w:t>* (2025). Structural geometry-informed 3D deep learning for segmental tunnel lining analysis in point clouds. Automation in Construction</w:t>
-            </w:r>
-            <w:r>
-              <w:rPr>
-                <w:rFonts w:ascii="Times New Roman" w:eastAsia="仿宋" w:hAnsi="Times New Roman" w:hint="eastAsia"/>
-                <w:sz w:val="24"/>
-                <w:szCs w:val="24"/>
-              </w:rPr>
-              <w:t>,</w:t>
-            </w:r>
-            <w:r>
-              <w:rPr>
-                <w:rFonts w:ascii="Times New Roman" w:eastAsia="仿宋" w:hAnsi="Times New Roman"/>
-                <w:sz w:val="24"/>
-                <w:szCs w:val="24"/>
-              </w:rPr>
-              <w:t xml:space="preserve"> 176, 106281</w:t>
-            </w:r>
-            <w:r>
-              <w:rPr>
-                <w:rFonts w:ascii="Times New Roman" w:eastAsia="仿宋" w:hAnsi="Times New Roman" w:hint="eastAsia"/>
-                <w:sz w:val="24"/>
-                <w:szCs w:val="24"/>
-              </w:rPr>
-              <w:t>.</w:t>
-            </w:r>
-            <w:r>
-              <w:rPr>
-                <w:rFonts w:ascii="Times New Roman" w:eastAsia="仿宋" w:hAnsi="Times New Roman"/>
-                <w:sz w:val="24"/>
-                <w:szCs w:val="24"/>
-              </w:rPr>
-              <w:t xml:space="preserve"> </w:t>
-            </w:r>
-            <w:r>
-              <w:rPr>
-                <w:rFonts w:ascii="Times New Roman" w:eastAsia="仿宋" w:hAnsi="Times New Roman"/>
-                <w:sz w:val="24"/>
-                <w:szCs w:val="24"/>
-              </w:rPr>
-              <w:t>https://doi.org/10.1016/j.autcon.2025.106281</w:t>
-            </w:r>
-            <w:r>
-              <w:rPr>
-                <w:rFonts w:ascii="Times New Roman" w:eastAsia="仿宋" w:hAnsi="Times New Roman"/>
-                <w:sz w:val="24"/>
-                <w:szCs w:val="24"/>
-              </w:rPr>
-              <w:t>.</w:t>
+              <w:t>, Sheil, B., Zhang, P., C</w:t>
+            </w:r>
+            <w:r>
+              <w:rPr>
+                <w:rFonts w:ascii="Times New Roman" w:eastAsia="仿宋" w:hAnsi="Times New Roman" w:hint="eastAsia"/>
+                <w:sz w:val="24"/>
+                <w:szCs w:val="24"/>
+              </w:rPr>
+              <w:t>hang</w:t>
+            </w:r>
+            <w:r>
+              <w:rPr>
+                <w:rFonts w:ascii="Times New Roman" w:eastAsia="仿宋" w:hAnsi="Times New Roman"/>
+                <w:sz w:val="24"/>
+                <w:szCs w:val="24"/>
+              </w:rPr>
+              <w:t>, J., &amp; Xie, X.* (2025). Automated digital reconstruction of high-fidelity present-day geometries for segmental tunnel linings based on segmented point clouds. Tunnelling and Underground Space Technology, 164, 106859. https://doi.org/10.1016/j.tust.2025.106859.</w:t>
             </w:r>
           </w:p>
           <w:p>
@@ -3817,43 +3567,39 @@
                 <w:sz w:val="24"/>
                 <w:szCs w:val="24"/>
               </w:rPr>
-              <w:t>L</w:t>
-            </w:r>
-            <w:r>
-              <w:rPr>
-                <w:rFonts w:ascii="Times New Roman" w:eastAsia="仿宋" w:hAnsi="Times New Roman" w:hint="eastAsia"/>
-                <w:b/>
-                <w:bCs/>
-                <w:sz w:val="24"/>
-                <w:szCs w:val="24"/>
-              </w:rPr>
-              <w:t>in</w:t>
-            </w:r>
-            <w:r>
-              <w:rPr>
-                <w:rFonts w:ascii="Times New Roman" w:eastAsia="仿宋" w:hAnsi="Times New Roman"/>
-                <w:b/>
-                <w:bCs/>
-                <w:sz w:val="24"/>
-                <w:szCs w:val="24"/>
-              </w:rPr>
-              <w:t>, W.</w:t>
-            </w:r>
-            <w:r>
-              <w:rPr>
-                <w:rFonts w:ascii="Times New Roman" w:eastAsia="仿宋" w:hAnsi="Times New Roman"/>
-                <w:sz w:val="24"/>
-                <w:szCs w:val="24"/>
-              </w:rPr>
-              <w:t>, Zou, M., Zhao, M., Chang, J.,</w:t>
-            </w:r>
-            <w:r>
-              <w:rPr>
-                <w:rFonts w:ascii="Times New Roman" w:eastAsia="仿宋" w:hAnsi="Times New Roman"/>
-                <w:sz w:val="24"/>
-                <w:szCs w:val="24"/>
-              </w:rPr>
-              <w:t xml:space="preserve"> &amp;</w:t>
+              <w:t>Lin, W.</w:t>
+            </w:r>
+            <w:r>
+              <w:rPr>
+                <w:rFonts w:ascii="Times New Roman" w:eastAsia="仿宋" w:hAnsi="Times New Roman"/>
+                <w:sz w:val="24"/>
+                <w:szCs w:val="24"/>
+              </w:rPr>
+              <w:t>, Sheil, B., Zhang, P., Li, K., &amp; Xie, X.* (2025). Structural geometry-informed 3D deep learning for segmental tunnel lining analysis in point clouds. Automation in Construction</w:t>
+            </w:r>
+            <w:r>
+              <w:rPr>
+                <w:rFonts w:ascii="Times New Roman" w:eastAsia="仿宋" w:hAnsi="Times New Roman" w:hint="eastAsia"/>
+                <w:sz w:val="24"/>
+                <w:szCs w:val="24"/>
+              </w:rPr>
+              <w:t>,</w:t>
+            </w:r>
+            <w:r>
+              <w:rPr>
+                <w:rFonts w:ascii="Times New Roman" w:eastAsia="仿宋" w:hAnsi="Times New Roman"/>
+                <w:sz w:val="24"/>
+                <w:szCs w:val="24"/>
+              </w:rPr>
+              <w:t xml:space="preserve"> 176, 106281</w:t>
+            </w:r>
+            <w:r>
+              <w:rPr>
+                <w:rFonts w:ascii="Times New Roman" w:eastAsia="仿宋" w:hAnsi="Times New Roman" w:hint="eastAsia"/>
+                <w:sz w:val="24"/>
+                <w:szCs w:val="24"/>
+              </w:rPr>
+              <w:t>.</w:t>
             </w:r>
             <w:r>
               <w:rPr>
@@ -3868,281 +3614,8 @@
                 <w:rFonts w:ascii="Times New Roman" w:eastAsia="仿宋" w:hAnsi="Times New Roman"/>
                 <w:sz w:val="24"/>
                 <w:szCs w:val="24"/>
-                <w:u w:val="single"/>
-              </w:rPr>
-              <w:t>Xie, X.</w:t>
-            </w:r>
-            <w:r>
-              <w:rPr>
-                <w:rFonts w:ascii="Times New Roman" w:eastAsia="仿宋" w:hAnsi="Times New Roman"/>
-                <w:sz w:val="24"/>
-                <w:szCs w:val="24"/>
-              </w:rPr>
-              <w:t>* (202</w:t>
-            </w:r>
-            <w:r>
-              <w:rPr>
-                <w:rFonts w:ascii="Times New Roman" w:eastAsia="仿宋" w:hAnsi="Times New Roman"/>
-                <w:sz w:val="24"/>
-                <w:szCs w:val="24"/>
-              </w:rPr>
-              <w:t>5</w:t>
-            </w:r>
-            <w:r>
-              <w:rPr>
-                <w:rFonts w:ascii="Times New Roman" w:eastAsia="仿宋" w:hAnsi="Times New Roman"/>
-                <w:sz w:val="24"/>
-                <w:szCs w:val="24"/>
-              </w:rPr>
-              <w:t>). Multi-</w:t>
-            </w:r>
-            <w:r>
-              <w:rPr>
-                <w:rFonts w:ascii="Times New Roman" w:eastAsia="仿宋" w:hAnsi="Times New Roman"/>
-                <w:sz w:val="24"/>
-                <w:szCs w:val="24"/>
-              </w:rPr>
-              <w:t>f</w:t>
-            </w:r>
-            <w:r>
-              <w:rPr>
-                <w:rFonts w:ascii="Times New Roman" w:eastAsia="仿宋" w:hAnsi="Times New Roman"/>
-                <w:sz w:val="24"/>
-                <w:szCs w:val="24"/>
-              </w:rPr>
-              <w:t xml:space="preserve">idelity </w:t>
-            </w:r>
-            <w:r>
-              <w:rPr>
-                <w:rFonts w:ascii="Times New Roman" w:eastAsia="仿宋" w:hAnsi="Times New Roman"/>
-                <w:sz w:val="24"/>
-                <w:szCs w:val="24"/>
-              </w:rPr>
-              <w:t>m</w:t>
-            </w:r>
-            <w:r>
-              <w:rPr>
-                <w:rFonts w:ascii="Times New Roman" w:eastAsia="仿宋" w:hAnsi="Times New Roman"/>
-                <w:sz w:val="24"/>
-                <w:szCs w:val="24"/>
-              </w:rPr>
-              <w:t xml:space="preserve">achine </w:t>
-            </w:r>
-            <w:r>
-              <w:rPr>
-                <w:rFonts w:ascii="Times New Roman" w:eastAsia="仿宋" w:hAnsi="Times New Roman"/>
-                <w:sz w:val="24"/>
-                <w:szCs w:val="24"/>
-              </w:rPr>
-              <w:t>l</w:t>
-            </w:r>
-            <w:r>
-              <w:rPr>
-                <w:rFonts w:ascii="Times New Roman" w:eastAsia="仿宋" w:hAnsi="Times New Roman"/>
-                <w:sz w:val="24"/>
-                <w:szCs w:val="24"/>
-              </w:rPr>
-              <w:t xml:space="preserve">earning for </w:t>
-            </w:r>
-            <w:r>
-              <w:rPr>
-                <w:rFonts w:ascii="Times New Roman" w:eastAsia="仿宋" w:hAnsi="Times New Roman"/>
-                <w:sz w:val="24"/>
-                <w:szCs w:val="24"/>
-              </w:rPr>
-              <w:t>i</w:t>
-            </w:r>
-            <w:r>
-              <w:rPr>
-                <w:rFonts w:ascii="Times New Roman" w:eastAsia="仿宋" w:hAnsi="Times New Roman"/>
-                <w:sz w:val="24"/>
-                <w:szCs w:val="24"/>
-              </w:rPr>
-              <w:t xml:space="preserve">dentifying </w:t>
-            </w:r>
-            <w:r>
-              <w:rPr>
-                <w:rFonts w:ascii="Times New Roman" w:eastAsia="仿宋" w:hAnsi="Times New Roman"/>
-                <w:sz w:val="24"/>
-                <w:szCs w:val="24"/>
-              </w:rPr>
-              <w:t>t</w:t>
-            </w:r>
-            <w:r>
-              <w:rPr>
-                <w:rFonts w:ascii="Times New Roman" w:eastAsia="仿宋" w:hAnsi="Times New Roman"/>
-                <w:sz w:val="24"/>
-                <w:szCs w:val="24"/>
-              </w:rPr>
-              <w:t xml:space="preserve">hermal </w:t>
-            </w:r>
-            <w:r>
-              <w:rPr>
-                <w:rFonts w:ascii="Times New Roman" w:eastAsia="仿宋" w:hAnsi="Times New Roman"/>
-                <w:sz w:val="24"/>
-                <w:szCs w:val="24"/>
-              </w:rPr>
-              <w:t>i</w:t>
-            </w:r>
-            <w:r>
-              <w:rPr>
-                <w:rFonts w:ascii="Times New Roman" w:eastAsia="仿宋" w:hAnsi="Times New Roman"/>
-                <w:sz w:val="24"/>
-                <w:szCs w:val="24"/>
-              </w:rPr>
-              <w:t xml:space="preserve">nsulation </w:t>
-            </w:r>
-            <w:r>
-              <w:rPr>
-                <w:rFonts w:ascii="Times New Roman" w:eastAsia="仿宋" w:hAnsi="Times New Roman"/>
-                <w:sz w:val="24"/>
-                <w:szCs w:val="24"/>
-              </w:rPr>
-              <w:t>i</w:t>
-            </w:r>
-            <w:r>
-              <w:rPr>
-                <w:rFonts w:ascii="Times New Roman" w:eastAsia="仿宋" w:hAnsi="Times New Roman"/>
-                <w:sz w:val="24"/>
-                <w:szCs w:val="24"/>
-              </w:rPr>
-              <w:t xml:space="preserve">ntegrity of </w:t>
-            </w:r>
-            <w:r>
-              <w:rPr>
-                <w:rFonts w:ascii="Times New Roman" w:eastAsia="仿宋" w:hAnsi="Times New Roman"/>
-                <w:sz w:val="24"/>
-                <w:szCs w:val="24"/>
-              </w:rPr>
-              <w:t>l</w:t>
-            </w:r>
-            <w:r>
-              <w:rPr>
-                <w:rFonts w:ascii="Times New Roman" w:eastAsia="仿宋" w:hAnsi="Times New Roman"/>
-                <w:sz w:val="24"/>
-                <w:szCs w:val="24"/>
-              </w:rPr>
-              <w:t xml:space="preserve">iquefied </w:t>
-            </w:r>
-            <w:r>
-              <w:rPr>
-                <w:rFonts w:ascii="Times New Roman" w:eastAsia="仿宋" w:hAnsi="Times New Roman"/>
-                <w:sz w:val="24"/>
-                <w:szCs w:val="24"/>
-              </w:rPr>
-              <w:t>n</w:t>
-            </w:r>
-            <w:r>
-              <w:rPr>
-                <w:rFonts w:ascii="Times New Roman" w:eastAsia="仿宋" w:hAnsi="Times New Roman"/>
-                <w:sz w:val="24"/>
-                <w:szCs w:val="24"/>
-              </w:rPr>
-              <w:t xml:space="preserve">atural </w:t>
-            </w:r>
-            <w:r>
-              <w:rPr>
-                <w:rFonts w:ascii="Times New Roman" w:eastAsia="仿宋" w:hAnsi="Times New Roman"/>
-                <w:sz w:val="24"/>
-                <w:szCs w:val="24"/>
-              </w:rPr>
-              <w:t>g</w:t>
-            </w:r>
-            <w:r>
-              <w:rPr>
-                <w:rFonts w:ascii="Times New Roman" w:eastAsia="仿宋" w:hAnsi="Times New Roman"/>
-                <w:sz w:val="24"/>
-                <w:szCs w:val="24"/>
-              </w:rPr>
-              <w:t xml:space="preserve">as </w:t>
-            </w:r>
-            <w:r>
-              <w:rPr>
-                <w:rFonts w:ascii="Times New Roman" w:eastAsia="仿宋" w:hAnsi="Times New Roman"/>
-                <w:sz w:val="24"/>
-                <w:szCs w:val="24"/>
-              </w:rPr>
-              <w:t>s</w:t>
-            </w:r>
-            <w:r>
-              <w:rPr>
-                <w:rFonts w:ascii="Times New Roman" w:eastAsia="仿宋" w:hAnsi="Times New Roman"/>
-                <w:sz w:val="24"/>
-                <w:szCs w:val="24"/>
-              </w:rPr>
-              <w:t xml:space="preserve">torage </w:t>
-            </w:r>
-            <w:r>
-              <w:rPr>
-                <w:rFonts w:ascii="Times New Roman" w:eastAsia="仿宋" w:hAnsi="Times New Roman"/>
-                <w:sz w:val="24"/>
-                <w:szCs w:val="24"/>
-              </w:rPr>
-              <w:t>t</w:t>
-            </w:r>
-            <w:r>
-              <w:rPr>
-                <w:rFonts w:ascii="Times New Roman" w:eastAsia="仿宋" w:hAnsi="Times New Roman"/>
-                <w:sz w:val="24"/>
-                <w:szCs w:val="24"/>
-              </w:rPr>
-              <w:t>anks</w:t>
-            </w:r>
-            <w:r>
-              <w:rPr>
-                <w:rFonts w:ascii="Times New Roman" w:eastAsia="仿宋" w:hAnsi="Times New Roman"/>
-                <w:sz w:val="24"/>
-                <w:szCs w:val="24"/>
-              </w:rPr>
-              <w:t>. Applied Sciences</w:t>
-            </w:r>
-            <w:r>
-              <w:rPr>
-                <w:rFonts w:ascii="Times New Roman" w:eastAsia="仿宋" w:hAnsi="Times New Roman"/>
-                <w:sz w:val="24"/>
-                <w:szCs w:val="24"/>
-              </w:rPr>
-              <w:t>, 15, 33</w:t>
-            </w:r>
-            <w:r>
-              <w:rPr>
-                <w:rFonts w:ascii="Times New Roman" w:eastAsia="仿宋" w:hAnsi="Times New Roman"/>
-                <w:sz w:val="24"/>
-                <w:szCs w:val="24"/>
-              </w:rPr>
-              <w:t>.</w:t>
-            </w:r>
-            <w:r>
-              <w:rPr>
-                <w:rFonts w:ascii="Times New Roman" w:eastAsia="仿宋" w:hAnsi="Times New Roman"/>
-                <w:sz w:val="24"/>
-                <w:szCs w:val="24"/>
-              </w:rPr>
-              <w:t xml:space="preserve"> </w:t>
-            </w:r>
-            <w:r>
-              <w:rPr>
-                <w:rFonts w:ascii="Times New Roman" w:eastAsia="仿宋" w:hAnsi="Times New Roman"/>
-                <w:sz w:val="24"/>
-                <w:szCs w:val="24"/>
-              </w:rPr>
-              <w:t>https://doi.org/</w:t>
-            </w:r>
-            <w:r>
-              <w:rPr>
-                <w:rFonts w:ascii="Times New Roman" w:eastAsia="仿宋" w:hAnsi="Times New Roman"/>
-                <w:sz w:val="24"/>
-                <w:szCs w:val="24"/>
-              </w:rPr>
-              <w:t>10.3390/app15010033</w:t>
-            </w:r>
-            <w:r>
-              <w:rPr>
-                <w:rFonts w:ascii="Times New Roman" w:eastAsia="仿宋" w:hAnsi="Times New Roman"/>
-                <w:sz w:val="24"/>
-                <w:szCs w:val="24"/>
-              </w:rPr>
-              <w:t>.</w:t>
+              </w:rPr>
+              <w:t>https://doi.org/10.1016/j.autcon.2025.106281.</w:t>
             </w:r>
           </w:p>
           <w:p>
@@ -4169,65 +3642,91 @@
                 <w:sz w:val="24"/>
                 <w:szCs w:val="24"/>
               </w:rPr>
-              <w:t>Lin, W.</w:t>
-            </w:r>
-            <w:r>
-              <w:rPr>
-                <w:rFonts w:ascii="Times New Roman" w:eastAsia="仿宋" w:hAnsi="Times New Roman"/>
-                <w:sz w:val="24"/>
-                <w:szCs w:val="24"/>
-              </w:rPr>
-              <w:t xml:space="preserve">, </w:t>
-            </w:r>
-            <w:r>
-              <w:rPr>
-                <w:rFonts w:ascii="Times New Roman" w:eastAsia="仿宋" w:hAnsi="Times New Roman"/>
-                <w:sz w:val="24"/>
-                <w:szCs w:val="24"/>
-                <w:u w:val="single"/>
-              </w:rPr>
-              <w:t>Sheil, B.</w:t>
-            </w:r>
-            <w:r>
-              <w:rPr>
-                <w:rFonts w:ascii="Times New Roman" w:eastAsia="仿宋" w:hAnsi="Times New Roman"/>
-                <w:sz w:val="24"/>
-                <w:szCs w:val="24"/>
-              </w:rPr>
-              <w:t xml:space="preserve">, Zhang, P., Zhou, B., Wang, C., &amp; </w:t>
-            </w:r>
-            <w:r>
-              <w:rPr>
-                <w:rFonts w:ascii="Times New Roman" w:eastAsia="仿宋" w:hAnsi="Times New Roman"/>
-                <w:sz w:val="24"/>
-                <w:szCs w:val="24"/>
-                <w:u w:val="single"/>
-              </w:rPr>
-              <w:t>Xie, X.</w:t>
-            </w:r>
-            <w:r>
-              <w:rPr>
-                <w:rFonts w:ascii="Times New Roman" w:eastAsia="仿宋" w:hAnsi="Times New Roman"/>
-                <w:sz w:val="24"/>
-                <w:szCs w:val="24"/>
-              </w:rPr>
-              <w:t>* (2024). Seg2Tunnel: A hierarchical point cloud dataset and benchmarks for segmentation of segmental tunnel linings. Tunnelling and Underground Space Technology, 147, 105735.</w:t>
-            </w:r>
-            <w:r>
-              <w:rPr>
-                <w:rFonts w:ascii="Times New Roman" w:eastAsia="仿宋" w:hAnsi="Times New Roman"/>
-                <w:sz w:val="24"/>
-                <w:szCs w:val="24"/>
-              </w:rPr>
-              <w:t xml:space="preserve"> </w:t>
-            </w:r>
-            <w:r>
-              <w:rPr>
-                <w:rFonts w:ascii="Times New Roman" w:eastAsia="仿宋" w:hAnsi="Times New Roman"/>
-                <w:sz w:val="24"/>
-                <w:szCs w:val="24"/>
-              </w:rPr>
-              <w:t>https://doi.org/10.1016/j.tust.2024.105735.</w:t>
+              <w:t>L</w:t>
+            </w:r>
+            <w:r>
+              <w:rPr>
+                <w:rFonts w:ascii="Times New Roman" w:eastAsia="仿宋" w:hAnsi="Times New Roman" w:hint="eastAsia"/>
+                <w:b/>
+                <w:bCs/>
+                <w:sz w:val="24"/>
+                <w:szCs w:val="24"/>
+              </w:rPr>
+              <w:t>in</w:t>
+            </w:r>
+            <w:r>
+              <w:rPr>
+                <w:rFonts w:ascii="Times New Roman" w:eastAsia="仿宋" w:hAnsi="Times New Roman"/>
+                <w:b/>
+                <w:bCs/>
+                <w:sz w:val="24"/>
+                <w:szCs w:val="24"/>
+              </w:rPr>
+              <w:t>, W.</w:t>
+            </w:r>
+            <w:r>
+              <w:rPr>
+                <w:rFonts w:ascii="Times New Roman" w:eastAsia="仿宋" w:hAnsi="Times New Roman"/>
+                <w:sz w:val="24"/>
+                <w:szCs w:val="24"/>
+              </w:rPr>
+              <w:t>, Zou, M., Zhao, M., Chang, J.,</w:t>
+            </w:r>
+            <w:r>
+              <w:rPr>
+                <w:rFonts w:ascii="Times New Roman" w:eastAsia="仿宋" w:hAnsi="Times New Roman"/>
+                <w:sz w:val="24"/>
+                <w:szCs w:val="24"/>
+              </w:rPr>
+              <w:t xml:space="preserve"> &amp;</w:t>
+            </w:r>
+            <w:r>
+              <w:rPr>
+                <w:rFonts w:ascii="Times New Roman" w:eastAsia="仿宋" w:hAnsi="Times New Roman"/>
+                <w:sz w:val="24"/>
+                <w:szCs w:val="24"/>
+              </w:rPr>
+              <w:t xml:space="preserve"> Xie, X.* (202</w:t>
+            </w:r>
+            <w:r>
+              <w:rPr>
+                <w:rFonts w:ascii="Times New Roman" w:eastAsia="仿宋" w:hAnsi="Times New Roman"/>
+                <w:sz w:val="24"/>
+                <w:szCs w:val="24"/>
+              </w:rPr>
+              <w:t>5</w:t>
+            </w:r>
+            <w:r>
+              <w:rPr>
+                <w:rFonts w:ascii="Times New Roman" w:eastAsia="仿宋" w:hAnsi="Times New Roman"/>
+                <w:sz w:val="24"/>
+                <w:szCs w:val="24"/>
+              </w:rPr>
+              <w:t>). Multi-fidelity machine learning for identifying thermal insulation integrity of liquefied natural gas storage tanks. Applied Sciences</w:t>
+            </w:r>
+            <w:r>
+              <w:rPr>
+                <w:rFonts w:ascii="Times New Roman" w:eastAsia="仿宋" w:hAnsi="Times New Roman"/>
+                <w:sz w:val="24"/>
+                <w:szCs w:val="24"/>
+              </w:rPr>
+              <w:t>, 15, 33</w:t>
+            </w:r>
+            <w:r>
+              <w:rPr>
+                <w:rFonts w:ascii="Times New Roman" w:eastAsia="仿宋" w:hAnsi="Times New Roman"/>
+                <w:sz w:val="24"/>
+                <w:szCs w:val="24"/>
+              </w:rPr>
+              <w:t>.</w:t>
+            </w:r>
+            <w:r>
+              <w:rPr>
+                <w:rFonts w:ascii="Times New Roman" w:eastAsia="仿宋" w:hAnsi="Times New Roman"/>
+                <w:sz w:val="24"/>
+                <w:szCs w:val="24"/>
+              </w:rPr>
+              <w:t xml:space="preserve"> https://doi.org/10.3390/app15010033.</w:t>
             </w:r>
           </w:p>
           <w:p>
@@ -4262,56 +3761,15 @@
                 <w:sz w:val="24"/>
                 <w:szCs w:val="24"/>
               </w:rPr>
-              <w:t xml:space="preserve">, </w:t>
-            </w:r>
-            <w:r>
-              <w:rPr>
-                <w:rFonts w:ascii="Times New Roman" w:eastAsia="仿宋" w:hAnsi="Times New Roman"/>
-                <w:sz w:val="24"/>
-                <w:szCs w:val="24"/>
-              </w:rPr>
-              <w:t>Li, P.</w:t>
-            </w:r>
-            <w:r>
-              <w:rPr>
-                <w:rFonts w:ascii="Times New Roman" w:eastAsia="仿宋" w:hAnsi="Times New Roman"/>
-                <w:sz w:val="24"/>
-                <w:szCs w:val="24"/>
-              </w:rPr>
-              <w:t xml:space="preserve">*, </w:t>
-            </w:r>
-            <w:r>
-              <w:rPr>
-                <w:rFonts w:ascii="Times New Roman" w:eastAsia="仿宋" w:hAnsi="Times New Roman"/>
-                <w:sz w:val="24"/>
-                <w:szCs w:val="24"/>
-                <w:u w:val="single"/>
-              </w:rPr>
-              <w:t>Xie, X.</w:t>
-            </w:r>
-            <w:r>
-              <w:rPr>
-                <w:rFonts w:ascii="Times New Roman" w:eastAsia="仿宋" w:hAnsi="Times New Roman"/>
-                <w:sz w:val="24"/>
-                <w:szCs w:val="24"/>
-              </w:rPr>
-              <w:t>, Cao, Y., &amp; Zhang, Y. (2023). A novel back-analysis approach for the external loads on shield tunnel lining in service based on monitored deformation. Structural Control and Health Monitoring, 2023, 8128701.</w:t>
-            </w:r>
-            <w:r>
-              <w:rPr>
-                <w:rFonts w:ascii="Times New Roman" w:eastAsia="仿宋" w:hAnsi="Times New Roman"/>
-                <w:sz w:val="24"/>
-                <w:szCs w:val="24"/>
-              </w:rPr>
-              <w:t xml:space="preserve"> </w:t>
-            </w:r>
-            <w:r>
-              <w:rPr>
-                <w:rFonts w:ascii="Times New Roman" w:eastAsia="仿宋" w:hAnsi="Times New Roman"/>
-                <w:sz w:val="24"/>
-                <w:szCs w:val="24"/>
-              </w:rPr>
-              <w:t>https://doi.org/10.1155/2023/8128701.</w:t>
+              <w:t>, Sheil, B., Zhang, P., Zhou, B., Wang, C., &amp; Xie, X.* (2024). Seg2Tunnel: A hierarchical point cloud dataset and benchmarks for segmentation of segmental tunnel linings. Tunnelling and Underground Space Technology, 147, 105735.</w:t>
+            </w:r>
+            <w:r>
+              <w:rPr>
+                <w:rFonts w:ascii="Times New Roman" w:eastAsia="仿宋" w:hAnsi="Times New Roman"/>
+                <w:sz w:val="24"/>
+                <w:szCs w:val="24"/>
+              </w:rPr>
+              <w:t xml:space="preserve"> https://doi.org/10.1016/j.tust.2024.105735.</w:t>
             </w:r>
           </w:p>
           <w:p>
@@ -4346,56 +3804,15 @@
                 <w:sz w:val="24"/>
                 <w:szCs w:val="24"/>
               </w:rPr>
-              <w:t xml:space="preserve">, </w:t>
-            </w:r>
-            <w:r>
-              <w:rPr>
-                <w:rFonts w:ascii="Times New Roman" w:eastAsia="仿宋" w:hAnsi="Times New Roman"/>
-                <w:sz w:val="24"/>
-                <w:szCs w:val="24"/>
-              </w:rPr>
-              <w:t>Li, P.</w:t>
-            </w:r>
-            <w:r>
-              <w:rPr>
-                <w:rFonts w:ascii="Times New Roman" w:eastAsia="仿宋" w:hAnsi="Times New Roman"/>
-                <w:sz w:val="24"/>
-                <w:szCs w:val="24"/>
-              </w:rPr>
-              <w:t xml:space="preserve">*, &amp; </w:t>
-            </w:r>
-            <w:r>
-              <w:rPr>
-                <w:rFonts w:ascii="Times New Roman" w:eastAsia="仿宋" w:hAnsi="Times New Roman"/>
-                <w:sz w:val="24"/>
-                <w:szCs w:val="24"/>
-                <w:u w:val="single"/>
-              </w:rPr>
-              <w:t>Xie, X.</w:t>
-            </w:r>
-            <w:r>
-              <w:rPr>
-                <w:rFonts w:ascii="Times New Roman" w:eastAsia="仿宋" w:hAnsi="Times New Roman"/>
-                <w:sz w:val="24"/>
-                <w:szCs w:val="24"/>
-              </w:rPr>
-              <w:t xml:space="preserve"> (2022). A novel detection and assessment method for operational defects of pipe jacking tunnel based on 3D longitudinal deformation curve: A case study. Sensors, 22, 7648.</w:t>
-            </w:r>
-            <w:r>
-              <w:rPr>
-                <w:rFonts w:ascii="Times New Roman" w:eastAsia="仿宋" w:hAnsi="Times New Roman"/>
-                <w:sz w:val="24"/>
-                <w:szCs w:val="24"/>
-              </w:rPr>
-              <w:t xml:space="preserve"> </w:t>
-            </w:r>
-            <w:r>
-              <w:rPr>
-                <w:rFonts w:ascii="Times New Roman" w:eastAsia="仿宋" w:hAnsi="Times New Roman"/>
-                <w:sz w:val="24"/>
-                <w:szCs w:val="24"/>
-              </w:rPr>
-              <w:t>https://doi.org/10.3390/s22197648.</w:t>
+              <w:t>, Li, P.*, Xie, X., Cao, Y., &amp; Zhang, Y. (2023). A novel back-analysis approach for the external loads on shield tunnel lining in service based on monitored deformation. Structural Control and Health Monitoring, 2023, 8128701.</w:t>
+            </w:r>
+            <w:r>
+              <w:rPr>
+                <w:rFonts w:ascii="Times New Roman" w:eastAsia="仿宋" w:hAnsi="Times New Roman"/>
+                <w:sz w:val="24"/>
+                <w:szCs w:val="24"/>
+              </w:rPr>
+              <w:t xml:space="preserve"> https://doi.org/10.1155/2023/8128701.</w:t>
             </w:r>
           </w:p>
           <w:p>
@@ -4417,14 +3834,6 @@
             <w:r>
               <w:rPr>
                 <w:rFonts w:ascii="Times New Roman" w:eastAsia="仿宋" w:hAnsi="Times New Roman"/>
-                <w:sz w:val="24"/>
-                <w:szCs w:val="24"/>
-              </w:rPr>
-              <w:t xml:space="preserve">Yang, W., </w:t>
-            </w:r>
-            <w:r>
-              <w:rPr>
-                <w:rFonts w:ascii="Times New Roman" w:eastAsia="仿宋" w:hAnsi="Times New Roman"/>
                 <w:b/>
                 <w:bCs/>
                 <w:sz w:val="24"/>
@@ -4438,64 +3847,15 @@
                 <w:sz w:val="24"/>
                 <w:szCs w:val="24"/>
               </w:rPr>
-              <w:t xml:space="preserve">, Jing, Y.*, Hill, T., Wysocki, O., &amp; </w:t>
-            </w:r>
-            <w:r>
-              <w:rPr>
-                <w:rFonts w:ascii="Times New Roman" w:eastAsia="仿宋" w:hAnsi="Times New Roman"/>
-                <w:sz w:val="24"/>
-                <w:szCs w:val="24"/>
-                <w:u w:val="single"/>
-              </w:rPr>
-              <w:t>Sheil, B.</w:t>
-            </w:r>
-            <w:r>
-              <w:rPr>
-                <w:rFonts w:ascii="Times New Roman" w:eastAsia="仿宋" w:hAnsi="Times New Roman"/>
-                <w:sz w:val="24"/>
-                <w:szCs w:val="24"/>
-              </w:rPr>
-              <w:t xml:space="preserve"> (</w:t>
-            </w:r>
-            <w:r>
-              <w:rPr>
-                <w:rFonts w:ascii="Times New Roman" w:eastAsia="仿宋" w:hAnsi="Times New Roman"/>
-                <w:sz w:val="24"/>
-                <w:szCs w:val="24"/>
-              </w:rPr>
-              <w:t>2026</w:t>
-            </w:r>
-            <w:r>
-              <w:rPr>
-                <w:rFonts w:ascii="Times New Roman" w:eastAsia="仿宋" w:hAnsi="Times New Roman"/>
-                <w:sz w:val="24"/>
-                <w:szCs w:val="24"/>
-              </w:rPr>
-              <w:t>). Tunnel Scanner: Geometry-informed synthetic point cloud generation and transfer learning for tunnel segmentation. Automation in Construction</w:t>
-            </w:r>
-            <w:r>
-              <w:rPr>
-                <w:rFonts w:ascii="Times New Roman" w:eastAsia="仿宋" w:hAnsi="Times New Roman"/>
-                <w:sz w:val="24"/>
-                <w:szCs w:val="24"/>
-              </w:rPr>
-              <w:t xml:space="preserve">, </w:t>
-            </w:r>
-            <w:r>
-              <w:rPr>
-                <w:rFonts w:ascii="Times New Roman" w:eastAsia="仿宋" w:hAnsi="Times New Roman"/>
-                <w:sz w:val="24"/>
-                <w:szCs w:val="24"/>
-              </w:rPr>
-              <w:t>187, 106924. https://doi.org/10.1016/j.autcon.2026.106924</w:t>
-            </w:r>
-            <w:r>
-              <w:rPr>
-                <w:rFonts w:ascii="Times New Roman" w:eastAsia="仿宋" w:hAnsi="Times New Roman"/>
-                <w:sz w:val="24"/>
-                <w:szCs w:val="24"/>
-              </w:rPr>
-              <w:t>.</w:t>
+              <w:t>, Li, P.*, &amp; Xie, X. (2022). A novel detection and assessment method for operational defects of pipe jacking tunnel based on 3D longitudinal deformation curve: A case study. Sensors, 22, 7648.</w:t>
+            </w:r>
+            <w:r>
+              <w:rPr>
+                <w:rFonts w:ascii="Times New Roman" w:eastAsia="仿宋" w:hAnsi="Times New Roman"/>
+                <w:sz w:val="24"/>
+                <w:szCs w:val="24"/>
+              </w:rPr>
+              <w:t xml:space="preserve"> https://doi.org/10.3390/s22197648.</w:t>
             </w:r>
           </w:p>
           <w:p>
@@ -4520,7 +3880,7 @@
                 <w:sz w:val="24"/>
                 <w:szCs w:val="24"/>
               </w:rPr>
-              <w:t xml:space="preserve">Zhang, R., </w:t>
+              <w:t xml:space="preserve">Yang, W., </w:t>
             </w:r>
             <w:r>
               <w:rPr>
@@ -4538,48 +3898,7 @@
                 <w:sz w:val="24"/>
                 <w:szCs w:val="24"/>
               </w:rPr>
-              <w:t xml:space="preserve">, Wang, C., </w:t>
-            </w:r>
-            <w:r>
-              <w:rPr>
-                <w:rFonts w:ascii="Times New Roman" w:eastAsia="仿宋" w:hAnsi="Times New Roman"/>
-                <w:sz w:val="24"/>
-                <w:szCs w:val="24"/>
-                <w:u w:val="single"/>
-              </w:rPr>
-              <w:t>Sheil, B.</w:t>
-            </w:r>
-            <w:r>
-              <w:rPr>
-                <w:rFonts w:ascii="Times New Roman" w:eastAsia="仿宋" w:hAnsi="Times New Roman"/>
-                <w:sz w:val="24"/>
-                <w:szCs w:val="24"/>
-              </w:rPr>
-              <w:t>, Liu, Z., &amp; Li, Z.* (2026). Denoising image point clouds using segmentation and synthetic data for enhanced structural health analysis of tunnels. Data-Centric Engineering, 7, e10.</w:t>
-            </w:r>
-            <w:r>
-              <w:rPr>
-                <w:rFonts w:ascii="Times New Roman" w:eastAsia="仿宋" w:hAnsi="Times New Roman"/>
-                <w:sz w:val="24"/>
-                <w:szCs w:val="24"/>
-              </w:rPr>
-              <w:t xml:space="preserve"> </w:t>
-            </w:r>
-            <w:r>
-              <w:rPr>
-                <w:rFonts w:ascii="Times New Roman" w:eastAsia="仿宋" w:hAnsi="Times New Roman"/>
-                <w:sz w:val="24"/>
-                <w:szCs w:val="24"/>
-              </w:rPr>
-              <w:t>https://doi.org/</w:t>
-            </w:r>
-            <w:r>
-              <w:rPr>
-                <w:rFonts w:ascii="Times New Roman" w:eastAsia="仿宋" w:hAnsi="Times New Roman"/>
-                <w:sz w:val="24"/>
-                <w:szCs w:val="24"/>
-              </w:rPr>
-              <w:t>10.1017/dce.2026.10042</w:t>
+              <w:t>, Jing, Y.*, Hill, T., Wysocki, O., &amp; Sheil, B. (2026). Tunnel Scanner: Geometry-informed synthetic point cloud generation and transfer learning for tunnel segmentation. Automation in Construction, 187, 106924. https://doi.org/10.1016/j.autcon.2026.106924</w:t>
             </w:r>
             <w:r>
               <w:rPr>
@@ -4612,7 +3931,7 @@
                 <w:sz w:val="24"/>
                 <w:szCs w:val="24"/>
               </w:rPr>
-              <w:t xml:space="preserve">Jing, Y.*, </w:t>
+              <w:t xml:space="preserve">Zhang, R., </w:t>
             </w:r>
             <w:r>
               <w:rPr>
@@ -4630,96 +3949,15 @@
                 <w:sz w:val="24"/>
                 <w:szCs w:val="24"/>
               </w:rPr>
-              <w:t xml:space="preserve">, </w:t>
-            </w:r>
-            <w:r>
-              <w:rPr>
-                <w:rFonts w:ascii="Times New Roman" w:eastAsia="仿宋" w:hAnsi="Times New Roman"/>
-                <w:sz w:val="24"/>
-                <w:szCs w:val="24"/>
-                <w:u w:val="single"/>
-              </w:rPr>
-              <w:t>Sheil, B.</w:t>
-            </w:r>
-            <w:r>
-              <w:rPr>
-                <w:rFonts w:ascii="Times New Roman" w:eastAsia="仿宋" w:hAnsi="Times New Roman"/>
-                <w:sz w:val="24"/>
-                <w:szCs w:val="24"/>
-              </w:rPr>
-              <w:t xml:space="preserve">, &amp; Acikgoz, S. (2025). </w:t>
-            </w:r>
-            <w:r>
-              <w:rPr>
-                <w:rFonts w:ascii="Times New Roman" w:eastAsia="仿宋" w:hAnsi="Times New Roman"/>
-                <w:sz w:val="24"/>
-                <w:szCs w:val="24"/>
-              </w:rPr>
-              <w:t>3D multimodal feature for infrastructure anomaly detection</w:t>
-            </w:r>
-            <w:r>
-              <w:rPr>
-                <w:rFonts w:ascii="Times New Roman" w:eastAsia="仿宋" w:hAnsi="Times New Roman"/>
-                <w:sz w:val="24"/>
-                <w:szCs w:val="24"/>
-              </w:rPr>
-              <w:t>. Automation in Construction</w:t>
-            </w:r>
-            <w:r>
-              <w:rPr>
-                <w:rFonts w:ascii="Times New Roman" w:eastAsia="仿宋" w:hAnsi="Times New Roman" w:hint="eastAsia"/>
-                <w:sz w:val="24"/>
-                <w:szCs w:val="24"/>
-              </w:rPr>
-              <w:t>,</w:t>
-            </w:r>
-            <w:r>
-              <w:rPr>
-                <w:rFonts w:ascii="Times New Roman" w:eastAsia="仿宋" w:hAnsi="Times New Roman"/>
-                <w:sz w:val="24"/>
-                <w:szCs w:val="24"/>
-              </w:rPr>
-              <w:t xml:space="preserve"> 178, </w:t>
-            </w:r>
-            <w:r>
-              <w:rPr>
-                <w:rFonts w:ascii="Times New Roman" w:eastAsia="仿宋" w:hAnsi="Times New Roman"/>
-                <w:sz w:val="24"/>
-                <w:szCs w:val="24"/>
-              </w:rPr>
-              <w:t>106388</w:t>
-            </w:r>
-            <w:r>
-              <w:rPr>
-                <w:rFonts w:ascii="Times New Roman" w:eastAsia="仿宋" w:hAnsi="Times New Roman"/>
-                <w:sz w:val="24"/>
-                <w:szCs w:val="24"/>
-              </w:rPr>
-              <w:t>.</w:t>
-            </w:r>
-            <w:r>
-              <w:rPr>
-                <w:rFonts w:ascii="Times New Roman" w:eastAsia="仿宋" w:hAnsi="Times New Roman"/>
-                <w:sz w:val="24"/>
-                <w:szCs w:val="24"/>
-              </w:rPr>
-              <w:t xml:space="preserve"> </w:t>
-            </w:r>
-            <w:r>
-              <w:rPr>
-                <w:rFonts w:ascii="Times New Roman" w:eastAsia="仿宋" w:hAnsi="Times New Roman"/>
-                <w:sz w:val="24"/>
-                <w:szCs w:val="24"/>
-              </w:rPr>
-              <w:t>https://doi.org/10.1016/j.autcon.2025.106388</w:t>
-            </w:r>
-            <w:r>
-              <w:rPr>
-                <w:rFonts w:ascii="Times New Roman" w:eastAsia="仿宋" w:hAnsi="Times New Roman"/>
-                <w:sz w:val="24"/>
-                <w:szCs w:val="24"/>
-              </w:rPr>
-              <w:t>.</w:t>
+              <w:t>, Wang, C., Sheil, B., Liu, Z., &amp; Li, Z.* (2026). Denoising image point clouds using segmentation and synthetic data for enhanced structural health analysis of tunnels. Data-Centric Engineering, 7, e10.</w:t>
+            </w:r>
+            <w:r>
+              <w:rPr>
+                <w:rFonts w:ascii="Times New Roman" w:eastAsia="仿宋" w:hAnsi="Times New Roman"/>
+                <w:sz w:val="24"/>
+                <w:szCs w:val="24"/>
+              </w:rPr>
+              <w:t xml:space="preserve"> https://doi.org/10.1017/dce.2026.10042.</w:t>
             </w:r>
           </w:p>
           <w:p>
@@ -4744,7 +3982,7 @@
                 <w:sz w:val="24"/>
                 <w:szCs w:val="24"/>
               </w:rPr>
-              <w:t xml:space="preserve">Huang, H., Chang, J.*, Zhang, D., Thewes, M., &amp; </w:t>
+              <w:t xml:space="preserve">Jing, Y.*, </w:t>
             </w:r>
             <w:r>
               <w:rPr>
@@ -4762,79 +4000,23 @@
                 <w:sz w:val="24"/>
                 <w:szCs w:val="24"/>
               </w:rPr>
-              <w:t xml:space="preserve"> (202</w:t>
-            </w:r>
-            <w:r>
-              <w:rPr>
-                <w:rFonts w:ascii="Times New Roman" w:eastAsia="仿宋" w:hAnsi="Times New Roman"/>
-                <w:sz w:val="24"/>
-                <w:szCs w:val="24"/>
-              </w:rPr>
-              <w:t>5</w:t>
-            </w:r>
-            <w:r>
-              <w:rPr>
-                <w:rFonts w:ascii="Times New Roman" w:eastAsia="仿宋" w:hAnsi="Times New Roman"/>
-                <w:sz w:val="24"/>
-                <w:szCs w:val="24"/>
-              </w:rPr>
-              <w:t xml:space="preserve">). Improved </w:t>
-            </w:r>
-            <w:r>
-              <w:rPr>
-                <w:rFonts w:ascii="Times New Roman" w:eastAsia="仿宋" w:hAnsi="Times New Roman" w:hint="eastAsia"/>
-                <w:sz w:val="24"/>
-                <w:szCs w:val="24"/>
-              </w:rPr>
-              <w:t>m</w:t>
-            </w:r>
-            <w:r>
-              <w:rPr>
-                <w:rFonts w:ascii="Times New Roman" w:eastAsia="仿宋" w:hAnsi="Times New Roman"/>
-                <w:sz w:val="24"/>
-                <w:szCs w:val="24"/>
-              </w:rPr>
-              <w:t>odel-free adaptive control of shield machine posture during tunnelling. Advanced Engineering Informatics</w:t>
-            </w:r>
-            <w:r>
-              <w:rPr>
-                <w:rFonts w:ascii="Times New Roman" w:eastAsia="仿宋" w:hAnsi="Times New Roman"/>
-                <w:sz w:val="24"/>
-                <w:szCs w:val="24"/>
-              </w:rPr>
-              <w:t>, 67, 103465</w:t>
-            </w:r>
-            <w:r>
-              <w:rPr>
-                <w:rFonts w:ascii="Times New Roman" w:eastAsia="仿宋" w:hAnsi="Times New Roman"/>
-                <w:sz w:val="24"/>
-                <w:szCs w:val="24"/>
-              </w:rPr>
-              <w:t>.</w:t>
-            </w:r>
-            <w:r>
-              <w:rPr>
-                <w:rFonts w:ascii="Times New Roman" w:eastAsia="仿宋" w:hAnsi="Times New Roman"/>
-                <w:sz w:val="24"/>
-                <w:szCs w:val="24"/>
-              </w:rPr>
-              <w:t xml:space="preserve"> </w:t>
-            </w:r>
-            <w:r>
-              <w:rPr>
-                <w:rFonts w:ascii="Times New Roman" w:eastAsia="仿宋" w:hAnsi="Times New Roman"/>
-                <w:sz w:val="24"/>
-                <w:szCs w:val="24"/>
-              </w:rPr>
-              <w:t>https://doi.org/10.1016/j.aei.2025.103465</w:t>
-            </w:r>
-            <w:r>
-              <w:rPr>
-                <w:rFonts w:ascii="Times New Roman" w:eastAsia="仿宋" w:hAnsi="Times New Roman" w:hint="eastAsia"/>
-                <w:sz w:val="24"/>
-                <w:szCs w:val="24"/>
-              </w:rPr>
-              <w:t>.</w:t>
+              <w:t>, Sheil, B., &amp; Acikgoz, S. (2025). 3D multimodal feature for infrastructure anomaly detection. Automation in Construction</w:t>
+            </w:r>
+            <w:r>
+              <w:rPr>
+                <w:rFonts w:ascii="Times New Roman" w:eastAsia="仿宋" w:hAnsi="Times New Roman" w:hint="eastAsia"/>
+                <w:sz w:val="24"/>
+                <w:szCs w:val="24"/>
+              </w:rPr>
+              <w:t>,</w:t>
+            </w:r>
+            <w:r>
+              <w:rPr>
+                <w:rFonts w:ascii="Times New Roman" w:eastAsia="仿宋" w:hAnsi="Times New Roman"/>
+                <w:sz w:val="24"/>
+                <w:szCs w:val="24"/>
+              </w:rPr>
+              <w:t xml:space="preserve"> 178, 106388. https://doi.org/10.1016/j.autcon.2025.106388.</w:t>
             </w:r>
           </w:p>
           <w:p>
@@ -4859,7 +4041,7 @@
                 <w:sz w:val="24"/>
                 <w:szCs w:val="24"/>
               </w:rPr>
-              <w:t xml:space="preserve">Ye, Z., </w:t>
+              <w:t xml:space="preserve">Huang, H., Chang, J.*, Zhang, D., Thewes, M., &amp; </w:t>
             </w:r>
             <w:r>
               <w:rPr>
@@ -4877,72 +4059,7 @@
                 <w:sz w:val="24"/>
                 <w:szCs w:val="24"/>
               </w:rPr>
-              <w:t xml:space="preserve">, </w:t>
-            </w:r>
-            <w:r>
-              <w:rPr>
-                <w:rFonts w:ascii="Times New Roman" w:eastAsia="仿宋" w:hAnsi="Times New Roman"/>
-                <w:sz w:val="24"/>
-                <w:szCs w:val="24"/>
-              </w:rPr>
-              <w:t>Faramarzi</w:t>
-            </w:r>
-            <w:r>
-              <w:rPr>
-                <w:rFonts w:ascii="Times New Roman" w:eastAsia="仿宋" w:hAnsi="Times New Roman"/>
-                <w:sz w:val="24"/>
-                <w:szCs w:val="24"/>
-              </w:rPr>
-              <w:t xml:space="preserve">, A., </w:t>
-            </w:r>
-            <w:r>
-              <w:rPr>
-                <w:rFonts w:ascii="Times New Roman" w:eastAsia="仿宋" w:hAnsi="Times New Roman"/>
-                <w:sz w:val="24"/>
-                <w:szCs w:val="24"/>
-                <w:u w:val="single"/>
-              </w:rPr>
-              <w:t>Xie, X.</w:t>
-            </w:r>
-            <w:r>
-              <w:rPr>
-                <w:rFonts w:ascii="Times New Roman" w:eastAsia="仿宋" w:hAnsi="Times New Roman"/>
-                <w:sz w:val="24"/>
-                <w:szCs w:val="24"/>
-              </w:rPr>
-              <w:t xml:space="preserve">, </w:t>
-            </w:r>
-            <w:r>
-              <w:rPr>
-                <w:rFonts w:ascii="Times New Roman" w:eastAsia="仿宋" w:hAnsi="Times New Roman"/>
-                <w:sz w:val="24"/>
-                <w:szCs w:val="24"/>
-              </w:rPr>
-              <w:t>&amp;</w:t>
-            </w:r>
-            <w:r>
-              <w:rPr>
-                <w:rFonts w:ascii="Times New Roman" w:eastAsia="仿宋" w:hAnsi="Times New Roman"/>
-                <w:sz w:val="24"/>
-                <w:szCs w:val="24"/>
-              </w:rPr>
-              <w:t xml:space="preserve"> </w:t>
-            </w:r>
-            <w:r>
-              <w:rPr>
-                <w:rFonts w:ascii="Times New Roman" w:eastAsia="仿宋" w:hAnsi="Times New Roman"/>
-                <w:sz w:val="24"/>
-                <w:szCs w:val="24"/>
-              </w:rPr>
-              <w:t>Ninić</w:t>
-            </w:r>
-            <w:r>
-              <w:rPr>
-                <w:rFonts w:ascii="Times New Roman" w:eastAsia="仿宋" w:hAnsi="Times New Roman"/>
-                <w:sz w:val="24"/>
-                <w:szCs w:val="24"/>
-              </w:rPr>
-              <w:t>, J.* (202</w:t>
+              <w:t xml:space="preserve"> (202</w:t>
             </w:r>
             <w:r>
               <w:rPr>
@@ -4958,51 +4075,11 @@
                 <w:sz w:val="24"/>
                 <w:szCs w:val="24"/>
               </w:rPr>
-              <w:t>)</w:t>
-            </w:r>
-            <w:r>
-              <w:rPr>
-                <w:rFonts w:ascii="Times New Roman" w:eastAsia="仿宋" w:hAnsi="Times New Roman" w:hint="eastAsia"/>
-                <w:sz w:val="24"/>
-                <w:szCs w:val="24"/>
-              </w:rPr>
-              <w:t>.</w:t>
-            </w:r>
-            <w:r>
-              <w:rPr>
-                <w:rFonts w:ascii="Times New Roman" w:eastAsia="仿宋" w:hAnsi="Times New Roman"/>
-                <w:sz w:val="24"/>
-                <w:szCs w:val="24"/>
-              </w:rPr>
-              <w:t xml:space="preserve"> </w:t>
-            </w:r>
-            <w:r>
-              <w:rPr>
-                <w:rFonts w:ascii="Times New Roman" w:eastAsia="仿宋" w:hAnsi="Times New Roman"/>
-                <w:sz w:val="24"/>
-                <w:szCs w:val="24"/>
-              </w:rPr>
-              <w:t>SAM4Tun: No-</w:t>
-            </w:r>
-            <w:r>
-              <w:rPr>
-                <w:rFonts w:ascii="Times New Roman" w:eastAsia="仿宋" w:hAnsi="Times New Roman"/>
-                <w:sz w:val="24"/>
-                <w:szCs w:val="24"/>
-              </w:rPr>
-              <w:t>t</w:t>
-            </w:r>
-            <w:r>
-              <w:rPr>
-                <w:rFonts w:ascii="Times New Roman" w:eastAsia="仿宋" w:hAnsi="Times New Roman"/>
-                <w:sz w:val="24"/>
-                <w:szCs w:val="24"/>
-              </w:rPr>
-              <w:t xml:space="preserve">raining </w:t>
-            </w:r>
-            <w:r>
-              <w:rPr>
-                <w:rFonts w:ascii="Times New Roman" w:eastAsia="仿宋" w:hAnsi="Times New Roman"/>
+              <w:t xml:space="preserve">). Improved </w:t>
+            </w:r>
+            <w:r>
+              <w:rPr>
+                <w:rFonts w:ascii="Times New Roman" w:eastAsia="仿宋" w:hAnsi="Times New Roman" w:hint="eastAsia"/>
                 <w:sz w:val="24"/>
                 <w:szCs w:val="24"/>
               </w:rPr>
@@ -5014,163 +4091,11 @@
                 <w:sz w:val="24"/>
                 <w:szCs w:val="24"/>
               </w:rPr>
-              <w:t xml:space="preserve">odel for </w:t>
-            </w:r>
-            <w:r>
-              <w:rPr>
-                <w:rFonts w:ascii="Times New Roman" w:eastAsia="仿宋" w:hAnsi="Times New Roman"/>
-                <w:sz w:val="24"/>
-                <w:szCs w:val="24"/>
-              </w:rPr>
-              <w:t>t</w:t>
-            </w:r>
-            <w:r>
-              <w:rPr>
-                <w:rFonts w:ascii="Times New Roman" w:eastAsia="仿宋" w:hAnsi="Times New Roman"/>
-                <w:sz w:val="24"/>
-                <w:szCs w:val="24"/>
-              </w:rPr>
-              <w:t xml:space="preserve">unnel </w:t>
-            </w:r>
-            <w:r>
-              <w:rPr>
-                <w:rFonts w:ascii="Times New Roman" w:eastAsia="仿宋" w:hAnsi="Times New Roman"/>
-                <w:sz w:val="24"/>
-                <w:szCs w:val="24"/>
-              </w:rPr>
-              <w:t>l</w:t>
-            </w:r>
-            <w:r>
-              <w:rPr>
-                <w:rFonts w:ascii="Times New Roman" w:eastAsia="仿宋" w:hAnsi="Times New Roman"/>
-                <w:sz w:val="24"/>
-                <w:szCs w:val="24"/>
-              </w:rPr>
-              <w:t xml:space="preserve">ining </w:t>
-            </w:r>
-            <w:r>
-              <w:rPr>
-                <w:rFonts w:ascii="Times New Roman" w:eastAsia="仿宋" w:hAnsi="Times New Roman"/>
-                <w:sz w:val="24"/>
-                <w:szCs w:val="24"/>
-              </w:rPr>
-              <w:t>p</w:t>
-            </w:r>
-            <w:r>
-              <w:rPr>
-                <w:rFonts w:ascii="Times New Roman" w:eastAsia="仿宋" w:hAnsi="Times New Roman"/>
-                <w:sz w:val="24"/>
-                <w:szCs w:val="24"/>
-              </w:rPr>
-              <w:t xml:space="preserve">oint </w:t>
-            </w:r>
-            <w:r>
-              <w:rPr>
-                <w:rFonts w:ascii="Times New Roman" w:eastAsia="仿宋" w:hAnsi="Times New Roman"/>
-                <w:sz w:val="24"/>
-                <w:szCs w:val="24"/>
-              </w:rPr>
-              <w:t>c</w:t>
-            </w:r>
-            <w:r>
-              <w:rPr>
-                <w:rFonts w:ascii="Times New Roman" w:eastAsia="仿宋" w:hAnsi="Times New Roman"/>
-                <w:sz w:val="24"/>
-                <w:szCs w:val="24"/>
-              </w:rPr>
-              <w:t xml:space="preserve">loud </w:t>
-            </w:r>
-            <w:r>
-              <w:rPr>
-                <w:rFonts w:ascii="Times New Roman" w:eastAsia="仿宋" w:hAnsi="Times New Roman"/>
-                <w:sz w:val="24"/>
-                <w:szCs w:val="24"/>
-              </w:rPr>
-              <w:t>c</w:t>
-            </w:r>
-            <w:r>
-              <w:rPr>
-                <w:rFonts w:ascii="Times New Roman" w:eastAsia="仿宋" w:hAnsi="Times New Roman"/>
-                <w:sz w:val="24"/>
-                <w:szCs w:val="24"/>
-              </w:rPr>
-              <w:t xml:space="preserve">omponent </w:t>
-            </w:r>
-            <w:r>
-              <w:rPr>
-                <w:rFonts w:ascii="Times New Roman" w:eastAsia="仿宋" w:hAnsi="Times New Roman"/>
-                <w:sz w:val="24"/>
-                <w:szCs w:val="24"/>
-              </w:rPr>
-              <w:t>s</w:t>
-            </w:r>
-            <w:r>
-              <w:rPr>
-                <w:rFonts w:ascii="Times New Roman" w:eastAsia="仿宋" w:hAnsi="Times New Roman"/>
-                <w:sz w:val="24"/>
-                <w:szCs w:val="24"/>
-              </w:rPr>
-              <w:t>egmentatio</w:t>
-            </w:r>
-            <w:r>
-              <w:rPr>
-                <w:rFonts w:ascii="Times New Roman" w:eastAsia="仿宋" w:hAnsi="Times New Roman" w:hint="eastAsia"/>
-                <w:sz w:val="24"/>
-                <w:szCs w:val="24"/>
-              </w:rPr>
-              <w:t>n</w:t>
-            </w:r>
-            <w:r>
-              <w:rPr>
-                <w:rFonts w:ascii="Times New Roman" w:eastAsia="仿宋" w:hAnsi="Times New Roman"/>
-                <w:sz w:val="24"/>
-                <w:szCs w:val="24"/>
-              </w:rPr>
-              <w:t>. Tunnelling and Underground Space Technology</w:t>
-            </w:r>
-            <w:r>
-              <w:rPr>
-                <w:rFonts w:ascii="Times New Roman" w:eastAsia="仿宋" w:hAnsi="Times New Roman" w:hint="eastAsia"/>
-                <w:sz w:val="24"/>
-                <w:szCs w:val="24"/>
-              </w:rPr>
-              <w:t>,</w:t>
-            </w:r>
-            <w:r>
-              <w:rPr>
-                <w:rFonts w:ascii="Times New Roman" w:eastAsia="仿宋" w:hAnsi="Times New Roman"/>
-                <w:sz w:val="24"/>
-                <w:szCs w:val="24"/>
-              </w:rPr>
-              <w:t xml:space="preserve"> 158, 106401</w:t>
-            </w:r>
-            <w:r>
-              <w:rPr>
-                <w:rFonts w:ascii="Times New Roman" w:eastAsia="仿宋" w:hAnsi="Times New Roman"/>
-                <w:sz w:val="24"/>
-                <w:szCs w:val="24"/>
-              </w:rPr>
-              <w:t>.</w:t>
-            </w:r>
-            <w:r>
-              <w:rPr>
-                <w:rFonts w:ascii="Times New Roman" w:eastAsia="仿宋" w:hAnsi="Times New Roman"/>
-                <w:sz w:val="24"/>
-                <w:szCs w:val="24"/>
-              </w:rPr>
-              <w:t xml:space="preserve"> </w:t>
-            </w:r>
-            <w:r>
-              <w:rPr>
-                <w:rFonts w:ascii="Times New Roman" w:eastAsia="仿宋" w:hAnsi="Times New Roman"/>
-                <w:sz w:val="24"/>
-                <w:szCs w:val="24"/>
-              </w:rPr>
-              <w:t>https://doi.org/10.1016/j.tust.2025.106401</w:t>
-            </w:r>
-            <w:r>
-              <w:rPr>
-                <w:rFonts w:ascii="Times New Roman" w:eastAsia="仿宋" w:hAnsi="Times New Roman"/>
+              <w:t>odel-free adaptive control of shield machine posture during tunnelling. Advanced Engineering Informatics, 67, 103465. https://doi.org/10.1016/j.aei.2025.103465</w:t>
+            </w:r>
+            <w:r>
+              <w:rPr>
+                <w:rFonts w:ascii="Times New Roman" w:eastAsia="仿宋" w:hAnsi="Times New Roman" w:hint="eastAsia"/>
                 <w:sz w:val="24"/>
                 <w:szCs w:val="24"/>
               </w:rPr>
@@ -5199,23 +4124,7 @@
                 <w:sz w:val="24"/>
                 <w:szCs w:val="24"/>
               </w:rPr>
-              <w:t>Chang, J., Thewes, M., Zhang, D., Huang, H.</w:t>
-            </w:r>
-            <w:r>
-              <w:rPr>
-                <w:rFonts w:ascii="Times New Roman" w:eastAsia="仿宋" w:hAnsi="Times New Roman"/>
-                <w:sz w:val="24"/>
-                <w:szCs w:val="24"/>
-              </w:rPr>
-              <w:t>*</w:t>
-            </w:r>
-            <w:r>
-              <w:rPr>
-                <w:rFonts w:ascii="Times New Roman" w:eastAsia="仿宋" w:hAnsi="Times New Roman"/>
-                <w:sz w:val="24"/>
-                <w:szCs w:val="24"/>
-              </w:rPr>
-              <w:t xml:space="preserve">, &amp; </w:t>
+              <w:t xml:space="preserve">Ye, Z., </w:t>
             </w:r>
             <w:r>
               <w:rPr>
@@ -5233,7 +4142,7 @@
                 <w:sz w:val="24"/>
                 <w:szCs w:val="24"/>
               </w:rPr>
-              <w:t xml:space="preserve"> (202</w:t>
+              <w:t>, Faramarzi, A., Xie, X., &amp; Ninić, J.* (202</w:t>
             </w:r>
             <w:r>
               <w:rPr>
@@ -5249,7 +4158,39 @@
                 <w:sz w:val="24"/>
                 <w:szCs w:val="24"/>
               </w:rPr>
-              <w:t>). Deformational behaviors of existing three-line tunnels induced by under-crossing of three-line mechanized tunnels: A case study. Canadian Geotechnical Journal</w:t>
+              <w:t>)</w:t>
+            </w:r>
+            <w:r>
+              <w:rPr>
+                <w:rFonts w:ascii="Times New Roman" w:eastAsia="仿宋" w:hAnsi="Times New Roman" w:hint="eastAsia"/>
+                <w:sz w:val="24"/>
+                <w:szCs w:val="24"/>
+              </w:rPr>
+              <w:t>.</w:t>
+            </w:r>
+            <w:r>
+              <w:rPr>
+                <w:rFonts w:ascii="Times New Roman" w:eastAsia="仿宋" w:hAnsi="Times New Roman"/>
+                <w:sz w:val="24"/>
+                <w:szCs w:val="24"/>
+              </w:rPr>
+              <w:t xml:space="preserve"> SAM4Tun: No-training model for tunnel lining point cloud component segmentatio</w:t>
+            </w:r>
+            <w:r>
+              <w:rPr>
+                <w:rFonts w:ascii="Times New Roman" w:eastAsia="仿宋" w:hAnsi="Times New Roman" w:hint="eastAsia"/>
+                <w:sz w:val="24"/>
+                <w:szCs w:val="24"/>
+              </w:rPr>
+              <w:t>n</w:t>
+            </w:r>
+            <w:r>
+              <w:rPr>
+                <w:rFonts w:ascii="Times New Roman" w:eastAsia="仿宋" w:hAnsi="Times New Roman"/>
+                <w:sz w:val="24"/>
+                <w:szCs w:val="24"/>
+              </w:rPr>
+              <w:t>. Tunnelling and Underground Space Technology</w:t>
             </w:r>
             <w:r>
               <w:rPr>
@@ -5265,31 +4206,15 @@
                 <w:sz w:val="24"/>
                 <w:szCs w:val="24"/>
               </w:rPr>
-              <w:t xml:space="preserve"> 62, 23</w:t>
-            </w:r>
-            <w:r>
-              <w:rPr>
-                <w:rFonts w:ascii="Times New Roman" w:eastAsia="仿宋" w:hAnsi="Times New Roman"/>
-                <w:sz w:val="24"/>
-                <w:szCs w:val="24"/>
-              </w:rPr>
-              <w:t>.</w:t>
-            </w:r>
-            <w:r>
-              <w:rPr>
-                <w:rFonts w:ascii="Times New Roman" w:eastAsia="仿宋" w:hAnsi="Times New Roman"/>
-                <w:sz w:val="24"/>
-                <w:szCs w:val="24"/>
-              </w:rPr>
-              <w:t xml:space="preserve"> </w:t>
-            </w:r>
-            <w:r>
-              <w:rPr>
-                <w:rFonts w:ascii="Times New Roman" w:eastAsia="仿宋" w:hAnsi="Times New Roman"/>
-                <w:sz w:val="24"/>
-                <w:szCs w:val="24"/>
-              </w:rPr>
-              <w:t>https://doi.org/10.1139/cgj-2024-0359.</w:t>
+              <w:t xml:space="preserve"> 158, 106401</w:t>
+            </w:r>
+            <w:r>
+              <w:rPr>
+                <w:rFonts w:ascii="Times New Roman" w:eastAsia="仿宋" w:hAnsi="Times New Roman"/>
+                <w:sz w:val="24"/>
+                <w:szCs w:val="24"/>
+              </w:rPr>
+              <w:t>. https://doi.org/10.1016/j.tust.2025.106401.</w:t>
             </w:r>
           </w:p>
           <w:p>
@@ -5315,24 +4240,7 @@
                 <w:szCs w:val="24"/>
               </w:rPr>
               <w:lastRenderedPageBreak/>
-              <w:t xml:space="preserve">Li, K., </w:t>
-            </w:r>
-            <w:r>
-              <w:rPr>
-                <w:rFonts w:ascii="Times New Roman" w:eastAsia="仿宋" w:hAnsi="Times New Roman"/>
-                <w:sz w:val="24"/>
-                <w:szCs w:val="24"/>
-                <w:u w:val="single"/>
-              </w:rPr>
-              <w:t>Xie, X.</w:t>
-            </w:r>
-            <w:r>
-              <w:rPr>
-                <w:rFonts w:ascii="Times New Roman" w:eastAsia="仿宋" w:hAnsi="Times New Roman"/>
-                <w:sz w:val="24"/>
-                <w:szCs w:val="24"/>
-              </w:rPr>
-              <w:t xml:space="preserve">, Zhou, B.*, Huang, C., </w:t>
+              <w:t xml:space="preserve">Chang, J., Thewes, M., Zhang, D., Huang, H.*, &amp; </w:t>
             </w:r>
             <w:r>
               <w:rPr>
@@ -5350,6 +4258,97 @@
                 <w:sz w:val="24"/>
                 <w:szCs w:val="24"/>
               </w:rPr>
+              <w:t xml:space="preserve"> (202</w:t>
+            </w:r>
+            <w:r>
+              <w:rPr>
+                <w:rFonts w:ascii="Times New Roman" w:eastAsia="仿宋" w:hAnsi="Times New Roman"/>
+                <w:sz w:val="24"/>
+                <w:szCs w:val="24"/>
+              </w:rPr>
+              <w:t>5</w:t>
+            </w:r>
+            <w:r>
+              <w:rPr>
+                <w:rFonts w:ascii="Times New Roman" w:eastAsia="仿宋" w:hAnsi="Times New Roman"/>
+                <w:sz w:val="24"/>
+                <w:szCs w:val="24"/>
+              </w:rPr>
+              <w:t>). Deformational behaviors of existing three-line tunnels induced by under-crossing of three-line mechanized tunnels: A case study. Canadian Geotechnical Journal</w:t>
+            </w:r>
+            <w:r>
+              <w:rPr>
+                <w:rFonts w:ascii="Times New Roman" w:eastAsia="仿宋" w:hAnsi="Times New Roman" w:hint="eastAsia"/>
+                <w:sz w:val="24"/>
+                <w:szCs w:val="24"/>
+              </w:rPr>
+              <w:t>,</w:t>
+            </w:r>
+            <w:r>
+              <w:rPr>
+                <w:rFonts w:ascii="Times New Roman" w:eastAsia="仿宋" w:hAnsi="Times New Roman"/>
+                <w:sz w:val="24"/>
+                <w:szCs w:val="24"/>
+              </w:rPr>
+              <w:t xml:space="preserve"> 62, 23</w:t>
+            </w:r>
+            <w:r>
+              <w:rPr>
+                <w:rFonts w:ascii="Times New Roman" w:eastAsia="仿宋" w:hAnsi="Times New Roman"/>
+                <w:sz w:val="24"/>
+                <w:szCs w:val="24"/>
+              </w:rPr>
+              <w:t>.</w:t>
+            </w:r>
+            <w:r>
+              <w:rPr>
+                <w:rFonts w:ascii="Times New Roman" w:eastAsia="仿宋" w:hAnsi="Times New Roman"/>
+                <w:sz w:val="24"/>
+                <w:szCs w:val="24"/>
+              </w:rPr>
+              <w:t xml:space="preserve"> https://doi.org/10.1139/cgj-2024-0359.</w:t>
+            </w:r>
+          </w:p>
+          <w:p>
+            <w:pPr>
+              <w:pStyle w:val="a3"/>
+              <w:numPr>
+                <w:ilvl w:val="0"/>
+                <w:numId w:val="1"/>
+              </w:numPr>
+              <w:adjustRightInd w:val="0"/>
+              <w:snapToGrid w:val="0"/>
+              <w:ind w:firstLineChars="0"/>
+              <w:rPr>
+                <w:rFonts w:ascii="Times New Roman" w:eastAsia="仿宋" w:hAnsi="Times New Roman"/>
+                <w:sz w:val="24"/>
+                <w:szCs w:val="24"/>
+              </w:rPr>
+            </w:pPr>
+            <w:r>
+              <w:rPr>
+                <w:rFonts w:ascii="Times New Roman" w:eastAsia="仿宋" w:hAnsi="Times New Roman"/>
+                <w:sz w:val="24"/>
+                <w:szCs w:val="24"/>
+              </w:rPr>
+              <w:t xml:space="preserve">Li, K., Xie, X., Zhou, B.*, Huang, C., </w:t>
+            </w:r>
+            <w:r>
+              <w:rPr>
+                <w:rFonts w:ascii="Times New Roman" w:eastAsia="仿宋" w:hAnsi="Times New Roman"/>
+                <w:b/>
+                <w:bCs/>
+                <w:sz w:val="24"/>
+                <w:szCs w:val="24"/>
+              </w:rPr>
+              <w:t>Lin, W.</w:t>
+            </w:r>
+            <w:r>
+              <w:rPr>
+                <w:rFonts w:ascii="Times New Roman" w:eastAsia="仿宋" w:hAnsi="Times New Roman"/>
+                <w:sz w:val="24"/>
+                <w:szCs w:val="24"/>
+              </w:rPr>
               <w:t>, Zhou, Y., &amp; Wang, C. (2024). Thickness regression for backfill grouting of shield tunnels based on GPR data and CatBoost &amp; BO-TPE: A full-scale model test study. Underground Space, 17, 100–119.</w:t>
             </w:r>
             <w:r>
@@ -5358,15 +4357,7 @@
                 <w:sz w:val="24"/>
                 <w:szCs w:val="24"/>
               </w:rPr>
-              <w:t xml:space="preserve"> </w:t>
-            </w:r>
-            <w:r>
-              <w:rPr>
-                <w:rFonts w:ascii="Times New Roman" w:eastAsia="仿宋" w:hAnsi="Times New Roman"/>
-                <w:sz w:val="24"/>
-                <w:szCs w:val="24"/>
-              </w:rPr>
-              <w:t>https://doi.org/10.1016/j.undsp.2023.10.003.</w:t>
+              <w:t xml:space="preserve"> https://doi.org/10.1016/j.undsp.2023.10.003.</w:t>
             </w:r>
           </w:p>
           <w:p>
@@ -5576,7 +4567,6 @@
                 <w:rFonts w:ascii="Times New Roman" w:eastAsia="仿宋" w:hAnsi="Times New Roman" w:hint="eastAsia"/>
                 <w:sz w:val="24"/>
                 <w:szCs w:val="24"/>
-                <w:u w:val="single"/>
               </w:rPr>
               <w:t>谢雄耀</w:t>
             </w:r>
@@ -5746,15 +4736,7 @@
                 <w:sz w:val="24"/>
                 <w:szCs w:val="24"/>
               </w:rPr>
-              <w:t xml:space="preserve"> </w:t>
-            </w:r>
-            <w:r>
-              <w:rPr>
-                <w:rFonts w:ascii="Times New Roman" w:eastAsia="仿宋" w:hAnsi="Times New Roman"/>
-                <w:sz w:val="24"/>
-                <w:szCs w:val="24"/>
-              </w:rPr>
-              <w:t>https://link.cnki.net/urlid/61.1313.U.20250414.1536.008</w:t>
+              <w:t xml:space="preserve"> https://link.cnki.net/urlid/61.1313.U.20250414.1536.008</w:t>
             </w:r>
           </w:p>
           <w:p>
@@ -5917,23 +4899,7 @@
                 <w:sz w:val="24"/>
                 <w:szCs w:val="24"/>
               </w:rPr>
-              <w:t xml:space="preserve"> 54(17), </w:t>
-            </w:r>
-            <w:r>
-              <w:rPr>
-                <w:rFonts w:ascii="Times New Roman" w:eastAsia="仿宋" w:hAnsi="Times New Roman"/>
-                <w:sz w:val="24"/>
-                <w:szCs w:val="24"/>
-              </w:rPr>
-              <w:t>40–44. https://doi.org/10.7672/sgjs2025170040</w:t>
-            </w:r>
-            <w:r>
-              <w:rPr>
-                <w:rFonts w:ascii="Times New Roman" w:eastAsia="仿宋" w:hAnsi="Times New Roman"/>
-                <w:sz w:val="24"/>
-                <w:szCs w:val="24"/>
-              </w:rPr>
-              <w:t>.</w:t>
+              <w:t xml:space="preserve"> 54(17), 40–44. https://doi.org/10.7672/sgjs2025170040.</w:t>
             </w:r>
           </w:p>
           <w:p>
@@ -5981,7 +4947,6 @@
                 <w:rFonts w:ascii="Times New Roman" w:eastAsia="仿宋" w:hAnsi="Times New Roman" w:hint="eastAsia"/>
                 <w:sz w:val="24"/>
                 <w:szCs w:val="24"/>
-                <w:u w:val="single"/>
               </w:rPr>
               <w:t>谢雄耀</w:t>
             </w:r>
@@ -6177,23 +5142,7 @@
                 <w:sz w:val="24"/>
                 <w:szCs w:val="24"/>
               </w:rPr>
-              <w:t xml:space="preserve"> 53(6), 888</w:t>
-            </w:r>
-            <w:r>
-              <w:rPr>
-                <w:rFonts w:ascii="Times New Roman" w:eastAsia="仿宋" w:hAnsi="Times New Roman"/>
-                <w:sz w:val="24"/>
-                <w:szCs w:val="24"/>
-              </w:rPr>
-              <w:t>–</w:t>
-            </w:r>
-            <w:r>
-              <w:rPr>
-                <w:rFonts w:ascii="Times New Roman" w:eastAsia="仿宋" w:hAnsi="Times New Roman"/>
-                <w:sz w:val="24"/>
-                <w:szCs w:val="24"/>
-              </w:rPr>
-              <w:t>897</w:t>
+              <w:t xml:space="preserve"> 53(6), 888–897</w:t>
             </w:r>
             <w:r>
               <w:rPr>
@@ -6209,31 +5158,7 @@
                 <w:sz w:val="24"/>
                 <w:szCs w:val="24"/>
               </w:rPr>
-              <w:t xml:space="preserve"> </w:t>
-            </w:r>
-            <w:r>
-              <w:rPr>
-                <w:rFonts w:ascii="Times New Roman" w:eastAsia="仿宋" w:hAnsi="Times New Roman"/>
-                <w:sz w:val="24"/>
-                <w:szCs w:val="24"/>
-              </w:rPr>
-              <w:t>https://doi.org/</w:t>
-            </w:r>
-            <w:r>
-              <w:rPr>
-                <w:rFonts w:ascii="Times New Roman" w:eastAsia="仿宋" w:hAnsi="Times New Roman"/>
-                <w:sz w:val="24"/>
-                <w:szCs w:val="24"/>
-              </w:rPr>
-              <w:t>10.11908/j.issn.0253-374x.23372</w:t>
-            </w:r>
-            <w:r>
-              <w:rPr>
-                <w:rFonts w:ascii="Times New Roman" w:eastAsia="仿宋" w:hAnsi="Times New Roman"/>
-                <w:sz w:val="24"/>
-                <w:szCs w:val="24"/>
-              </w:rPr>
-              <w:t>.</w:t>
+              <w:t xml:space="preserve"> https://doi.org/10.11908/j.issn.0253-374x.23372.</w:t>
             </w:r>
           </w:p>
           <w:p>
@@ -6266,22 +5191,13 @@
                 <w:sz w:val="24"/>
                 <w:szCs w:val="24"/>
               </w:rPr>
-              <w:t>,</w:t>
-            </w:r>
-            <w:r>
-              <w:rPr>
-                <w:rFonts w:ascii="Times New Roman" w:eastAsia="仿宋" w:hAnsi="Times New Roman"/>
-                <w:sz w:val="24"/>
-                <w:szCs w:val="24"/>
-              </w:rPr>
-              <w:t xml:space="preserve"> </w:t>
-            </w:r>
-            <w:r>
-              <w:rPr>
-                <w:rFonts w:ascii="Times New Roman" w:eastAsia="仿宋" w:hAnsi="Times New Roman"/>
-                <w:sz w:val="24"/>
-                <w:szCs w:val="24"/>
-                <w:u w:val="single"/>
+              <w:t xml:space="preserve">, </w:t>
+            </w:r>
+            <w:r>
+              <w:rPr>
+                <w:rFonts w:ascii="Times New Roman" w:eastAsia="仿宋" w:hAnsi="Times New Roman"/>
+                <w:sz w:val="24"/>
+                <w:szCs w:val="24"/>
               </w:rPr>
               <w:t>谢雄耀</w:t>
             </w:r>
@@ -6299,15 +5215,7 @@
                 <w:sz w:val="24"/>
                 <w:szCs w:val="24"/>
               </w:rPr>
-              <w:t>,</w:t>
-            </w:r>
-            <w:r>
-              <w:rPr>
-                <w:rFonts w:ascii="Times New Roman" w:eastAsia="仿宋" w:hAnsi="Times New Roman"/>
-                <w:sz w:val="24"/>
-                <w:szCs w:val="24"/>
-              </w:rPr>
-              <w:t xml:space="preserve"> </w:t>
+              <w:t xml:space="preserve">, </w:t>
             </w:r>
             <w:r>
               <w:rPr>
@@ -6323,15 +5231,7 @@
                 <w:sz w:val="24"/>
                 <w:szCs w:val="24"/>
               </w:rPr>
-              <w:t>,</w:t>
-            </w:r>
-            <w:r>
-              <w:rPr>
-                <w:rFonts w:ascii="Times New Roman" w:eastAsia="仿宋" w:hAnsi="Times New Roman"/>
-                <w:sz w:val="24"/>
-                <w:szCs w:val="24"/>
-              </w:rPr>
-              <w:t xml:space="preserve"> </w:t>
+              <w:t xml:space="preserve">, </w:t>
             </w:r>
             <w:r>
               <w:rPr>
@@ -6347,15 +5247,7 @@
                 <w:sz w:val="24"/>
                 <w:szCs w:val="24"/>
               </w:rPr>
-              <w:t>,</w:t>
-            </w:r>
-            <w:r>
-              <w:rPr>
-                <w:rFonts w:ascii="Times New Roman" w:eastAsia="仿宋" w:hAnsi="Times New Roman"/>
-                <w:sz w:val="24"/>
-                <w:szCs w:val="24"/>
-              </w:rPr>
-              <w:t xml:space="preserve"> </w:t>
+              <w:t xml:space="preserve">, </w:t>
             </w:r>
             <w:r>
               <w:rPr>
@@ -6373,6 +5265,86 @@
                 <w:sz w:val="24"/>
                 <w:szCs w:val="24"/>
               </w:rPr>
+              <w:t xml:space="preserve">, &amp; </w:t>
+            </w:r>
+            <w:r>
+              <w:rPr>
+                <w:rFonts w:ascii="Times New Roman" w:eastAsia="仿宋" w:hAnsi="Times New Roman"/>
+                <w:sz w:val="24"/>
+                <w:szCs w:val="24"/>
+              </w:rPr>
+              <w:t>徐子龙</w:t>
+            </w:r>
+            <w:r>
+              <w:rPr>
+                <w:rFonts w:ascii="Times New Roman" w:eastAsia="仿宋" w:hAnsi="Times New Roman" w:hint="eastAsia"/>
+                <w:sz w:val="24"/>
+                <w:szCs w:val="24"/>
+              </w:rPr>
+              <w:t>.</w:t>
+            </w:r>
+            <w:r>
+              <w:rPr>
+                <w:rFonts w:ascii="Times New Roman" w:eastAsia="仿宋" w:hAnsi="Times New Roman"/>
+                <w:sz w:val="24"/>
+                <w:szCs w:val="24"/>
+              </w:rPr>
+              <w:t xml:space="preserve"> (2025). </w:t>
+            </w:r>
+            <w:r>
+              <w:rPr>
+                <w:rFonts w:ascii="Times New Roman" w:eastAsia="仿宋" w:hAnsi="Times New Roman" w:hint="eastAsia"/>
+                <w:sz w:val="24"/>
+                <w:szCs w:val="24"/>
+              </w:rPr>
+              <w:t>考虑过程响应的盾构隧道施工管片变形研究</w:t>
+            </w:r>
+            <w:r>
+              <w:rPr>
+                <w:rFonts w:ascii="Times New Roman" w:eastAsia="仿宋" w:hAnsi="Times New Roman" w:hint="eastAsia"/>
+                <w:sz w:val="24"/>
+                <w:szCs w:val="24"/>
+              </w:rPr>
+              <w:t>.</w:t>
+            </w:r>
+            <w:r>
+              <w:rPr>
+                <w:rFonts w:ascii="Times New Roman" w:eastAsia="仿宋" w:hAnsi="Times New Roman"/>
+                <w:sz w:val="24"/>
+                <w:szCs w:val="24"/>
+              </w:rPr>
+              <w:t xml:space="preserve"> </w:t>
+            </w:r>
+            <w:r>
+              <w:rPr>
+                <w:rFonts w:ascii="Times New Roman" w:eastAsia="仿宋" w:hAnsi="Times New Roman" w:hint="eastAsia"/>
+                <w:sz w:val="24"/>
+                <w:szCs w:val="24"/>
+              </w:rPr>
+              <w:t>土木与环境工程学报（</w:t>
+            </w:r>
+            <w:r>
+              <w:rPr>
+                <w:rFonts w:ascii="Times New Roman" w:eastAsia="仿宋" w:hAnsi="Times New Roman"/>
+                <w:sz w:val="24"/>
+                <w:szCs w:val="24"/>
+              </w:rPr>
+              <w:t>中英文</w:t>
+            </w:r>
+            <w:r>
+              <w:rPr>
+                <w:rFonts w:ascii="Times New Roman" w:eastAsia="仿宋" w:hAnsi="Times New Roman" w:hint="eastAsia"/>
+                <w:sz w:val="24"/>
+                <w:szCs w:val="24"/>
+              </w:rPr>
+              <w:t>）</w:t>
+            </w:r>
+            <w:r>
+              <w:rPr>
+                <w:rFonts w:ascii="Times New Roman" w:eastAsia="仿宋" w:hAnsi="Times New Roman" w:hint="eastAsia"/>
+                <w:sz w:val="24"/>
+                <w:szCs w:val="24"/>
+              </w:rPr>
               <w:t>,</w:t>
             </w:r>
             <w:r>
@@ -6381,15 +5353,7 @@
                 <w:sz w:val="24"/>
                 <w:szCs w:val="24"/>
               </w:rPr>
-              <w:t xml:space="preserve"> &amp; </w:t>
-            </w:r>
-            <w:r>
-              <w:rPr>
-                <w:rFonts w:ascii="Times New Roman" w:eastAsia="仿宋" w:hAnsi="Times New Roman"/>
-                <w:sz w:val="24"/>
-                <w:szCs w:val="24"/>
-              </w:rPr>
-              <w:t>徐子龙</w:t>
+              <w:t xml:space="preserve"> 47(5), 155–166</w:t>
             </w:r>
             <w:r>
               <w:rPr>
@@ -6405,114 +5369,10 @@
                 <w:sz w:val="24"/>
                 <w:szCs w:val="24"/>
               </w:rPr>
-              <w:t xml:space="preserve"> (2025). </w:t>
-            </w:r>
-            <w:r>
-              <w:rPr>
-                <w:rFonts w:ascii="Times New Roman" w:eastAsia="仿宋" w:hAnsi="Times New Roman" w:hint="eastAsia"/>
-                <w:sz w:val="24"/>
-                <w:szCs w:val="24"/>
-              </w:rPr>
-              <w:t>考虑过程响应的盾构隧道施工管片变形研究</w:t>
-            </w:r>
-            <w:r>
-              <w:rPr>
-                <w:rFonts w:ascii="Times New Roman" w:eastAsia="仿宋" w:hAnsi="Times New Roman" w:hint="eastAsia"/>
-                <w:sz w:val="24"/>
-                <w:szCs w:val="24"/>
-              </w:rPr>
-              <w:t>.</w:t>
-            </w:r>
-            <w:r>
-              <w:rPr>
-                <w:rFonts w:ascii="Times New Roman" w:eastAsia="仿宋" w:hAnsi="Times New Roman"/>
-                <w:sz w:val="24"/>
-                <w:szCs w:val="24"/>
-              </w:rPr>
               <w:t xml:space="preserve"> </w:t>
             </w:r>
             <w:r>
               <w:rPr>
-                <w:rFonts w:ascii="Times New Roman" w:eastAsia="仿宋" w:hAnsi="Times New Roman" w:hint="eastAsia"/>
-                <w:sz w:val="24"/>
-                <w:szCs w:val="24"/>
-              </w:rPr>
-              <w:t>土木与环境工程学报</w:t>
-            </w:r>
-            <w:r>
-              <w:rPr>
-                <w:rFonts w:ascii="Times New Roman" w:eastAsia="仿宋" w:hAnsi="Times New Roman" w:hint="eastAsia"/>
-                <w:sz w:val="24"/>
-                <w:szCs w:val="24"/>
-              </w:rPr>
-              <w:t>（</w:t>
-            </w:r>
-            <w:r>
-              <w:rPr>
-                <w:rFonts w:ascii="Times New Roman" w:eastAsia="仿宋" w:hAnsi="Times New Roman"/>
-                <w:sz w:val="24"/>
-                <w:szCs w:val="24"/>
-              </w:rPr>
-              <w:t>中英文</w:t>
-            </w:r>
-            <w:r>
-              <w:rPr>
-                <w:rFonts w:ascii="Times New Roman" w:eastAsia="仿宋" w:hAnsi="Times New Roman" w:hint="eastAsia"/>
-                <w:sz w:val="24"/>
-                <w:szCs w:val="24"/>
-              </w:rPr>
-              <w:t>）</w:t>
-            </w:r>
-            <w:r>
-              <w:rPr>
-                <w:rFonts w:ascii="Times New Roman" w:eastAsia="仿宋" w:hAnsi="Times New Roman" w:hint="eastAsia"/>
-                <w:sz w:val="24"/>
-                <w:szCs w:val="24"/>
-              </w:rPr>
-              <w:t>,</w:t>
-            </w:r>
-            <w:r>
-              <w:rPr>
-                <w:rFonts w:ascii="Times New Roman" w:eastAsia="仿宋" w:hAnsi="Times New Roman"/>
-                <w:sz w:val="24"/>
-                <w:szCs w:val="24"/>
-              </w:rPr>
-              <w:t xml:space="preserve"> 47(5), 155</w:t>
-            </w:r>
-            <w:r>
-              <w:rPr>
-                <w:rFonts w:ascii="Times New Roman" w:eastAsia="仿宋" w:hAnsi="Times New Roman"/>
-                <w:sz w:val="24"/>
-                <w:szCs w:val="24"/>
-              </w:rPr>
-              <w:t>–</w:t>
-            </w:r>
-            <w:r>
-              <w:rPr>
-                <w:rFonts w:ascii="Times New Roman" w:eastAsia="仿宋" w:hAnsi="Times New Roman"/>
-                <w:sz w:val="24"/>
-                <w:szCs w:val="24"/>
-              </w:rPr>
-              <w:t>166</w:t>
-            </w:r>
-            <w:r>
-              <w:rPr>
-                <w:rFonts w:ascii="Times New Roman" w:eastAsia="仿宋" w:hAnsi="Times New Roman" w:hint="eastAsia"/>
-                <w:sz w:val="24"/>
-                <w:szCs w:val="24"/>
-              </w:rPr>
-              <w:t>.</w:t>
-            </w:r>
-            <w:r>
-              <w:rPr>
-                <w:rFonts w:ascii="Times New Roman" w:eastAsia="仿宋" w:hAnsi="Times New Roman"/>
-                <w:sz w:val="24"/>
-                <w:szCs w:val="24"/>
-              </w:rPr>
-              <w:t xml:space="preserve"> </w:t>
-            </w:r>
-            <w:r>
-              <w:rPr>
                 <w:rFonts w:ascii="Times New Roman" w:eastAsia="仿宋" w:hAnsi="Times New Roman"/>
                 <w:sz w:val="24"/>
                 <w:szCs w:val="24"/>
@@ -6525,15 +5385,7 @@
                 <w:sz w:val="24"/>
                 <w:szCs w:val="24"/>
               </w:rPr>
-              <w:t>10.11835/j.issn.2096-6717.2025.006</w:t>
-            </w:r>
-            <w:r>
-              <w:rPr>
-                <w:rFonts w:ascii="Times New Roman" w:eastAsia="仿宋" w:hAnsi="Times New Roman"/>
-                <w:sz w:val="24"/>
-                <w:szCs w:val="24"/>
-              </w:rPr>
-              <w:t>.</w:t>
+              <w:t>10.11835/j.issn.2096-6717.2025.006.</w:t>
             </w:r>
           </w:p>
           <w:p>
@@ -6623,7 +5475,6 @@
                 <w:rFonts w:ascii="Times New Roman" w:eastAsia="仿宋" w:hAnsi="Times New Roman"/>
                 <w:sz w:val="24"/>
                 <w:szCs w:val="24"/>
-                <w:u w:val="single"/>
               </w:rPr>
               <w:t>谢雄耀</w:t>
             </w:r>
@@ -6665,23 +5516,7 @@
                 <w:sz w:val="24"/>
                 <w:szCs w:val="24"/>
               </w:rPr>
-              <w:t>, 25(3), 150–155.</w:t>
-            </w:r>
-            <w:r>
-              <w:rPr>
-                <w:rFonts w:ascii="Times New Roman" w:eastAsia="仿宋" w:hAnsi="Times New Roman"/>
-                <w:sz w:val="24"/>
-                <w:szCs w:val="24"/>
-              </w:rPr>
-              <w:t xml:space="preserve"> </w:t>
-            </w:r>
-            <w:r>
-              <w:rPr>
-                <w:rFonts w:ascii="Times New Roman" w:eastAsia="仿宋" w:hAnsi="Times New Roman"/>
-                <w:sz w:val="24"/>
-                <w:szCs w:val="24"/>
-              </w:rPr>
-              <w:t>https://doi.org/10.16037/j.1007-869x.2022.03.032.</w:t>
+              <w:t>, 25(3), 150–155. https://doi.org/10.16037/j.1007-869x.2022.03.032.</w:t>
             </w:r>
           </w:p>
           <w:p>
@@ -6705,7 +5540,6 @@
                 <w:rFonts w:ascii="Times New Roman" w:eastAsia="仿宋" w:hAnsi="Times New Roman" w:hint="eastAsia"/>
                 <w:sz w:val="24"/>
                 <w:szCs w:val="24"/>
-                <w:u w:val="single"/>
               </w:rPr>
               <w:t>谢雄耀</w:t>
             </w:r>
@@ -6797,23 +5631,7 @@
                 <w:sz w:val="24"/>
                 <w:szCs w:val="24"/>
               </w:rPr>
-              <w:t>, 38(1), 164–172.</w:t>
-            </w:r>
-            <w:r>
-              <w:rPr>
-                <w:rFonts w:ascii="Times New Roman" w:eastAsia="仿宋" w:hAnsi="Times New Roman"/>
-                <w:sz w:val="24"/>
-                <w:szCs w:val="24"/>
-              </w:rPr>
-              <w:t xml:space="preserve"> </w:t>
-            </w:r>
-            <w:r>
-              <w:rPr>
-                <w:rFonts w:ascii="Times New Roman" w:eastAsia="仿宋" w:hAnsi="Times New Roman"/>
-                <w:sz w:val="24"/>
-                <w:szCs w:val="24"/>
-              </w:rPr>
-              <w:t>https://doi.org/10.15935/j.cnki.jggcs.2022.01.019.</w:t>
+              <w:t>, 38(1), 164–172. https://doi.org/10.15935/j.cnki.jggcs.2022.01.019.</w:t>
             </w:r>
           </w:p>
           <w:p>
@@ -6952,15 +5770,7 @@
                 <w:sz w:val="24"/>
                 <w:szCs w:val="24"/>
               </w:rPr>
-              <w:t xml:space="preserve"> </w:t>
-            </w:r>
-            <w:r>
-              <w:rPr>
-                <w:rFonts w:ascii="Times New Roman" w:eastAsia="仿宋" w:hAnsi="Times New Roman"/>
-                <w:sz w:val="24"/>
-                <w:szCs w:val="24"/>
-              </w:rPr>
-              <w:t>https://doi.org/10.14144/j.cnki.jzsg.2022.09.068.</w:t>
+              <w:t xml:space="preserve"> https://doi.org/10.14144/j.cnki.jzsg.2022.09.068.</w:t>
             </w:r>
           </w:p>
           <w:p>
@@ -7024,57 +5834,15 @@
                 <w:sz w:val="24"/>
                 <w:szCs w:val="24"/>
               </w:rPr>
-              <w:t xml:space="preserve">, </w:t>
-            </w:r>
-            <w:r>
-              <w:rPr>
-                <w:rFonts w:ascii="Times New Roman" w:eastAsia="仿宋" w:hAnsi="Times New Roman"/>
-                <w:sz w:val="24"/>
-                <w:szCs w:val="24"/>
-                <w:u w:val="single"/>
-              </w:rPr>
-              <w:t>Sheil, B.</w:t>
-            </w:r>
-            <w:r>
-              <w:rPr>
-                <w:rFonts w:ascii="Times New Roman" w:eastAsia="仿宋" w:hAnsi="Times New Roman"/>
-                <w:sz w:val="24"/>
-                <w:szCs w:val="24"/>
-              </w:rPr>
-              <w:t xml:space="preserve">, </w:t>
-            </w:r>
-            <w:r>
-              <w:rPr>
-                <w:rFonts w:ascii="Times New Roman" w:eastAsia="仿宋" w:hAnsi="Times New Roman"/>
-                <w:sz w:val="24"/>
-                <w:szCs w:val="24"/>
-                <w:u w:val="single"/>
-              </w:rPr>
-              <w:t>Xie, X.</w:t>
-            </w:r>
-            <w:r>
-              <w:rPr>
-                <w:rFonts w:ascii="Times New Roman" w:eastAsia="仿宋" w:hAnsi="Times New Roman"/>
-                <w:sz w:val="24"/>
-                <w:szCs w:val="24"/>
-              </w:rPr>
-              <w:t>*, Zhang, Y., &amp; Cao, Y. (2024). Semantic segmentation of large-scale segmental lining point clouds using 3D deep learning. GeoShanghai International Conference 2024, 012026.</w:t>
-            </w:r>
-            <w:r>
-              <w:rPr>
-                <w:rFonts w:ascii="Times New Roman" w:eastAsia="仿宋" w:hAnsi="Times New Roman"/>
-                <w:sz w:val="24"/>
-                <w:szCs w:val="24"/>
-              </w:rPr>
-              <w:t xml:space="preserve"> </w:t>
-            </w:r>
-            <w:r>
-              <w:rPr>
-                <w:rFonts w:ascii="Times New Roman" w:eastAsia="仿宋" w:hAnsi="Times New Roman"/>
-                <w:sz w:val="24"/>
-                <w:szCs w:val="24"/>
-              </w:rPr>
-              <w:t>https://doi.org/10.1088/1755-1315/1337/1/012026.</w:t>
+              <w:t>, Sheil, B., Xie, X.*, Zhang, Y., &amp; Cao, Y. (2024). Semantic segmentation of large-scale segmental lining point clouds using 3D deep learning. GeoShanghai International Conference 2024, 012026.</w:t>
+            </w:r>
+            <w:r>
+              <w:rPr>
+                <w:rFonts w:ascii="Times New Roman" w:eastAsia="仿宋" w:hAnsi="Times New Roman"/>
+                <w:sz w:val="24"/>
+                <w:szCs w:val="24"/>
+              </w:rPr>
+              <w:t xml:space="preserve"> https://doi.org/10.1088/1755-1315/1337/1/012026.</w:t>
             </w:r>
           </w:p>
           <w:p>
@@ -7101,75 +5869,23 @@
                 <w:sz w:val="24"/>
                 <w:szCs w:val="24"/>
               </w:rPr>
-              <w:t>Li</w:t>
-            </w:r>
-            <w:r>
-              <w:rPr>
-                <w:rFonts w:ascii="Times New Roman" w:eastAsia="仿宋" w:hAnsi="Times New Roman"/>
-                <w:b/>
-                <w:bCs/>
-                <w:sz w:val="24"/>
-                <w:szCs w:val="24"/>
-              </w:rPr>
-              <w:t>n, W.</w:t>
-            </w:r>
-            <w:r>
-              <w:rPr>
-                <w:rFonts w:ascii="Times New Roman" w:eastAsia="仿宋" w:hAnsi="Times New Roman"/>
-                <w:sz w:val="24"/>
-                <w:szCs w:val="24"/>
-              </w:rPr>
-              <w:t xml:space="preserve">*, </w:t>
-            </w:r>
-            <w:r>
-              <w:rPr>
-                <w:rFonts w:ascii="Times New Roman" w:eastAsia="仿宋" w:hAnsi="Times New Roman"/>
-                <w:sz w:val="24"/>
-                <w:szCs w:val="24"/>
-                <w:u w:val="single"/>
-              </w:rPr>
-              <w:t>Sheil, B.</w:t>
-            </w:r>
-            <w:r>
-              <w:rPr>
-                <w:rFonts w:ascii="Times New Roman" w:eastAsia="仿宋" w:hAnsi="Times New Roman"/>
-                <w:sz w:val="24"/>
-                <w:szCs w:val="24"/>
-              </w:rPr>
-              <w:t xml:space="preserve">, </w:t>
-            </w:r>
-            <w:r>
-              <w:rPr>
-                <w:rFonts w:ascii="Times New Roman" w:eastAsia="仿宋" w:hAnsi="Times New Roman"/>
-                <w:sz w:val="24"/>
-                <w:szCs w:val="24"/>
-                <w:u w:val="single"/>
-              </w:rPr>
-              <w:t>Xie, X.</w:t>
-            </w:r>
-            <w:r>
-              <w:rPr>
-                <w:rFonts w:ascii="Times New Roman" w:eastAsia="仿宋" w:hAnsi="Times New Roman"/>
-                <w:sz w:val="24"/>
-                <w:szCs w:val="24"/>
-              </w:rPr>
-              <w:t>, Li, K., &amp; Niu, G. (2024). Segment segmentation of tunnel ring point clouds using 3D deep learning. World Tunnel Congress 2024, 3059–3066.</w:t>
-            </w:r>
-            <w:r>
-              <w:rPr>
-                <w:rFonts w:ascii="Times New Roman" w:eastAsia="仿宋" w:hAnsi="Times New Roman"/>
-                <w:sz w:val="24"/>
-                <w:szCs w:val="24"/>
-              </w:rPr>
-              <w:t xml:space="preserve"> </w:t>
-            </w:r>
-            <w:r>
-              <w:rPr>
-                <w:rFonts w:ascii="Times New Roman" w:eastAsia="仿宋" w:hAnsi="Times New Roman"/>
-                <w:sz w:val="24"/>
-                <w:szCs w:val="24"/>
-              </w:rPr>
-              <w:t>https://doi.org/10.1201/9781003495505-406.</w:t>
+              <w:t>Lin, W.</w:t>
+            </w:r>
+            <w:r>
+              <w:rPr>
+                <w:rFonts w:ascii="Times New Roman" w:eastAsia="仿宋" w:hAnsi="Times New Roman"/>
+                <w:sz w:val="24"/>
+                <w:szCs w:val="24"/>
+              </w:rPr>
+              <w:t>*, Sheil, B., Xie, X., Li, K., &amp; Niu, G. (2024). Segment segmentation of tunnel ring point clouds using 3D deep learning. World Tunnel Congress 2024, 3059–3066.</w:t>
+            </w:r>
+            <w:r>
+              <w:rPr>
+                <w:rFonts w:ascii="Times New Roman" w:eastAsia="仿宋" w:hAnsi="Times New Roman"/>
+                <w:sz w:val="24"/>
+                <w:szCs w:val="24"/>
+              </w:rPr>
+              <w:t xml:space="preserve"> https://doi.org/10.1201/9781003495505-406.</w:t>
             </w:r>
           </w:p>
           <w:p>
@@ -7204,40 +5920,15 @@
                 <w:sz w:val="24"/>
                 <w:szCs w:val="24"/>
               </w:rPr>
-              <w:t xml:space="preserve">, </w:t>
-            </w:r>
-            <w:r>
-              <w:rPr>
-                <w:rFonts w:ascii="Times New Roman" w:eastAsia="仿宋" w:hAnsi="Times New Roman"/>
-                <w:sz w:val="24"/>
-                <w:szCs w:val="24"/>
-                <w:u w:val="single"/>
-              </w:rPr>
-              <w:t>Xie, X.</w:t>
-            </w:r>
-            <w:r>
-              <w:rPr>
-                <w:rFonts w:ascii="Times New Roman" w:eastAsia="仿宋" w:hAnsi="Times New Roman"/>
-                <w:sz w:val="24"/>
-                <w:szCs w:val="24"/>
-              </w:rPr>
-              <w:t>, Zhou, B., Li, P., &amp; Wang, C. (2023). Refined perception and management of ring-wise deformation information for shield tunnels based on point cloud deep learning and BIM. Eighth International Symposium on Life-Cycle Civil Engineering (IALCCE 2023), 3991–3998.</w:t>
-            </w:r>
-            <w:r>
-              <w:rPr>
-                <w:rFonts w:ascii="Times New Roman" w:eastAsia="仿宋" w:hAnsi="Times New Roman"/>
-                <w:sz w:val="24"/>
-                <w:szCs w:val="24"/>
-              </w:rPr>
-              <w:t xml:space="preserve"> </w:t>
-            </w:r>
-            <w:r>
-              <w:rPr>
-                <w:rFonts w:ascii="Times New Roman" w:eastAsia="仿宋" w:hAnsi="Times New Roman"/>
-                <w:sz w:val="24"/>
-                <w:szCs w:val="24"/>
-              </w:rPr>
-              <w:t>https://doi.org/10.1201/9781003323020-490.</w:t>
+              <w:t>, Xie, X., Zhou, B., Li, P., &amp; Wang, C. (2023). Refined perception and management of ring-wise deformation information for shield tunnels based on point cloud deep learning and BIM. Eighth International Symposium on Life-Cycle Civil Engineering (IALCCE 2023), 3991–3998.</w:t>
+            </w:r>
+            <w:r>
+              <w:rPr>
+                <w:rFonts w:ascii="Times New Roman" w:eastAsia="仿宋" w:hAnsi="Times New Roman"/>
+                <w:sz w:val="24"/>
+                <w:szCs w:val="24"/>
+              </w:rPr>
+              <w:t xml:space="preserve"> https://doi.org/10.1201/9781003323020-490.</w:t>
             </w:r>
           </w:p>
           <w:p>
@@ -7272,40 +5963,15 @@
                 <w:sz w:val="24"/>
                 <w:szCs w:val="24"/>
               </w:rPr>
-              <w:t xml:space="preserve">, </w:t>
-            </w:r>
-            <w:r>
-              <w:rPr>
-                <w:rFonts w:ascii="Times New Roman" w:eastAsia="仿宋" w:hAnsi="Times New Roman"/>
-                <w:sz w:val="24"/>
-                <w:szCs w:val="24"/>
-                <w:u w:val="single"/>
-              </w:rPr>
-              <w:t>Xie, X.</w:t>
-            </w:r>
-            <w:r>
-              <w:rPr>
-                <w:rFonts w:ascii="Times New Roman" w:eastAsia="仿宋" w:hAnsi="Times New Roman"/>
-                <w:sz w:val="24"/>
-                <w:szCs w:val="24"/>
-              </w:rPr>
-              <w:t>*, Li, P., Xiao, B., Lu, X., Feng, B., Jin, P., &amp; Hu, Y. (2022). Prediction of settlement induced by tidal fluctuation for underwater shield tunnel during service based on historical monitoring data. 2022 8th International Conference on Hydraulic and Civil Engineering: Deep Space Intelligent Development and Utilization Forum (ICHCE), 1042–1047.</w:t>
-            </w:r>
-            <w:r>
-              <w:rPr>
-                <w:rFonts w:ascii="Times New Roman" w:eastAsia="仿宋" w:hAnsi="Times New Roman"/>
-                <w:sz w:val="24"/>
-                <w:szCs w:val="24"/>
-              </w:rPr>
-              <w:t xml:space="preserve"> </w:t>
-            </w:r>
-            <w:r>
-              <w:rPr>
-                <w:rFonts w:ascii="Times New Roman" w:eastAsia="仿宋" w:hAnsi="Times New Roman"/>
-                <w:sz w:val="24"/>
-                <w:szCs w:val="24"/>
-              </w:rPr>
-              <w:t>https://doi.org/10.1109/ICHCE57331.2022.10042697.</w:t>
+              <w:t>, Xie, X.*, Li, P., Xiao, B., Lu, X., Feng, B., Jin, P., &amp; Hu, Y. (2022). Prediction of settlement induced by tidal fluctuation for underwater shield tunnel during service based on historical monitoring data. 2022 8th International Conference on Hydraulic and Civil Engineering: Deep Space Intelligent Development and Utilization Forum (ICHCE), 1042–1047.</w:t>
+            </w:r>
+            <w:r>
+              <w:rPr>
+                <w:rFonts w:ascii="Times New Roman" w:eastAsia="仿宋" w:hAnsi="Times New Roman"/>
+                <w:sz w:val="24"/>
+                <w:szCs w:val="24"/>
+              </w:rPr>
+              <w:t xml:space="preserve"> https://doi.org/10.1109/ICHCE57331.2022.10042697.</w:t>
             </w:r>
           </w:p>
           <w:p>
@@ -7381,24 +6047,7 @@
                 <w:sz w:val="24"/>
                 <w:szCs w:val="24"/>
               </w:rPr>
-              <w:t xml:space="preserve">Cao, Y., </w:t>
-            </w:r>
-            <w:r>
-              <w:rPr>
-                <w:rFonts w:ascii="Times New Roman" w:eastAsia="仿宋" w:hAnsi="Times New Roman"/>
-                <w:sz w:val="24"/>
-                <w:szCs w:val="24"/>
-                <w:u w:val="single"/>
-              </w:rPr>
-              <w:t>Xie, X.</w:t>
-            </w:r>
-            <w:r>
-              <w:rPr>
-                <w:rFonts w:ascii="Times New Roman" w:eastAsia="仿宋" w:hAnsi="Times New Roman"/>
-                <w:sz w:val="24"/>
-                <w:szCs w:val="24"/>
-              </w:rPr>
-              <w:t xml:space="preserve">, Zhou, B., </w:t>
+              <w:t xml:space="preserve">Cao, Y., Xie, X., Zhou, B., </w:t>
             </w:r>
             <w:r>
               <w:rPr>
@@ -7449,24 +6098,7 @@
                 <w:sz w:val="24"/>
                 <w:szCs w:val="24"/>
               </w:rPr>
-              <w:t xml:space="preserve">Zhang, Y., </w:t>
-            </w:r>
-            <w:r>
-              <w:rPr>
-                <w:rFonts w:ascii="Times New Roman" w:eastAsia="仿宋" w:hAnsi="Times New Roman"/>
-                <w:sz w:val="24"/>
-                <w:szCs w:val="24"/>
-                <w:u w:val="single"/>
-              </w:rPr>
-              <w:t>Xie, X.</w:t>
-            </w:r>
-            <w:r>
-              <w:rPr>
-                <w:rFonts w:ascii="Times New Roman" w:eastAsia="仿宋" w:hAnsi="Times New Roman"/>
-                <w:sz w:val="24"/>
-                <w:szCs w:val="24"/>
-              </w:rPr>
-              <w:t xml:space="preserve">, </w:t>
+              <w:t xml:space="preserve">Zhang, Y., Xie, X., </w:t>
             </w:r>
             <w:r>
               <w:rPr>
@@ -7484,15 +6116,7 @@
                 <w:sz w:val="24"/>
                 <w:szCs w:val="24"/>
               </w:rPr>
-              <w:t>, Cao, Y., &amp; Tang, G. (2025). Electric power tunnel maintenance strategy based on structural performance chained evolutionary networks. World Tunnel Congress 2025, 4343–4349. https://doi.org/10.1201/9781003559047-553</w:t>
-            </w:r>
-            <w:r>
-              <w:rPr>
-                <w:rFonts w:ascii="Times New Roman" w:eastAsia="仿宋" w:hAnsi="Times New Roman"/>
-                <w:sz w:val="24"/>
-                <w:szCs w:val="24"/>
-              </w:rPr>
-              <w:t>.</w:t>
+              <w:t>, Cao, Y., &amp; Tang, G. (2025). Electric power tunnel maintenance strategy based on structural performance chained evolutionary networks. World Tunnel Congress 2025, 4343–4349. https://doi.org/10.1201/9781003559047-553.</w:t>
             </w:r>
           </w:p>
           <w:p>
@@ -7558,6 +6182,7 @@
                 <w:sz w:val="24"/>
                 <w:szCs w:val="24"/>
               </w:rPr>
+              <w:lastRenderedPageBreak/>
               <w:t>林威</w:t>
             </w:r>
             <w:r>
@@ -7815,16 +6440,7 @@
                 <w:sz w:val="24"/>
                 <w:szCs w:val="24"/>
               </w:rPr>
-              <w:t>一种融合激光和视频数据的山岭隧道</w:t>
-            </w:r>
-            <w:r>
-              <w:rPr>
-                <w:rFonts w:ascii="Times New Roman" w:eastAsia="仿宋" w:hAnsi="Times New Roman"/>
-                <w:sz w:val="24"/>
-                <w:szCs w:val="24"/>
-              </w:rPr>
-              <w:lastRenderedPageBreak/>
-              <w:t>渗漏水实时监测方法</w:t>
+              <w:t>一种融合激光和视频数据的山岭隧道渗漏水实时监测方法</w:t>
             </w:r>
             <w:r>
               <w:rPr>
@@ -9514,7 +8130,6 @@
                 <w:rFonts w:ascii="Times New Roman" w:eastAsia="仿宋" w:hAnsi="Times New Roman"/>
                 <w:sz w:val="24"/>
                 <w:szCs w:val="24"/>
-                <w:u w:val="single"/>
               </w:rPr>
               <w:t>谢雄耀</w:t>
             </w:r>
@@ -9625,7 +8240,6 @@
                 <w:rFonts w:ascii="Times New Roman" w:eastAsia="仿宋" w:hAnsi="Times New Roman" w:hint="eastAsia"/>
                 <w:sz w:val="24"/>
                 <w:szCs w:val="24"/>
-                <w:u w:val="single"/>
               </w:rPr>
               <w:t>谢雄耀</w:t>
             </w:r>
@@ -9685,15 +8299,7 @@
                 <w:sz w:val="24"/>
                 <w:szCs w:val="24"/>
               </w:rPr>
-              <w:t xml:space="preserve"> (Patent CN202510484006.9).</w:t>
-            </w:r>
-            <w:r>
-              <w:rPr>
-                <w:rFonts w:ascii="Times New Roman" w:eastAsia="仿宋" w:hAnsi="Times New Roman"/>
-                <w:sz w:val="24"/>
-                <w:szCs w:val="24"/>
-              </w:rPr>
-              <w:t xml:space="preserve"> </w:t>
+              <w:t xml:space="preserve"> (Patent CN202510484006.9). </w:t>
             </w:r>
             <w:r>
               <w:rPr>
@@ -9956,7 +8562,6 @@
                 <w:rFonts w:ascii="Times New Roman" w:eastAsia="仿宋" w:hAnsi="Times New Roman" w:hint="eastAsia"/>
                 <w:sz w:val="24"/>
                 <w:szCs w:val="24"/>
-                <w:u w:val="single"/>
               </w:rPr>
               <w:t>谢雄耀</w:t>
             </w:r>
@@ -10107,7 +8712,6 @@
                 <w:rFonts w:ascii="Times New Roman" w:eastAsia="仿宋" w:hAnsi="Times New Roman"/>
                 <w:sz w:val="24"/>
                 <w:szCs w:val="24"/>
-                <w:u w:val="single"/>
               </w:rPr>
               <w:t>谢雄耀</w:t>
             </w:r>
@@ -10383,23 +8987,7 @@
                 <w:sz w:val="24"/>
                 <w:szCs w:val="24"/>
               </w:rPr>
-              <w:t xml:space="preserve">(Patent </w:t>
-            </w:r>
-            <w:r>
-              <w:rPr>
-                <w:rFonts w:ascii="Times New Roman" w:eastAsia="仿宋" w:hAnsi="Times New Roman"/>
-                <w:sz w:val="24"/>
-                <w:szCs w:val="24"/>
-              </w:rPr>
-              <w:t>CN202211150097.5</w:t>
-            </w:r>
-            <w:r>
-              <w:rPr>
-                <w:rFonts w:ascii="Times New Roman" w:eastAsia="仿宋" w:hAnsi="Times New Roman"/>
-                <w:sz w:val="24"/>
-                <w:szCs w:val="24"/>
-              </w:rPr>
-              <w:t>)</w:t>
+              <w:t>(Patent CN202211150097.5)</w:t>
             </w:r>
             <w:r>
               <w:rPr>
@@ -10559,39 +9147,7 @@
                 <w:sz w:val="24"/>
                 <w:szCs w:val="24"/>
               </w:rPr>
-              <w:t>(Patent</w:t>
-            </w:r>
-            <w:r>
-              <w:rPr>
-                <w:rFonts w:ascii="Times New Roman" w:eastAsia="仿宋" w:hAnsi="Times New Roman"/>
-                <w:sz w:val="24"/>
-                <w:szCs w:val="24"/>
-              </w:rPr>
-              <w:t xml:space="preserve"> </w:t>
-            </w:r>
-            <w:r>
-              <w:rPr>
-                <w:rFonts w:ascii="Times New Roman" w:eastAsia="仿宋" w:hAnsi="Times New Roman"/>
-                <w:sz w:val="24"/>
-                <w:szCs w:val="24"/>
-              </w:rPr>
-              <w:t>CN201720597425.4</w:t>
-            </w:r>
-            <w:r>
-              <w:rPr>
-                <w:rFonts w:ascii="Times New Roman" w:eastAsia="仿宋" w:hAnsi="Times New Roman"/>
-                <w:sz w:val="24"/>
-                <w:szCs w:val="24"/>
-              </w:rPr>
-              <w:t>)</w:t>
-            </w:r>
-            <w:r>
-              <w:rPr>
-                <w:rFonts w:ascii="Times New Roman" w:eastAsia="仿宋" w:hAnsi="Times New Roman"/>
-                <w:sz w:val="24"/>
-                <w:szCs w:val="24"/>
-              </w:rPr>
-              <w:t xml:space="preserve">. </w:t>
+              <w:t xml:space="preserve">(Patent CN201720597425.4). </w:t>
             </w:r>
             <w:r>
               <w:rPr>
@@ -10725,39 +9281,7 @@
                 <w:sz w:val="24"/>
                 <w:szCs w:val="24"/>
               </w:rPr>
-              <w:t>(Patent</w:t>
-            </w:r>
-            <w:r>
-              <w:rPr>
-                <w:rFonts w:ascii="Times New Roman" w:eastAsia="仿宋" w:hAnsi="Times New Roman"/>
-                <w:sz w:val="24"/>
-                <w:szCs w:val="24"/>
-              </w:rPr>
-              <w:t xml:space="preserve"> </w:t>
-            </w:r>
-            <w:r>
-              <w:rPr>
-                <w:rFonts w:ascii="Times New Roman" w:eastAsia="仿宋" w:hAnsi="Times New Roman"/>
-                <w:sz w:val="24"/>
-                <w:szCs w:val="24"/>
-              </w:rPr>
-              <w:t>CN201720597493.0</w:t>
-            </w:r>
-            <w:r>
-              <w:rPr>
-                <w:rFonts w:ascii="Times New Roman" w:eastAsia="仿宋" w:hAnsi="Times New Roman"/>
-                <w:sz w:val="24"/>
-                <w:szCs w:val="24"/>
-              </w:rPr>
-              <w:t>)</w:t>
-            </w:r>
-            <w:r>
-              <w:rPr>
-                <w:rFonts w:ascii="Times New Roman" w:eastAsia="仿宋" w:hAnsi="Times New Roman"/>
-                <w:sz w:val="24"/>
-                <w:szCs w:val="24"/>
-              </w:rPr>
-              <w:t xml:space="preserve">. </w:t>
+              <w:t xml:space="preserve">(Patent CN201720597493.0). </w:t>
             </w:r>
             <w:r>
               <w:rPr>
@@ -10891,39 +9415,7 @@
                 <w:sz w:val="24"/>
                 <w:szCs w:val="24"/>
               </w:rPr>
-              <w:t>(Patent</w:t>
-            </w:r>
-            <w:r>
-              <w:rPr>
-                <w:rFonts w:ascii="Times New Roman" w:eastAsia="仿宋" w:hAnsi="Times New Roman"/>
-                <w:sz w:val="24"/>
-                <w:szCs w:val="24"/>
-              </w:rPr>
-              <w:t xml:space="preserve"> </w:t>
-            </w:r>
-            <w:r>
-              <w:rPr>
-                <w:rFonts w:ascii="Times New Roman" w:eastAsia="仿宋" w:hAnsi="Times New Roman"/>
-                <w:sz w:val="24"/>
-                <w:szCs w:val="24"/>
-              </w:rPr>
-              <w:t>CN201720597425.4</w:t>
-            </w:r>
-            <w:r>
-              <w:rPr>
-                <w:rFonts w:ascii="Times New Roman" w:eastAsia="仿宋" w:hAnsi="Times New Roman"/>
-                <w:sz w:val="24"/>
-                <w:szCs w:val="24"/>
-              </w:rPr>
-              <w:t>)</w:t>
-            </w:r>
-            <w:r>
-              <w:rPr>
-                <w:rFonts w:ascii="Times New Roman" w:eastAsia="仿宋" w:hAnsi="Times New Roman"/>
-                <w:sz w:val="24"/>
-                <w:szCs w:val="24"/>
-              </w:rPr>
-              <w:t xml:space="preserve">. </w:t>
+              <w:t xml:space="preserve">(Patent CN201720597425.4). </w:t>
             </w:r>
             <w:r>
               <w:rPr>
@@ -11263,7 +9755,16 @@
                 <w:sz w:val="24"/>
                 <w:szCs w:val="24"/>
               </w:rPr>
-              <w:t>Understanding tunnel point clouds using 3D deep learning, Norwegian Geotechnical Institute, online, 01/11/2023</w:t>
+              <w:t xml:space="preserve">Understanding tunnel point clouds using 3D deep learning, Norwegian Geotechnical Institute, online, </w:t>
+            </w:r>
+            <w:r>
+              <w:rPr>
+                <w:rFonts w:ascii="Times New Roman" w:eastAsia="仿宋" w:hAnsi="Times New Roman"/>
+                <w:sz w:val="24"/>
+                <w:szCs w:val="24"/>
+              </w:rPr>
+              <w:lastRenderedPageBreak/>
+              <w:t>01/11/2023</w:t>
             </w:r>
           </w:p>
           <w:p>
@@ -11288,16 +9789,7 @@
                 <w:sz w:val="24"/>
                 <w:szCs w:val="24"/>
               </w:rPr>
-              <w:t xml:space="preserve">Refined perception and management of ring-wise deformation for segmental linings using 3D deep learning and BIM, Eighth International Symposium on Life-Cycle Civil Engineering (IALCCE 2023), </w:t>
-            </w:r>
-            <w:r>
-              <w:rPr>
-                <w:rFonts w:ascii="Times New Roman" w:eastAsia="仿宋" w:hAnsi="Times New Roman"/>
-                <w:sz w:val="24"/>
-                <w:szCs w:val="24"/>
-              </w:rPr>
-              <w:lastRenderedPageBreak/>
-              <w:t>Milan, 04/07/2023</w:t>
+              <w:t>Refined perception and management of ring-wise deformation for segmental linings using 3D deep learning and BIM, Eighth International Symposium on Life-Cycle Civil Engineering (IALCCE 2023), Milan, 04/07/2023</w:t>
             </w:r>
           </w:p>
           <w:p>

--- a/files/cv.docx
+++ b/files/cv.docx
@@ -10465,6 +10465,36 @@
                 <w:sz w:val="24"/>
                 <w:szCs w:val="24"/>
               </w:rPr>
+              <w:t>J</w:t>
+            </w:r>
+            <w:r>
+              <w:rPr>
+                <w:rFonts w:ascii="Times New Roman" w:eastAsia="仿宋" w:hAnsi="Times New Roman" w:hint="eastAsia"/>
+                <w:b/>
+                <w:bCs/>
+                <w:sz w:val="24"/>
+                <w:szCs w:val="24"/>
+              </w:rPr>
+              <w:t>our</w:t>
+            </w:r>
+            <w:r>
+              <w:rPr>
+                <w:rFonts w:ascii="Times New Roman" w:eastAsia="仿宋" w:hAnsi="Times New Roman"/>
+                <w:b/>
+                <w:bCs/>
+                <w:sz w:val="24"/>
+                <w:szCs w:val="24"/>
+              </w:rPr>
+              <w:t xml:space="preserve">nal </w:t>
+            </w:r>
+            <w:r>
+              <w:rPr>
+                <w:rFonts w:ascii="Times New Roman" w:eastAsia="仿宋" w:hAnsi="Times New Roman"/>
+                <w:b/>
+                <w:bCs/>
+                <w:sz w:val="24"/>
+                <w:szCs w:val="24"/>
+              </w:rPr>
               <w:t>Reviews</w:t>
             </w:r>
           </w:p>
@@ -10766,6 +10796,76 @@
                 <w:szCs w:val="24"/>
               </w:rPr>
               <w:t>entific Reports</w:t>
+            </w:r>
+          </w:p>
+          <w:p>
+            <w:pPr>
+              <w:pStyle w:val="a3"/>
+              <w:numPr>
+                <w:ilvl w:val="0"/>
+                <w:numId w:val="14"/>
+              </w:numPr>
+              <w:adjustRightInd w:val="0"/>
+              <w:snapToGrid w:val="0"/>
+              <w:ind w:firstLineChars="0"/>
+              <w:rPr>
+                <w:rFonts w:ascii="Times New Roman" w:eastAsia="仿宋" w:hAnsi="Times New Roman"/>
+                <w:b/>
+                <w:bCs/>
+                <w:sz w:val="24"/>
+                <w:szCs w:val="24"/>
+              </w:rPr>
+            </w:pPr>
+            <w:r>
+              <w:rPr>
+                <w:rFonts w:ascii="Times New Roman" w:eastAsia="仿宋" w:hAnsi="Times New Roman"/>
+                <w:b/>
+                <w:bCs/>
+                <w:sz w:val="24"/>
+                <w:szCs w:val="24"/>
+              </w:rPr>
+              <w:t>Grant Reviews</w:t>
+            </w:r>
+          </w:p>
+          <w:p>
+            <w:pPr>
+              <w:pStyle w:val="a3"/>
+              <w:numPr>
+                <w:ilvl w:val="0"/>
+                <w:numId w:val="25"/>
+              </w:numPr>
+              <w:adjustRightInd w:val="0"/>
+              <w:snapToGrid w:val="0"/>
+              <w:ind w:firstLineChars="0"/>
+              <w:rPr>
+                <w:rFonts w:ascii="Times New Roman" w:eastAsia="仿宋" w:hAnsi="Times New Roman"/>
+                <w:sz w:val="24"/>
+                <w:szCs w:val="24"/>
+              </w:rPr>
+            </w:pPr>
+            <w:r>
+              <w:rPr>
+                <w:rFonts w:ascii="Times New Roman" w:eastAsia="仿宋" w:hAnsi="Times New Roman"/>
+                <w:sz w:val="24"/>
+                <w:szCs w:val="24"/>
+              </w:rPr>
+              <w:t>福建省政府投资项目评审</w:t>
+            </w:r>
+            <w:r>
+              <w:rPr>
+                <w:rFonts w:ascii="Times New Roman" w:eastAsia="仿宋" w:hAnsi="Times New Roman" w:hint="eastAsia"/>
+                <w:sz w:val="24"/>
+                <w:szCs w:val="24"/>
+              </w:rPr>
+              <w:t>（咨询）</w:t>
+            </w:r>
+            <w:r>
+              <w:rPr>
+                <w:rFonts w:ascii="Times New Roman" w:eastAsia="仿宋" w:hAnsi="Times New Roman"/>
+                <w:sz w:val="24"/>
+                <w:szCs w:val="24"/>
+              </w:rPr>
+              <w:t>专家</w:t>
             </w:r>
           </w:p>
         </w:tc>
@@ -11396,6 +11496,96 @@
     </w:lvl>
   </w:abstractNum>
   <w:abstractNum w:abstractNumId="1" w15:restartNumberingAfterBreak="0">
+    <w:nsid w:val="075049F3"/>
+    <w:multiLevelType w:val="hybridMultilevel"/>
+    <w:tmpl w:val="C38090AE"/>
+    <w:lvl w:ilvl="0" w:tplc="09CC139A">
+      <w:start w:val="1"/>
+      <w:numFmt w:val="decimal"/>
+      <w:lvlText w:val="%1."/>
+      <w:lvlJc w:val="left"/>
+      <w:pPr>
+        <w:ind w:left="440" w:hanging="440"/>
+      </w:pPr>
+      <w:rPr>
+        <w:b w:val="0"/>
+        <w:bCs w:val="0"/>
+      </w:rPr>
+    </w:lvl>
+    <w:lvl w:ilvl="1" w:tplc="04090019" w:tentative="1">
+      <w:start w:val="1"/>
+      <w:numFmt w:val="lowerLetter"/>
+      <w:lvlText w:val="%2)"/>
+      <w:lvlJc w:val="left"/>
+      <w:pPr>
+        <w:ind w:left="880" w:hanging="440"/>
+      </w:pPr>
+    </w:lvl>
+    <w:lvl w:ilvl="2" w:tplc="0409001B" w:tentative="1">
+      <w:start w:val="1"/>
+      <w:numFmt w:val="lowerRoman"/>
+      <w:lvlText w:val="%3."/>
+      <w:lvlJc w:val="right"/>
+      <w:pPr>
+        <w:ind w:left="1320" w:hanging="440"/>
+      </w:pPr>
+    </w:lvl>
+    <w:lvl w:ilvl="3" w:tplc="0409000F" w:tentative="1">
+      <w:start w:val="1"/>
+      <w:numFmt w:val="decimal"/>
+      <w:lvlText w:val="%4."/>
+      <w:lvlJc w:val="left"/>
+      <w:pPr>
+        <w:ind w:left="1760" w:hanging="440"/>
+      </w:pPr>
+    </w:lvl>
+    <w:lvl w:ilvl="4" w:tplc="04090019" w:tentative="1">
+      <w:start w:val="1"/>
+      <w:numFmt w:val="lowerLetter"/>
+      <w:lvlText w:val="%5)"/>
+      <w:lvlJc w:val="left"/>
+      <w:pPr>
+        <w:ind w:left="2200" w:hanging="440"/>
+      </w:pPr>
+    </w:lvl>
+    <w:lvl w:ilvl="5" w:tplc="0409001B" w:tentative="1">
+      <w:start w:val="1"/>
+      <w:numFmt w:val="lowerRoman"/>
+      <w:lvlText w:val="%6."/>
+      <w:lvlJc w:val="right"/>
+      <w:pPr>
+        <w:ind w:left="2640" w:hanging="440"/>
+      </w:pPr>
+    </w:lvl>
+    <w:lvl w:ilvl="6" w:tplc="0409000F" w:tentative="1">
+      <w:start w:val="1"/>
+      <w:numFmt w:val="decimal"/>
+      <w:lvlText w:val="%7."/>
+      <w:lvlJc w:val="left"/>
+      <w:pPr>
+        <w:ind w:left="3080" w:hanging="440"/>
+      </w:pPr>
+    </w:lvl>
+    <w:lvl w:ilvl="7" w:tplc="04090019" w:tentative="1">
+      <w:start w:val="1"/>
+      <w:numFmt w:val="lowerLetter"/>
+      <w:lvlText w:val="%8)"/>
+      <w:lvlJc w:val="left"/>
+      <w:pPr>
+        <w:ind w:left="3520" w:hanging="440"/>
+      </w:pPr>
+    </w:lvl>
+    <w:lvl w:ilvl="8" w:tplc="0409001B" w:tentative="1">
+      <w:start w:val="1"/>
+      <w:numFmt w:val="lowerRoman"/>
+      <w:lvlText w:val="%9."/>
+      <w:lvlJc w:val="right"/>
+      <w:pPr>
+        <w:ind w:left="3960" w:hanging="440"/>
+      </w:pPr>
+    </w:lvl>
+  </w:abstractNum>
+  <w:abstractNum w:abstractNumId="2" w15:restartNumberingAfterBreak="0">
     <w:nsid w:val="0F4D2DFB"/>
     <w:multiLevelType w:val="hybridMultilevel"/>
     <w:tmpl w:val="BDA61B90"/>
@@ -11481,7 +11671,7 @@
       </w:pPr>
     </w:lvl>
   </w:abstractNum>
-  <w:abstractNum w:abstractNumId="2" w15:restartNumberingAfterBreak="0">
+  <w:abstractNum w:abstractNumId="3" w15:restartNumberingAfterBreak="0">
     <w:nsid w:val="114115A9"/>
     <w:multiLevelType w:val="hybridMultilevel"/>
     <w:tmpl w:val="C38090AE"/>
@@ -11571,7 +11761,7 @@
       </w:pPr>
     </w:lvl>
   </w:abstractNum>
-  <w:abstractNum w:abstractNumId="3" w15:restartNumberingAfterBreak="0">
+  <w:abstractNum w:abstractNumId="4" w15:restartNumberingAfterBreak="0">
     <w:nsid w:val="130C66B6"/>
     <w:multiLevelType w:val="hybridMultilevel"/>
     <w:tmpl w:val="BDA61B90"/>
@@ -11657,7 +11847,7 @@
       </w:pPr>
     </w:lvl>
   </w:abstractNum>
-  <w:abstractNum w:abstractNumId="4" w15:restartNumberingAfterBreak="0">
+  <w:abstractNum w:abstractNumId="5" w15:restartNumberingAfterBreak="0">
     <w:nsid w:val="13D468B7"/>
     <w:multiLevelType w:val="hybridMultilevel"/>
     <w:tmpl w:val="BDA61B90"/>
@@ -11743,7 +11933,7 @@
       </w:pPr>
     </w:lvl>
   </w:abstractNum>
-  <w:abstractNum w:abstractNumId="5" w15:restartNumberingAfterBreak="0">
+  <w:abstractNum w:abstractNumId="6" w15:restartNumberingAfterBreak="0">
     <w:nsid w:val="16B8560E"/>
     <w:multiLevelType w:val="hybridMultilevel"/>
     <w:tmpl w:val="25EADC10"/>
@@ -11829,7 +12019,7 @@
       </w:pPr>
     </w:lvl>
   </w:abstractNum>
-  <w:abstractNum w:abstractNumId="6" w15:restartNumberingAfterBreak="0">
+  <w:abstractNum w:abstractNumId="7" w15:restartNumberingAfterBreak="0">
     <w:nsid w:val="2EFE0E68"/>
     <w:multiLevelType w:val="hybridMultilevel"/>
     <w:tmpl w:val="BDA61B90"/>
@@ -11915,7 +12105,7 @@
       </w:pPr>
     </w:lvl>
   </w:abstractNum>
-  <w:abstractNum w:abstractNumId="7" w15:restartNumberingAfterBreak="0">
+  <w:abstractNum w:abstractNumId="8" w15:restartNumberingAfterBreak="0">
     <w:nsid w:val="30D76B36"/>
     <w:multiLevelType w:val="hybridMultilevel"/>
     <w:tmpl w:val="BDA61B90"/>
@@ -12001,7 +12191,7 @@
       </w:pPr>
     </w:lvl>
   </w:abstractNum>
-  <w:abstractNum w:abstractNumId="8" w15:restartNumberingAfterBreak="0">
+  <w:abstractNum w:abstractNumId="9" w15:restartNumberingAfterBreak="0">
     <w:nsid w:val="339A51C9"/>
     <w:multiLevelType w:val="hybridMultilevel"/>
     <w:tmpl w:val="BDA61B90"/>
@@ -12087,7 +12277,7 @@
       </w:pPr>
     </w:lvl>
   </w:abstractNum>
-  <w:abstractNum w:abstractNumId="9" w15:restartNumberingAfterBreak="0">
+  <w:abstractNum w:abstractNumId="10" w15:restartNumberingAfterBreak="0">
     <w:nsid w:val="36F91FD1"/>
     <w:multiLevelType w:val="hybridMultilevel"/>
     <w:tmpl w:val="B1CE9DEE"/>
@@ -12200,7 +12390,7 @@
       </w:rPr>
     </w:lvl>
   </w:abstractNum>
-  <w:abstractNum w:abstractNumId="10" w15:restartNumberingAfterBreak="0">
+  <w:abstractNum w:abstractNumId="11" w15:restartNumberingAfterBreak="0">
     <w:nsid w:val="3E130FE8"/>
     <w:multiLevelType w:val="hybridMultilevel"/>
     <w:tmpl w:val="DF14B194"/>
@@ -12313,7 +12503,7 @@
       </w:rPr>
     </w:lvl>
   </w:abstractNum>
-  <w:abstractNum w:abstractNumId="11" w15:restartNumberingAfterBreak="0">
+  <w:abstractNum w:abstractNumId="12" w15:restartNumberingAfterBreak="0">
     <w:nsid w:val="4B327A41"/>
     <w:multiLevelType w:val="hybridMultilevel"/>
     <w:tmpl w:val="E4705E6E"/>
@@ -12426,7 +12616,7 @@
       </w:rPr>
     </w:lvl>
   </w:abstractNum>
-  <w:abstractNum w:abstractNumId="12" w15:restartNumberingAfterBreak="0">
+  <w:abstractNum w:abstractNumId="13" w15:restartNumberingAfterBreak="0">
     <w:nsid w:val="4BA37884"/>
     <w:multiLevelType w:val="hybridMultilevel"/>
     <w:tmpl w:val="1576CA76"/>
@@ -12512,7 +12702,7 @@
       </w:pPr>
     </w:lvl>
   </w:abstractNum>
-  <w:abstractNum w:abstractNumId="13" w15:restartNumberingAfterBreak="0">
+  <w:abstractNum w:abstractNumId="14" w15:restartNumberingAfterBreak="0">
     <w:nsid w:val="53970BFF"/>
     <w:multiLevelType w:val="hybridMultilevel"/>
     <w:tmpl w:val="F2A099FA"/>
@@ -12625,7 +12815,7 @@
       </w:rPr>
     </w:lvl>
   </w:abstractNum>
-  <w:abstractNum w:abstractNumId="14" w15:restartNumberingAfterBreak="0">
+  <w:abstractNum w:abstractNumId="15" w15:restartNumberingAfterBreak="0">
     <w:nsid w:val="57A87DC0"/>
     <w:multiLevelType w:val="hybridMultilevel"/>
     <w:tmpl w:val="F724E64A"/>
@@ -12711,7 +12901,7 @@
       </w:pPr>
     </w:lvl>
   </w:abstractNum>
-  <w:abstractNum w:abstractNumId="15" w15:restartNumberingAfterBreak="0">
+  <w:abstractNum w:abstractNumId="16" w15:restartNumberingAfterBreak="0">
     <w:nsid w:val="5FF201CE"/>
     <w:multiLevelType w:val="hybridMultilevel"/>
     <w:tmpl w:val="DCF42FEA"/>
@@ -12801,7 +12991,7 @@
       </w:pPr>
     </w:lvl>
   </w:abstractNum>
-  <w:abstractNum w:abstractNumId="16" w15:restartNumberingAfterBreak="0">
+  <w:abstractNum w:abstractNumId="17" w15:restartNumberingAfterBreak="0">
     <w:nsid w:val="61E902F0"/>
     <w:multiLevelType w:val="hybridMultilevel"/>
     <w:tmpl w:val="32C2968C"/>
@@ -12914,7 +13104,7 @@
       </w:rPr>
     </w:lvl>
   </w:abstractNum>
-  <w:abstractNum w:abstractNumId="17" w15:restartNumberingAfterBreak="0">
+  <w:abstractNum w:abstractNumId="18" w15:restartNumberingAfterBreak="0">
     <w:nsid w:val="62826F77"/>
     <w:multiLevelType w:val="hybridMultilevel"/>
     <w:tmpl w:val="BDA61B90"/>
@@ -13000,7 +13190,7 @@
       </w:pPr>
     </w:lvl>
   </w:abstractNum>
-  <w:abstractNum w:abstractNumId="18" w15:restartNumberingAfterBreak="0">
+  <w:abstractNum w:abstractNumId="19" w15:restartNumberingAfterBreak="0">
     <w:nsid w:val="655127AF"/>
     <w:multiLevelType w:val="hybridMultilevel"/>
     <w:tmpl w:val="A0B6FC7A"/>
@@ -13086,7 +13276,7 @@
       </w:pPr>
     </w:lvl>
   </w:abstractNum>
-  <w:abstractNum w:abstractNumId="19" w15:restartNumberingAfterBreak="0">
+  <w:abstractNum w:abstractNumId="20" w15:restartNumberingAfterBreak="0">
     <w:nsid w:val="6DB1664D"/>
     <w:multiLevelType w:val="hybridMultilevel"/>
     <w:tmpl w:val="C284F388"/>
@@ -13172,7 +13362,7 @@
       </w:pPr>
     </w:lvl>
   </w:abstractNum>
-  <w:abstractNum w:abstractNumId="20" w15:restartNumberingAfterBreak="0">
+  <w:abstractNum w:abstractNumId="21" w15:restartNumberingAfterBreak="0">
     <w:nsid w:val="718B2928"/>
     <w:multiLevelType w:val="hybridMultilevel"/>
     <w:tmpl w:val="C38090AE"/>
@@ -13262,7 +13452,7 @@
       </w:pPr>
     </w:lvl>
   </w:abstractNum>
-  <w:abstractNum w:abstractNumId="21" w15:restartNumberingAfterBreak="0">
+  <w:abstractNum w:abstractNumId="22" w15:restartNumberingAfterBreak="0">
     <w:nsid w:val="76851905"/>
     <w:multiLevelType w:val="hybridMultilevel"/>
     <w:tmpl w:val="BDA61B90"/>
@@ -13348,7 +13538,7 @@
       </w:pPr>
     </w:lvl>
   </w:abstractNum>
-  <w:abstractNum w:abstractNumId="22" w15:restartNumberingAfterBreak="0">
+  <w:abstractNum w:abstractNumId="23" w15:restartNumberingAfterBreak="0">
     <w:nsid w:val="7C7F7928"/>
     <w:multiLevelType w:val="hybridMultilevel"/>
     <w:tmpl w:val="BDA61B90"/>
@@ -13435,64 +13625,64 @@
     </w:lvl>
   </w:abstractNum>
   <w:num w:numId="1">
-    <w:abstractNumId w:val="19"/>
+    <w:abstractNumId w:val="20"/>
   </w:num>
   <w:num w:numId="2">
+    <w:abstractNumId w:val="5"/>
+  </w:num>
+  <w:num w:numId="3">
+    <w:abstractNumId w:val="13"/>
+  </w:num>
+  <w:num w:numId="4">
+    <w:abstractNumId w:val="15"/>
+  </w:num>
+  <w:num w:numId="5">
+    <w:abstractNumId w:val="6"/>
+  </w:num>
+  <w:num w:numId="6">
+    <w:abstractNumId w:val="16"/>
+  </w:num>
+  <w:num w:numId="7">
+    <w:abstractNumId w:val="17"/>
+  </w:num>
+  <w:num w:numId="8">
+    <w:abstractNumId w:val="7"/>
+  </w:num>
+  <w:num w:numId="9">
+    <w:abstractNumId w:val="18"/>
+  </w:num>
+  <w:num w:numId="10">
     <w:abstractNumId w:val="4"/>
   </w:num>
-  <w:num w:numId="3">
-    <w:abstractNumId w:val="12"/>
-  </w:num>
-  <w:num w:numId="4">
-    <w:abstractNumId w:val="14"/>
-  </w:num>
-  <w:num w:numId="5">
-    <w:abstractNumId w:val="5"/>
-  </w:num>
-  <w:num w:numId="6">
-    <w:abstractNumId w:val="15"/>
-  </w:num>
-  <w:num w:numId="7">
-    <w:abstractNumId w:val="16"/>
-  </w:num>
-  <w:num w:numId="8">
-    <w:abstractNumId w:val="6"/>
-  </w:num>
-  <w:num w:numId="9">
-    <w:abstractNumId w:val="17"/>
-  </w:num>
-  <w:num w:numId="10">
-    <w:abstractNumId w:val="3"/>
-  </w:num>
   <w:num w:numId="11">
-    <w:abstractNumId w:val="8"/>
+    <w:abstractNumId w:val="9"/>
   </w:num>
   <w:num w:numId="12">
-    <w:abstractNumId w:val="20"/>
+    <w:abstractNumId w:val="21"/>
   </w:num>
   <w:num w:numId="13">
-    <w:abstractNumId w:val="13"/>
+    <w:abstractNumId w:val="14"/>
   </w:num>
   <w:num w:numId="14">
     <w:abstractNumId w:val="0"/>
   </w:num>
   <w:num w:numId="15">
+    <w:abstractNumId w:val="11"/>
+  </w:num>
+  <w:num w:numId="16">
     <w:abstractNumId w:val="10"/>
   </w:num>
-  <w:num w:numId="16">
-    <w:abstractNumId w:val="9"/>
-  </w:num>
   <w:num w:numId="17">
-    <w:abstractNumId w:val="18"/>
+    <w:abstractNumId w:val="19"/>
   </w:num>
   <w:num w:numId="18">
-    <w:abstractNumId w:val="11"/>
+    <w:abstractNumId w:val="12"/>
   </w:num>
   <w:num w:numId="19">
-    <w:abstractNumId w:val="7"/>
+    <w:abstractNumId w:val="8"/>
   </w:num>
   <w:num w:numId="20">
-    <w:abstractNumId w:val="18"/>
+    <w:abstractNumId w:val="19"/>
     <w:lvlOverride w:ilvl="0">
       <w:startOverride w:val="1"/>
     </w:lvlOverride>
@@ -13522,16 +13712,19 @@
     </w:lvlOverride>
   </w:num>
   <w:num w:numId="21">
+    <w:abstractNumId w:val="23"/>
+  </w:num>
+  <w:num w:numId="22">
     <w:abstractNumId w:val="22"/>
   </w:num>
-  <w:num w:numId="22">
-    <w:abstractNumId w:val="21"/>
-  </w:num>
   <w:num w:numId="23">
-    <w:abstractNumId w:val="1"/>
+    <w:abstractNumId w:val="2"/>
   </w:num>
   <w:num w:numId="24">
-    <w:abstractNumId w:val="2"/>
+    <w:abstractNumId w:val="3"/>
+  </w:num>
+  <w:num w:numId="25">
+    <w:abstractNumId w:val="1"/>
   </w:num>
 </w:numbering>
 </file>

--- a/files/cv.docx
+++ b/files/cv.docx
@@ -6176,7 +6176,7 @@
             </w:pPr>
             <w:r>
               <w:rPr>
-                <w:rFonts w:ascii="Times New Roman" w:eastAsia="仿宋" w:hAnsi="Times New Roman"/>
+                <w:rFonts w:ascii="Times New Roman" w:eastAsia="仿宋" w:hAnsi="Times New Roman" w:hint="eastAsia"/>
                 <w:b/>
                 <w:bCs/>
                 <w:sz w:val="24"/>
@@ -6215,7 +6215,7 @@
                 <w:sz w:val="24"/>
                 <w:szCs w:val="24"/>
               </w:rPr>
-              <w:t>徐诗涵</w:t>
+              <w:t>施静康</w:t>
             </w:r>
             <w:r>
               <w:rPr>
@@ -6231,7 +6231,7 @@
                 <w:sz w:val="24"/>
                 <w:szCs w:val="24"/>
               </w:rPr>
-              <w:t>黄一韩</w:t>
+              <w:t>骆剑彬</w:t>
             </w:r>
             <w:r>
               <w:rPr>
@@ -6247,7 +6247,39 @@
                 <w:sz w:val="24"/>
                 <w:szCs w:val="24"/>
               </w:rPr>
-              <w:t>林志城</w:t>
+              <w:t>张鹤</w:t>
+            </w:r>
+            <w:r>
+              <w:rPr>
+                <w:rFonts w:ascii="Times New Roman" w:eastAsia="仿宋" w:hAnsi="Times New Roman"/>
+                <w:sz w:val="24"/>
+                <w:szCs w:val="24"/>
+              </w:rPr>
+              <w:t xml:space="preserve">, </w:t>
+            </w:r>
+            <w:r>
+              <w:rPr>
+                <w:rFonts w:ascii="Times New Roman" w:eastAsia="仿宋" w:hAnsi="Times New Roman"/>
+                <w:sz w:val="24"/>
+                <w:szCs w:val="24"/>
+              </w:rPr>
+              <w:t>常佳奇</w:t>
+            </w:r>
+            <w:r>
+              <w:rPr>
+                <w:rFonts w:ascii="Times New Roman" w:eastAsia="仿宋" w:hAnsi="Times New Roman"/>
+                <w:sz w:val="24"/>
+                <w:szCs w:val="24"/>
+              </w:rPr>
+              <w:t xml:space="preserve">, </w:t>
+            </w:r>
+            <w:r>
+              <w:rPr>
+                <w:rFonts w:ascii="Times New Roman" w:eastAsia="仿宋" w:hAnsi="Times New Roman"/>
+                <w:sz w:val="24"/>
+                <w:szCs w:val="24"/>
+              </w:rPr>
+              <w:t>王德兴</w:t>
             </w:r>
             <w:r>
               <w:rPr>
@@ -6263,7 +6295,7 @@
                 <w:sz w:val="24"/>
                 <w:szCs w:val="24"/>
               </w:rPr>
-              <w:t>许辉</w:t>
+              <w:t>朱清怡</w:t>
             </w:r>
             <w:r>
               <w:rPr>
@@ -6279,20 +6311,19 @@
                 <w:sz w:val="24"/>
                 <w:szCs w:val="24"/>
               </w:rPr>
-              <w:t>一种基于深度学习的山岭隧道开挖面渗漏水定量监测方法</w:t>
-            </w:r>
-            <w:r>
-              <w:rPr>
-                <w:rFonts w:ascii="Times New Roman" w:eastAsia="仿宋" w:hAnsi="Times New Roman"/>
-                <w:sz w:val="24"/>
-                <w:szCs w:val="24"/>
-              </w:rPr>
-              <w:t xml:space="preserve"> (Patent No. CN202512026457.0). </w:t>
-            </w:r>
-            <w:r>
-              <w:rPr>
-                <w:rFonts w:ascii="Times New Roman" w:eastAsia="仿宋" w:hAnsi="Times New Roman"/>
-                <w:color w:val="0070C0"/>
+              <w:t>基于物理约束和点云的盾构隧道管片荷载反演神经网络训练方法及装置</w:t>
+            </w:r>
+            <w:r>
+              <w:rPr>
+                <w:rFonts w:ascii="Times New Roman" w:eastAsia="仿宋" w:hAnsi="Times New Roman"/>
+                <w:sz w:val="24"/>
+                <w:szCs w:val="24"/>
+              </w:rPr>
+              <w:t xml:space="preserve"> (Patent No. CN202611602151.3). </w:t>
+            </w:r>
+            <w:r>
+              <w:rPr>
+                <w:rFonts w:ascii="Times New Roman" w:eastAsia="仿宋" w:hAnsi="Times New Roman"/>
                 <w:kern w:val="0"/>
                 <w:sz w:val="24"/>
                 <w:szCs w:val="24"/>
@@ -6301,8 +6332,7 @@
             </w:r>
             <w:r>
               <w:rPr>
-                <w:rFonts w:ascii="Times New Roman" w:eastAsia="仿宋" w:hAnsi="Times New Roman" w:hint="eastAsia"/>
-                <w:color w:val="0070C0"/>
+                <w:rFonts w:ascii="Times New Roman" w:eastAsia="仿宋" w:hAnsi="Times New Roman"/>
                 <w:kern w:val="0"/>
                 <w:sz w:val="24"/>
                 <w:szCs w:val="24"/>
@@ -6312,7 +6342,6 @@
             <w:r>
               <w:rPr>
                 <w:rFonts w:ascii="Times New Roman" w:eastAsia="仿宋" w:hAnsi="Times New Roman"/>
-                <w:color w:val="0070C0"/>
                 <w:kern w:val="0"/>
                 <w:sz w:val="24"/>
                 <w:szCs w:val="24"/>
@@ -6376,6 +6405,54 @@
                 <w:sz w:val="24"/>
                 <w:szCs w:val="24"/>
               </w:rPr>
+              <w:t>施静康</w:t>
+            </w:r>
+            <w:r>
+              <w:rPr>
+                <w:rFonts w:ascii="Times New Roman" w:eastAsia="仿宋" w:hAnsi="Times New Roman"/>
+                <w:sz w:val="24"/>
+                <w:szCs w:val="24"/>
+              </w:rPr>
+              <w:t xml:space="preserve">, </w:t>
+            </w:r>
+            <w:r>
+              <w:rPr>
+                <w:rFonts w:ascii="Times New Roman" w:eastAsia="仿宋" w:hAnsi="Times New Roman"/>
+                <w:sz w:val="24"/>
+                <w:szCs w:val="24"/>
+              </w:rPr>
+              <w:t>常佳奇</w:t>
+            </w:r>
+            <w:r>
+              <w:rPr>
+                <w:rFonts w:ascii="Times New Roman" w:eastAsia="仿宋" w:hAnsi="Times New Roman"/>
+                <w:sz w:val="24"/>
+                <w:szCs w:val="24"/>
+              </w:rPr>
+              <w:t xml:space="preserve">, </w:t>
+            </w:r>
+            <w:r>
+              <w:rPr>
+                <w:rFonts w:ascii="Times New Roman" w:eastAsia="仿宋" w:hAnsi="Times New Roman"/>
+                <w:sz w:val="24"/>
+                <w:szCs w:val="24"/>
+              </w:rPr>
+              <w:t>谢雄耀</w:t>
+            </w:r>
+            <w:r>
+              <w:rPr>
+                <w:rFonts w:ascii="Times New Roman" w:eastAsia="仿宋" w:hAnsi="Times New Roman"/>
+                <w:sz w:val="24"/>
+                <w:szCs w:val="24"/>
+              </w:rPr>
+              <w:t xml:space="preserve">, </w:t>
+            </w:r>
+            <w:r>
+              <w:rPr>
+                <w:rFonts w:ascii="Times New Roman" w:eastAsia="仿宋" w:hAnsi="Times New Roman"/>
+                <w:sz w:val="24"/>
+                <w:szCs w:val="24"/>
+              </w:rPr>
               <w:t>徐诗涵</w:t>
             </w:r>
             <w:r>
@@ -6384,38 +6461,6 @@
                 <w:sz w:val="24"/>
                 <w:szCs w:val="24"/>
               </w:rPr>
-              <w:t xml:space="preserve">, </w:t>
-            </w:r>
-            <w:r>
-              <w:rPr>
-                <w:rFonts w:ascii="Times New Roman" w:eastAsia="仿宋" w:hAnsi="Times New Roman"/>
-                <w:sz w:val="24"/>
-                <w:szCs w:val="24"/>
-              </w:rPr>
-              <w:t>黄一韩</w:t>
-            </w:r>
-            <w:r>
-              <w:rPr>
-                <w:rFonts w:ascii="Times New Roman" w:eastAsia="仿宋" w:hAnsi="Times New Roman"/>
-                <w:sz w:val="24"/>
-                <w:szCs w:val="24"/>
-              </w:rPr>
-              <w:t xml:space="preserve">, </w:t>
-            </w:r>
-            <w:r>
-              <w:rPr>
-                <w:rFonts w:ascii="Times New Roman" w:eastAsia="仿宋" w:hAnsi="Times New Roman"/>
-                <w:sz w:val="24"/>
-                <w:szCs w:val="24"/>
-              </w:rPr>
-              <w:t>林志城</w:t>
-            </w:r>
-            <w:r>
-              <w:rPr>
-                <w:rFonts w:ascii="Times New Roman" w:eastAsia="仿宋" w:hAnsi="Times New Roman"/>
-                <w:sz w:val="24"/>
-                <w:szCs w:val="24"/>
-              </w:rPr>
               <w:t xml:space="preserve">, &amp; </w:t>
             </w:r>
             <w:r>
@@ -6424,7 +6469,7 @@
                 <w:sz w:val="24"/>
                 <w:szCs w:val="24"/>
               </w:rPr>
-              <w:t>许辉</w:t>
+              <w:t>陈明圳</w:t>
             </w:r>
             <w:r>
               <w:rPr>
@@ -6440,29 +6485,19 @@
                 <w:sz w:val="24"/>
                 <w:szCs w:val="24"/>
               </w:rPr>
-              <w:t>一种融合激光和视频数据的山岭隧道渗漏水实时监测方法</w:t>
-            </w:r>
-            <w:r>
-              <w:rPr>
-                <w:rFonts w:ascii="Times New Roman" w:eastAsia="仿宋" w:hAnsi="Times New Roman"/>
-                <w:sz w:val="24"/>
-                <w:szCs w:val="24"/>
-              </w:rPr>
-              <w:t xml:space="preserve"> (Patent No. CN202511733577.8).</w:t>
-            </w:r>
-            <w:r>
-              <w:rPr>
-                <w:rFonts w:ascii="Times New Roman" w:eastAsia="仿宋" w:hAnsi="Times New Roman"/>
-                <w:color w:val="0070C0"/>
-                <w:sz w:val="24"/>
-                <w:szCs w:val="24"/>
-              </w:rPr>
-              <w:t xml:space="preserve"> </w:t>
-            </w:r>
-            <w:r>
-              <w:rPr>
-                <w:rFonts w:ascii="Times New Roman" w:eastAsia="仿宋" w:hAnsi="Times New Roman"/>
-                <w:color w:val="0070C0"/>
+              <w:t>基于图神经网络的盾构隧道力学代理计算方法</w:t>
+            </w:r>
+            <w:r>
+              <w:rPr>
+                <w:rFonts w:ascii="Times New Roman" w:eastAsia="仿宋" w:hAnsi="Times New Roman"/>
+                <w:sz w:val="24"/>
+                <w:szCs w:val="24"/>
+              </w:rPr>
+              <w:t xml:space="preserve"> (Patent No. CN202611601809.9). </w:t>
+            </w:r>
+            <w:r>
+              <w:rPr>
+                <w:rFonts w:ascii="Times New Roman" w:eastAsia="仿宋" w:hAnsi="Times New Roman"/>
                 <w:kern w:val="0"/>
                 <w:sz w:val="24"/>
                 <w:szCs w:val="24"/>
@@ -6471,8 +6506,7 @@
             </w:r>
             <w:r>
               <w:rPr>
-                <w:rFonts w:ascii="Times New Roman" w:eastAsia="仿宋" w:hAnsi="Times New Roman" w:hint="eastAsia"/>
-                <w:color w:val="0070C0"/>
+                <w:rFonts w:ascii="Times New Roman" w:eastAsia="仿宋" w:hAnsi="Times New Roman"/>
                 <w:kern w:val="0"/>
                 <w:sz w:val="24"/>
                 <w:szCs w:val="24"/>
@@ -6482,7 +6516,6 @@
             <w:r>
               <w:rPr>
                 <w:rFonts w:ascii="Times New Roman" w:eastAsia="仿宋" w:hAnsi="Times New Roman"/>
-                <w:color w:val="0070C0"/>
                 <w:kern w:val="0"/>
                 <w:sz w:val="24"/>
                 <w:szCs w:val="24"/>
@@ -6509,22 +6542,6 @@
             <w:r>
               <w:rPr>
                 <w:rFonts w:ascii="Times New Roman" w:eastAsia="仿宋" w:hAnsi="Times New Roman" w:hint="eastAsia"/>
-                <w:sz w:val="24"/>
-                <w:szCs w:val="24"/>
-              </w:rPr>
-              <w:t>关振长</w:t>
-            </w:r>
-            <w:r>
-              <w:rPr>
-                <w:rFonts w:ascii="Times New Roman" w:eastAsia="仿宋" w:hAnsi="Times New Roman"/>
-                <w:sz w:val="24"/>
-                <w:szCs w:val="24"/>
-              </w:rPr>
-              <w:t xml:space="preserve">, </w:t>
-            </w:r>
-            <w:r>
-              <w:rPr>
-                <w:rFonts w:ascii="Times New Roman" w:eastAsia="仿宋" w:hAnsi="Times New Roman"/>
                 <w:b/>
                 <w:bCs/>
                 <w:sz w:val="24"/>
@@ -6546,7 +6563,71 @@
                 <w:sz w:val="24"/>
                 <w:szCs w:val="24"/>
               </w:rPr>
-              <w:t>桂运全</w:t>
+              <w:t>关振长</w:t>
+            </w:r>
+            <w:r>
+              <w:rPr>
+                <w:rFonts w:ascii="Times New Roman" w:eastAsia="仿宋" w:hAnsi="Times New Roman"/>
+                <w:sz w:val="24"/>
+                <w:szCs w:val="24"/>
+              </w:rPr>
+              <w:t xml:space="preserve">, </w:t>
+            </w:r>
+            <w:r>
+              <w:rPr>
+                <w:rFonts w:ascii="Times New Roman" w:eastAsia="仿宋" w:hAnsi="Times New Roman"/>
+                <w:sz w:val="24"/>
+                <w:szCs w:val="24"/>
+              </w:rPr>
+              <w:t>施静康</w:t>
+            </w:r>
+            <w:r>
+              <w:rPr>
+                <w:rFonts w:ascii="Times New Roman" w:eastAsia="仿宋" w:hAnsi="Times New Roman"/>
+                <w:sz w:val="24"/>
+                <w:szCs w:val="24"/>
+              </w:rPr>
+              <w:t xml:space="preserve">, </w:t>
+            </w:r>
+            <w:r>
+              <w:rPr>
+                <w:rFonts w:ascii="Times New Roman" w:eastAsia="仿宋" w:hAnsi="Times New Roman"/>
+                <w:sz w:val="24"/>
+                <w:szCs w:val="24"/>
+              </w:rPr>
+              <w:t>谢雄耀</w:t>
+            </w:r>
+            <w:r>
+              <w:rPr>
+                <w:rFonts w:ascii="Times New Roman" w:eastAsia="仿宋" w:hAnsi="Times New Roman"/>
+                <w:sz w:val="24"/>
+                <w:szCs w:val="24"/>
+              </w:rPr>
+              <w:t xml:space="preserve">, </w:t>
+            </w:r>
+            <w:r>
+              <w:rPr>
+                <w:rFonts w:ascii="Times New Roman" w:eastAsia="仿宋" w:hAnsi="Times New Roman"/>
+                <w:sz w:val="24"/>
+                <w:szCs w:val="24"/>
+              </w:rPr>
+              <w:t>常佳奇</w:t>
+            </w:r>
+            <w:r>
+              <w:rPr>
+                <w:rFonts w:ascii="Times New Roman" w:eastAsia="仿宋" w:hAnsi="Times New Roman"/>
+                <w:sz w:val="24"/>
+                <w:szCs w:val="24"/>
+              </w:rPr>
+              <w:t xml:space="preserve">, </w:t>
+            </w:r>
+            <w:r>
+              <w:rPr>
+                <w:rFonts w:ascii="Times New Roman" w:eastAsia="仿宋" w:hAnsi="Times New Roman"/>
+                <w:sz w:val="24"/>
+                <w:szCs w:val="24"/>
+              </w:rPr>
+              <w:t>王德兴</w:t>
             </w:r>
             <w:r>
               <w:rPr>
@@ -6562,7 +6643,7 @@
                 <w:sz w:val="24"/>
                 <w:szCs w:val="24"/>
               </w:rPr>
-              <w:t>李大俊</w:t>
+              <w:t>朱清怡</w:t>
             </w:r>
             <w:r>
               <w:rPr>
@@ -6578,20 +6659,19 @@
                 <w:sz w:val="24"/>
                 <w:szCs w:val="24"/>
               </w:rPr>
-              <w:t>一种用于盾构隧道结构状态分析的大模型代理系统及方法</w:t>
-            </w:r>
-            <w:r>
-              <w:rPr>
-                <w:rFonts w:ascii="Times New Roman" w:eastAsia="仿宋" w:hAnsi="Times New Roman"/>
-                <w:sz w:val="24"/>
-                <w:szCs w:val="24"/>
-              </w:rPr>
-              <w:t xml:space="preserve"> (Patent No. CN202610061225.0). </w:t>
-            </w:r>
-            <w:r>
-              <w:rPr>
-                <w:rFonts w:ascii="Times New Roman" w:eastAsia="仿宋" w:hAnsi="Times New Roman"/>
-                <w:color w:val="0070C0"/>
+              <w:t>基于图像卷积的盾构隧道管片荷载反演方法</w:t>
+            </w:r>
+            <w:r>
+              <w:rPr>
+                <w:rFonts w:ascii="Times New Roman" w:eastAsia="仿宋" w:hAnsi="Times New Roman"/>
+                <w:sz w:val="24"/>
+                <w:szCs w:val="24"/>
+              </w:rPr>
+              <w:t xml:space="preserve"> (Patent No. CN202611601672.7). </w:t>
+            </w:r>
+            <w:r>
+              <w:rPr>
+                <w:rFonts w:ascii="Times New Roman" w:eastAsia="仿宋" w:hAnsi="Times New Roman"/>
                 <w:kern w:val="0"/>
                 <w:sz w:val="24"/>
                 <w:szCs w:val="24"/>
@@ -6600,8 +6680,7 @@
             </w:r>
             <w:r>
               <w:rPr>
-                <w:rFonts w:ascii="Times New Roman" w:eastAsia="仿宋" w:hAnsi="Times New Roman" w:hint="eastAsia"/>
-                <w:color w:val="0070C0"/>
+                <w:rFonts w:ascii="Times New Roman" w:eastAsia="仿宋" w:hAnsi="Times New Roman"/>
                 <w:kern w:val="0"/>
                 <w:sz w:val="24"/>
                 <w:szCs w:val="24"/>
@@ -6611,7 +6690,6 @@
             <w:r>
               <w:rPr>
                 <w:rFonts w:ascii="Times New Roman" w:eastAsia="仿宋" w:hAnsi="Times New Roman"/>
-                <w:color w:val="0070C0"/>
                 <w:kern w:val="0"/>
                 <w:sz w:val="24"/>
                 <w:szCs w:val="24"/>
@@ -6637,38 +6715,6 @@
             </w:pPr>
             <w:r>
               <w:rPr>
-                <w:rFonts w:ascii="Times New Roman" w:eastAsia="仿宋" w:hAnsi="Times New Roman" w:hint="eastAsia"/>
-                <w:sz w:val="24"/>
-                <w:szCs w:val="24"/>
-              </w:rPr>
-              <w:t>关振长</w:t>
-            </w:r>
-            <w:r>
-              <w:rPr>
-                <w:rFonts w:ascii="Times New Roman" w:eastAsia="仿宋" w:hAnsi="Times New Roman"/>
-                <w:sz w:val="24"/>
-                <w:szCs w:val="24"/>
-              </w:rPr>
-              <w:t xml:space="preserve">, </w:t>
-            </w:r>
-            <w:r>
-              <w:rPr>
-                <w:rFonts w:ascii="Times New Roman" w:eastAsia="仿宋" w:hAnsi="Times New Roman"/>
-                <w:sz w:val="24"/>
-                <w:szCs w:val="24"/>
-              </w:rPr>
-              <w:t>徐诗涵</w:t>
-            </w:r>
-            <w:r>
-              <w:rPr>
-                <w:rFonts w:ascii="Times New Roman" w:eastAsia="仿宋" w:hAnsi="Times New Roman"/>
-                <w:sz w:val="24"/>
-                <w:szCs w:val="24"/>
-              </w:rPr>
-              <w:t xml:space="preserve">, </w:t>
-            </w:r>
-            <w:r>
-              <w:rPr>
                 <w:rFonts w:ascii="Times New Roman" w:eastAsia="仿宋" w:hAnsi="Times New Roman"/>
                 <w:b/>
                 <w:bCs/>
@@ -6691,6 +6737,38 @@
                 <w:sz w:val="24"/>
                 <w:szCs w:val="24"/>
               </w:rPr>
+              <w:t>关振长</w:t>
+            </w:r>
+            <w:r>
+              <w:rPr>
+                <w:rFonts w:ascii="Times New Roman" w:eastAsia="仿宋" w:hAnsi="Times New Roman"/>
+                <w:sz w:val="24"/>
+                <w:szCs w:val="24"/>
+              </w:rPr>
+              <w:t xml:space="preserve">, </w:t>
+            </w:r>
+            <w:r>
+              <w:rPr>
+                <w:rFonts w:ascii="Times New Roman" w:eastAsia="仿宋" w:hAnsi="Times New Roman"/>
+                <w:sz w:val="24"/>
+                <w:szCs w:val="24"/>
+              </w:rPr>
+              <w:t>徐诗涵</w:t>
+            </w:r>
+            <w:r>
+              <w:rPr>
+                <w:rFonts w:ascii="Times New Roman" w:eastAsia="仿宋" w:hAnsi="Times New Roman"/>
+                <w:sz w:val="24"/>
+                <w:szCs w:val="24"/>
+              </w:rPr>
+              <w:t xml:space="preserve">, </w:t>
+            </w:r>
+            <w:r>
+              <w:rPr>
+                <w:rFonts w:ascii="Times New Roman" w:eastAsia="仿宋" w:hAnsi="Times New Roman"/>
+                <w:sz w:val="24"/>
+                <w:szCs w:val="24"/>
+              </w:rPr>
               <w:t>黄一韩</w:t>
             </w:r>
             <w:r>
@@ -6739,29 +6817,19 @@
                 <w:sz w:val="24"/>
                 <w:szCs w:val="24"/>
               </w:rPr>
-              <w:t>基于机器视觉测量隧道掌子面渗漏过程的试验装置与方法</w:t>
-            </w:r>
-            <w:r>
-              <w:rPr>
-                <w:rFonts w:ascii="Times New Roman" w:eastAsia="仿宋" w:hAnsi="Times New Roman"/>
-                <w:sz w:val="24"/>
-                <w:szCs w:val="24"/>
-              </w:rPr>
-              <w:t xml:space="preserve"> (Patent No. CN202512045689.0).</w:t>
-            </w:r>
-            <w:r>
-              <w:rPr>
-                <w:rFonts w:ascii="Times New Roman" w:eastAsia="仿宋" w:hAnsi="Times New Roman"/>
-                <w:color w:val="0070C0"/>
-                <w:sz w:val="24"/>
-                <w:szCs w:val="24"/>
-              </w:rPr>
-              <w:t xml:space="preserve"> </w:t>
-            </w:r>
-            <w:r>
-              <w:rPr>
-                <w:rFonts w:ascii="Times New Roman" w:eastAsia="仿宋" w:hAnsi="Times New Roman"/>
-                <w:color w:val="0070C0"/>
+              <w:t>一种基于深度学习的山岭隧道开挖面渗漏水定量监测方法</w:t>
+            </w:r>
+            <w:r>
+              <w:rPr>
+                <w:rFonts w:ascii="Times New Roman" w:eastAsia="仿宋" w:hAnsi="Times New Roman"/>
+                <w:sz w:val="24"/>
+                <w:szCs w:val="24"/>
+              </w:rPr>
+              <w:t xml:space="preserve"> (Patent No. CN202512026457.0). </w:t>
+            </w:r>
+            <w:r>
+              <w:rPr>
+                <w:rFonts w:ascii="Times New Roman" w:eastAsia="仿宋" w:hAnsi="Times New Roman"/>
                 <w:kern w:val="0"/>
                 <w:sz w:val="24"/>
                 <w:szCs w:val="24"/>
@@ -6771,7 +6839,6 @@
             <w:r>
               <w:rPr>
                 <w:rFonts w:ascii="Times New Roman" w:eastAsia="仿宋" w:hAnsi="Times New Roman" w:hint="eastAsia"/>
-                <w:color w:val="0070C0"/>
                 <w:kern w:val="0"/>
                 <w:sz w:val="24"/>
                 <w:szCs w:val="24"/>
@@ -6781,7 +6848,6 @@
             <w:r>
               <w:rPr>
                 <w:rFonts w:ascii="Times New Roman" w:eastAsia="仿宋" w:hAnsi="Times New Roman"/>
-                <w:color w:val="0070C0"/>
                 <w:kern w:val="0"/>
                 <w:sz w:val="24"/>
                 <w:szCs w:val="24"/>
@@ -6808,102 +6874,6 @@
             <w:r>
               <w:rPr>
                 <w:rFonts w:ascii="Times New Roman" w:eastAsia="仿宋" w:hAnsi="Times New Roman" w:hint="eastAsia"/>
-                <w:sz w:val="24"/>
-                <w:szCs w:val="24"/>
-              </w:rPr>
-              <w:t>张鹤</w:t>
-            </w:r>
-            <w:r>
-              <w:rPr>
-                <w:rFonts w:ascii="Times New Roman" w:eastAsia="仿宋" w:hAnsi="Times New Roman"/>
-                <w:sz w:val="24"/>
-                <w:szCs w:val="24"/>
-              </w:rPr>
-              <w:t xml:space="preserve">, </w:t>
-            </w:r>
-            <w:r>
-              <w:rPr>
-                <w:rFonts w:ascii="Times New Roman" w:eastAsia="仿宋" w:hAnsi="Times New Roman"/>
-                <w:sz w:val="24"/>
-                <w:szCs w:val="24"/>
-              </w:rPr>
-              <w:t>谢俊辉</w:t>
-            </w:r>
-            <w:r>
-              <w:rPr>
-                <w:rFonts w:ascii="Times New Roman" w:eastAsia="仿宋" w:hAnsi="Times New Roman"/>
-                <w:sz w:val="24"/>
-                <w:szCs w:val="24"/>
-              </w:rPr>
-              <w:t xml:space="preserve">, </w:t>
-            </w:r>
-            <w:r>
-              <w:rPr>
-                <w:rFonts w:ascii="Times New Roman" w:eastAsia="仿宋" w:hAnsi="Times New Roman"/>
-                <w:sz w:val="24"/>
-                <w:szCs w:val="24"/>
-              </w:rPr>
-              <w:t>卓曦</w:t>
-            </w:r>
-            <w:r>
-              <w:rPr>
-                <w:rFonts w:ascii="Times New Roman" w:eastAsia="仿宋" w:hAnsi="Times New Roman"/>
-                <w:sz w:val="24"/>
-                <w:szCs w:val="24"/>
-              </w:rPr>
-              <w:t xml:space="preserve">, </w:t>
-            </w:r>
-            <w:r>
-              <w:rPr>
-                <w:rFonts w:ascii="Times New Roman" w:eastAsia="仿宋" w:hAnsi="Times New Roman"/>
-                <w:sz w:val="24"/>
-                <w:szCs w:val="24"/>
-              </w:rPr>
-              <w:t>关振长</w:t>
-            </w:r>
-            <w:r>
-              <w:rPr>
-                <w:rFonts w:ascii="Times New Roman" w:eastAsia="仿宋" w:hAnsi="Times New Roman"/>
-                <w:sz w:val="24"/>
-                <w:szCs w:val="24"/>
-              </w:rPr>
-              <w:t xml:space="preserve">, </w:t>
-            </w:r>
-            <w:r>
-              <w:rPr>
-                <w:rFonts w:ascii="Times New Roman" w:eastAsia="仿宋" w:hAnsi="Times New Roman"/>
-                <w:sz w:val="24"/>
-                <w:szCs w:val="24"/>
-              </w:rPr>
-              <w:t>骆剑彬</w:t>
-            </w:r>
-            <w:r>
-              <w:rPr>
-                <w:rFonts w:ascii="Times New Roman" w:eastAsia="仿宋" w:hAnsi="Times New Roman"/>
-                <w:sz w:val="24"/>
-                <w:szCs w:val="24"/>
-              </w:rPr>
-              <w:t xml:space="preserve">, </w:t>
-            </w:r>
-            <w:r>
-              <w:rPr>
-                <w:rFonts w:ascii="Times New Roman" w:eastAsia="仿宋" w:hAnsi="Times New Roman"/>
-                <w:sz w:val="24"/>
-                <w:szCs w:val="24"/>
-              </w:rPr>
-              <w:t>施静康</w:t>
-            </w:r>
-            <w:r>
-              <w:rPr>
-                <w:rFonts w:ascii="Times New Roman" w:eastAsia="仿宋" w:hAnsi="Times New Roman"/>
-                <w:sz w:val="24"/>
-                <w:szCs w:val="24"/>
-              </w:rPr>
-              <w:t xml:space="preserve">, </w:t>
-            </w:r>
-            <w:r>
-              <w:rPr>
-                <w:rFonts w:ascii="Times New Roman" w:eastAsia="仿宋" w:hAnsi="Times New Roman"/>
                 <w:b/>
                 <w:bCs/>
                 <w:sz w:val="24"/>
@@ -6917,6 +6887,70 @@
                 <w:sz w:val="24"/>
                 <w:szCs w:val="24"/>
               </w:rPr>
+              <w:t xml:space="preserve">, </w:t>
+            </w:r>
+            <w:r>
+              <w:rPr>
+                <w:rFonts w:ascii="Times New Roman" w:eastAsia="仿宋" w:hAnsi="Times New Roman"/>
+                <w:sz w:val="24"/>
+                <w:szCs w:val="24"/>
+              </w:rPr>
+              <w:t>关振长</w:t>
+            </w:r>
+            <w:r>
+              <w:rPr>
+                <w:rFonts w:ascii="Times New Roman" w:eastAsia="仿宋" w:hAnsi="Times New Roman"/>
+                <w:sz w:val="24"/>
+                <w:szCs w:val="24"/>
+              </w:rPr>
+              <w:t xml:space="preserve">, </w:t>
+            </w:r>
+            <w:r>
+              <w:rPr>
+                <w:rFonts w:ascii="Times New Roman" w:eastAsia="仿宋" w:hAnsi="Times New Roman"/>
+                <w:sz w:val="24"/>
+                <w:szCs w:val="24"/>
+              </w:rPr>
+              <w:t>徐诗涵</w:t>
+            </w:r>
+            <w:r>
+              <w:rPr>
+                <w:rFonts w:ascii="Times New Roman" w:eastAsia="仿宋" w:hAnsi="Times New Roman"/>
+                <w:sz w:val="24"/>
+                <w:szCs w:val="24"/>
+              </w:rPr>
+              <w:t xml:space="preserve">, </w:t>
+            </w:r>
+            <w:r>
+              <w:rPr>
+                <w:rFonts w:ascii="Times New Roman" w:eastAsia="仿宋" w:hAnsi="Times New Roman"/>
+                <w:sz w:val="24"/>
+                <w:szCs w:val="24"/>
+              </w:rPr>
+              <w:t>黄一韩</w:t>
+            </w:r>
+            <w:r>
+              <w:rPr>
+                <w:rFonts w:ascii="Times New Roman" w:eastAsia="仿宋" w:hAnsi="Times New Roman"/>
+                <w:sz w:val="24"/>
+                <w:szCs w:val="24"/>
+              </w:rPr>
+              <w:t xml:space="preserve">, </w:t>
+            </w:r>
+            <w:r>
+              <w:rPr>
+                <w:rFonts w:ascii="Times New Roman" w:eastAsia="仿宋" w:hAnsi="Times New Roman"/>
+                <w:sz w:val="24"/>
+                <w:szCs w:val="24"/>
+              </w:rPr>
+              <w:t>林志城</w:t>
+            </w:r>
+            <w:r>
+              <w:rPr>
+                <w:rFonts w:ascii="Times New Roman" w:eastAsia="仿宋" w:hAnsi="Times New Roman"/>
+                <w:sz w:val="24"/>
+                <w:szCs w:val="24"/>
+              </w:rPr>
               <w:t xml:space="preserve">, &amp; </w:t>
             </w:r>
             <w:r>
@@ -6925,7 +6959,7 @@
                 <w:sz w:val="24"/>
                 <w:szCs w:val="24"/>
               </w:rPr>
-              <w:t>林俊德</w:t>
+              <w:t>许辉</w:t>
             </w:r>
             <w:r>
               <w:rPr>
@@ -6941,45 +6975,19 @@
                 <w:sz w:val="24"/>
                 <w:szCs w:val="24"/>
               </w:rPr>
-              <w:t>基于纯视觉输入和</w:t>
-            </w:r>
-            <w:r>
-              <w:rPr>
-                <w:rFonts w:ascii="Times New Roman" w:eastAsia="仿宋" w:hAnsi="Times New Roman"/>
-                <w:sz w:val="24"/>
-                <w:szCs w:val="24"/>
-              </w:rPr>
-              <w:t>LLM</w:t>
-            </w:r>
-            <w:r>
-              <w:rPr>
-                <w:rFonts w:ascii="Times New Roman" w:eastAsia="仿宋" w:hAnsi="Times New Roman"/>
-                <w:sz w:val="24"/>
-                <w:szCs w:val="24"/>
-              </w:rPr>
-              <w:t>决策的智能换道轨迹规划方法及系统</w:t>
-            </w:r>
-            <w:r>
-              <w:rPr>
-                <w:rFonts w:ascii="Times New Roman" w:eastAsia="仿宋" w:hAnsi="Times New Roman"/>
-                <w:sz w:val="24"/>
-                <w:szCs w:val="24"/>
-              </w:rPr>
-              <w:t xml:space="preserve"> (Patent No. CN202610036632.6).</w:t>
-            </w:r>
-            <w:r>
-              <w:rPr>
-                <w:rFonts w:ascii="Times New Roman" w:eastAsia="仿宋" w:hAnsi="Times New Roman"/>
-                <w:color w:val="0070C0"/>
-                <w:sz w:val="24"/>
-                <w:szCs w:val="24"/>
-              </w:rPr>
-              <w:t xml:space="preserve"> </w:t>
-            </w:r>
-            <w:r>
-              <w:rPr>
-                <w:rFonts w:ascii="Times New Roman" w:eastAsia="仿宋" w:hAnsi="Times New Roman"/>
-                <w:color w:val="0070C0"/>
+              <w:t>一种融合激光和视频数据的山岭隧道渗漏水实时监测方法</w:t>
+            </w:r>
+            <w:r>
+              <w:rPr>
+                <w:rFonts w:ascii="Times New Roman" w:eastAsia="仿宋" w:hAnsi="Times New Roman"/>
+                <w:sz w:val="24"/>
+                <w:szCs w:val="24"/>
+              </w:rPr>
+              <w:t xml:space="preserve"> (Patent No. CN202511733577.8). </w:t>
+            </w:r>
+            <w:r>
+              <w:rPr>
+                <w:rFonts w:ascii="Times New Roman" w:eastAsia="仿宋" w:hAnsi="Times New Roman"/>
                 <w:kern w:val="0"/>
                 <w:sz w:val="24"/>
                 <w:szCs w:val="24"/>
@@ -6989,7 +6997,6 @@
             <w:r>
               <w:rPr>
                 <w:rFonts w:ascii="Times New Roman" w:eastAsia="仿宋" w:hAnsi="Times New Roman" w:hint="eastAsia"/>
-                <w:color w:val="0070C0"/>
                 <w:kern w:val="0"/>
                 <w:sz w:val="24"/>
                 <w:szCs w:val="24"/>
@@ -6999,7 +7006,6 @@
             <w:r>
               <w:rPr>
                 <w:rFonts w:ascii="Times New Roman" w:eastAsia="仿宋" w:hAnsi="Times New Roman"/>
-                <w:color w:val="0070C0"/>
                 <w:kern w:val="0"/>
                 <w:sz w:val="24"/>
                 <w:szCs w:val="24"/>
@@ -7025,11 +7031,11 @@
             </w:pPr>
             <w:r>
               <w:rPr>
-                <w:rFonts w:ascii="Times New Roman" w:eastAsia="仿宋" w:hAnsi="Times New Roman" w:hint="eastAsia"/>
-                <w:sz w:val="24"/>
-                <w:szCs w:val="24"/>
-              </w:rPr>
-              <w:t>徐铭泽</w:t>
+                <w:rFonts w:ascii="Times New Roman" w:eastAsia="仿宋" w:hAnsi="Times New Roman"/>
+                <w:sz w:val="24"/>
+                <w:szCs w:val="24"/>
+              </w:rPr>
+              <w:t>关振长</w:t>
             </w:r>
             <w:r>
               <w:rPr>
@@ -7045,7 +7051,7 @@
                 <w:sz w:val="24"/>
                 <w:szCs w:val="24"/>
               </w:rPr>
-              <w:t>周红波</w:t>
+              <w:t>朱贵美</w:t>
             </w:r>
             <w:r>
               <w:rPr>
@@ -7061,7 +7067,7 @@
                 <w:sz w:val="24"/>
                 <w:szCs w:val="24"/>
               </w:rPr>
-              <w:t>林楠</w:t>
+              <w:t>胡小勇</w:t>
             </w:r>
             <w:r>
               <w:rPr>
@@ -7077,7 +7083,7 @@
                 <w:sz w:val="24"/>
                 <w:szCs w:val="24"/>
               </w:rPr>
-              <w:t>关振长</w:t>
+              <w:t>郑和</w:t>
             </w:r>
             <w:r>
               <w:rPr>
@@ -7086,6 +7092,22 @@
                 <w:szCs w:val="24"/>
               </w:rPr>
               <w:t xml:space="preserve">, </w:t>
+            </w:r>
+            <w:r>
+              <w:rPr>
+                <w:rFonts w:ascii="Times New Roman" w:eastAsia="仿宋" w:hAnsi="Times New Roman"/>
+                <w:sz w:val="24"/>
+                <w:szCs w:val="24"/>
+              </w:rPr>
+              <w:t>石鼎航</w:t>
+            </w:r>
+            <w:r>
+              <w:rPr>
+                <w:rFonts w:ascii="Times New Roman" w:eastAsia="仿宋" w:hAnsi="Times New Roman"/>
+                <w:sz w:val="24"/>
+                <w:szCs w:val="24"/>
+              </w:rPr>
+              <w:t xml:space="preserve">, &amp; </w:t>
             </w:r>
             <w:r>
               <w:rPr>
@@ -7103,22 +7125,6 @@
                 <w:sz w:val="24"/>
                 <w:szCs w:val="24"/>
               </w:rPr>
-              <w:t xml:space="preserve">, &amp; </w:t>
-            </w:r>
-            <w:r>
-              <w:rPr>
-                <w:rFonts w:ascii="Times New Roman" w:eastAsia="仿宋" w:hAnsi="Times New Roman"/>
-                <w:sz w:val="24"/>
-                <w:szCs w:val="24"/>
-              </w:rPr>
-              <w:t>林志城</w:t>
-            </w:r>
-            <w:r>
-              <w:rPr>
-                <w:rFonts w:ascii="Times New Roman" w:eastAsia="仿宋" w:hAnsi="Times New Roman"/>
-                <w:sz w:val="24"/>
-                <w:szCs w:val="24"/>
-              </w:rPr>
               <w:t xml:space="preserve">. (2026). </w:t>
             </w:r>
             <w:r>
@@ -7127,31 +7133,35 @@
                 <w:sz w:val="24"/>
                 <w:szCs w:val="24"/>
               </w:rPr>
-              <w:t>一种基于无人机摄影的楼面模板精确测量方法</w:t>
-            </w:r>
-            <w:r>
-              <w:rPr>
-                <w:rFonts w:ascii="Times New Roman" w:eastAsia="仿宋" w:hAnsi="Times New Roman"/>
-                <w:sz w:val="24"/>
-                <w:szCs w:val="24"/>
-              </w:rPr>
-              <w:t xml:space="preserve"> (Patent No. CN202511886758.4). </w:t>
-            </w:r>
-            <w:r>
-              <w:rPr>
-                <w:rFonts w:ascii="Times New Roman" w:eastAsia="仿宋" w:hAnsi="Times New Roman"/>
-                <w:color w:val="0070C0"/>
-                <w:kern w:val="0"/>
-                <w:sz w:val="24"/>
-                <w:szCs w:val="24"/>
-              </w:rPr>
-              <w:t>(</w:t>
-            </w:r>
-            <w:r>
-              <w:rPr>
-                <w:rFonts w:ascii="Times New Roman" w:eastAsia="仿宋" w:hAnsi="Times New Roman" w:hint="eastAsia"/>
-                <w:color w:val="0070C0"/>
-                <w:kern w:val="0"/>
+              <w:t>基于塔吊下视角的吊物</w:t>
+            </w:r>
+            <w:r>
+              <w:rPr>
+                <w:rFonts w:ascii="Times New Roman" w:eastAsia="仿宋" w:hAnsi="Times New Roman"/>
+                <w:sz w:val="24"/>
+                <w:szCs w:val="24"/>
+              </w:rPr>
+              <w:t>-</w:t>
+            </w:r>
+            <w:r>
+              <w:rPr>
+                <w:rFonts w:ascii="Times New Roman" w:eastAsia="仿宋" w:hAnsi="Times New Roman"/>
+                <w:sz w:val="24"/>
+                <w:szCs w:val="24"/>
+              </w:rPr>
+              <w:t>吊钩相对角速度实时检测预警方法</w:t>
+            </w:r>
+            <w:r>
+              <w:rPr>
+                <w:rFonts w:ascii="Times New Roman" w:eastAsia="仿宋" w:hAnsi="Times New Roman"/>
+                <w:sz w:val="24"/>
+                <w:szCs w:val="24"/>
+              </w:rPr>
+              <w:t xml:space="preserve"> (Patent No. CN202611012907.9). (</w:t>
+            </w:r>
+            <w:r>
+              <w:rPr>
+                <w:rFonts w:ascii="Times New Roman" w:eastAsia="仿宋" w:hAnsi="Times New Roman"/>
                 <w:sz w:val="24"/>
                 <w:szCs w:val="24"/>
               </w:rPr>
@@ -7160,8 +7170,6 @@
             <w:r>
               <w:rPr>
                 <w:rFonts w:ascii="Times New Roman" w:eastAsia="仿宋" w:hAnsi="Times New Roman"/>
-                <w:color w:val="0070C0"/>
-                <w:kern w:val="0"/>
                 <w:sz w:val="24"/>
                 <w:szCs w:val="24"/>
               </w:rPr>
@@ -7186,11 +7194,11 @@
             </w:pPr>
             <w:r>
               <w:rPr>
-                <w:rFonts w:ascii="Times New Roman" w:eastAsia="仿宋" w:hAnsi="Times New Roman" w:hint="eastAsia"/>
-                <w:sz w:val="24"/>
-                <w:szCs w:val="24"/>
-              </w:rPr>
-              <w:t>施静康</w:t>
+                <w:rFonts w:ascii="Times New Roman" w:eastAsia="仿宋" w:hAnsi="Times New Roman"/>
+                <w:sz w:val="24"/>
+                <w:szCs w:val="24"/>
+              </w:rPr>
+              <w:t>关振长</w:t>
             </w:r>
             <w:r>
               <w:rPr>
@@ -7206,7 +7214,7 @@
                 <w:sz w:val="24"/>
                 <w:szCs w:val="24"/>
               </w:rPr>
-              <w:t>黄茂恩</w:t>
+              <w:t>林志城</w:t>
             </w:r>
             <w:r>
               <w:rPr>
@@ -7215,22 +7223,6 @@
                 <w:szCs w:val="24"/>
               </w:rPr>
               <w:t xml:space="preserve">, </w:t>
-            </w:r>
-            <w:r>
-              <w:rPr>
-                <w:rFonts w:ascii="Times New Roman" w:eastAsia="仿宋" w:hAnsi="Times New Roman"/>
-                <w:sz w:val="24"/>
-                <w:szCs w:val="24"/>
-              </w:rPr>
-              <w:t>关振长</w:t>
-            </w:r>
-            <w:r>
-              <w:rPr>
-                <w:rFonts w:ascii="Times New Roman" w:eastAsia="仿宋" w:hAnsi="Times New Roman"/>
-                <w:sz w:val="24"/>
-                <w:szCs w:val="24"/>
-              </w:rPr>
-              <w:t xml:space="preserve">, &amp; </w:t>
             </w:r>
             <w:r>
               <w:rPr>
@@ -7248,6 +7240,54 @@
                 <w:sz w:val="24"/>
                 <w:szCs w:val="24"/>
               </w:rPr>
+              <w:t xml:space="preserve">, </w:t>
+            </w:r>
+            <w:r>
+              <w:rPr>
+                <w:rFonts w:ascii="Times New Roman" w:eastAsia="仿宋" w:hAnsi="Times New Roman"/>
+                <w:sz w:val="24"/>
+                <w:szCs w:val="24"/>
+              </w:rPr>
+              <w:t>徐诗涵</w:t>
+            </w:r>
+            <w:r>
+              <w:rPr>
+                <w:rFonts w:ascii="Times New Roman" w:eastAsia="仿宋" w:hAnsi="Times New Roman"/>
+                <w:sz w:val="24"/>
+                <w:szCs w:val="24"/>
+              </w:rPr>
+              <w:t xml:space="preserve">, </w:t>
+            </w:r>
+            <w:r>
+              <w:rPr>
+                <w:rFonts w:ascii="Times New Roman" w:eastAsia="仿宋" w:hAnsi="Times New Roman"/>
+                <w:sz w:val="24"/>
+                <w:szCs w:val="24"/>
+              </w:rPr>
+              <w:t>许辉</w:t>
+            </w:r>
+            <w:r>
+              <w:rPr>
+                <w:rFonts w:ascii="Times New Roman" w:eastAsia="仿宋" w:hAnsi="Times New Roman"/>
+                <w:sz w:val="24"/>
+                <w:szCs w:val="24"/>
+              </w:rPr>
+              <w:t xml:space="preserve">, &amp; </w:t>
+            </w:r>
+            <w:r>
+              <w:rPr>
+                <w:rFonts w:ascii="Times New Roman" w:eastAsia="仿宋" w:hAnsi="Times New Roman"/>
+                <w:sz w:val="24"/>
+                <w:szCs w:val="24"/>
+              </w:rPr>
+              <w:t>黄一韩</w:t>
+            </w:r>
+            <w:r>
+              <w:rPr>
+                <w:rFonts w:ascii="Times New Roman" w:eastAsia="仿宋" w:hAnsi="Times New Roman"/>
+                <w:sz w:val="24"/>
+                <w:szCs w:val="24"/>
+              </w:rPr>
               <w:t xml:space="preserve">. (2026). </w:t>
             </w:r>
             <w:r>
@@ -7256,31 +7296,35 @@
                 <w:sz w:val="24"/>
                 <w:szCs w:val="24"/>
               </w:rPr>
-              <w:t>一种基于字典学习融合监测数据的基坑围护结构侧移预测方法</w:t>
-            </w:r>
-            <w:r>
-              <w:rPr>
-                <w:rFonts w:ascii="Times New Roman" w:eastAsia="仿宋" w:hAnsi="Times New Roman"/>
-                <w:sz w:val="24"/>
-                <w:szCs w:val="24"/>
-              </w:rPr>
-              <w:t xml:space="preserve"> (Patent No. CN202511896748.9). </w:t>
-            </w:r>
-            <w:r>
-              <w:rPr>
-                <w:rFonts w:ascii="Times New Roman" w:eastAsia="仿宋" w:hAnsi="Times New Roman"/>
-                <w:color w:val="0070C0"/>
-                <w:kern w:val="0"/>
-                <w:sz w:val="24"/>
-                <w:szCs w:val="24"/>
-              </w:rPr>
-              <w:t>(</w:t>
-            </w:r>
-            <w:r>
-              <w:rPr>
-                <w:rFonts w:ascii="Times New Roman" w:eastAsia="仿宋" w:hAnsi="Times New Roman" w:hint="eastAsia"/>
-                <w:color w:val="0070C0"/>
-                <w:kern w:val="0"/>
+              <w:t>一种基于点云</w:t>
+            </w:r>
+            <w:r>
+              <w:rPr>
+                <w:rFonts w:ascii="Times New Roman" w:eastAsia="仿宋" w:hAnsi="Times New Roman"/>
+                <w:sz w:val="24"/>
+                <w:szCs w:val="24"/>
+              </w:rPr>
+              <w:t>-</w:t>
+            </w:r>
+            <w:r>
+              <w:rPr>
+                <w:rFonts w:ascii="Times New Roman" w:eastAsia="仿宋" w:hAnsi="Times New Roman"/>
+                <w:sz w:val="24"/>
+                <w:szCs w:val="24"/>
+              </w:rPr>
+              <w:t>图像映射的楼面模板高精度测量方法及系统</w:t>
+            </w:r>
+            <w:r>
+              <w:rPr>
+                <w:rFonts w:ascii="Times New Roman" w:eastAsia="仿宋" w:hAnsi="Times New Roman"/>
+                <w:sz w:val="24"/>
+                <w:szCs w:val="24"/>
+              </w:rPr>
+              <w:t xml:space="preserve"> (Patent No. CN202610642692.2). (</w:t>
+            </w:r>
+            <w:r>
+              <w:rPr>
+                <w:rFonts w:ascii="Times New Roman" w:eastAsia="仿宋" w:hAnsi="Times New Roman"/>
                 <w:sz w:val="24"/>
                 <w:szCs w:val="24"/>
               </w:rPr>
@@ -7289,8 +7333,6 @@
             <w:r>
               <w:rPr>
                 <w:rFonts w:ascii="Times New Roman" w:eastAsia="仿宋" w:hAnsi="Times New Roman"/>
-                <w:color w:val="0070C0"/>
-                <w:kern w:val="0"/>
                 <w:sz w:val="24"/>
                 <w:szCs w:val="24"/>
               </w:rPr>
@@ -7319,39 +7361,7 @@
                 <w:sz w:val="24"/>
                 <w:szCs w:val="24"/>
               </w:rPr>
-              <w:t>李向瑞</w:t>
-            </w:r>
-            <w:r>
-              <w:rPr>
-                <w:rFonts w:ascii="Times New Roman" w:eastAsia="仿宋" w:hAnsi="Times New Roman"/>
-                <w:sz w:val="24"/>
-                <w:szCs w:val="24"/>
-              </w:rPr>
-              <w:t xml:space="preserve">, </w:t>
-            </w:r>
-            <w:r>
-              <w:rPr>
-                <w:rFonts w:ascii="Times New Roman" w:eastAsia="仿宋" w:hAnsi="Times New Roman"/>
-                <w:sz w:val="24"/>
-                <w:szCs w:val="24"/>
-              </w:rPr>
               <w:t>关振长</w:t>
-            </w:r>
-            <w:r>
-              <w:rPr>
-                <w:rFonts w:ascii="Times New Roman" w:eastAsia="仿宋" w:hAnsi="Times New Roman"/>
-                <w:sz w:val="24"/>
-                <w:szCs w:val="24"/>
-              </w:rPr>
-              <w:t xml:space="preserve">, </w:t>
-            </w:r>
-            <w:r>
-              <w:rPr>
-                <w:rFonts w:ascii="Times New Roman" w:eastAsia="仿宋" w:hAnsi="Times New Roman"/>
-                <w:sz w:val="24"/>
-                <w:szCs w:val="24"/>
-              </w:rPr>
-              <w:t>孙远方</w:t>
             </w:r>
             <w:r>
               <w:rPr>
@@ -7385,23 +7395,7 @@
                 <w:sz w:val="24"/>
                 <w:szCs w:val="24"/>
               </w:rPr>
-              <w:t>宋成年</w:t>
-            </w:r>
-            <w:r>
-              <w:rPr>
-                <w:rFonts w:ascii="Times New Roman" w:eastAsia="仿宋" w:hAnsi="Times New Roman"/>
-                <w:sz w:val="24"/>
-                <w:szCs w:val="24"/>
-              </w:rPr>
-              <w:t xml:space="preserve">, </w:t>
-            </w:r>
-            <w:r>
-              <w:rPr>
-                <w:rFonts w:ascii="Times New Roman" w:eastAsia="仿宋" w:hAnsi="Times New Roman"/>
-                <w:sz w:val="24"/>
-                <w:szCs w:val="24"/>
-              </w:rPr>
-              <w:t>何敬房</w:t>
+              <w:t>桂运全</w:t>
             </w:r>
             <w:r>
               <w:rPr>
@@ -7417,7 +7411,7 @@
                 <w:sz w:val="24"/>
                 <w:szCs w:val="24"/>
               </w:rPr>
-              <w:t>黄正业</w:t>
+              <w:t>李大俊</w:t>
             </w:r>
             <w:r>
               <w:rPr>
@@ -7433,44 +7427,19 @@
                 <w:sz w:val="24"/>
                 <w:szCs w:val="24"/>
               </w:rPr>
-              <w:t>一种钻爆法隧道施工质量评估方法及系统</w:t>
-            </w:r>
-            <w:r>
-              <w:rPr>
-                <w:rFonts w:ascii="Times New Roman" w:eastAsia="仿宋" w:hAnsi="Times New Roman" w:hint="eastAsia"/>
-                <w:sz w:val="24"/>
-                <w:szCs w:val="24"/>
-              </w:rPr>
-              <w:t xml:space="preserve"> </w:t>
-            </w:r>
-            <w:r>
-              <w:rPr>
-                <w:rFonts w:ascii="Times New Roman" w:eastAsia="仿宋" w:hAnsi="Times New Roman"/>
-                <w:sz w:val="24"/>
-                <w:szCs w:val="24"/>
-              </w:rPr>
-              <w:t xml:space="preserve">(Patent No. </w:t>
-            </w:r>
-            <w:r>
-              <w:rPr>
-                <w:rFonts w:ascii="Times New Roman" w:eastAsia="仿宋" w:hAnsi="Times New Roman"/>
-                <w:sz w:val="24"/>
-                <w:szCs w:val="24"/>
-              </w:rPr>
-              <w:t>CN202511832090.5</w:t>
-            </w:r>
-            <w:r>
-              <w:rPr>
-                <w:rFonts w:ascii="Times New Roman" w:eastAsia="仿宋" w:hAnsi="Times New Roman"/>
-                <w:sz w:val="24"/>
-                <w:szCs w:val="24"/>
-              </w:rPr>
-              <w:t xml:space="preserve">). </w:t>
-            </w:r>
-            <w:r>
-              <w:rPr>
-                <w:rFonts w:ascii="Times New Roman" w:eastAsia="仿宋" w:hAnsi="Times New Roman"/>
-                <w:color w:val="0070C0"/>
+              <w:t>一种用于盾构隧道结构状态分析的大模型代理系统及方法</w:t>
+            </w:r>
+            <w:r>
+              <w:rPr>
+                <w:rFonts w:ascii="Times New Roman" w:eastAsia="仿宋" w:hAnsi="Times New Roman"/>
+                <w:sz w:val="24"/>
+                <w:szCs w:val="24"/>
+              </w:rPr>
+              <w:t xml:space="preserve"> (Patent No. CN202610061225.0). </w:t>
+            </w:r>
+            <w:r>
+              <w:rPr>
+                <w:rFonts w:ascii="Times New Roman" w:eastAsia="仿宋" w:hAnsi="Times New Roman"/>
                 <w:kern w:val="0"/>
                 <w:sz w:val="24"/>
                 <w:szCs w:val="24"/>
@@ -7480,17 +7449,15 @@
             <w:r>
               <w:rPr>
                 <w:rFonts w:ascii="Times New Roman" w:eastAsia="仿宋" w:hAnsi="Times New Roman" w:hint="eastAsia"/>
-                <w:color w:val="0070C0"/>
                 <w:kern w:val="0"/>
                 <w:sz w:val="24"/>
                 <w:szCs w:val="24"/>
               </w:rPr>
-              <w:t>发明授权</w:t>
-            </w:r>
-            <w:r>
-              <w:rPr>
-                <w:rFonts w:ascii="Times New Roman" w:eastAsia="仿宋" w:hAnsi="Times New Roman"/>
-                <w:color w:val="0070C0"/>
+              <w:t>发明申请</w:t>
+            </w:r>
+            <w:r>
+              <w:rPr>
+                <w:rFonts w:ascii="Times New Roman" w:eastAsia="仿宋" w:hAnsi="Times New Roman"/>
                 <w:kern w:val="0"/>
                 <w:sz w:val="24"/>
                 <w:szCs w:val="24"/>
@@ -7520,7 +7487,7 @@
                 <w:sz w:val="24"/>
                 <w:szCs w:val="24"/>
               </w:rPr>
-              <w:t>李向瑞</w:t>
+              <w:t>关振长</w:t>
             </w:r>
             <w:r>
               <w:rPr>
@@ -7536,23 +7503,7 @@
                 <w:sz w:val="24"/>
                 <w:szCs w:val="24"/>
               </w:rPr>
-              <w:t>关振长</w:t>
-            </w:r>
-            <w:r>
-              <w:rPr>
-                <w:rFonts w:ascii="Times New Roman" w:eastAsia="仿宋" w:hAnsi="Times New Roman"/>
-                <w:sz w:val="24"/>
-                <w:szCs w:val="24"/>
-              </w:rPr>
-              <w:t xml:space="preserve">, </w:t>
-            </w:r>
-            <w:r>
-              <w:rPr>
-                <w:rFonts w:ascii="Times New Roman" w:eastAsia="仿宋" w:hAnsi="Times New Roman"/>
-                <w:sz w:val="24"/>
-                <w:szCs w:val="24"/>
-              </w:rPr>
-              <w:t>孙远方</w:t>
+              <w:t>徐诗涵</w:t>
             </w:r>
             <w:r>
               <w:rPr>
@@ -7586,7 +7537,7 @@
                 <w:sz w:val="24"/>
                 <w:szCs w:val="24"/>
               </w:rPr>
-              <w:t>宋成年</w:t>
+              <w:t>黄一韩</w:t>
             </w:r>
             <w:r>
               <w:rPr>
@@ -7602,7 +7553,7 @@
                 <w:sz w:val="24"/>
                 <w:szCs w:val="24"/>
               </w:rPr>
-              <w:t>何敬房</w:t>
+              <w:t>林志城</w:t>
             </w:r>
             <w:r>
               <w:rPr>
@@ -7618,7 +7569,7 @@
                 <w:sz w:val="24"/>
                 <w:szCs w:val="24"/>
               </w:rPr>
-              <w:t>黄正业</w:t>
+              <w:t>许辉</w:t>
             </w:r>
             <w:r>
               <w:rPr>
@@ -7634,20 +7585,19 @@
                 <w:sz w:val="24"/>
                 <w:szCs w:val="24"/>
               </w:rPr>
-              <w:t>一种基于相关算法和数据融合的山岭隧道开挖面变形区域识别方法</w:t>
-            </w:r>
-            <w:r>
-              <w:rPr>
-                <w:rFonts w:ascii="Times New Roman" w:eastAsia="仿宋" w:hAnsi="Times New Roman"/>
-                <w:sz w:val="24"/>
-                <w:szCs w:val="24"/>
-              </w:rPr>
-              <w:t xml:space="preserve"> (Patent No. CN202511732842.0). </w:t>
-            </w:r>
-            <w:r>
-              <w:rPr>
-                <w:rFonts w:ascii="Times New Roman" w:eastAsia="仿宋" w:hAnsi="Times New Roman"/>
-                <w:color w:val="0070C0"/>
+              <w:t>基于机器视觉测量隧道掌子面渗漏过程的试验装置与方法</w:t>
+            </w:r>
+            <w:r>
+              <w:rPr>
+                <w:rFonts w:ascii="Times New Roman" w:eastAsia="仿宋" w:hAnsi="Times New Roman"/>
+                <w:sz w:val="24"/>
+                <w:szCs w:val="24"/>
+              </w:rPr>
+              <w:t xml:space="preserve"> (Patent No. CN202512045689.0). </w:t>
+            </w:r>
+            <w:r>
+              <w:rPr>
+                <w:rFonts w:ascii="Times New Roman" w:eastAsia="仿宋" w:hAnsi="Times New Roman"/>
                 <w:kern w:val="0"/>
                 <w:sz w:val="24"/>
                 <w:szCs w:val="24"/>
@@ -7657,7 +7607,6 @@
             <w:r>
               <w:rPr>
                 <w:rFonts w:ascii="Times New Roman" w:eastAsia="仿宋" w:hAnsi="Times New Roman" w:hint="eastAsia"/>
-                <w:color w:val="0070C0"/>
                 <w:kern w:val="0"/>
                 <w:sz w:val="24"/>
                 <w:szCs w:val="24"/>
@@ -7667,7 +7616,6 @@
             <w:r>
               <w:rPr>
                 <w:rFonts w:ascii="Times New Roman" w:eastAsia="仿宋" w:hAnsi="Times New Roman"/>
-                <w:color w:val="0070C0"/>
                 <w:kern w:val="0"/>
                 <w:sz w:val="24"/>
                 <w:szCs w:val="24"/>
@@ -7693,43 +7641,91 @@
             </w:pPr>
             <w:r>
               <w:rPr>
+                <w:rFonts w:ascii="Times New Roman" w:eastAsia="仿宋" w:hAnsi="Times New Roman" w:hint="eastAsia"/>
+                <w:sz w:val="24"/>
+                <w:szCs w:val="24"/>
+              </w:rPr>
+              <w:t>张鹤</w:t>
+            </w:r>
+            <w:r>
+              <w:rPr>
+                <w:rFonts w:ascii="Times New Roman" w:eastAsia="仿宋" w:hAnsi="Times New Roman"/>
+                <w:sz w:val="24"/>
+                <w:szCs w:val="24"/>
+              </w:rPr>
+              <w:t xml:space="preserve">, </w:t>
+            </w:r>
+            <w:r>
+              <w:rPr>
+                <w:rFonts w:ascii="Times New Roman" w:eastAsia="仿宋" w:hAnsi="Times New Roman"/>
+                <w:sz w:val="24"/>
+                <w:szCs w:val="24"/>
+              </w:rPr>
+              <w:t>谢俊辉</w:t>
+            </w:r>
+            <w:r>
+              <w:rPr>
+                <w:rFonts w:ascii="Times New Roman" w:eastAsia="仿宋" w:hAnsi="Times New Roman"/>
+                <w:sz w:val="24"/>
+                <w:szCs w:val="24"/>
+              </w:rPr>
+              <w:t xml:space="preserve">, </w:t>
+            </w:r>
+            <w:r>
+              <w:rPr>
+                <w:rFonts w:ascii="Times New Roman" w:eastAsia="仿宋" w:hAnsi="Times New Roman"/>
+                <w:sz w:val="24"/>
+                <w:szCs w:val="24"/>
+              </w:rPr>
+              <w:t>卓曦</w:t>
+            </w:r>
+            <w:r>
+              <w:rPr>
+                <w:rFonts w:ascii="Times New Roman" w:eastAsia="仿宋" w:hAnsi="Times New Roman"/>
+                <w:sz w:val="24"/>
+                <w:szCs w:val="24"/>
+              </w:rPr>
+              <w:t xml:space="preserve">, </w:t>
+            </w:r>
+            <w:r>
+              <w:rPr>
+                <w:rFonts w:ascii="Times New Roman" w:eastAsia="仿宋" w:hAnsi="Times New Roman"/>
+                <w:sz w:val="24"/>
+                <w:szCs w:val="24"/>
+              </w:rPr>
+              <w:t>关振长</w:t>
+            </w:r>
+            <w:r>
+              <w:rPr>
+                <w:rFonts w:ascii="Times New Roman" w:eastAsia="仿宋" w:hAnsi="Times New Roman"/>
+                <w:sz w:val="24"/>
+                <w:szCs w:val="24"/>
+              </w:rPr>
+              <w:t xml:space="preserve">, </w:t>
+            </w:r>
+            <w:r>
+              <w:rPr>
+                <w:rFonts w:ascii="Times New Roman" w:eastAsia="仿宋" w:hAnsi="Times New Roman"/>
+                <w:sz w:val="24"/>
+                <w:szCs w:val="24"/>
+              </w:rPr>
+              <w:t>骆剑彬</w:t>
+            </w:r>
+            <w:r>
+              <w:rPr>
+                <w:rFonts w:ascii="Times New Roman" w:eastAsia="仿宋" w:hAnsi="Times New Roman"/>
+                <w:sz w:val="24"/>
+                <w:szCs w:val="24"/>
+              </w:rPr>
+              <w:t xml:space="preserve">, </w:t>
+            </w:r>
+            <w:r>
+              <w:rPr>
                 <w:rFonts w:ascii="Times New Roman" w:eastAsia="仿宋" w:hAnsi="Times New Roman"/>
                 <w:sz w:val="24"/>
                 <w:szCs w:val="24"/>
               </w:rPr>
               <w:t>施静康</w:t>
-            </w:r>
-            <w:r>
-              <w:rPr>
-                <w:rFonts w:ascii="Times New Roman" w:eastAsia="仿宋" w:hAnsi="Times New Roman"/>
-                <w:sz w:val="24"/>
-                <w:szCs w:val="24"/>
-              </w:rPr>
-              <w:t xml:space="preserve">, </w:t>
-            </w:r>
-            <w:r>
-              <w:rPr>
-                <w:rFonts w:ascii="Times New Roman" w:eastAsia="仿宋" w:hAnsi="Times New Roman"/>
-                <w:sz w:val="24"/>
-                <w:szCs w:val="24"/>
-              </w:rPr>
-              <w:t>魏成凯</w:t>
-            </w:r>
-            <w:r>
-              <w:rPr>
-                <w:rFonts w:ascii="Times New Roman" w:eastAsia="仿宋" w:hAnsi="Times New Roman"/>
-                <w:sz w:val="24"/>
-                <w:szCs w:val="24"/>
-              </w:rPr>
-              <w:t xml:space="preserve">, </w:t>
-            </w:r>
-            <w:r>
-              <w:rPr>
-                <w:rFonts w:ascii="Times New Roman" w:eastAsia="仿宋" w:hAnsi="Times New Roman"/>
-                <w:sz w:val="24"/>
-                <w:szCs w:val="24"/>
-              </w:rPr>
-              <w:t>关振长</w:t>
             </w:r>
             <w:r>
               <w:rPr>
@@ -7755,22 +7751,6 @@
                 <w:sz w:val="24"/>
                 <w:szCs w:val="24"/>
               </w:rPr>
-              <w:t xml:space="preserve">, </w:t>
-            </w:r>
-            <w:r>
-              <w:rPr>
-                <w:rFonts w:ascii="Times New Roman" w:eastAsia="仿宋" w:hAnsi="Times New Roman"/>
-                <w:sz w:val="24"/>
-                <w:szCs w:val="24"/>
-              </w:rPr>
-              <w:t>骆剑彬</w:t>
-            </w:r>
-            <w:r>
-              <w:rPr>
-                <w:rFonts w:ascii="Times New Roman" w:eastAsia="仿宋" w:hAnsi="Times New Roman"/>
-                <w:sz w:val="24"/>
-                <w:szCs w:val="24"/>
-              </w:rPr>
               <w:t xml:space="preserve">, &amp; </w:t>
             </w:r>
             <w:r>
@@ -7779,7 +7759,7 @@
                 <w:sz w:val="24"/>
                 <w:szCs w:val="24"/>
               </w:rPr>
-              <w:t>张鹤</w:t>
+              <w:t>林俊德</w:t>
             </w:r>
             <w:r>
               <w:rPr>
@@ -7795,36 +7775,36 @@
                 <w:sz w:val="24"/>
                 <w:szCs w:val="24"/>
               </w:rPr>
-              <w:t>一种高灵敏度</w:t>
-            </w:r>
-            <w:r>
-              <w:rPr>
-                <w:rFonts w:ascii="Times New Roman" w:eastAsia="仿宋" w:hAnsi="Times New Roman"/>
-                <w:sz w:val="24"/>
-                <w:szCs w:val="24"/>
-              </w:rPr>
-              <w:t>RFID</w:t>
-            </w:r>
-            <w:r>
-              <w:rPr>
-                <w:rFonts w:ascii="Times New Roman" w:eastAsia="仿宋" w:hAnsi="Times New Roman"/>
-                <w:sz w:val="24"/>
-                <w:szCs w:val="24"/>
-              </w:rPr>
-              <w:t>贴片天线式应变传感器</w:t>
-            </w:r>
-            <w:r>
-              <w:rPr>
-                <w:rFonts w:ascii="Times New Roman" w:eastAsia="仿宋" w:hAnsi="Times New Roman"/>
-                <w:sz w:val="24"/>
-                <w:szCs w:val="24"/>
-              </w:rPr>
-              <w:t xml:space="preserve"> (Patent No. CN202511598773.9). </w:t>
-            </w:r>
-            <w:r>
-              <w:rPr>
-                <w:rFonts w:ascii="Times New Roman" w:eastAsia="仿宋" w:hAnsi="Times New Roman"/>
-                <w:color w:val="0070C0"/>
+              <w:t>基于纯视觉输入和</w:t>
+            </w:r>
+            <w:r>
+              <w:rPr>
+                <w:rFonts w:ascii="Times New Roman" w:eastAsia="仿宋" w:hAnsi="Times New Roman"/>
+                <w:sz w:val="24"/>
+                <w:szCs w:val="24"/>
+              </w:rPr>
+              <w:t>LLM</w:t>
+            </w:r>
+            <w:r>
+              <w:rPr>
+                <w:rFonts w:ascii="Times New Roman" w:eastAsia="仿宋" w:hAnsi="Times New Roman"/>
+                <w:sz w:val="24"/>
+                <w:szCs w:val="24"/>
+              </w:rPr>
+              <w:t>决策的智能换道轨迹规划方法及系统</w:t>
+            </w:r>
+            <w:r>
+              <w:rPr>
+                <w:rFonts w:ascii="Times New Roman" w:eastAsia="仿宋" w:hAnsi="Times New Roman"/>
+                <w:sz w:val="24"/>
+                <w:szCs w:val="24"/>
+              </w:rPr>
+              <w:t xml:space="preserve"> (Patent No. CN202610036632.6). </w:t>
+            </w:r>
+            <w:r>
+              <w:rPr>
+                <w:rFonts w:ascii="Times New Roman" w:eastAsia="仿宋" w:hAnsi="Times New Roman"/>
+                <w:kern w:val="0"/>
                 <w:sz w:val="24"/>
                 <w:szCs w:val="24"/>
               </w:rPr>
@@ -7832,27 +7812,17 @@
             </w:r>
             <w:r>
               <w:rPr>
-                <w:rFonts w:ascii="Times New Roman" w:eastAsia="仿宋" w:hAnsi="Times New Roman"/>
-                <w:color w:val="0070C0"/>
-                <w:sz w:val="24"/>
-                <w:szCs w:val="24"/>
-              </w:rPr>
-              <w:t>发明</w:t>
-            </w:r>
-            <w:r>
-              <w:rPr>
-                <w:rFonts w:ascii="Times New Roman" w:eastAsia="仿宋" w:hAnsi="Times New Roman" w:hint="eastAsia"/>
-                <w:color w:val="0070C0"/>
+                <w:rFonts w:ascii="Times New Roman" w:eastAsia="仿宋" w:hAnsi="Times New Roman" w:hint="eastAsia"/>
                 <w:kern w:val="0"/>
                 <w:sz w:val="24"/>
                 <w:szCs w:val="24"/>
               </w:rPr>
-              <w:t>申请</w:t>
-            </w:r>
-            <w:r>
-              <w:rPr>
-                <w:rFonts w:ascii="Times New Roman" w:eastAsia="仿宋" w:hAnsi="Times New Roman"/>
-                <w:color w:val="0070C0"/>
+              <w:t>发明申请</w:t>
+            </w:r>
+            <w:r>
+              <w:rPr>
+                <w:rFonts w:ascii="Times New Roman" w:eastAsia="仿宋" w:hAnsi="Times New Roman"/>
+                <w:kern w:val="0"/>
                 <w:sz w:val="24"/>
                 <w:szCs w:val="24"/>
               </w:rPr>
@@ -7877,11 +7847,11 @@
             </w:pPr>
             <w:r>
               <w:rPr>
-                <w:rFonts w:ascii="Times New Roman" w:eastAsia="仿宋" w:hAnsi="Times New Roman"/>
-                <w:sz w:val="24"/>
-                <w:szCs w:val="24"/>
-              </w:rPr>
-              <w:t>施静康</w:t>
+                <w:rFonts w:ascii="Times New Roman" w:eastAsia="仿宋" w:hAnsi="Times New Roman" w:hint="eastAsia"/>
+                <w:sz w:val="24"/>
+                <w:szCs w:val="24"/>
+              </w:rPr>
+              <w:t>徐铭泽</w:t>
             </w:r>
             <w:r>
               <w:rPr>
@@ -7897,7 +7867,23 @@
                 <w:sz w:val="24"/>
                 <w:szCs w:val="24"/>
               </w:rPr>
-              <w:t>周博涵</w:t>
+              <w:t>周红波</w:t>
+            </w:r>
+            <w:r>
+              <w:rPr>
+                <w:rFonts w:ascii="Times New Roman" w:eastAsia="仿宋" w:hAnsi="Times New Roman"/>
+                <w:sz w:val="24"/>
+                <w:szCs w:val="24"/>
+              </w:rPr>
+              <w:t xml:space="preserve">, </w:t>
+            </w:r>
+            <w:r>
+              <w:rPr>
+                <w:rFonts w:ascii="Times New Roman" w:eastAsia="仿宋" w:hAnsi="Times New Roman"/>
+                <w:sz w:val="24"/>
+                <w:szCs w:val="24"/>
+              </w:rPr>
+              <w:t>林楠</w:t>
             </w:r>
             <w:r>
               <w:rPr>
@@ -7939,22 +7925,6 @@
                 <w:sz w:val="24"/>
                 <w:szCs w:val="24"/>
               </w:rPr>
-              <w:t xml:space="preserve">, </w:t>
-            </w:r>
-            <w:r>
-              <w:rPr>
-                <w:rFonts w:ascii="Times New Roman" w:eastAsia="仿宋" w:hAnsi="Times New Roman"/>
-                <w:sz w:val="24"/>
-                <w:szCs w:val="24"/>
-              </w:rPr>
-              <w:t>骆剑彬</w:t>
-            </w:r>
-            <w:r>
-              <w:rPr>
-                <w:rFonts w:ascii="Times New Roman" w:eastAsia="仿宋" w:hAnsi="Times New Roman"/>
-                <w:sz w:val="24"/>
-                <w:szCs w:val="24"/>
-              </w:rPr>
               <w:t xml:space="preserve">, &amp; </w:t>
             </w:r>
             <w:r>
@@ -7963,7 +7933,7 @@
                 <w:sz w:val="24"/>
                 <w:szCs w:val="24"/>
               </w:rPr>
-              <w:t>张鹤</w:t>
+              <w:t>林志城</w:t>
             </w:r>
             <w:r>
               <w:rPr>
@@ -7979,36 +7949,20 @@
                 <w:sz w:val="24"/>
                 <w:szCs w:val="24"/>
               </w:rPr>
-              <w:t>一种基于改进的</w:t>
-            </w:r>
-            <w:r>
-              <w:rPr>
-                <w:rFonts w:ascii="Times New Roman" w:eastAsia="仿宋" w:hAnsi="Times New Roman"/>
-                <w:sz w:val="24"/>
-                <w:szCs w:val="24"/>
-              </w:rPr>
-              <w:t>UNet</w:t>
-            </w:r>
-            <w:r>
-              <w:rPr>
-                <w:rFonts w:ascii="Times New Roman" w:eastAsia="仿宋" w:hAnsi="Times New Roman"/>
-                <w:sz w:val="24"/>
-                <w:szCs w:val="24"/>
-              </w:rPr>
-              <w:t>探地雷达电导率和相对介电常数反演方法</w:t>
-            </w:r>
-            <w:r>
-              <w:rPr>
-                <w:rFonts w:ascii="Times New Roman" w:eastAsia="仿宋" w:hAnsi="Times New Roman"/>
-                <w:sz w:val="24"/>
-                <w:szCs w:val="24"/>
-              </w:rPr>
-              <w:t xml:space="preserve"> (Patent No. CN202511479262.5). </w:t>
-            </w:r>
-            <w:r>
-              <w:rPr>
-                <w:rFonts w:ascii="Times New Roman" w:eastAsia="仿宋" w:hAnsi="Times New Roman"/>
-                <w:color w:val="0070C0"/>
+              <w:t>一种基于无人机摄影的楼面模板精确测量方法</w:t>
+            </w:r>
+            <w:r>
+              <w:rPr>
+                <w:rFonts w:ascii="Times New Roman" w:eastAsia="仿宋" w:hAnsi="Times New Roman"/>
+                <w:sz w:val="24"/>
+                <w:szCs w:val="24"/>
+              </w:rPr>
+              <w:t xml:space="preserve"> (Patent No. CN202511886758.4). </w:t>
+            </w:r>
+            <w:r>
+              <w:rPr>
+                <w:rFonts w:ascii="Times New Roman" w:eastAsia="仿宋" w:hAnsi="Times New Roman"/>
+                <w:kern w:val="0"/>
                 <w:sz w:val="24"/>
                 <w:szCs w:val="24"/>
               </w:rPr>
@@ -8016,27 +7970,17 @@
             </w:r>
             <w:r>
               <w:rPr>
-                <w:rFonts w:ascii="Times New Roman" w:eastAsia="仿宋" w:hAnsi="Times New Roman"/>
-                <w:color w:val="0070C0"/>
-                <w:sz w:val="24"/>
-                <w:szCs w:val="24"/>
-              </w:rPr>
-              <w:t>发明</w:t>
-            </w:r>
-            <w:r>
-              <w:rPr>
-                <w:rFonts w:ascii="Times New Roman" w:eastAsia="仿宋" w:hAnsi="Times New Roman" w:hint="eastAsia"/>
-                <w:color w:val="0070C0"/>
+                <w:rFonts w:ascii="Times New Roman" w:eastAsia="仿宋" w:hAnsi="Times New Roman" w:hint="eastAsia"/>
                 <w:kern w:val="0"/>
                 <w:sz w:val="24"/>
                 <w:szCs w:val="24"/>
               </w:rPr>
-              <w:t>申请</w:t>
-            </w:r>
-            <w:r>
-              <w:rPr>
-                <w:rFonts w:ascii="Times New Roman" w:eastAsia="仿宋" w:hAnsi="Times New Roman"/>
-                <w:color w:val="0070C0"/>
+              <w:t>发明申请</w:t>
+            </w:r>
+            <w:r>
+              <w:rPr>
+                <w:rFonts w:ascii="Times New Roman" w:eastAsia="仿宋" w:hAnsi="Times New Roman"/>
+                <w:kern w:val="0"/>
                 <w:sz w:val="24"/>
                 <w:szCs w:val="24"/>
               </w:rPr>
@@ -8065,7 +8009,7 @@
                 <w:sz w:val="24"/>
                 <w:szCs w:val="24"/>
               </w:rPr>
-              <w:t>陈洪胜</w:t>
+              <w:t>施静康</w:t>
             </w:r>
             <w:r>
               <w:rPr>
@@ -8081,7 +8025,7 @@
                 <w:sz w:val="24"/>
                 <w:szCs w:val="24"/>
               </w:rPr>
-              <w:t>谢攀</w:t>
+              <w:t>黄茂恩</w:t>
             </w:r>
             <w:r>
               <w:rPr>
@@ -8097,15 +8041,15 @@
                 <w:sz w:val="24"/>
                 <w:szCs w:val="24"/>
               </w:rPr>
-              <w:t>朱悦铭</w:t>
-            </w:r>
-            <w:r>
-              <w:rPr>
-                <w:rFonts w:ascii="Times New Roman" w:eastAsia="仿宋" w:hAnsi="Times New Roman"/>
-                <w:sz w:val="24"/>
-                <w:szCs w:val="24"/>
-              </w:rPr>
-              <w:t xml:space="preserve">, </w:t>
+              <w:t>关振长</w:t>
+            </w:r>
+            <w:r>
+              <w:rPr>
+                <w:rFonts w:ascii="Times New Roman" w:eastAsia="仿宋" w:hAnsi="Times New Roman"/>
+                <w:sz w:val="24"/>
+                <w:szCs w:val="24"/>
+              </w:rPr>
+              <w:t xml:space="preserve">, &amp; </w:t>
             </w:r>
             <w:r>
               <w:rPr>
@@ -8123,68 +8067,28 @@
                 <w:sz w:val="24"/>
                 <w:szCs w:val="24"/>
               </w:rPr>
-              <w:t xml:space="preserve">, </w:t>
-            </w:r>
-            <w:r>
-              <w:rPr>
-                <w:rFonts w:ascii="Times New Roman" w:eastAsia="仿宋" w:hAnsi="Times New Roman"/>
-                <w:sz w:val="24"/>
-                <w:szCs w:val="24"/>
-              </w:rPr>
-              <w:t>谢雄耀</w:t>
-            </w:r>
-            <w:r>
-              <w:rPr>
-                <w:rFonts w:ascii="Times New Roman" w:eastAsia="仿宋" w:hAnsi="Times New Roman"/>
-                <w:sz w:val="24"/>
-                <w:szCs w:val="24"/>
-              </w:rPr>
-              <w:t xml:space="preserve">, &amp; </w:t>
-            </w:r>
-            <w:r>
-              <w:rPr>
-                <w:rFonts w:ascii="Times New Roman" w:eastAsia="仿宋" w:hAnsi="Times New Roman"/>
-                <w:sz w:val="24"/>
-                <w:szCs w:val="24"/>
-              </w:rPr>
-              <w:t>唐亘跻</w:t>
-            </w:r>
-            <w:r>
-              <w:rPr>
-                <w:rFonts w:ascii="Times New Roman" w:eastAsia="仿宋" w:hAnsi="Times New Roman"/>
-                <w:sz w:val="24"/>
-                <w:szCs w:val="24"/>
-              </w:rPr>
-              <w:t xml:space="preserve">. (2025). </w:t>
-            </w:r>
-            <w:r>
-              <w:rPr>
-                <w:rFonts w:ascii="Times New Roman" w:eastAsia="仿宋" w:hAnsi="Times New Roman"/>
-                <w:sz w:val="24"/>
-                <w:szCs w:val="24"/>
-              </w:rPr>
-              <w:t>基坑土体参数不确定性反演的神经网络方法及计算机系统</w:t>
-            </w:r>
-            <w:r>
-              <w:rPr>
-                <w:rFonts w:ascii="Times New Roman" w:eastAsia="仿宋" w:hAnsi="Times New Roman"/>
-                <w:sz w:val="24"/>
-                <w:szCs w:val="24"/>
-              </w:rPr>
-              <w:t xml:space="preserve"> (Patent CN202510825034.2).</w:t>
-            </w:r>
-            <w:r>
-              <w:rPr>
-                <w:rFonts w:ascii="Times New Roman" w:eastAsia="仿宋" w:hAnsi="Times New Roman"/>
-                <w:sz w:val="24"/>
-                <w:szCs w:val="24"/>
-              </w:rPr>
-              <w:t xml:space="preserve"> </w:t>
-            </w:r>
-            <w:r>
-              <w:rPr>
-                <w:rFonts w:ascii="Times New Roman" w:eastAsia="仿宋" w:hAnsi="Times New Roman"/>
-                <w:color w:val="0070C0"/>
+              <w:t xml:space="preserve">. (2026). </w:t>
+            </w:r>
+            <w:r>
+              <w:rPr>
+                <w:rFonts w:ascii="Times New Roman" w:eastAsia="仿宋" w:hAnsi="Times New Roman"/>
+                <w:sz w:val="24"/>
+                <w:szCs w:val="24"/>
+              </w:rPr>
+              <w:t>一种基于字典学习融合监测数据的基坑围护结构侧移预测方法</w:t>
+            </w:r>
+            <w:r>
+              <w:rPr>
+                <w:rFonts w:ascii="Times New Roman" w:eastAsia="仿宋" w:hAnsi="Times New Roman"/>
+                <w:sz w:val="24"/>
+                <w:szCs w:val="24"/>
+              </w:rPr>
+              <w:t xml:space="preserve"> (Patent No. CN202511896748.9). </w:t>
+            </w:r>
+            <w:r>
+              <w:rPr>
+                <w:rFonts w:ascii="Times New Roman" w:eastAsia="仿宋" w:hAnsi="Times New Roman"/>
+                <w:kern w:val="0"/>
                 <w:sz w:val="24"/>
                 <w:szCs w:val="24"/>
               </w:rPr>
@@ -8193,26 +8097,16 @@
             <w:r>
               <w:rPr>
                 <w:rFonts w:ascii="Times New Roman" w:eastAsia="仿宋" w:hAnsi="Times New Roman" w:hint="eastAsia"/>
-                <w:color w:val="0070C0"/>
-                <w:sz w:val="24"/>
-                <w:szCs w:val="24"/>
-              </w:rPr>
-              <w:t>发明</w:t>
-            </w:r>
-            <w:r>
-              <w:rPr>
-                <w:rFonts w:ascii="Times New Roman" w:eastAsia="仿宋" w:hAnsi="Times New Roman" w:hint="eastAsia"/>
-                <w:color w:val="0070C0"/>
                 <w:kern w:val="0"/>
                 <w:sz w:val="24"/>
                 <w:szCs w:val="24"/>
               </w:rPr>
-              <w:t>申请</w:t>
-            </w:r>
-            <w:r>
-              <w:rPr>
-                <w:rFonts w:ascii="Times New Roman" w:eastAsia="仿宋" w:hAnsi="Times New Roman"/>
-                <w:color w:val="0070C0"/>
+              <w:t>发明申请</w:t>
+            </w:r>
+            <w:r>
+              <w:rPr>
+                <w:rFonts w:ascii="Times New Roman" w:eastAsia="仿宋" w:hAnsi="Times New Roman"/>
+                <w:kern w:val="0"/>
                 <w:sz w:val="24"/>
                 <w:szCs w:val="24"/>
               </w:rPr>
@@ -8241,7 +8135,39 @@
                 <w:sz w:val="24"/>
                 <w:szCs w:val="24"/>
               </w:rPr>
-              <w:t>谢雄耀</w:t>
+              <w:t>李向瑞</w:t>
+            </w:r>
+            <w:r>
+              <w:rPr>
+                <w:rFonts w:ascii="Times New Roman" w:eastAsia="仿宋" w:hAnsi="Times New Roman"/>
+                <w:sz w:val="24"/>
+                <w:szCs w:val="24"/>
+              </w:rPr>
+              <w:t xml:space="preserve">, </w:t>
+            </w:r>
+            <w:r>
+              <w:rPr>
+                <w:rFonts w:ascii="Times New Roman" w:eastAsia="仿宋" w:hAnsi="Times New Roman"/>
+                <w:sz w:val="24"/>
+                <w:szCs w:val="24"/>
+              </w:rPr>
+              <w:t>关振长</w:t>
+            </w:r>
+            <w:r>
+              <w:rPr>
+                <w:rFonts w:ascii="Times New Roman" w:eastAsia="仿宋" w:hAnsi="Times New Roman"/>
+                <w:sz w:val="24"/>
+                <w:szCs w:val="24"/>
+              </w:rPr>
+              <w:t xml:space="preserve">, </w:t>
+            </w:r>
+            <w:r>
+              <w:rPr>
+                <w:rFonts w:ascii="Times New Roman" w:eastAsia="仿宋" w:hAnsi="Times New Roman"/>
+                <w:sz w:val="24"/>
+                <w:szCs w:val="24"/>
+              </w:rPr>
+              <w:t>孙远方</w:t>
             </w:r>
             <w:r>
               <w:rPr>
@@ -8267,6 +8193,38 @@
                 <w:sz w:val="24"/>
                 <w:szCs w:val="24"/>
               </w:rPr>
+              <w:t xml:space="preserve">, </w:t>
+            </w:r>
+            <w:r>
+              <w:rPr>
+                <w:rFonts w:ascii="Times New Roman" w:eastAsia="仿宋" w:hAnsi="Times New Roman"/>
+                <w:sz w:val="24"/>
+                <w:szCs w:val="24"/>
+              </w:rPr>
+              <w:t>宋成年</w:t>
+            </w:r>
+            <w:r>
+              <w:rPr>
+                <w:rFonts w:ascii="Times New Roman" w:eastAsia="仿宋" w:hAnsi="Times New Roman"/>
+                <w:sz w:val="24"/>
+                <w:szCs w:val="24"/>
+              </w:rPr>
+              <w:t xml:space="preserve">, </w:t>
+            </w:r>
+            <w:r>
+              <w:rPr>
+                <w:rFonts w:ascii="Times New Roman" w:eastAsia="仿宋" w:hAnsi="Times New Roman"/>
+                <w:sz w:val="24"/>
+                <w:szCs w:val="24"/>
+              </w:rPr>
+              <w:t>何敬房</w:t>
+            </w:r>
+            <w:r>
+              <w:rPr>
+                <w:rFonts w:ascii="Times New Roman" w:eastAsia="仿宋" w:hAnsi="Times New Roman"/>
+                <w:sz w:val="24"/>
+                <w:szCs w:val="24"/>
+              </w:rPr>
               <w:t xml:space="preserve">, &amp; </w:t>
             </w:r>
             <w:r>
@@ -8275,36 +8233,60 @@
                 <w:sz w:val="24"/>
                 <w:szCs w:val="24"/>
               </w:rPr>
-              <w:t>唐亘跻</w:t>
-            </w:r>
-            <w:r>
-              <w:rPr>
-                <w:rFonts w:ascii="Times New Roman" w:eastAsia="仿宋" w:hAnsi="Times New Roman"/>
-                <w:sz w:val="24"/>
-                <w:szCs w:val="24"/>
-              </w:rPr>
-              <w:t xml:space="preserve">. (2025). </w:t>
-            </w:r>
-            <w:r>
-              <w:rPr>
-                <w:rFonts w:ascii="Times New Roman" w:eastAsia="仿宋" w:hAnsi="Times New Roman"/>
-                <w:sz w:val="24"/>
-                <w:szCs w:val="24"/>
-              </w:rPr>
-              <w:t>一种用于隧道三维点云智能处理的神经网络构建装置及方法</w:t>
-            </w:r>
-            <w:r>
-              <w:rPr>
-                <w:rFonts w:ascii="Times New Roman" w:eastAsia="仿宋" w:hAnsi="Times New Roman"/>
-                <w:sz w:val="24"/>
-                <w:szCs w:val="24"/>
-              </w:rPr>
-              <w:t xml:space="preserve"> (Patent CN202510484006.9). </w:t>
-            </w:r>
-            <w:r>
-              <w:rPr>
-                <w:rFonts w:ascii="Times New Roman" w:eastAsia="仿宋" w:hAnsi="Times New Roman"/>
-                <w:color w:val="0070C0"/>
+              <w:t>黄正业</w:t>
+            </w:r>
+            <w:r>
+              <w:rPr>
+                <w:rFonts w:ascii="Times New Roman" w:eastAsia="仿宋" w:hAnsi="Times New Roman"/>
+                <w:sz w:val="24"/>
+                <w:szCs w:val="24"/>
+              </w:rPr>
+              <w:t xml:space="preserve">. (2026). </w:t>
+            </w:r>
+            <w:r>
+              <w:rPr>
+                <w:rFonts w:ascii="Times New Roman" w:eastAsia="仿宋" w:hAnsi="Times New Roman"/>
+                <w:sz w:val="24"/>
+                <w:szCs w:val="24"/>
+              </w:rPr>
+              <w:t>一种钻爆法隧道施工质量评估方法及系统</w:t>
+            </w:r>
+            <w:r>
+              <w:rPr>
+                <w:rFonts w:ascii="Times New Roman" w:eastAsia="仿宋" w:hAnsi="Times New Roman" w:hint="eastAsia"/>
+                <w:sz w:val="24"/>
+                <w:szCs w:val="24"/>
+              </w:rPr>
+              <w:t xml:space="preserve"> </w:t>
+            </w:r>
+            <w:r>
+              <w:rPr>
+                <w:rFonts w:ascii="Times New Roman" w:eastAsia="仿宋" w:hAnsi="Times New Roman"/>
+                <w:sz w:val="24"/>
+                <w:szCs w:val="24"/>
+              </w:rPr>
+              <w:t xml:space="preserve">(Patent No. </w:t>
+            </w:r>
+            <w:r>
+              <w:rPr>
+                <w:rFonts w:ascii="Times New Roman" w:eastAsia="仿宋" w:hAnsi="Times New Roman"/>
+                <w:sz w:val="24"/>
+                <w:szCs w:val="24"/>
+              </w:rPr>
+              <w:t>CN202511832090.5</w:t>
+            </w:r>
+            <w:r>
+              <w:rPr>
+                <w:rFonts w:ascii="Times New Roman" w:eastAsia="仿宋" w:hAnsi="Times New Roman"/>
+                <w:sz w:val="24"/>
+                <w:szCs w:val="24"/>
+              </w:rPr>
+              <w:t xml:space="preserve">). </w:t>
+            </w:r>
+            <w:r>
+              <w:rPr>
+                <w:rFonts w:ascii="Times New Roman" w:eastAsia="仿宋" w:hAnsi="Times New Roman"/>
+                <w:kern w:val="0"/>
                 <w:sz w:val="24"/>
                 <w:szCs w:val="24"/>
               </w:rPr>
@@ -8313,26 +8295,16 @@
             <w:r>
               <w:rPr>
                 <w:rFonts w:ascii="Times New Roman" w:eastAsia="仿宋" w:hAnsi="Times New Roman" w:hint="eastAsia"/>
-                <w:color w:val="0070C0"/>
-                <w:sz w:val="24"/>
-                <w:szCs w:val="24"/>
-              </w:rPr>
-              <w:t>发明</w:t>
-            </w:r>
-            <w:r>
-              <w:rPr>
-                <w:rFonts w:ascii="Times New Roman" w:eastAsia="仿宋" w:hAnsi="Times New Roman" w:hint="eastAsia"/>
-                <w:color w:val="0070C0"/>
                 <w:kern w:val="0"/>
                 <w:sz w:val="24"/>
                 <w:szCs w:val="24"/>
               </w:rPr>
-              <w:t>申请</w:t>
-            </w:r>
-            <w:r>
-              <w:rPr>
-                <w:rFonts w:ascii="Times New Roman" w:eastAsia="仿宋" w:hAnsi="Times New Roman"/>
-                <w:color w:val="0070C0"/>
+              <w:t>发明授权</w:t>
+            </w:r>
+            <w:r>
+              <w:rPr>
+                <w:rFonts w:ascii="Times New Roman" w:eastAsia="仿宋" w:hAnsi="Times New Roman"/>
+                <w:kern w:val="0"/>
                 <w:sz w:val="24"/>
                 <w:szCs w:val="24"/>
               </w:rPr>
@@ -8361,35 +8333,11 @@
                 <w:sz w:val="24"/>
                 <w:szCs w:val="24"/>
               </w:rPr>
-              <w:t>牛刚</w:t>
-            </w:r>
-            <w:r>
-              <w:rPr>
-                <w:rFonts w:ascii="Times New Roman" w:eastAsia="仿宋" w:hAnsi="Times New Roman" w:hint="eastAsia"/>
-                <w:sz w:val="24"/>
-                <w:szCs w:val="24"/>
-              </w:rPr>
-              <w:t>,</w:t>
-            </w:r>
-            <w:r>
-              <w:rPr>
-                <w:rFonts w:ascii="Times New Roman" w:eastAsia="仿宋" w:hAnsi="Times New Roman"/>
-                <w:sz w:val="24"/>
-                <w:szCs w:val="24"/>
-              </w:rPr>
-              <w:t xml:space="preserve"> </w:t>
-            </w:r>
-            <w:r>
-              <w:rPr>
-                <w:rFonts w:ascii="Times New Roman" w:eastAsia="仿宋" w:hAnsi="Times New Roman" w:hint="eastAsia"/>
-                <w:sz w:val="24"/>
-                <w:szCs w:val="24"/>
-              </w:rPr>
-              <w:t>秦宝军</w:t>
-            </w:r>
-            <w:r>
-              <w:rPr>
-                <w:rFonts w:ascii="Times New Roman" w:eastAsia="仿宋" w:hAnsi="Times New Roman" w:hint="eastAsia"/>
+              <w:t>李向瑞</w:t>
+            </w:r>
+            <w:r>
+              <w:rPr>
+                <w:rFonts w:ascii="Times New Roman" w:eastAsia="仿宋" w:hAnsi="Times New Roman"/>
                 <w:sz w:val="24"/>
                 <w:szCs w:val="24"/>
               </w:rPr>
@@ -8397,15 +8345,15 @@
             </w:r>
             <w:r>
               <w:rPr>
-                <w:rFonts w:ascii="Times New Roman" w:eastAsia="仿宋" w:hAnsi="Times New Roman" w:hint="eastAsia"/>
-                <w:sz w:val="24"/>
-                <w:szCs w:val="24"/>
-              </w:rPr>
-              <w:t>周志广</w:t>
-            </w:r>
-            <w:r>
-              <w:rPr>
-                <w:rFonts w:ascii="Times New Roman" w:eastAsia="仿宋" w:hAnsi="Times New Roman" w:hint="eastAsia"/>
+                <w:rFonts w:ascii="Times New Roman" w:eastAsia="仿宋" w:hAnsi="Times New Roman"/>
+                <w:sz w:val="24"/>
+                <w:szCs w:val="24"/>
+              </w:rPr>
+              <w:t>关振长</w:t>
+            </w:r>
+            <w:r>
+              <w:rPr>
+                <w:rFonts w:ascii="Times New Roman" w:eastAsia="仿宋" w:hAnsi="Times New Roman"/>
                 <w:sz w:val="24"/>
                 <w:szCs w:val="24"/>
               </w:rPr>
@@ -8413,15 +8361,15 @@
             </w:r>
             <w:r>
               <w:rPr>
-                <w:rFonts w:ascii="Times New Roman" w:eastAsia="仿宋" w:hAnsi="Times New Roman" w:hint="eastAsia"/>
-                <w:sz w:val="24"/>
-                <w:szCs w:val="24"/>
-              </w:rPr>
-              <w:t>肖中林</w:t>
-            </w:r>
-            <w:r>
-              <w:rPr>
-                <w:rFonts w:ascii="Times New Roman" w:eastAsia="仿宋" w:hAnsi="Times New Roman" w:hint="eastAsia"/>
+                <w:rFonts w:ascii="Times New Roman" w:eastAsia="仿宋" w:hAnsi="Times New Roman"/>
+                <w:sz w:val="24"/>
+                <w:szCs w:val="24"/>
+              </w:rPr>
+              <w:t>孙远方</w:t>
+            </w:r>
+            <w:r>
+              <w:rPr>
+                <w:rFonts w:ascii="Times New Roman" w:eastAsia="仿宋" w:hAnsi="Times New Roman"/>
                 <w:sz w:val="24"/>
                 <w:szCs w:val="24"/>
               </w:rPr>
@@ -8429,87 +8377,7 @@
             </w:r>
             <w:r>
               <w:rPr>
-                <w:rFonts w:ascii="Times New Roman" w:eastAsia="仿宋" w:hAnsi="Times New Roman" w:hint="eastAsia"/>
-                <w:sz w:val="24"/>
-                <w:szCs w:val="24"/>
-              </w:rPr>
-              <w:t>杨庆</w:t>
-            </w:r>
-            <w:r>
-              <w:rPr>
-                <w:rFonts w:ascii="Times New Roman" w:eastAsia="仿宋" w:hAnsi="Times New Roman" w:hint="eastAsia"/>
-                <w:sz w:val="24"/>
-                <w:szCs w:val="24"/>
-              </w:rPr>
-              <w:t xml:space="preserve">, </w:t>
-            </w:r>
-            <w:r>
-              <w:rPr>
-                <w:rFonts w:ascii="Times New Roman" w:eastAsia="仿宋" w:hAnsi="Times New Roman" w:hint="eastAsia"/>
-                <w:sz w:val="24"/>
-                <w:szCs w:val="24"/>
-              </w:rPr>
-              <w:t>孙斌</w:t>
-            </w:r>
-            <w:r>
-              <w:rPr>
-                <w:rFonts w:ascii="Times New Roman" w:eastAsia="仿宋" w:hAnsi="Times New Roman" w:hint="eastAsia"/>
-                <w:sz w:val="24"/>
-                <w:szCs w:val="24"/>
-              </w:rPr>
-              <w:t xml:space="preserve">, </w:t>
-            </w:r>
-            <w:r>
-              <w:rPr>
-                <w:rFonts w:ascii="Times New Roman" w:eastAsia="仿宋" w:hAnsi="Times New Roman" w:hint="eastAsia"/>
-                <w:sz w:val="24"/>
-                <w:szCs w:val="24"/>
-              </w:rPr>
-              <w:t>邓魏彬</w:t>
-            </w:r>
-            <w:r>
-              <w:rPr>
-                <w:rFonts w:ascii="Times New Roman" w:eastAsia="仿宋" w:hAnsi="Times New Roman" w:hint="eastAsia"/>
-                <w:sz w:val="24"/>
-                <w:szCs w:val="24"/>
-              </w:rPr>
-              <w:t xml:space="preserve">, </w:t>
-            </w:r>
-            <w:r>
-              <w:rPr>
-                <w:rFonts w:ascii="Times New Roman" w:eastAsia="仿宋" w:hAnsi="Times New Roman" w:hint="eastAsia"/>
-                <w:sz w:val="24"/>
-                <w:szCs w:val="24"/>
-              </w:rPr>
-              <w:t>王亮</w:t>
-            </w:r>
-            <w:r>
-              <w:rPr>
-                <w:rFonts w:ascii="Times New Roman" w:eastAsia="仿宋" w:hAnsi="Times New Roman" w:hint="eastAsia"/>
-                <w:sz w:val="24"/>
-                <w:szCs w:val="24"/>
-              </w:rPr>
-              <w:t xml:space="preserve">, </w:t>
-            </w:r>
-            <w:r>
-              <w:rPr>
-                <w:rFonts w:ascii="Times New Roman" w:eastAsia="仿宋" w:hAnsi="Times New Roman" w:hint="eastAsia"/>
-                <w:sz w:val="24"/>
-                <w:szCs w:val="24"/>
-              </w:rPr>
-              <w:t>马俊雨</w:t>
-            </w:r>
-            <w:r>
-              <w:rPr>
-                <w:rFonts w:ascii="Times New Roman" w:eastAsia="仿宋" w:hAnsi="Times New Roman" w:hint="eastAsia"/>
-                <w:sz w:val="24"/>
-                <w:szCs w:val="24"/>
-              </w:rPr>
-              <w:t xml:space="preserve">, </w:t>
-            </w:r>
-            <w:r>
-              <w:rPr>
-                <w:rFonts w:ascii="Times New Roman" w:eastAsia="仿宋" w:hAnsi="Times New Roman" w:hint="eastAsia"/>
+                <w:rFonts w:ascii="Times New Roman" w:eastAsia="仿宋" w:hAnsi="Times New Roman"/>
                 <w:b/>
                 <w:bCs/>
                 <w:sz w:val="24"/>
@@ -8519,7 +8387,7 @@
             </w:r>
             <w:r>
               <w:rPr>
-                <w:rFonts w:ascii="Times New Roman" w:eastAsia="仿宋" w:hAnsi="Times New Roman" w:hint="eastAsia"/>
+                <w:rFonts w:ascii="Times New Roman" w:eastAsia="仿宋" w:hAnsi="Times New Roman"/>
                 <w:sz w:val="24"/>
                 <w:szCs w:val="24"/>
               </w:rPr>
@@ -8527,63 +8395,72 @@
             </w:r>
             <w:r>
               <w:rPr>
-                <w:rFonts w:ascii="Times New Roman" w:eastAsia="仿宋" w:hAnsi="Times New Roman" w:hint="eastAsia"/>
-                <w:sz w:val="24"/>
-                <w:szCs w:val="24"/>
-              </w:rPr>
-              <w:t>周彪</w:t>
-            </w:r>
-            <w:r>
-              <w:rPr>
-                <w:rFonts w:ascii="Times New Roman" w:eastAsia="仿宋" w:hAnsi="Times New Roman" w:hint="eastAsia"/>
-                <w:sz w:val="24"/>
-                <w:szCs w:val="24"/>
-              </w:rPr>
-              <w:t>,</w:t>
-            </w:r>
-            <w:r>
-              <w:rPr>
-                <w:rFonts w:ascii="Times New Roman" w:eastAsia="仿宋" w:hAnsi="Times New Roman"/>
-                <w:sz w:val="24"/>
-                <w:szCs w:val="24"/>
-              </w:rPr>
-              <w:t xml:space="preserve"> &amp;</w:t>
-            </w:r>
-            <w:r>
-              <w:rPr>
-                <w:rFonts w:ascii="Times New Roman" w:eastAsia="仿宋" w:hAnsi="Times New Roman" w:hint="eastAsia"/>
-                <w:sz w:val="24"/>
-                <w:szCs w:val="24"/>
-              </w:rPr>
-              <w:t xml:space="preserve"> </w:t>
-            </w:r>
-            <w:r>
-              <w:rPr>
-                <w:rFonts w:ascii="Times New Roman" w:eastAsia="仿宋" w:hAnsi="Times New Roman" w:hint="eastAsia"/>
-                <w:sz w:val="24"/>
-                <w:szCs w:val="24"/>
-              </w:rPr>
-              <w:t>谢雄耀</w:t>
-            </w:r>
-            <w:r>
-              <w:rPr>
-                <w:rFonts w:ascii="Times New Roman" w:eastAsia="仿宋" w:hAnsi="Times New Roman" w:hint="eastAsia"/>
-                <w:sz w:val="24"/>
-                <w:szCs w:val="24"/>
-              </w:rPr>
-              <w:t>.</w:t>
-            </w:r>
-            <w:r>
-              <w:rPr>
-                <w:rFonts w:ascii="Times New Roman" w:eastAsia="仿宋" w:hAnsi="Times New Roman"/>
-                <w:sz w:val="24"/>
-                <w:szCs w:val="24"/>
-              </w:rPr>
-              <w:t xml:space="preserve"> </w:t>
-            </w:r>
-            <w:r>
-              <w:rPr>
-                <w:rFonts w:ascii="Times New Roman" w:eastAsia="仿宋" w:hAnsi="Times New Roman" w:hint="eastAsia"/>
+                <w:rFonts w:ascii="Times New Roman" w:eastAsia="仿宋" w:hAnsi="Times New Roman"/>
+                <w:sz w:val="24"/>
+                <w:szCs w:val="24"/>
+              </w:rPr>
+              <w:t>宋成年</w:t>
+            </w:r>
+            <w:r>
+              <w:rPr>
+                <w:rFonts w:ascii="Times New Roman" w:eastAsia="仿宋" w:hAnsi="Times New Roman"/>
+                <w:sz w:val="24"/>
+                <w:szCs w:val="24"/>
+              </w:rPr>
+              <w:t xml:space="preserve">, </w:t>
+            </w:r>
+            <w:r>
+              <w:rPr>
+                <w:rFonts w:ascii="Times New Roman" w:eastAsia="仿宋" w:hAnsi="Times New Roman"/>
+                <w:sz w:val="24"/>
+                <w:szCs w:val="24"/>
+              </w:rPr>
+              <w:t>何敬房</w:t>
+            </w:r>
+            <w:r>
+              <w:rPr>
+                <w:rFonts w:ascii="Times New Roman" w:eastAsia="仿宋" w:hAnsi="Times New Roman"/>
+                <w:sz w:val="24"/>
+                <w:szCs w:val="24"/>
+              </w:rPr>
+              <w:t xml:space="preserve">, &amp; </w:t>
+            </w:r>
+            <w:r>
+              <w:rPr>
+                <w:rFonts w:ascii="Times New Roman" w:eastAsia="仿宋" w:hAnsi="Times New Roman"/>
+                <w:sz w:val="24"/>
+                <w:szCs w:val="24"/>
+              </w:rPr>
+              <w:t>黄正业</w:t>
+            </w:r>
+            <w:r>
+              <w:rPr>
+                <w:rFonts w:ascii="Times New Roman" w:eastAsia="仿宋" w:hAnsi="Times New Roman"/>
+                <w:sz w:val="24"/>
+                <w:szCs w:val="24"/>
+              </w:rPr>
+              <w:t xml:space="preserve">. (2026). </w:t>
+            </w:r>
+            <w:r>
+              <w:rPr>
+                <w:rFonts w:ascii="Times New Roman" w:eastAsia="仿宋" w:hAnsi="Times New Roman"/>
+                <w:sz w:val="24"/>
+                <w:szCs w:val="24"/>
+              </w:rPr>
+              <w:t>一种基于相关算法和数据融合的山岭隧道开挖面变形区域识别方法</w:t>
+            </w:r>
+            <w:r>
+              <w:rPr>
+                <w:rFonts w:ascii="Times New Roman" w:eastAsia="仿宋" w:hAnsi="Times New Roman"/>
+                <w:sz w:val="24"/>
+                <w:szCs w:val="24"/>
+              </w:rPr>
+              <w:t xml:space="preserve"> (Patent No. CN202511732842.0). </w:t>
+            </w:r>
+            <w:r>
+              <w:rPr>
+                <w:rFonts w:ascii="Times New Roman" w:eastAsia="仿宋" w:hAnsi="Times New Roman"/>
+                <w:kern w:val="0"/>
                 <w:sz w:val="24"/>
                 <w:szCs w:val="24"/>
               </w:rPr>
@@ -8591,84 +8468,17 @@
             </w:r>
             <w:r>
               <w:rPr>
-                <w:rFonts w:ascii="Times New Roman" w:eastAsia="仿宋" w:hAnsi="Times New Roman"/>
-                <w:sz w:val="24"/>
-                <w:szCs w:val="24"/>
-              </w:rPr>
-              <w:t xml:space="preserve">2025). </w:t>
-            </w:r>
-            <w:r>
-              <w:rPr>
-                <w:rFonts w:ascii="Times New Roman" w:eastAsia="仿宋" w:hAnsi="Times New Roman" w:hint="eastAsia"/>
-                <w:sz w:val="24"/>
-                <w:szCs w:val="24"/>
-              </w:rPr>
-              <w:t>一种基于点云特征深度学习的盾构隧道单环点云分割方法</w:t>
-            </w:r>
-            <w:r>
-              <w:rPr>
-                <w:rFonts w:ascii="Times New Roman" w:eastAsia="仿宋" w:hAnsi="Times New Roman" w:hint="eastAsia"/>
-                <w:sz w:val="24"/>
-                <w:szCs w:val="24"/>
-              </w:rPr>
-              <w:t xml:space="preserve"> </w:t>
-            </w:r>
-            <w:r>
-              <w:rPr>
-                <w:rFonts w:ascii="Times New Roman" w:eastAsia="仿宋" w:hAnsi="Times New Roman"/>
-                <w:sz w:val="24"/>
-                <w:szCs w:val="24"/>
-              </w:rPr>
-              <w:t>(Patent CN202411358578.4)</w:t>
-            </w:r>
-            <w:r>
-              <w:rPr>
-                <w:rFonts w:ascii="Times New Roman" w:eastAsia="仿宋" w:hAnsi="Times New Roman" w:hint="eastAsia"/>
-                <w:sz w:val="24"/>
-                <w:szCs w:val="24"/>
-              </w:rPr>
-              <w:t>.</w:t>
-            </w:r>
-            <w:r>
-              <w:rPr>
-                <w:rFonts w:ascii="Times New Roman" w:eastAsia="仿宋" w:hAnsi="Times New Roman"/>
-                <w:sz w:val="24"/>
-                <w:szCs w:val="24"/>
-              </w:rPr>
-              <w:t xml:space="preserve"> </w:t>
-            </w:r>
-            <w:r>
-              <w:rPr>
-                <w:rFonts w:ascii="Times New Roman" w:eastAsia="仿宋" w:hAnsi="Times New Roman"/>
-                <w:color w:val="0070C0"/>
-                <w:sz w:val="24"/>
-                <w:szCs w:val="24"/>
-              </w:rPr>
-              <w:t>(</w:t>
-            </w:r>
-            <w:r>
-              <w:rPr>
-                <w:rFonts w:ascii="Times New Roman" w:eastAsia="仿宋" w:hAnsi="Times New Roman" w:hint="eastAsia"/>
-                <w:color w:val="0070C0"/>
-                <w:sz w:val="24"/>
-                <w:szCs w:val="24"/>
-              </w:rPr>
-              <w:t>发明</w:t>
-            </w:r>
-            <w:r>
-              <w:rPr>
-                <w:rFonts w:ascii="Times New Roman" w:eastAsia="仿宋" w:hAnsi="Times New Roman" w:hint="eastAsia"/>
-                <w:color w:val="0070C0"/>
+                <w:rFonts w:ascii="Times New Roman" w:eastAsia="仿宋" w:hAnsi="Times New Roman" w:hint="eastAsia"/>
                 <w:kern w:val="0"/>
                 <w:sz w:val="24"/>
                 <w:szCs w:val="24"/>
               </w:rPr>
-              <w:t>申请</w:t>
-            </w:r>
-            <w:r>
-              <w:rPr>
-                <w:rFonts w:ascii="Times New Roman" w:eastAsia="仿宋" w:hAnsi="Times New Roman"/>
-                <w:color w:val="0070C0"/>
+              <w:t>发明申请</w:t>
+            </w:r>
+            <w:r>
+              <w:rPr>
+                <w:rFonts w:ascii="Times New Roman" w:eastAsia="仿宋" w:hAnsi="Times New Roman"/>
+                <w:kern w:val="0"/>
                 <w:sz w:val="24"/>
                 <w:szCs w:val="24"/>
               </w:rPr>
@@ -8693,11 +8503,11 @@
             </w:pPr>
             <w:r>
               <w:rPr>
-                <w:rFonts w:ascii="Times New Roman" w:eastAsia="仿宋" w:hAnsi="Times New Roman" w:hint="eastAsia"/>
-                <w:sz w:val="24"/>
-                <w:szCs w:val="24"/>
-              </w:rPr>
-              <w:t>周应新</w:t>
+                <w:rFonts w:ascii="Times New Roman" w:eastAsia="仿宋" w:hAnsi="Times New Roman"/>
+                <w:sz w:val="24"/>
+                <w:szCs w:val="24"/>
+              </w:rPr>
+              <w:t>施静康</w:t>
             </w:r>
             <w:r>
               <w:rPr>
@@ -8713,7 +8523,7 @@
                 <w:sz w:val="24"/>
                 <w:szCs w:val="24"/>
               </w:rPr>
-              <w:t>谢雄耀</w:t>
+              <w:t>魏成凯</w:t>
             </w:r>
             <w:r>
               <w:rPr>
@@ -8729,7 +8539,7 @@
                 <w:sz w:val="24"/>
                 <w:szCs w:val="24"/>
               </w:rPr>
-              <w:t>周彪</w:t>
+              <w:t>关振长</w:t>
             </w:r>
             <w:r>
               <w:rPr>
@@ -8763,183 +8573,7 @@
                 <w:sz w:val="24"/>
                 <w:szCs w:val="24"/>
               </w:rPr>
-              <w:t>张洋宾</w:t>
-            </w:r>
-            <w:r>
-              <w:rPr>
-                <w:rFonts w:ascii="Times New Roman" w:eastAsia="仿宋" w:hAnsi="Times New Roman"/>
-                <w:sz w:val="24"/>
-                <w:szCs w:val="24"/>
-              </w:rPr>
-              <w:t xml:space="preserve">, </w:t>
-            </w:r>
-            <w:r>
-              <w:rPr>
-                <w:rFonts w:ascii="Times New Roman" w:eastAsia="仿宋" w:hAnsi="Times New Roman"/>
-                <w:sz w:val="24"/>
-                <w:szCs w:val="24"/>
-              </w:rPr>
-              <w:t>陈思晗</w:t>
-            </w:r>
-            <w:r>
-              <w:rPr>
-                <w:rFonts w:ascii="Times New Roman" w:eastAsia="仿宋" w:hAnsi="Times New Roman"/>
-                <w:sz w:val="24"/>
-                <w:szCs w:val="24"/>
-              </w:rPr>
-              <w:t xml:space="preserve">, </w:t>
-            </w:r>
-            <w:r>
-              <w:rPr>
-                <w:rFonts w:ascii="Times New Roman" w:eastAsia="仿宋" w:hAnsi="Times New Roman"/>
-                <w:sz w:val="24"/>
-                <w:szCs w:val="24"/>
-              </w:rPr>
-              <w:t>徐泓睿</w:t>
-            </w:r>
-            <w:r>
-              <w:rPr>
-                <w:rFonts w:ascii="Times New Roman" w:eastAsia="仿宋" w:hAnsi="Times New Roman"/>
-                <w:sz w:val="24"/>
-                <w:szCs w:val="24"/>
-              </w:rPr>
-              <w:t xml:space="preserve">, </w:t>
-            </w:r>
-            <w:r>
-              <w:rPr>
-                <w:rFonts w:ascii="Times New Roman" w:eastAsia="仿宋" w:hAnsi="Times New Roman"/>
-                <w:sz w:val="24"/>
-                <w:szCs w:val="24"/>
-              </w:rPr>
-              <w:t>钱正富</w:t>
-            </w:r>
-            <w:r>
-              <w:rPr>
-                <w:rFonts w:ascii="Times New Roman" w:eastAsia="仿宋" w:hAnsi="Times New Roman"/>
-                <w:sz w:val="24"/>
-                <w:szCs w:val="24"/>
-              </w:rPr>
-              <w:t xml:space="preserve">, </w:t>
-            </w:r>
-            <w:r>
-              <w:rPr>
-                <w:rFonts w:ascii="Times New Roman" w:eastAsia="仿宋" w:hAnsi="Times New Roman"/>
-                <w:sz w:val="24"/>
-                <w:szCs w:val="24"/>
-              </w:rPr>
-              <w:t>曾维成</w:t>
-            </w:r>
-            <w:r>
-              <w:rPr>
-                <w:rFonts w:ascii="Times New Roman" w:eastAsia="仿宋" w:hAnsi="Times New Roman"/>
-                <w:sz w:val="24"/>
-                <w:szCs w:val="24"/>
-              </w:rPr>
-              <w:t xml:space="preserve">, </w:t>
-            </w:r>
-            <w:r>
-              <w:rPr>
-                <w:rFonts w:ascii="Times New Roman" w:eastAsia="仿宋" w:hAnsi="Times New Roman"/>
-                <w:sz w:val="24"/>
-                <w:szCs w:val="24"/>
-              </w:rPr>
-              <w:t>杨俊宏</w:t>
-            </w:r>
-            <w:r>
-              <w:rPr>
-                <w:rFonts w:ascii="Times New Roman" w:eastAsia="仿宋" w:hAnsi="Times New Roman"/>
-                <w:sz w:val="24"/>
-                <w:szCs w:val="24"/>
-              </w:rPr>
-              <w:t xml:space="preserve">, </w:t>
-            </w:r>
-            <w:r>
-              <w:rPr>
-                <w:rFonts w:ascii="Times New Roman" w:eastAsia="仿宋" w:hAnsi="Times New Roman"/>
-                <w:sz w:val="24"/>
-                <w:szCs w:val="24"/>
-              </w:rPr>
-              <w:t>唐能</w:t>
-            </w:r>
-            <w:r>
-              <w:rPr>
-                <w:rFonts w:ascii="Times New Roman" w:eastAsia="仿宋" w:hAnsi="Times New Roman"/>
-                <w:sz w:val="24"/>
-                <w:szCs w:val="24"/>
-              </w:rPr>
-              <w:t xml:space="preserve">, </w:t>
-            </w:r>
-            <w:r>
-              <w:rPr>
-                <w:rFonts w:ascii="Times New Roman" w:eastAsia="仿宋" w:hAnsi="Times New Roman"/>
-                <w:sz w:val="24"/>
-                <w:szCs w:val="24"/>
-              </w:rPr>
-              <w:t>刘志义</w:t>
-            </w:r>
-            <w:r>
-              <w:rPr>
-                <w:rFonts w:ascii="Times New Roman" w:eastAsia="仿宋" w:hAnsi="Times New Roman"/>
-                <w:sz w:val="24"/>
-                <w:szCs w:val="24"/>
-              </w:rPr>
-              <w:t xml:space="preserve">, </w:t>
-            </w:r>
-            <w:r>
-              <w:rPr>
-                <w:rFonts w:ascii="Times New Roman" w:eastAsia="仿宋" w:hAnsi="Times New Roman"/>
-                <w:sz w:val="24"/>
-                <w:szCs w:val="24"/>
-              </w:rPr>
-              <w:t>史明梅</w:t>
-            </w:r>
-            <w:r>
-              <w:rPr>
-                <w:rFonts w:ascii="Times New Roman" w:eastAsia="仿宋" w:hAnsi="Times New Roman"/>
-                <w:sz w:val="24"/>
-                <w:szCs w:val="24"/>
-              </w:rPr>
-              <w:t xml:space="preserve">, </w:t>
-            </w:r>
-            <w:r>
-              <w:rPr>
-                <w:rFonts w:ascii="Times New Roman" w:eastAsia="仿宋" w:hAnsi="Times New Roman"/>
-                <w:sz w:val="24"/>
-                <w:szCs w:val="24"/>
-              </w:rPr>
-              <w:t>唐忠林</w:t>
-            </w:r>
-            <w:r>
-              <w:rPr>
-                <w:rFonts w:ascii="Times New Roman" w:eastAsia="仿宋" w:hAnsi="Times New Roman"/>
-                <w:sz w:val="24"/>
-                <w:szCs w:val="24"/>
-              </w:rPr>
-              <w:t xml:space="preserve">, </w:t>
-            </w:r>
-            <w:r>
-              <w:rPr>
-                <w:rFonts w:ascii="Times New Roman" w:eastAsia="仿宋" w:hAnsi="Times New Roman"/>
-                <w:sz w:val="24"/>
-                <w:szCs w:val="24"/>
-              </w:rPr>
-              <w:t>胡兴云</w:t>
-            </w:r>
-            <w:r>
-              <w:rPr>
-                <w:rFonts w:ascii="Times New Roman" w:eastAsia="仿宋" w:hAnsi="Times New Roman"/>
-                <w:sz w:val="24"/>
-                <w:szCs w:val="24"/>
-              </w:rPr>
-              <w:t xml:space="preserve">, </w:t>
-            </w:r>
-            <w:r>
-              <w:rPr>
-                <w:rFonts w:ascii="Times New Roman" w:eastAsia="仿宋" w:hAnsi="Times New Roman"/>
-                <w:sz w:val="24"/>
-                <w:szCs w:val="24"/>
-              </w:rPr>
-              <w:t>赵刚</w:t>
+              <w:t>骆剑彬</w:t>
             </w:r>
             <w:r>
               <w:rPr>
@@ -8955,69 +8589,51 @@
                 <w:sz w:val="24"/>
                 <w:szCs w:val="24"/>
               </w:rPr>
-              <w:t>叶朋果</w:t>
-            </w:r>
-            <w:r>
-              <w:rPr>
-                <w:rFonts w:ascii="Times New Roman" w:eastAsia="仿宋" w:hAnsi="Times New Roman"/>
-                <w:sz w:val="24"/>
-                <w:szCs w:val="24"/>
-              </w:rPr>
-              <w:t xml:space="preserve">. (2022). </w:t>
-            </w:r>
-            <w:r>
-              <w:rPr>
-                <w:rFonts w:ascii="Times New Roman" w:eastAsia="仿宋" w:hAnsi="Times New Roman"/>
-                <w:sz w:val="24"/>
-                <w:szCs w:val="24"/>
-              </w:rPr>
-              <w:t>一种用于差异沉降控制的路堤水载预压反馈调节系统</w:t>
-            </w:r>
-            <w:r>
-              <w:rPr>
-                <w:rFonts w:ascii="Times New Roman" w:eastAsia="仿宋" w:hAnsi="Times New Roman" w:hint="eastAsia"/>
-                <w:sz w:val="24"/>
-                <w:szCs w:val="24"/>
-              </w:rPr>
-              <w:t xml:space="preserve"> </w:t>
-            </w:r>
-            <w:r>
-              <w:rPr>
-                <w:rFonts w:ascii="Times New Roman" w:eastAsia="仿宋" w:hAnsi="Times New Roman"/>
-                <w:sz w:val="24"/>
-                <w:szCs w:val="24"/>
-              </w:rPr>
-              <w:t>(Patent CN202211150097.5)</w:t>
-            </w:r>
-            <w:r>
-              <w:rPr>
-                <w:rFonts w:ascii="Times New Roman" w:eastAsia="仿宋" w:hAnsi="Times New Roman" w:hint="eastAsia"/>
-                <w:sz w:val="24"/>
-                <w:szCs w:val="24"/>
-              </w:rPr>
-              <w:t>.</w:t>
-            </w:r>
-            <w:r>
-              <w:rPr>
-                <w:rFonts w:ascii="Times New Roman" w:eastAsia="仿宋" w:hAnsi="Times New Roman"/>
-                <w:sz w:val="24"/>
-                <w:szCs w:val="24"/>
-              </w:rPr>
-              <w:t xml:space="preserve"> </w:t>
-            </w:r>
-            <w:r>
-              <w:rPr>
-                <w:rFonts w:ascii="Times New Roman" w:eastAsia="仿宋" w:hAnsi="Times New Roman" w:hint="eastAsia"/>
-                <w:color w:val="0070C0"/>
-                <w:sz w:val="24"/>
-                <w:szCs w:val="24"/>
-              </w:rPr>
-              <w:t>(</w:t>
-            </w:r>
-            <w:r>
-              <w:rPr>
-                <w:rFonts w:ascii="Times New Roman" w:eastAsia="仿宋" w:hAnsi="Times New Roman" w:hint="eastAsia"/>
-                <w:color w:val="0070C0"/>
+              <w:t>张鹤</w:t>
+            </w:r>
+            <w:r>
+              <w:rPr>
+                <w:rFonts w:ascii="Times New Roman" w:eastAsia="仿宋" w:hAnsi="Times New Roman"/>
+                <w:sz w:val="24"/>
+                <w:szCs w:val="24"/>
+              </w:rPr>
+              <w:t xml:space="preserve">. (2026). </w:t>
+            </w:r>
+            <w:r>
+              <w:rPr>
+                <w:rFonts w:ascii="Times New Roman" w:eastAsia="仿宋" w:hAnsi="Times New Roman"/>
+                <w:sz w:val="24"/>
+                <w:szCs w:val="24"/>
+              </w:rPr>
+              <w:t>一种高灵敏度</w:t>
+            </w:r>
+            <w:r>
+              <w:rPr>
+                <w:rFonts w:ascii="Times New Roman" w:eastAsia="仿宋" w:hAnsi="Times New Roman"/>
+                <w:sz w:val="24"/>
+                <w:szCs w:val="24"/>
+              </w:rPr>
+              <w:t>RFID</w:t>
+            </w:r>
+            <w:r>
+              <w:rPr>
+                <w:rFonts w:ascii="Times New Roman" w:eastAsia="仿宋" w:hAnsi="Times New Roman"/>
+                <w:sz w:val="24"/>
+                <w:szCs w:val="24"/>
+              </w:rPr>
+              <w:t>贴片天线式应变传感器</w:t>
+            </w:r>
+            <w:r>
+              <w:rPr>
+                <w:rFonts w:ascii="Times New Roman" w:eastAsia="仿宋" w:hAnsi="Times New Roman"/>
+                <w:sz w:val="24"/>
+                <w:szCs w:val="24"/>
+              </w:rPr>
+              <w:t xml:space="preserve"> (Patent No. CN202511598773.9). (</w:t>
+            </w:r>
+            <w:r>
+              <w:rPr>
+                <w:rFonts w:ascii="Times New Roman" w:eastAsia="仿宋" w:hAnsi="Times New Roman"/>
                 <w:sz w:val="24"/>
                 <w:szCs w:val="24"/>
               </w:rPr>
@@ -9026,7 +8642,6 @@
             <w:r>
               <w:rPr>
                 <w:rFonts w:ascii="Times New Roman" w:eastAsia="仿宋" w:hAnsi="Times New Roman" w:hint="eastAsia"/>
-                <w:color w:val="0070C0"/>
                 <w:kern w:val="0"/>
                 <w:sz w:val="24"/>
                 <w:szCs w:val="24"/>
@@ -9035,8 +8650,7 @@
             </w:r>
             <w:r>
               <w:rPr>
-                <w:rFonts w:ascii="Times New Roman" w:eastAsia="仿宋" w:hAnsi="Times New Roman" w:hint="eastAsia"/>
-                <w:color w:val="0070C0"/>
+                <w:rFonts w:ascii="Times New Roman" w:eastAsia="仿宋" w:hAnsi="Times New Roman"/>
                 <w:sz w:val="24"/>
                 <w:szCs w:val="24"/>
               </w:rPr>
@@ -9061,11 +8675,11 @@
             </w:pPr>
             <w:r>
               <w:rPr>
-                <w:rFonts w:ascii="Times New Roman" w:eastAsia="仿宋" w:hAnsi="Times New Roman" w:hint="eastAsia"/>
-                <w:sz w:val="24"/>
-                <w:szCs w:val="24"/>
-              </w:rPr>
-              <w:t>鲁正</w:t>
+                <w:rFonts w:ascii="Times New Roman" w:eastAsia="仿宋" w:hAnsi="Times New Roman"/>
+                <w:sz w:val="24"/>
+                <w:szCs w:val="24"/>
+              </w:rPr>
+              <w:t>施静康</w:t>
             </w:r>
             <w:r>
               <w:rPr>
@@ -9081,7 +8695,23 @@
                 <w:sz w:val="24"/>
                 <w:szCs w:val="24"/>
               </w:rPr>
-              <w:t>常佳奇</w:t>
+              <w:t>周博涵</w:t>
+            </w:r>
+            <w:r>
+              <w:rPr>
+                <w:rFonts w:ascii="Times New Roman" w:eastAsia="仿宋" w:hAnsi="Times New Roman"/>
+                <w:sz w:val="24"/>
+                <w:szCs w:val="24"/>
+              </w:rPr>
+              <w:t xml:space="preserve">, </w:t>
+            </w:r>
+            <w:r>
+              <w:rPr>
+                <w:rFonts w:ascii="Times New Roman" w:eastAsia="仿宋" w:hAnsi="Times New Roman"/>
+                <w:sz w:val="24"/>
+                <w:szCs w:val="24"/>
+              </w:rPr>
+              <w:t>关振长</w:t>
             </w:r>
             <w:r>
               <w:rPr>
@@ -9107,6 +8737,22 @@
                 <w:sz w:val="24"/>
                 <w:szCs w:val="24"/>
               </w:rPr>
+              <w:t xml:space="preserve">, </w:t>
+            </w:r>
+            <w:r>
+              <w:rPr>
+                <w:rFonts w:ascii="Times New Roman" w:eastAsia="仿宋" w:hAnsi="Times New Roman"/>
+                <w:sz w:val="24"/>
+                <w:szCs w:val="24"/>
+              </w:rPr>
+              <w:t>骆剑彬</w:t>
+            </w:r>
+            <w:r>
+              <w:rPr>
+                <w:rFonts w:ascii="Times New Roman" w:eastAsia="仿宋" w:hAnsi="Times New Roman"/>
+                <w:sz w:val="24"/>
+                <w:szCs w:val="24"/>
+              </w:rPr>
               <w:t xml:space="preserve">, &amp; </w:t>
             </w:r>
             <w:r>
@@ -9115,62 +8761,68 @@
                 <w:sz w:val="24"/>
                 <w:szCs w:val="24"/>
               </w:rPr>
-              <w:t>宰秋锐</w:t>
-            </w:r>
-            <w:r>
-              <w:rPr>
-                <w:rFonts w:ascii="Times New Roman" w:eastAsia="仿宋" w:hAnsi="Times New Roman"/>
-                <w:sz w:val="24"/>
-                <w:szCs w:val="24"/>
-              </w:rPr>
-              <w:t xml:space="preserve">. (2018). </w:t>
-            </w:r>
-            <w:r>
-              <w:rPr>
-                <w:rFonts w:ascii="Times New Roman" w:eastAsia="仿宋" w:hAnsi="Times New Roman"/>
-                <w:sz w:val="24"/>
-                <w:szCs w:val="24"/>
-              </w:rPr>
-              <w:t>可变阻尼铅芯橡胶阻尼器</w:t>
-            </w:r>
-            <w:r>
-              <w:rPr>
-                <w:rFonts w:ascii="Times New Roman" w:eastAsia="仿宋" w:hAnsi="Times New Roman" w:hint="eastAsia"/>
-                <w:sz w:val="24"/>
-                <w:szCs w:val="24"/>
-              </w:rPr>
-              <w:t xml:space="preserve"> </w:t>
-            </w:r>
-            <w:r>
-              <w:rPr>
-                <w:rFonts w:ascii="Times New Roman" w:eastAsia="仿宋" w:hAnsi="Times New Roman"/>
-                <w:sz w:val="24"/>
-                <w:szCs w:val="24"/>
-              </w:rPr>
-              <w:t xml:space="preserve">(Patent CN201720597425.4). </w:t>
-            </w:r>
-            <w:r>
-              <w:rPr>
-                <w:rFonts w:ascii="Times New Roman" w:eastAsia="仿宋" w:hAnsi="Times New Roman" w:hint="eastAsia"/>
-                <w:color w:val="0070C0"/>
-                <w:sz w:val="24"/>
-                <w:szCs w:val="24"/>
-              </w:rPr>
-              <w:t>(</w:t>
-            </w:r>
-            <w:r>
-              <w:rPr>
-                <w:rFonts w:ascii="Times New Roman" w:eastAsia="仿宋" w:hAnsi="Times New Roman" w:hint="eastAsia"/>
-                <w:color w:val="0070C0"/>
-                <w:sz w:val="24"/>
-                <w:szCs w:val="24"/>
-              </w:rPr>
-              <w:t>发明授权</w:t>
-            </w:r>
-            <w:r>
-              <w:rPr>
-                <w:rFonts w:ascii="Times New Roman" w:eastAsia="仿宋" w:hAnsi="Times New Roman" w:hint="eastAsia"/>
-                <w:color w:val="0070C0"/>
+              <w:t>张鹤</w:t>
+            </w:r>
+            <w:r>
+              <w:rPr>
+                <w:rFonts w:ascii="Times New Roman" w:eastAsia="仿宋" w:hAnsi="Times New Roman"/>
+                <w:sz w:val="24"/>
+                <w:szCs w:val="24"/>
+              </w:rPr>
+              <w:t xml:space="preserve">. (2026). </w:t>
+            </w:r>
+            <w:r>
+              <w:rPr>
+                <w:rFonts w:ascii="Times New Roman" w:eastAsia="仿宋" w:hAnsi="Times New Roman"/>
+                <w:sz w:val="24"/>
+                <w:szCs w:val="24"/>
+              </w:rPr>
+              <w:t>一种基于改进的</w:t>
+            </w:r>
+            <w:r>
+              <w:rPr>
+                <w:rFonts w:ascii="Times New Roman" w:eastAsia="仿宋" w:hAnsi="Times New Roman"/>
+                <w:sz w:val="24"/>
+                <w:szCs w:val="24"/>
+              </w:rPr>
+              <w:t>UNet</w:t>
+            </w:r>
+            <w:r>
+              <w:rPr>
+                <w:rFonts w:ascii="Times New Roman" w:eastAsia="仿宋" w:hAnsi="Times New Roman"/>
+                <w:sz w:val="24"/>
+                <w:szCs w:val="24"/>
+              </w:rPr>
+              <w:t>探地雷达电导率和相对介电常数反演方法</w:t>
+            </w:r>
+            <w:r>
+              <w:rPr>
+                <w:rFonts w:ascii="Times New Roman" w:eastAsia="仿宋" w:hAnsi="Times New Roman"/>
+                <w:sz w:val="24"/>
+                <w:szCs w:val="24"/>
+              </w:rPr>
+              <w:t xml:space="preserve"> (Patent No. CN202511479262.5). (</w:t>
+            </w:r>
+            <w:r>
+              <w:rPr>
+                <w:rFonts w:ascii="Times New Roman" w:eastAsia="仿宋" w:hAnsi="Times New Roman"/>
+                <w:sz w:val="24"/>
+                <w:szCs w:val="24"/>
+              </w:rPr>
+              <w:t>发明</w:t>
+            </w:r>
+            <w:r>
+              <w:rPr>
+                <w:rFonts w:ascii="Times New Roman" w:eastAsia="仿宋" w:hAnsi="Times New Roman" w:hint="eastAsia"/>
+                <w:kern w:val="0"/>
+                <w:sz w:val="24"/>
+                <w:szCs w:val="24"/>
+              </w:rPr>
+              <w:t>申请</w:t>
+            </w:r>
+            <w:r>
+              <w:rPr>
+                <w:rFonts w:ascii="Times New Roman" w:eastAsia="仿宋" w:hAnsi="Times New Roman"/>
                 <w:sz w:val="24"/>
                 <w:szCs w:val="24"/>
               </w:rPr>
@@ -9199,7 +8851,39 @@
                 <w:sz w:val="24"/>
                 <w:szCs w:val="24"/>
               </w:rPr>
-              <w:t>鲁正</w:t>
+              <w:t>陈洪胜</w:t>
+            </w:r>
+            <w:r>
+              <w:rPr>
+                <w:rFonts w:ascii="Times New Roman" w:eastAsia="仿宋" w:hAnsi="Times New Roman"/>
+                <w:sz w:val="24"/>
+                <w:szCs w:val="24"/>
+              </w:rPr>
+              <w:t xml:space="preserve">, </w:t>
+            </w:r>
+            <w:r>
+              <w:rPr>
+                <w:rFonts w:ascii="Times New Roman" w:eastAsia="仿宋" w:hAnsi="Times New Roman"/>
+                <w:sz w:val="24"/>
+                <w:szCs w:val="24"/>
+              </w:rPr>
+              <w:t>谢攀</w:t>
+            </w:r>
+            <w:r>
+              <w:rPr>
+                <w:rFonts w:ascii="Times New Roman" w:eastAsia="仿宋" w:hAnsi="Times New Roman"/>
+                <w:sz w:val="24"/>
+                <w:szCs w:val="24"/>
+              </w:rPr>
+              <w:t xml:space="preserve">, </w:t>
+            </w:r>
+            <w:r>
+              <w:rPr>
+                <w:rFonts w:ascii="Times New Roman" w:eastAsia="仿宋" w:hAnsi="Times New Roman"/>
+                <w:sz w:val="24"/>
+                <w:szCs w:val="24"/>
+              </w:rPr>
+              <w:t>朱悦铭</w:t>
             </w:r>
             <w:r>
               <w:rPr>
@@ -9233,7 +8917,7 @@
                 <w:sz w:val="24"/>
                 <w:szCs w:val="24"/>
               </w:rPr>
-              <w:t>常佳奇</w:t>
+              <w:t>谢雄耀</w:t>
             </w:r>
             <w:r>
               <w:rPr>
@@ -9249,62 +8933,60 @@
                 <w:sz w:val="24"/>
                 <w:szCs w:val="24"/>
               </w:rPr>
-              <w:t>宰秋锐</w:t>
-            </w:r>
-            <w:r>
-              <w:rPr>
-                <w:rFonts w:ascii="Times New Roman" w:eastAsia="仿宋" w:hAnsi="Times New Roman"/>
-                <w:sz w:val="24"/>
-                <w:szCs w:val="24"/>
-              </w:rPr>
-              <w:t xml:space="preserve">. (2018). </w:t>
-            </w:r>
-            <w:r>
-              <w:rPr>
-                <w:rFonts w:ascii="Times New Roman" w:eastAsia="仿宋" w:hAnsi="Times New Roman"/>
-                <w:sz w:val="24"/>
-                <w:szCs w:val="24"/>
-              </w:rPr>
-              <w:t>装配式建筑墙梁节点</w:t>
-            </w:r>
-            <w:r>
-              <w:rPr>
-                <w:rFonts w:ascii="Times New Roman" w:eastAsia="仿宋" w:hAnsi="Times New Roman" w:hint="eastAsia"/>
-                <w:sz w:val="24"/>
-                <w:szCs w:val="24"/>
-              </w:rPr>
-              <w:t xml:space="preserve"> </w:t>
-            </w:r>
-            <w:r>
-              <w:rPr>
-                <w:rFonts w:ascii="Times New Roman" w:eastAsia="仿宋" w:hAnsi="Times New Roman"/>
-                <w:sz w:val="24"/>
-                <w:szCs w:val="24"/>
-              </w:rPr>
-              <w:t xml:space="preserve">(Patent CN201720597493.0). </w:t>
-            </w:r>
-            <w:r>
-              <w:rPr>
-                <w:rFonts w:ascii="Times New Roman" w:eastAsia="仿宋" w:hAnsi="Times New Roman" w:hint="eastAsia"/>
-                <w:color w:val="0070C0"/>
-                <w:sz w:val="24"/>
-                <w:szCs w:val="24"/>
-              </w:rPr>
-              <w:t>(</w:t>
-            </w:r>
-            <w:r>
-              <w:rPr>
-                <w:rFonts w:ascii="Times New Roman" w:eastAsia="仿宋" w:hAnsi="Times New Roman" w:hint="eastAsia"/>
-                <w:color w:val="0070C0"/>
-                <w:sz w:val="24"/>
-                <w:szCs w:val="24"/>
-              </w:rPr>
-              <w:t>实用新型授权</w:t>
-            </w:r>
-            <w:r>
-              <w:rPr>
-                <w:rFonts w:ascii="Times New Roman" w:eastAsia="仿宋" w:hAnsi="Times New Roman" w:hint="eastAsia"/>
-                <w:color w:val="0070C0"/>
+              <w:t>唐亘跻</w:t>
+            </w:r>
+            <w:r>
+              <w:rPr>
+                <w:rFonts w:ascii="Times New Roman" w:eastAsia="仿宋" w:hAnsi="Times New Roman"/>
+                <w:sz w:val="24"/>
+                <w:szCs w:val="24"/>
+              </w:rPr>
+              <w:t xml:space="preserve">. (2025). </w:t>
+            </w:r>
+            <w:r>
+              <w:rPr>
+                <w:rFonts w:ascii="Times New Roman" w:eastAsia="仿宋" w:hAnsi="Times New Roman"/>
+                <w:sz w:val="24"/>
+                <w:szCs w:val="24"/>
+              </w:rPr>
+              <w:t>基坑土体参数不确定性反演的神经网络方法及计算机系统</w:t>
+            </w:r>
+            <w:r>
+              <w:rPr>
+                <w:rFonts w:ascii="Times New Roman" w:eastAsia="仿宋" w:hAnsi="Times New Roman"/>
+                <w:sz w:val="24"/>
+                <w:szCs w:val="24"/>
+              </w:rPr>
+              <w:t xml:space="preserve"> (Patent CN202510825034.2).</w:t>
+            </w:r>
+            <w:r>
+              <w:rPr>
+                <w:rFonts w:ascii="Times New Roman" w:eastAsia="仿宋" w:hAnsi="Times New Roman"/>
+                <w:sz w:val="24"/>
+                <w:szCs w:val="24"/>
+              </w:rPr>
+              <w:t xml:space="preserve"> (</w:t>
+            </w:r>
+            <w:r>
+              <w:rPr>
+                <w:rFonts w:ascii="Times New Roman" w:eastAsia="仿宋" w:hAnsi="Times New Roman" w:hint="eastAsia"/>
+                <w:sz w:val="24"/>
+                <w:szCs w:val="24"/>
+              </w:rPr>
+              <w:t>发明</w:t>
+            </w:r>
+            <w:r>
+              <w:rPr>
+                <w:rFonts w:ascii="Times New Roman" w:eastAsia="仿宋" w:hAnsi="Times New Roman" w:hint="eastAsia"/>
+                <w:kern w:val="0"/>
+                <w:sz w:val="24"/>
+                <w:szCs w:val="24"/>
+              </w:rPr>
+              <w:t>申请</w:t>
+            </w:r>
+            <w:r>
+              <w:rPr>
+                <w:rFonts w:ascii="Times New Roman" w:eastAsia="仿宋" w:hAnsi="Times New Roman"/>
                 <w:sz w:val="24"/>
                 <w:szCs w:val="24"/>
               </w:rPr>
@@ -9333,7 +9015,7 @@
                 <w:sz w:val="24"/>
                 <w:szCs w:val="24"/>
               </w:rPr>
-              <w:t>鲁正</w:t>
+              <w:t>谢雄耀</w:t>
             </w:r>
             <w:r>
               <w:rPr>
@@ -9342,38 +9024,6 @@
                 <w:szCs w:val="24"/>
               </w:rPr>
               <w:t xml:space="preserve">, </w:t>
-            </w:r>
-            <w:r>
-              <w:rPr>
-                <w:rFonts w:ascii="Times New Roman" w:eastAsia="仿宋" w:hAnsi="Times New Roman"/>
-                <w:sz w:val="24"/>
-                <w:szCs w:val="24"/>
-              </w:rPr>
-              <w:t>宰秋锐</w:t>
-            </w:r>
-            <w:r>
-              <w:rPr>
-                <w:rFonts w:ascii="Times New Roman" w:eastAsia="仿宋" w:hAnsi="Times New Roman"/>
-                <w:sz w:val="24"/>
-                <w:szCs w:val="24"/>
-              </w:rPr>
-              <w:t xml:space="preserve">, </w:t>
-            </w:r>
-            <w:r>
-              <w:rPr>
-                <w:rFonts w:ascii="Times New Roman" w:eastAsia="仿宋" w:hAnsi="Times New Roman"/>
-                <w:sz w:val="24"/>
-                <w:szCs w:val="24"/>
-              </w:rPr>
-              <w:t>常佳奇</w:t>
-            </w:r>
-            <w:r>
-              <w:rPr>
-                <w:rFonts w:ascii="Times New Roman" w:eastAsia="仿宋" w:hAnsi="Times New Roman"/>
-                <w:sz w:val="24"/>
-                <w:szCs w:val="24"/>
-              </w:rPr>
-              <w:t xml:space="preserve">, &amp; </w:t>
             </w:r>
             <w:r>
               <w:rPr>
@@ -9391,6 +9041,834 @@
                 <w:sz w:val="24"/>
                 <w:szCs w:val="24"/>
               </w:rPr>
+              <w:t xml:space="preserve">, &amp; </w:t>
+            </w:r>
+            <w:r>
+              <w:rPr>
+                <w:rFonts w:ascii="Times New Roman" w:eastAsia="仿宋" w:hAnsi="Times New Roman"/>
+                <w:sz w:val="24"/>
+                <w:szCs w:val="24"/>
+              </w:rPr>
+              <w:t>唐亘跻</w:t>
+            </w:r>
+            <w:r>
+              <w:rPr>
+                <w:rFonts w:ascii="Times New Roman" w:eastAsia="仿宋" w:hAnsi="Times New Roman"/>
+                <w:sz w:val="24"/>
+                <w:szCs w:val="24"/>
+              </w:rPr>
+              <w:t xml:space="preserve">. (2025). </w:t>
+            </w:r>
+            <w:r>
+              <w:rPr>
+                <w:rFonts w:ascii="Times New Roman" w:eastAsia="仿宋" w:hAnsi="Times New Roman"/>
+                <w:sz w:val="24"/>
+                <w:szCs w:val="24"/>
+              </w:rPr>
+              <w:t>一种用于隧道三维点云智能处理的神经网络构建装置及方法</w:t>
+            </w:r>
+            <w:r>
+              <w:rPr>
+                <w:rFonts w:ascii="Times New Roman" w:eastAsia="仿宋" w:hAnsi="Times New Roman"/>
+                <w:sz w:val="24"/>
+                <w:szCs w:val="24"/>
+              </w:rPr>
+              <w:t xml:space="preserve"> (Patent CN202510484006.9). (</w:t>
+            </w:r>
+            <w:r>
+              <w:rPr>
+                <w:rFonts w:ascii="Times New Roman" w:eastAsia="仿宋" w:hAnsi="Times New Roman" w:hint="eastAsia"/>
+                <w:sz w:val="24"/>
+                <w:szCs w:val="24"/>
+              </w:rPr>
+              <w:t>发明</w:t>
+            </w:r>
+            <w:r>
+              <w:rPr>
+                <w:rFonts w:ascii="Times New Roman" w:eastAsia="仿宋" w:hAnsi="Times New Roman" w:hint="eastAsia"/>
+                <w:kern w:val="0"/>
+                <w:sz w:val="24"/>
+                <w:szCs w:val="24"/>
+              </w:rPr>
+              <w:t>申请</w:t>
+            </w:r>
+            <w:r>
+              <w:rPr>
+                <w:rFonts w:ascii="Times New Roman" w:eastAsia="仿宋" w:hAnsi="Times New Roman"/>
+                <w:sz w:val="24"/>
+                <w:szCs w:val="24"/>
+              </w:rPr>
+              <w:t>)</w:t>
+            </w:r>
+          </w:p>
+          <w:p>
+            <w:pPr>
+              <w:pStyle w:val="a3"/>
+              <w:numPr>
+                <w:ilvl w:val="0"/>
+                <w:numId w:val="3"/>
+              </w:numPr>
+              <w:adjustRightInd w:val="0"/>
+              <w:snapToGrid w:val="0"/>
+              <w:ind w:firstLineChars="0"/>
+              <w:rPr>
+                <w:rFonts w:ascii="Times New Roman" w:eastAsia="仿宋" w:hAnsi="Times New Roman"/>
+                <w:sz w:val="24"/>
+                <w:szCs w:val="24"/>
+              </w:rPr>
+            </w:pPr>
+            <w:r>
+              <w:rPr>
+                <w:rFonts w:ascii="Times New Roman" w:eastAsia="仿宋" w:hAnsi="Times New Roman" w:hint="eastAsia"/>
+                <w:sz w:val="24"/>
+                <w:szCs w:val="24"/>
+              </w:rPr>
+              <w:t>牛刚</w:t>
+            </w:r>
+            <w:r>
+              <w:rPr>
+                <w:rFonts w:ascii="Times New Roman" w:eastAsia="仿宋" w:hAnsi="Times New Roman" w:hint="eastAsia"/>
+                <w:sz w:val="24"/>
+                <w:szCs w:val="24"/>
+              </w:rPr>
+              <w:t>,</w:t>
+            </w:r>
+            <w:r>
+              <w:rPr>
+                <w:rFonts w:ascii="Times New Roman" w:eastAsia="仿宋" w:hAnsi="Times New Roman"/>
+                <w:sz w:val="24"/>
+                <w:szCs w:val="24"/>
+              </w:rPr>
+              <w:t xml:space="preserve"> </w:t>
+            </w:r>
+            <w:r>
+              <w:rPr>
+                <w:rFonts w:ascii="Times New Roman" w:eastAsia="仿宋" w:hAnsi="Times New Roman" w:hint="eastAsia"/>
+                <w:sz w:val="24"/>
+                <w:szCs w:val="24"/>
+              </w:rPr>
+              <w:t>秦宝军</w:t>
+            </w:r>
+            <w:r>
+              <w:rPr>
+                <w:rFonts w:ascii="Times New Roman" w:eastAsia="仿宋" w:hAnsi="Times New Roman" w:hint="eastAsia"/>
+                <w:sz w:val="24"/>
+                <w:szCs w:val="24"/>
+              </w:rPr>
+              <w:t xml:space="preserve">, </w:t>
+            </w:r>
+            <w:r>
+              <w:rPr>
+                <w:rFonts w:ascii="Times New Roman" w:eastAsia="仿宋" w:hAnsi="Times New Roman" w:hint="eastAsia"/>
+                <w:sz w:val="24"/>
+                <w:szCs w:val="24"/>
+              </w:rPr>
+              <w:t>周志广</w:t>
+            </w:r>
+            <w:r>
+              <w:rPr>
+                <w:rFonts w:ascii="Times New Roman" w:eastAsia="仿宋" w:hAnsi="Times New Roman" w:hint="eastAsia"/>
+                <w:sz w:val="24"/>
+                <w:szCs w:val="24"/>
+              </w:rPr>
+              <w:t xml:space="preserve">, </w:t>
+            </w:r>
+            <w:r>
+              <w:rPr>
+                <w:rFonts w:ascii="Times New Roman" w:eastAsia="仿宋" w:hAnsi="Times New Roman" w:hint="eastAsia"/>
+                <w:sz w:val="24"/>
+                <w:szCs w:val="24"/>
+              </w:rPr>
+              <w:t>肖中林</w:t>
+            </w:r>
+            <w:r>
+              <w:rPr>
+                <w:rFonts w:ascii="Times New Roman" w:eastAsia="仿宋" w:hAnsi="Times New Roman" w:hint="eastAsia"/>
+                <w:sz w:val="24"/>
+                <w:szCs w:val="24"/>
+              </w:rPr>
+              <w:t xml:space="preserve">, </w:t>
+            </w:r>
+            <w:r>
+              <w:rPr>
+                <w:rFonts w:ascii="Times New Roman" w:eastAsia="仿宋" w:hAnsi="Times New Roman" w:hint="eastAsia"/>
+                <w:sz w:val="24"/>
+                <w:szCs w:val="24"/>
+              </w:rPr>
+              <w:t>杨庆</w:t>
+            </w:r>
+            <w:r>
+              <w:rPr>
+                <w:rFonts w:ascii="Times New Roman" w:eastAsia="仿宋" w:hAnsi="Times New Roman" w:hint="eastAsia"/>
+                <w:sz w:val="24"/>
+                <w:szCs w:val="24"/>
+              </w:rPr>
+              <w:t xml:space="preserve">, </w:t>
+            </w:r>
+            <w:r>
+              <w:rPr>
+                <w:rFonts w:ascii="Times New Roman" w:eastAsia="仿宋" w:hAnsi="Times New Roman" w:hint="eastAsia"/>
+                <w:sz w:val="24"/>
+                <w:szCs w:val="24"/>
+              </w:rPr>
+              <w:t>孙斌</w:t>
+            </w:r>
+            <w:r>
+              <w:rPr>
+                <w:rFonts w:ascii="Times New Roman" w:eastAsia="仿宋" w:hAnsi="Times New Roman" w:hint="eastAsia"/>
+                <w:sz w:val="24"/>
+                <w:szCs w:val="24"/>
+              </w:rPr>
+              <w:t xml:space="preserve">, </w:t>
+            </w:r>
+            <w:r>
+              <w:rPr>
+                <w:rFonts w:ascii="Times New Roman" w:eastAsia="仿宋" w:hAnsi="Times New Roman" w:hint="eastAsia"/>
+                <w:sz w:val="24"/>
+                <w:szCs w:val="24"/>
+              </w:rPr>
+              <w:t>邓魏彬</w:t>
+            </w:r>
+            <w:r>
+              <w:rPr>
+                <w:rFonts w:ascii="Times New Roman" w:eastAsia="仿宋" w:hAnsi="Times New Roman" w:hint="eastAsia"/>
+                <w:sz w:val="24"/>
+                <w:szCs w:val="24"/>
+              </w:rPr>
+              <w:t xml:space="preserve">, </w:t>
+            </w:r>
+            <w:r>
+              <w:rPr>
+                <w:rFonts w:ascii="Times New Roman" w:eastAsia="仿宋" w:hAnsi="Times New Roman" w:hint="eastAsia"/>
+                <w:sz w:val="24"/>
+                <w:szCs w:val="24"/>
+              </w:rPr>
+              <w:t>王亮</w:t>
+            </w:r>
+            <w:r>
+              <w:rPr>
+                <w:rFonts w:ascii="Times New Roman" w:eastAsia="仿宋" w:hAnsi="Times New Roman" w:hint="eastAsia"/>
+                <w:sz w:val="24"/>
+                <w:szCs w:val="24"/>
+              </w:rPr>
+              <w:t xml:space="preserve">, </w:t>
+            </w:r>
+            <w:r>
+              <w:rPr>
+                <w:rFonts w:ascii="Times New Roman" w:eastAsia="仿宋" w:hAnsi="Times New Roman" w:hint="eastAsia"/>
+                <w:sz w:val="24"/>
+                <w:szCs w:val="24"/>
+              </w:rPr>
+              <w:t>马俊雨</w:t>
+            </w:r>
+            <w:r>
+              <w:rPr>
+                <w:rFonts w:ascii="Times New Roman" w:eastAsia="仿宋" w:hAnsi="Times New Roman" w:hint="eastAsia"/>
+                <w:sz w:val="24"/>
+                <w:szCs w:val="24"/>
+              </w:rPr>
+              <w:t xml:space="preserve">, </w:t>
+            </w:r>
+            <w:r>
+              <w:rPr>
+                <w:rFonts w:ascii="Times New Roman" w:eastAsia="仿宋" w:hAnsi="Times New Roman" w:hint="eastAsia"/>
+                <w:b/>
+                <w:bCs/>
+                <w:sz w:val="24"/>
+                <w:szCs w:val="24"/>
+              </w:rPr>
+              <w:t>林威</w:t>
+            </w:r>
+            <w:r>
+              <w:rPr>
+                <w:rFonts w:ascii="Times New Roman" w:eastAsia="仿宋" w:hAnsi="Times New Roman" w:hint="eastAsia"/>
+                <w:sz w:val="24"/>
+                <w:szCs w:val="24"/>
+              </w:rPr>
+              <w:t xml:space="preserve">, </w:t>
+            </w:r>
+            <w:r>
+              <w:rPr>
+                <w:rFonts w:ascii="Times New Roman" w:eastAsia="仿宋" w:hAnsi="Times New Roman" w:hint="eastAsia"/>
+                <w:sz w:val="24"/>
+                <w:szCs w:val="24"/>
+              </w:rPr>
+              <w:t>周彪</w:t>
+            </w:r>
+            <w:r>
+              <w:rPr>
+                <w:rFonts w:ascii="Times New Roman" w:eastAsia="仿宋" w:hAnsi="Times New Roman" w:hint="eastAsia"/>
+                <w:sz w:val="24"/>
+                <w:szCs w:val="24"/>
+              </w:rPr>
+              <w:t>,</w:t>
+            </w:r>
+            <w:r>
+              <w:rPr>
+                <w:rFonts w:ascii="Times New Roman" w:eastAsia="仿宋" w:hAnsi="Times New Roman"/>
+                <w:sz w:val="24"/>
+                <w:szCs w:val="24"/>
+              </w:rPr>
+              <w:t xml:space="preserve"> &amp;</w:t>
+            </w:r>
+            <w:r>
+              <w:rPr>
+                <w:rFonts w:ascii="Times New Roman" w:eastAsia="仿宋" w:hAnsi="Times New Roman" w:hint="eastAsia"/>
+                <w:sz w:val="24"/>
+                <w:szCs w:val="24"/>
+              </w:rPr>
+              <w:t xml:space="preserve"> </w:t>
+            </w:r>
+            <w:r>
+              <w:rPr>
+                <w:rFonts w:ascii="Times New Roman" w:eastAsia="仿宋" w:hAnsi="Times New Roman" w:hint="eastAsia"/>
+                <w:sz w:val="24"/>
+                <w:szCs w:val="24"/>
+              </w:rPr>
+              <w:t>谢雄耀</w:t>
+            </w:r>
+            <w:r>
+              <w:rPr>
+                <w:rFonts w:ascii="Times New Roman" w:eastAsia="仿宋" w:hAnsi="Times New Roman" w:hint="eastAsia"/>
+                <w:sz w:val="24"/>
+                <w:szCs w:val="24"/>
+              </w:rPr>
+              <w:t>.</w:t>
+            </w:r>
+            <w:r>
+              <w:rPr>
+                <w:rFonts w:ascii="Times New Roman" w:eastAsia="仿宋" w:hAnsi="Times New Roman"/>
+                <w:sz w:val="24"/>
+                <w:szCs w:val="24"/>
+              </w:rPr>
+              <w:t xml:space="preserve"> </w:t>
+            </w:r>
+            <w:r>
+              <w:rPr>
+                <w:rFonts w:ascii="Times New Roman" w:eastAsia="仿宋" w:hAnsi="Times New Roman" w:hint="eastAsia"/>
+                <w:sz w:val="24"/>
+                <w:szCs w:val="24"/>
+              </w:rPr>
+              <w:t>(</w:t>
+            </w:r>
+            <w:r>
+              <w:rPr>
+                <w:rFonts w:ascii="Times New Roman" w:eastAsia="仿宋" w:hAnsi="Times New Roman"/>
+                <w:sz w:val="24"/>
+                <w:szCs w:val="24"/>
+              </w:rPr>
+              <w:t xml:space="preserve">2025). </w:t>
+            </w:r>
+            <w:r>
+              <w:rPr>
+                <w:rFonts w:ascii="Times New Roman" w:eastAsia="仿宋" w:hAnsi="Times New Roman" w:hint="eastAsia"/>
+                <w:sz w:val="24"/>
+                <w:szCs w:val="24"/>
+              </w:rPr>
+              <w:t>一种基于点云特征深度学习的盾构隧道单环点云分割方法</w:t>
+            </w:r>
+            <w:r>
+              <w:rPr>
+                <w:rFonts w:ascii="Times New Roman" w:eastAsia="仿宋" w:hAnsi="Times New Roman" w:hint="eastAsia"/>
+                <w:sz w:val="24"/>
+                <w:szCs w:val="24"/>
+              </w:rPr>
+              <w:t xml:space="preserve"> </w:t>
+            </w:r>
+            <w:r>
+              <w:rPr>
+                <w:rFonts w:ascii="Times New Roman" w:eastAsia="仿宋" w:hAnsi="Times New Roman"/>
+                <w:sz w:val="24"/>
+                <w:szCs w:val="24"/>
+              </w:rPr>
+              <w:t>(Patent CN202411358578.4)</w:t>
+            </w:r>
+            <w:r>
+              <w:rPr>
+                <w:rFonts w:ascii="Times New Roman" w:eastAsia="仿宋" w:hAnsi="Times New Roman" w:hint="eastAsia"/>
+                <w:sz w:val="24"/>
+                <w:szCs w:val="24"/>
+              </w:rPr>
+              <w:t>.</w:t>
+            </w:r>
+            <w:r>
+              <w:rPr>
+                <w:rFonts w:ascii="Times New Roman" w:eastAsia="仿宋" w:hAnsi="Times New Roman"/>
+                <w:sz w:val="24"/>
+                <w:szCs w:val="24"/>
+              </w:rPr>
+              <w:t xml:space="preserve"> (</w:t>
+            </w:r>
+            <w:r>
+              <w:rPr>
+                <w:rFonts w:ascii="Times New Roman" w:eastAsia="仿宋" w:hAnsi="Times New Roman" w:hint="eastAsia"/>
+                <w:sz w:val="24"/>
+                <w:szCs w:val="24"/>
+              </w:rPr>
+              <w:t>发明</w:t>
+            </w:r>
+            <w:r>
+              <w:rPr>
+                <w:rFonts w:ascii="Times New Roman" w:eastAsia="仿宋" w:hAnsi="Times New Roman" w:hint="eastAsia"/>
+                <w:kern w:val="0"/>
+                <w:sz w:val="24"/>
+                <w:szCs w:val="24"/>
+              </w:rPr>
+              <w:t>申请</w:t>
+            </w:r>
+            <w:r>
+              <w:rPr>
+                <w:rFonts w:ascii="Times New Roman" w:eastAsia="仿宋" w:hAnsi="Times New Roman"/>
+                <w:sz w:val="24"/>
+                <w:szCs w:val="24"/>
+              </w:rPr>
+              <w:t>)</w:t>
+            </w:r>
+          </w:p>
+          <w:p>
+            <w:pPr>
+              <w:pStyle w:val="a3"/>
+              <w:numPr>
+                <w:ilvl w:val="0"/>
+                <w:numId w:val="3"/>
+              </w:numPr>
+              <w:adjustRightInd w:val="0"/>
+              <w:snapToGrid w:val="0"/>
+              <w:ind w:firstLineChars="0"/>
+              <w:rPr>
+                <w:rFonts w:ascii="Times New Roman" w:eastAsia="仿宋" w:hAnsi="Times New Roman"/>
+                <w:sz w:val="24"/>
+                <w:szCs w:val="24"/>
+              </w:rPr>
+            </w:pPr>
+            <w:r>
+              <w:rPr>
+                <w:rFonts w:ascii="Times New Roman" w:eastAsia="仿宋" w:hAnsi="Times New Roman" w:hint="eastAsia"/>
+                <w:sz w:val="24"/>
+                <w:szCs w:val="24"/>
+              </w:rPr>
+              <w:t>周应新</w:t>
+            </w:r>
+            <w:r>
+              <w:rPr>
+                <w:rFonts w:ascii="Times New Roman" w:eastAsia="仿宋" w:hAnsi="Times New Roman"/>
+                <w:sz w:val="24"/>
+                <w:szCs w:val="24"/>
+              </w:rPr>
+              <w:t xml:space="preserve">, </w:t>
+            </w:r>
+            <w:r>
+              <w:rPr>
+                <w:rFonts w:ascii="Times New Roman" w:eastAsia="仿宋" w:hAnsi="Times New Roman"/>
+                <w:sz w:val="24"/>
+                <w:szCs w:val="24"/>
+              </w:rPr>
+              <w:t>谢雄耀</w:t>
+            </w:r>
+            <w:r>
+              <w:rPr>
+                <w:rFonts w:ascii="Times New Roman" w:eastAsia="仿宋" w:hAnsi="Times New Roman"/>
+                <w:sz w:val="24"/>
+                <w:szCs w:val="24"/>
+              </w:rPr>
+              <w:t xml:space="preserve">, </w:t>
+            </w:r>
+            <w:r>
+              <w:rPr>
+                <w:rFonts w:ascii="Times New Roman" w:eastAsia="仿宋" w:hAnsi="Times New Roman"/>
+                <w:sz w:val="24"/>
+                <w:szCs w:val="24"/>
+              </w:rPr>
+              <w:t>周彪</w:t>
+            </w:r>
+            <w:r>
+              <w:rPr>
+                <w:rFonts w:ascii="Times New Roman" w:eastAsia="仿宋" w:hAnsi="Times New Roman"/>
+                <w:sz w:val="24"/>
+                <w:szCs w:val="24"/>
+              </w:rPr>
+              <w:t xml:space="preserve">, </w:t>
+            </w:r>
+            <w:r>
+              <w:rPr>
+                <w:rFonts w:ascii="Times New Roman" w:eastAsia="仿宋" w:hAnsi="Times New Roman"/>
+                <w:b/>
+                <w:bCs/>
+                <w:sz w:val="24"/>
+                <w:szCs w:val="24"/>
+              </w:rPr>
+              <w:t>林威</w:t>
+            </w:r>
+            <w:r>
+              <w:rPr>
+                <w:rFonts w:ascii="Times New Roman" w:eastAsia="仿宋" w:hAnsi="Times New Roman"/>
+                <w:sz w:val="24"/>
+                <w:szCs w:val="24"/>
+              </w:rPr>
+              <w:t xml:space="preserve">, </w:t>
+            </w:r>
+            <w:r>
+              <w:rPr>
+                <w:rFonts w:ascii="Times New Roman" w:eastAsia="仿宋" w:hAnsi="Times New Roman"/>
+                <w:sz w:val="24"/>
+                <w:szCs w:val="24"/>
+              </w:rPr>
+              <w:t>张洋宾</w:t>
+            </w:r>
+            <w:r>
+              <w:rPr>
+                <w:rFonts w:ascii="Times New Roman" w:eastAsia="仿宋" w:hAnsi="Times New Roman"/>
+                <w:sz w:val="24"/>
+                <w:szCs w:val="24"/>
+              </w:rPr>
+              <w:t xml:space="preserve">, </w:t>
+            </w:r>
+            <w:r>
+              <w:rPr>
+                <w:rFonts w:ascii="Times New Roman" w:eastAsia="仿宋" w:hAnsi="Times New Roman"/>
+                <w:sz w:val="24"/>
+                <w:szCs w:val="24"/>
+              </w:rPr>
+              <w:t>陈思晗</w:t>
+            </w:r>
+            <w:r>
+              <w:rPr>
+                <w:rFonts w:ascii="Times New Roman" w:eastAsia="仿宋" w:hAnsi="Times New Roman"/>
+                <w:sz w:val="24"/>
+                <w:szCs w:val="24"/>
+              </w:rPr>
+              <w:t xml:space="preserve">, </w:t>
+            </w:r>
+            <w:r>
+              <w:rPr>
+                <w:rFonts w:ascii="Times New Roman" w:eastAsia="仿宋" w:hAnsi="Times New Roman"/>
+                <w:sz w:val="24"/>
+                <w:szCs w:val="24"/>
+              </w:rPr>
+              <w:t>徐泓睿</w:t>
+            </w:r>
+            <w:r>
+              <w:rPr>
+                <w:rFonts w:ascii="Times New Roman" w:eastAsia="仿宋" w:hAnsi="Times New Roman"/>
+                <w:sz w:val="24"/>
+                <w:szCs w:val="24"/>
+              </w:rPr>
+              <w:t xml:space="preserve">, </w:t>
+            </w:r>
+            <w:r>
+              <w:rPr>
+                <w:rFonts w:ascii="Times New Roman" w:eastAsia="仿宋" w:hAnsi="Times New Roman"/>
+                <w:sz w:val="24"/>
+                <w:szCs w:val="24"/>
+              </w:rPr>
+              <w:t>钱正富</w:t>
+            </w:r>
+            <w:r>
+              <w:rPr>
+                <w:rFonts w:ascii="Times New Roman" w:eastAsia="仿宋" w:hAnsi="Times New Roman"/>
+                <w:sz w:val="24"/>
+                <w:szCs w:val="24"/>
+              </w:rPr>
+              <w:t xml:space="preserve">, </w:t>
+            </w:r>
+            <w:r>
+              <w:rPr>
+                <w:rFonts w:ascii="Times New Roman" w:eastAsia="仿宋" w:hAnsi="Times New Roman"/>
+                <w:sz w:val="24"/>
+                <w:szCs w:val="24"/>
+              </w:rPr>
+              <w:t>曾维成</w:t>
+            </w:r>
+            <w:r>
+              <w:rPr>
+                <w:rFonts w:ascii="Times New Roman" w:eastAsia="仿宋" w:hAnsi="Times New Roman"/>
+                <w:sz w:val="24"/>
+                <w:szCs w:val="24"/>
+              </w:rPr>
+              <w:t xml:space="preserve">, </w:t>
+            </w:r>
+            <w:r>
+              <w:rPr>
+                <w:rFonts w:ascii="Times New Roman" w:eastAsia="仿宋" w:hAnsi="Times New Roman"/>
+                <w:sz w:val="24"/>
+                <w:szCs w:val="24"/>
+              </w:rPr>
+              <w:t>杨俊宏</w:t>
+            </w:r>
+            <w:r>
+              <w:rPr>
+                <w:rFonts w:ascii="Times New Roman" w:eastAsia="仿宋" w:hAnsi="Times New Roman"/>
+                <w:sz w:val="24"/>
+                <w:szCs w:val="24"/>
+              </w:rPr>
+              <w:t xml:space="preserve">, </w:t>
+            </w:r>
+            <w:r>
+              <w:rPr>
+                <w:rFonts w:ascii="Times New Roman" w:eastAsia="仿宋" w:hAnsi="Times New Roman"/>
+                <w:sz w:val="24"/>
+                <w:szCs w:val="24"/>
+              </w:rPr>
+              <w:t>唐能</w:t>
+            </w:r>
+            <w:r>
+              <w:rPr>
+                <w:rFonts w:ascii="Times New Roman" w:eastAsia="仿宋" w:hAnsi="Times New Roman"/>
+                <w:sz w:val="24"/>
+                <w:szCs w:val="24"/>
+              </w:rPr>
+              <w:t xml:space="preserve">, </w:t>
+            </w:r>
+            <w:r>
+              <w:rPr>
+                <w:rFonts w:ascii="Times New Roman" w:eastAsia="仿宋" w:hAnsi="Times New Roman"/>
+                <w:sz w:val="24"/>
+                <w:szCs w:val="24"/>
+              </w:rPr>
+              <w:t>刘志义</w:t>
+            </w:r>
+            <w:r>
+              <w:rPr>
+                <w:rFonts w:ascii="Times New Roman" w:eastAsia="仿宋" w:hAnsi="Times New Roman"/>
+                <w:sz w:val="24"/>
+                <w:szCs w:val="24"/>
+              </w:rPr>
+              <w:t xml:space="preserve">, </w:t>
+            </w:r>
+            <w:r>
+              <w:rPr>
+                <w:rFonts w:ascii="Times New Roman" w:eastAsia="仿宋" w:hAnsi="Times New Roman"/>
+                <w:sz w:val="24"/>
+                <w:szCs w:val="24"/>
+              </w:rPr>
+              <w:t>史明梅</w:t>
+            </w:r>
+            <w:r>
+              <w:rPr>
+                <w:rFonts w:ascii="Times New Roman" w:eastAsia="仿宋" w:hAnsi="Times New Roman"/>
+                <w:sz w:val="24"/>
+                <w:szCs w:val="24"/>
+              </w:rPr>
+              <w:t xml:space="preserve">, </w:t>
+            </w:r>
+            <w:r>
+              <w:rPr>
+                <w:rFonts w:ascii="Times New Roman" w:eastAsia="仿宋" w:hAnsi="Times New Roman"/>
+                <w:sz w:val="24"/>
+                <w:szCs w:val="24"/>
+              </w:rPr>
+              <w:t>唐忠林</w:t>
+            </w:r>
+            <w:r>
+              <w:rPr>
+                <w:rFonts w:ascii="Times New Roman" w:eastAsia="仿宋" w:hAnsi="Times New Roman"/>
+                <w:sz w:val="24"/>
+                <w:szCs w:val="24"/>
+              </w:rPr>
+              <w:t xml:space="preserve">, </w:t>
+            </w:r>
+            <w:r>
+              <w:rPr>
+                <w:rFonts w:ascii="Times New Roman" w:eastAsia="仿宋" w:hAnsi="Times New Roman"/>
+                <w:sz w:val="24"/>
+                <w:szCs w:val="24"/>
+              </w:rPr>
+              <w:t>胡兴云</w:t>
+            </w:r>
+            <w:r>
+              <w:rPr>
+                <w:rFonts w:ascii="Times New Roman" w:eastAsia="仿宋" w:hAnsi="Times New Roman"/>
+                <w:sz w:val="24"/>
+                <w:szCs w:val="24"/>
+              </w:rPr>
+              <w:t xml:space="preserve">, </w:t>
+            </w:r>
+            <w:r>
+              <w:rPr>
+                <w:rFonts w:ascii="Times New Roman" w:eastAsia="仿宋" w:hAnsi="Times New Roman"/>
+                <w:sz w:val="24"/>
+                <w:szCs w:val="24"/>
+              </w:rPr>
+              <w:t>赵刚</w:t>
+            </w:r>
+            <w:r>
+              <w:rPr>
+                <w:rFonts w:ascii="Times New Roman" w:eastAsia="仿宋" w:hAnsi="Times New Roman"/>
+                <w:sz w:val="24"/>
+                <w:szCs w:val="24"/>
+              </w:rPr>
+              <w:t xml:space="preserve">, &amp; </w:t>
+            </w:r>
+            <w:r>
+              <w:rPr>
+                <w:rFonts w:ascii="Times New Roman" w:eastAsia="仿宋" w:hAnsi="Times New Roman"/>
+                <w:sz w:val="24"/>
+                <w:szCs w:val="24"/>
+              </w:rPr>
+              <w:t>叶朋果</w:t>
+            </w:r>
+            <w:r>
+              <w:rPr>
+                <w:rFonts w:ascii="Times New Roman" w:eastAsia="仿宋" w:hAnsi="Times New Roman"/>
+                <w:sz w:val="24"/>
+                <w:szCs w:val="24"/>
+              </w:rPr>
+              <w:t xml:space="preserve">. (2022). </w:t>
+            </w:r>
+            <w:r>
+              <w:rPr>
+                <w:rFonts w:ascii="Times New Roman" w:eastAsia="仿宋" w:hAnsi="Times New Roman"/>
+                <w:sz w:val="24"/>
+                <w:szCs w:val="24"/>
+              </w:rPr>
+              <w:t>一种用于差异沉降控制的路堤水载预压反馈调节系统</w:t>
+            </w:r>
+            <w:r>
+              <w:rPr>
+                <w:rFonts w:ascii="Times New Roman" w:eastAsia="仿宋" w:hAnsi="Times New Roman" w:hint="eastAsia"/>
+                <w:sz w:val="24"/>
+                <w:szCs w:val="24"/>
+              </w:rPr>
+              <w:t xml:space="preserve"> </w:t>
+            </w:r>
+            <w:r>
+              <w:rPr>
+                <w:rFonts w:ascii="Times New Roman" w:eastAsia="仿宋" w:hAnsi="Times New Roman"/>
+                <w:sz w:val="24"/>
+                <w:szCs w:val="24"/>
+              </w:rPr>
+              <w:t>(Patent CN202211150097.5)</w:t>
+            </w:r>
+            <w:r>
+              <w:rPr>
+                <w:rFonts w:ascii="Times New Roman" w:eastAsia="仿宋" w:hAnsi="Times New Roman" w:hint="eastAsia"/>
+                <w:sz w:val="24"/>
+                <w:szCs w:val="24"/>
+              </w:rPr>
+              <w:t>.</w:t>
+            </w:r>
+            <w:r>
+              <w:rPr>
+                <w:rFonts w:ascii="Times New Roman" w:eastAsia="仿宋" w:hAnsi="Times New Roman"/>
+                <w:sz w:val="24"/>
+                <w:szCs w:val="24"/>
+              </w:rPr>
+              <w:t xml:space="preserve"> </w:t>
+            </w:r>
+            <w:r>
+              <w:rPr>
+                <w:rFonts w:ascii="Times New Roman" w:eastAsia="仿宋" w:hAnsi="Times New Roman" w:hint="eastAsia"/>
+                <w:sz w:val="24"/>
+                <w:szCs w:val="24"/>
+              </w:rPr>
+              <w:t>(</w:t>
+            </w:r>
+            <w:r>
+              <w:rPr>
+                <w:rFonts w:ascii="Times New Roman" w:eastAsia="仿宋" w:hAnsi="Times New Roman" w:hint="eastAsia"/>
+                <w:sz w:val="24"/>
+                <w:szCs w:val="24"/>
+              </w:rPr>
+              <w:t>发明</w:t>
+            </w:r>
+            <w:r>
+              <w:rPr>
+                <w:rFonts w:ascii="Times New Roman" w:eastAsia="仿宋" w:hAnsi="Times New Roman" w:hint="eastAsia"/>
+                <w:kern w:val="0"/>
+                <w:sz w:val="24"/>
+                <w:szCs w:val="24"/>
+              </w:rPr>
+              <w:t>申请</w:t>
+            </w:r>
+            <w:r>
+              <w:rPr>
+                <w:rFonts w:ascii="Times New Roman" w:eastAsia="仿宋" w:hAnsi="Times New Roman" w:hint="eastAsia"/>
+                <w:sz w:val="24"/>
+                <w:szCs w:val="24"/>
+              </w:rPr>
+              <w:t>)</w:t>
+            </w:r>
+          </w:p>
+          <w:p>
+            <w:pPr>
+              <w:pStyle w:val="a3"/>
+              <w:numPr>
+                <w:ilvl w:val="0"/>
+                <w:numId w:val="3"/>
+              </w:numPr>
+              <w:adjustRightInd w:val="0"/>
+              <w:snapToGrid w:val="0"/>
+              <w:ind w:firstLineChars="0"/>
+              <w:rPr>
+                <w:rFonts w:ascii="Times New Roman" w:eastAsia="仿宋" w:hAnsi="Times New Roman"/>
+                <w:sz w:val="24"/>
+                <w:szCs w:val="24"/>
+              </w:rPr>
+            </w:pPr>
+            <w:r>
+              <w:rPr>
+                <w:rFonts w:ascii="Times New Roman" w:eastAsia="仿宋" w:hAnsi="Times New Roman" w:hint="eastAsia"/>
+                <w:sz w:val="24"/>
+                <w:szCs w:val="24"/>
+              </w:rPr>
+              <w:t>鲁正</w:t>
+            </w:r>
+            <w:r>
+              <w:rPr>
+                <w:rFonts w:ascii="Times New Roman" w:eastAsia="仿宋" w:hAnsi="Times New Roman"/>
+                <w:sz w:val="24"/>
+                <w:szCs w:val="24"/>
+              </w:rPr>
+              <w:t xml:space="preserve">, </w:t>
+            </w:r>
+            <w:r>
+              <w:rPr>
+                <w:rFonts w:ascii="Times New Roman" w:eastAsia="仿宋" w:hAnsi="Times New Roman"/>
+                <w:sz w:val="24"/>
+                <w:szCs w:val="24"/>
+              </w:rPr>
+              <w:t>常佳奇</w:t>
+            </w:r>
+            <w:r>
+              <w:rPr>
+                <w:rFonts w:ascii="Times New Roman" w:eastAsia="仿宋" w:hAnsi="Times New Roman"/>
+                <w:sz w:val="24"/>
+                <w:szCs w:val="24"/>
+              </w:rPr>
+              <w:t xml:space="preserve">, </w:t>
+            </w:r>
+            <w:r>
+              <w:rPr>
+                <w:rFonts w:ascii="Times New Roman" w:eastAsia="仿宋" w:hAnsi="Times New Roman"/>
+                <w:b/>
+                <w:bCs/>
+                <w:sz w:val="24"/>
+                <w:szCs w:val="24"/>
+              </w:rPr>
+              <w:t>林威</w:t>
+            </w:r>
+            <w:r>
+              <w:rPr>
+                <w:rFonts w:ascii="Times New Roman" w:eastAsia="仿宋" w:hAnsi="Times New Roman"/>
+                <w:sz w:val="24"/>
+                <w:szCs w:val="24"/>
+              </w:rPr>
+              <w:t xml:space="preserve">, &amp; </w:t>
+            </w:r>
+            <w:r>
+              <w:rPr>
+                <w:rFonts w:ascii="Times New Roman" w:eastAsia="仿宋" w:hAnsi="Times New Roman"/>
+                <w:sz w:val="24"/>
+                <w:szCs w:val="24"/>
+              </w:rPr>
+              <w:t>宰秋锐</w:t>
+            </w:r>
+            <w:r>
+              <w:rPr>
+                <w:rFonts w:ascii="Times New Roman" w:eastAsia="仿宋" w:hAnsi="Times New Roman"/>
+                <w:sz w:val="24"/>
+                <w:szCs w:val="24"/>
+              </w:rPr>
               <w:t xml:space="preserve">. (2018). </w:t>
             </w:r>
             <w:r>
@@ -9399,6 +9877,268 @@
                 <w:sz w:val="24"/>
                 <w:szCs w:val="24"/>
               </w:rPr>
+              <w:t>可变阻尼铅芯橡胶阻尼器</w:t>
+            </w:r>
+            <w:r>
+              <w:rPr>
+                <w:rFonts w:ascii="Times New Roman" w:eastAsia="仿宋" w:hAnsi="Times New Roman" w:hint="eastAsia"/>
+                <w:sz w:val="24"/>
+                <w:szCs w:val="24"/>
+              </w:rPr>
+              <w:t xml:space="preserve"> </w:t>
+            </w:r>
+            <w:r>
+              <w:rPr>
+                <w:rFonts w:ascii="Times New Roman" w:eastAsia="仿宋" w:hAnsi="Times New Roman"/>
+                <w:sz w:val="24"/>
+                <w:szCs w:val="24"/>
+              </w:rPr>
+              <w:t xml:space="preserve">(Patent CN201720597425.4). </w:t>
+            </w:r>
+            <w:r>
+              <w:rPr>
+                <w:rFonts w:ascii="Times New Roman" w:eastAsia="仿宋" w:hAnsi="Times New Roman" w:hint="eastAsia"/>
+                <w:sz w:val="24"/>
+                <w:szCs w:val="24"/>
+              </w:rPr>
+              <w:t>(</w:t>
+            </w:r>
+            <w:r>
+              <w:rPr>
+                <w:rFonts w:ascii="Times New Roman" w:eastAsia="仿宋" w:hAnsi="Times New Roman" w:hint="eastAsia"/>
+                <w:sz w:val="24"/>
+                <w:szCs w:val="24"/>
+              </w:rPr>
+              <w:t>发明授权</w:t>
+            </w:r>
+            <w:r>
+              <w:rPr>
+                <w:rFonts w:ascii="Times New Roman" w:eastAsia="仿宋" w:hAnsi="Times New Roman" w:hint="eastAsia"/>
+                <w:sz w:val="24"/>
+                <w:szCs w:val="24"/>
+              </w:rPr>
+              <w:t>)</w:t>
+            </w:r>
+          </w:p>
+          <w:p>
+            <w:pPr>
+              <w:pStyle w:val="a3"/>
+              <w:numPr>
+                <w:ilvl w:val="0"/>
+                <w:numId w:val="3"/>
+              </w:numPr>
+              <w:adjustRightInd w:val="0"/>
+              <w:snapToGrid w:val="0"/>
+              <w:ind w:firstLineChars="0"/>
+              <w:rPr>
+                <w:rFonts w:ascii="Times New Roman" w:eastAsia="仿宋" w:hAnsi="Times New Roman"/>
+                <w:sz w:val="24"/>
+                <w:szCs w:val="24"/>
+              </w:rPr>
+            </w:pPr>
+            <w:r>
+              <w:rPr>
+                <w:rFonts w:ascii="Times New Roman" w:eastAsia="仿宋" w:hAnsi="Times New Roman" w:hint="eastAsia"/>
+                <w:sz w:val="24"/>
+                <w:szCs w:val="24"/>
+              </w:rPr>
+              <w:t>鲁正</w:t>
+            </w:r>
+            <w:r>
+              <w:rPr>
+                <w:rFonts w:ascii="Times New Roman" w:eastAsia="仿宋" w:hAnsi="Times New Roman"/>
+                <w:sz w:val="24"/>
+                <w:szCs w:val="24"/>
+              </w:rPr>
+              <w:t xml:space="preserve">, </w:t>
+            </w:r>
+            <w:r>
+              <w:rPr>
+                <w:rFonts w:ascii="Times New Roman" w:eastAsia="仿宋" w:hAnsi="Times New Roman"/>
+                <w:b/>
+                <w:bCs/>
+                <w:sz w:val="24"/>
+                <w:szCs w:val="24"/>
+              </w:rPr>
+              <w:t>林威</w:t>
+            </w:r>
+            <w:r>
+              <w:rPr>
+                <w:rFonts w:ascii="Times New Roman" w:eastAsia="仿宋" w:hAnsi="Times New Roman"/>
+                <w:sz w:val="24"/>
+                <w:szCs w:val="24"/>
+              </w:rPr>
+              <w:t xml:space="preserve">, </w:t>
+            </w:r>
+            <w:r>
+              <w:rPr>
+                <w:rFonts w:ascii="Times New Roman" w:eastAsia="仿宋" w:hAnsi="Times New Roman"/>
+                <w:sz w:val="24"/>
+                <w:szCs w:val="24"/>
+              </w:rPr>
+              <w:t>常佳奇</w:t>
+            </w:r>
+            <w:r>
+              <w:rPr>
+                <w:rFonts w:ascii="Times New Roman" w:eastAsia="仿宋" w:hAnsi="Times New Roman"/>
+                <w:sz w:val="24"/>
+                <w:szCs w:val="24"/>
+              </w:rPr>
+              <w:t xml:space="preserve">, &amp; </w:t>
+            </w:r>
+            <w:r>
+              <w:rPr>
+                <w:rFonts w:ascii="Times New Roman" w:eastAsia="仿宋" w:hAnsi="Times New Roman"/>
+                <w:sz w:val="24"/>
+                <w:szCs w:val="24"/>
+              </w:rPr>
+              <w:t>宰秋锐</w:t>
+            </w:r>
+            <w:r>
+              <w:rPr>
+                <w:rFonts w:ascii="Times New Roman" w:eastAsia="仿宋" w:hAnsi="Times New Roman"/>
+                <w:sz w:val="24"/>
+                <w:szCs w:val="24"/>
+              </w:rPr>
+              <w:t xml:space="preserve">. (2018). </w:t>
+            </w:r>
+            <w:r>
+              <w:rPr>
+                <w:rFonts w:ascii="Times New Roman" w:eastAsia="仿宋" w:hAnsi="Times New Roman"/>
+                <w:sz w:val="24"/>
+                <w:szCs w:val="24"/>
+              </w:rPr>
+              <w:t>装配式建筑墙梁节点</w:t>
+            </w:r>
+            <w:r>
+              <w:rPr>
+                <w:rFonts w:ascii="Times New Roman" w:eastAsia="仿宋" w:hAnsi="Times New Roman" w:hint="eastAsia"/>
+                <w:sz w:val="24"/>
+                <w:szCs w:val="24"/>
+              </w:rPr>
+              <w:t xml:space="preserve"> </w:t>
+            </w:r>
+            <w:r>
+              <w:rPr>
+                <w:rFonts w:ascii="Times New Roman" w:eastAsia="仿宋" w:hAnsi="Times New Roman"/>
+                <w:sz w:val="24"/>
+                <w:szCs w:val="24"/>
+              </w:rPr>
+              <w:t xml:space="preserve">(Patent CN201720597493.0). </w:t>
+            </w:r>
+            <w:r>
+              <w:rPr>
+                <w:rFonts w:ascii="Times New Roman" w:eastAsia="仿宋" w:hAnsi="Times New Roman" w:hint="eastAsia"/>
+                <w:sz w:val="24"/>
+                <w:szCs w:val="24"/>
+              </w:rPr>
+              <w:t>(</w:t>
+            </w:r>
+            <w:r>
+              <w:rPr>
+                <w:rFonts w:ascii="Times New Roman" w:eastAsia="仿宋" w:hAnsi="Times New Roman" w:hint="eastAsia"/>
+                <w:sz w:val="24"/>
+                <w:szCs w:val="24"/>
+              </w:rPr>
+              <w:t>实用新型授权</w:t>
+            </w:r>
+            <w:r>
+              <w:rPr>
+                <w:rFonts w:ascii="Times New Roman" w:eastAsia="仿宋" w:hAnsi="Times New Roman" w:hint="eastAsia"/>
+                <w:sz w:val="24"/>
+                <w:szCs w:val="24"/>
+              </w:rPr>
+              <w:t>)</w:t>
+            </w:r>
+          </w:p>
+          <w:p>
+            <w:pPr>
+              <w:pStyle w:val="a3"/>
+              <w:numPr>
+                <w:ilvl w:val="0"/>
+                <w:numId w:val="3"/>
+              </w:numPr>
+              <w:adjustRightInd w:val="0"/>
+              <w:snapToGrid w:val="0"/>
+              <w:ind w:firstLineChars="0"/>
+              <w:rPr>
+                <w:rFonts w:ascii="Times New Roman" w:eastAsia="仿宋" w:hAnsi="Times New Roman"/>
+                <w:sz w:val="24"/>
+                <w:szCs w:val="24"/>
+              </w:rPr>
+            </w:pPr>
+            <w:r>
+              <w:rPr>
+                <w:rFonts w:ascii="Times New Roman" w:eastAsia="仿宋" w:hAnsi="Times New Roman" w:hint="eastAsia"/>
+                <w:sz w:val="24"/>
+                <w:szCs w:val="24"/>
+              </w:rPr>
+              <w:t>鲁正</w:t>
+            </w:r>
+            <w:r>
+              <w:rPr>
+                <w:rFonts w:ascii="Times New Roman" w:eastAsia="仿宋" w:hAnsi="Times New Roman"/>
+                <w:sz w:val="24"/>
+                <w:szCs w:val="24"/>
+              </w:rPr>
+              <w:t xml:space="preserve">, </w:t>
+            </w:r>
+            <w:r>
+              <w:rPr>
+                <w:rFonts w:ascii="Times New Roman" w:eastAsia="仿宋" w:hAnsi="Times New Roman"/>
+                <w:sz w:val="24"/>
+                <w:szCs w:val="24"/>
+              </w:rPr>
+              <w:t>宰秋锐</w:t>
+            </w:r>
+            <w:r>
+              <w:rPr>
+                <w:rFonts w:ascii="Times New Roman" w:eastAsia="仿宋" w:hAnsi="Times New Roman"/>
+                <w:sz w:val="24"/>
+                <w:szCs w:val="24"/>
+              </w:rPr>
+              <w:t xml:space="preserve">, </w:t>
+            </w:r>
+            <w:r>
+              <w:rPr>
+                <w:rFonts w:ascii="Times New Roman" w:eastAsia="仿宋" w:hAnsi="Times New Roman"/>
+                <w:sz w:val="24"/>
+                <w:szCs w:val="24"/>
+              </w:rPr>
+              <w:t>常佳奇</w:t>
+            </w:r>
+            <w:r>
+              <w:rPr>
+                <w:rFonts w:ascii="Times New Roman" w:eastAsia="仿宋" w:hAnsi="Times New Roman"/>
+                <w:sz w:val="24"/>
+                <w:szCs w:val="24"/>
+              </w:rPr>
+              <w:t xml:space="preserve">, &amp; </w:t>
+            </w:r>
+            <w:r>
+              <w:rPr>
+                <w:rFonts w:ascii="Times New Roman" w:eastAsia="仿宋" w:hAnsi="Times New Roman"/>
+                <w:b/>
+                <w:bCs/>
+                <w:sz w:val="24"/>
+                <w:szCs w:val="24"/>
+              </w:rPr>
+              <w:t>林威</w:t>
+            </w:r>
+            <w:r>
+              <w:rPr>
+                <w:rFonts w:ascii="Times New Roman" w:eastAsia="仿宋" w:hAnsi="Times New Roman"/>
+                <w:sz w:val="24"/>
+                <w:szCs w:val="24"/>
+              </w:rPr>
+              <w:t xml:space="preserve">. (2018). </w:t>
+            </w:r>
+            <w:r>
+              <w:rPr>
+                <w:rFonts w:ascii="Times New Roman" w:eastAsia="仿宋" w:hAnsi="Times New Roman"/>
+                <w:sz w:val="24"/>
+                <w:szCs w:val="24"/>
+              </w:rPr>
               <w:t>钢结构装配式建筑墙板节点</w:t>
             </w:r>
             <w:r>
@@ -9420,7 +10160,6 @@
             <w:r>
               <w:rPr>
                 <w:rFonts w:ascii="Times New Roman" w:eastAsia="仿宋" w:hAnsi="Times New Roman" w:hint="eastAsia"/>
-                <w:color w:val="0070C0"/>
                 <w:sz w:val="24"/>
                 <w:szCs w:val="24"/>
               </w:rPr>
@@ -9429,7 +10168,6 @@
             <w:r>
               <w:rPr>
                 <w:rFonts w:ascii="Times New Roman" w:eastAsia="仿宋" w:hAnsi="Times New Roman" w:hint="eastAsia"/>
-                <w:color w:val="0070C0"/>
                 <w:sz w:val="24"/>
                 <w:szCs w:val="24"/>
               </w:rPr>
@@ -9438,7 +10176,6 @@
             <w:r>
               <w:rPr>
                 <w:rFonts w:ascii="Times New Roman" w:eastAsia="仿宋" w:hAnsi="Times New Roman" w:hint="eastAsia"/>
-                <w:color w:val="0070C0"/>
                 <w:sz w:val="24"/>
                 <w:szCs w:val="24"/>
               </w:rPr>
@@ -9471,6 +10208,7 @@
                 <w:sz w:val="24"/>
                 <w:szCs w:val="24"/>
               </w:rPr>
+              <w:lastRenderedPageBreak/>
               <w:t>Software</w:t>
             </w:r>
             <w:r>
@@ -9755,16 +10493,7 @@
                 <w:sz w:val="24"/>
                 <w:szCs w:val="24"/>
               </w:rPr>
-              <w:t xml:space="preserve">Understanding tunnel point clouds using 3D deep learning, Norwegian Geotechnical Institute, online, </w:t>
-            </w:r>
-            <w:r>
-              <w:rPr>
-                <w:rFonts w:ascii="Times New Roman" w:eastAsia="仿宋" w:hAnsi="Times New Roman"/>
-                <w:sz w:val="24"/>
-                <w:szCs w:val="24"/>
-              </w:rPr>
-              <w:lastRenderedPageBreak/>
-              <w:t>01/11/2023</w:t>
+              <w:t>Understanding tunnel point clouds using 3D deep learning, Norwegian Geotechnical Institute, online, 01/11/2023</w:t>
             </w:r>
           </w:p>
           <w:p>
@@ -10900,7 +11629,6 @@
                 <w:sz w:val="32"/>
                 <w:szCs w:val="32"/>
               </w:rPr>
-              <w:lastRenderedPageBreak/>
               <w:t>Supervision</w:t>
             </w:r>
           </w:p>
@@ -11003,6 +11731,7 @@
                 <w:sz w:val="24"/>
                 <w:szCs w:val="24"/>
               </w:rPr>
+              <w:lastRenderedPageBreak/>
               <w:t xml:space="preserve">Shihan Xu, Fuzhou University, </w:t>
             </w:r>
             <w:r>
